--- a/Información de la creación del proyecto.docx
+++ b/Información de la creación del proyecto.docx
@@ -371,7 +371,21 @@
                                       <w:rPr>
                                         <w:color w:val="FFFFFF" w:themeColor="background1"/>
                                       </w:rPr>
-                                      <w:t>Proyecto propuesto en las prácticas de Globomatik para recursos humanos</w:t>
+                                      <w:t xml:space="preserve">Proyecto propuesto en las prácticas de </w:t>
+                                    </w:r>
+                                    <w:proofErr w:type="spellStart"/>
+                                    <w:r>
+                                      <w:rPr>
+                                        <w:color w:val="FFFFFF" w:themeColor="background1"/>
+                                      </w:rPr>
+                                      <w:t>Globomatik</w:t>
+                                    </w:r>
+                                    <w:proofErr w:type="spellEnd"/>
+                                    <w:r>
+                                      <w:rPr>
+                                        <w:color w:val="FFFFFF" w:themeColor="background1"/>
+                                      </w:rPr>
+                                      <w:t xml:space="preserve"> para recursos humanos</w:t>
                                     </w:r>
                                   </w:sdtContent>
                                 </w:sdt>
@@ -424,7 +438,21 @@
                                 <w:rPr>
                                   <w:color w:val="FFFFFF" w:themeColor="background1"/>
                                 </w:rPr>
-                                <w:t>Proyecto propuesto en las prácticas de Globomatik para recursos humanos</w:t>
+                                <w:t xml:space="preserve">Proyecto propuesto en las prácticas de </w:t>
+                              </w:r>
+                              <w:proofErr w:type="spellStart"/>
+                              <w:r>
+                                <w:rPr>
+                                  <w:color w:val="FFFFFF" w:themeColor="background1"/>
+                                </w:rPr>
+                                <w:t>Globomatik</w:t>
+                              </w:r>
+                              <w:proofErr w:type="spellEnd"/>
+                              <w:r>
+                                <w:rPr>
+                                  <w:color w:val="FFFFFF" w:themeColor="background1"/>
+                                </w:rPr>
+                                <w:t xml:space="preserve"> para recursos humanos</w:t>
                               </w:r>
                             </w:sdtContent>
                           </w:sdt>
@@ -881,6 +909,15 @@
     </w:sdt>
     <w:sdt>
       <w:sdtPr>
+        <w:rPr>
+          <w:rFonts w:asciiTheme="minorHAnsi" w:eastAsiaTheme="minorHAnsi" w:hAnsiTheme="minorHAnsi" w:cstheme="minorBidi"/>
+          <w:color w:val="auto"/>
+          <w:kern w:val="2"/>
+          <w:sz w:val="24"/>
+          <w:szCs w:val="24"/>
+          <w:lang w:eastAsia="en-US"/>
+          <w14:ligatures w14:val="standardContextual"/>
+        </w:rPr>
         <w:id w:val="-1693610139"/>
         <w:docPartObj>
           <w:docPartGallery w:val="Table of Contents"/>
@@ -889,15 +926,8 @@
       </w:sdtPr>
       <w:sdtEndPr>
         <w:rPr>
-          <w:rFonts w:asciiTheme="minorHAnsi" w:eastAsiaTheme="minorHAnsi" w:hAnsiTheme="minorHAnsi" w:cstheme="minorBidi"/>
           <w:b/>
           <w:bCs/>
-          <w:color w:val="auto"/>
-          <w:kern w:val="2"/>
-          <w:sz w:val="24"/>
-          <w:szCs w:val="24"/>
-          <w:lang w:eastAsia="en-US"/>
-          <w14:ligatures w14:val="standardContextual"/>
         </w:rPr>
       </w:sdtEndPr>
       <w:sdtContent>
@@ -944,526 +974,5832 @@
     </w:p>
     <w:p>
       <w:pPr>
-        <w:pStyle w:val="Ttulo1"/>
-        <w:rPr>
-          <w:u w:val="single"/>
-        </w:rPr>
-      </w:pPr>
-      <w:r>
+        <w:spacing w:before="100" w:beforeAutospacing="1" w:after="100" w:afterAutospacing="1" w:line="240" w:lineRule="auto"/>
+        <w:rPr>
+          <w:rFonts w:ascii="Times New Roman" w:eastAsia="Times New Roman" w:hAnsi="Times New Roman" w:cs="Times New Roman"/>
+          <w:b/>
+          <w:bCs/>
+          <w:kern w:val="0"/>
+          <w:lang w:eastAsia="es-ES"/>
+          <w14:ligatures w14:val="none"/>
+        </w:rPr>
+      </w:pPr>
+      <w:r>
+        <w:rPr>
+          <w:rFonts w:ascii="Times New Roman" w:eastAsia="Times New Roman" w:hAnsi="Times New Roman" w:cs="Times New Roman"/>
+          <w:b/>
+          <w:bCs/>
+          <w:kern w:val="0"/>
+          <w:lang w:eastAsia="es-ES"/>
+          <w14:ligatures w14:val="none"/>
+        </w:rPr>
         <w:lastRenderedPageBreak/>
         <w:t xml:space="preserve">1.- </w:t>
       </w:r>
-      <w:r>
-        <w:t>Backend(</w:t>
-      </w:r>
-      <w:r>
-        <w:t>Tablas</w:t>
-      </w:r>
-      <w:r>
-        <w:t>)</w:t>
+      <w:proofErr w:type="spellStart"/>
+      <w:r>
+        <w:rPr>
+          <w:rFonts w:ascii="Times New Roman" w:eastAsia="Times New Roman" w:hAnsi="Times New Roman" w:cs="Times New Roman"/>
+          <w:b/>
+          <w:bCs/>
+          <w:kern w:val="0"/>
+          <w:lang w:eastAsia="es-ES"/>
+          <w14:ligatures w14:val="none"/>
+        </w:rPr>
+        <w:t>Backend</w:t>
+      </w:r>
+      <w:proofErr w:type="spellEnd"/>
+      <w:r>
+        <w:rPr>
+          <w:rFonts w:ascii="Times New Roman" w:eastAsia="Times New Roman" w:hAnsi="Times New Roman" w:cs="Times New Roman"/>
+          <w:b/>
+          <w:bCs/>
+          <w:kern w:val="0"/>
+          <w:lang w:eastAsia="es-ES"/>
+          <w14:ligatures w14:val="none"/>
+        </w:rPr>
+        <w:t>(Tablas)</w:t>
       </w:r>
     </w:p>
     <w:p>
-      <w:r>
-        <w:t>-Users</w:t>
-      </w:r>
-      <w:r>
-        <w:br/>
-        <w:t>-departments</w:t>
-      </w:r>
-      <w:r>
-        <w:br/>
-        <w:t>-roles</w:t>
-      </w:r>
-      <w:r>
-        <w:br/>
-        <w:t>-documents</w:t>
-      </w:r>
-      <w:r>
-        <w:br/>
-        <w:t>-vacations</w:t>
-      </w:r>
-      <w:r>
-        <w:br/>
-        <w:t>-holiday_dates</w:t>
-      </w:r>
-      <w:r>
-        <w:br/>
-        <w:t>-vacation_balances</w:t>
-      </w:r>
-      <w:r>
-        <w:br/>
-        <w:t>-activity_logs</w:t>
-      </w:r>
-    </w:p>
-    <w:p/>
-    <w:p>
-      <w:r>
-        <w:t>Creamos los modelos de las tablas principales con el comando de siempre, con    -mc para las migraciones y los controles y al final añadimos –api para generar los controladores sin las vistas HTML(créate, edit), preparándolo exclusivamente para devolver un JSON.</w:t>
+      <w:pPr>
+        <w:spacing w:before="100" w:beforeAutospacing="1" w:after="100" w:afterAutospacing="1" w:line="240" w:lineRule="auto"/>
+        <w:rPr>
+          <w:rFonts w:ascii="Times New Roman" w:eastAsia="Times New Roman" w:hAnsi="Times New Roman" w:cs="Times New Roman"/>
+          <w:kern w:val="0"/>
+          <w:lang w:eastAsia="es-ES"/>
+          <w14:ligatures w14:val="none"/>
+        </w:rPr>
+      </w:pPr>
+      <w:r>
+        <w:rPr>
+          <w:rFonts w:ascii="Times New Roman" w:eastAsia="Times New Roman" w:hAnsi="Times New Roman" w:cs="Times New Roman"/>
+          <w:kern w:val="0"/>
+          <w:lang w:eastAsia="es-ES"/>
+          <w14:ligatures w14:val="none"/>
+        </w:rPr>
+        <w:t xml:space="preserve"> -Users-departments-roles-documents-vacations-holiday_dates-vacation_balances-activity_logs </w:t>
       </w:r>
     </w:p>
     <w:p>
       <w:pPr>
-        <w:rPr>
+        <w:spacing w:before="100" w:beforeAutospacing="1" w:after="100" w:afterAutospacing="1" w:line="240" w:lineRule="auto"/>
+        <w:rPr>
+          <w:rFonts w:ascii="Times New Roman" w:eastAsia="Times New Roman" w:hAnsi="Times New Roman" w:cs="Times New Roman"/>
+          <w:kern w:val="0"/>
+          <w:lang w:eastAsia="es-ES"/>
+          <w14:ligatures w14:val="none"/>
+        </w:rPr>
+      </w:pPr>
+      <w:r>
+        <w:rPr>
+          <w:rFonts w:ascii="Times New Roman" w:eastAsia="Times New Roman" w:hAnsi="Times New Roman" w:cs="Times New Roman"/>
+          <w:kern w:val="0"/>
+          <w:lang w:eastAsia="es-ES"/>
+          <w14:ligatures w14:val="none"/>
+        </w:rPr>
+        <w:t>Creamos los modelos de las tablas principales con el comando de siempre, con -</w:t>
+      </w:r>
+      <w:proofErr w:type="spellStart"/>
+      <w:r>
+        <w:rPr>
+          <w:rFonts w:ascii="Times New Roman" w:eastAsia="Times New Roman" w:hAnsi="Times New Roman" w:cs="Times New Roman"/>
+          <w:kern w:val="0"/>
+          <w:lang w:eastAsia="es-ES"/>
+          <w14:ligatures w14:val="none"/>
+        </w:rPr>
+        <w:t>mc</w:t>
+      </w:r>
+      <w:proofErr w:type="spellEnd"/>
+      <w:r>
+        <w:rPr>
+          <w:rFonts w:ascii="Times New Roman" w:eastAsia="Times New Roman" w:hAnsi="Times New Roman" w:cs="Times New Roman"/>
+          <w:kern w:val="0"/>
+          <w:lang w:eastAsia="es-ES"/>
+          <w14:ligatures w14:val="none"/>
+        </w:rPr>
+        <w:t xml:space="preserve"> para las migraciones y los controles y al final añadimos –api para generar los controladores sin las vistas HTML(créate, </w:t>
+      </w:r>
+      <w:proofErr w:type="spellStart"/>
+      <w:r>
+        <w:rPr>
+          <w:rFonts w:ascii="Times New Roman" w:eastAsia="Times New Roman" w:hAnsi="Times New Roman" w:cs="Times New Roman"/>
+          <w:kern w:val="0"/>
+          <w:lang w:eastAsia="es-ES"/>
+          <w14:ligatures w14:val="none"/>
+        </w:rPr>
+        <w:t>edit</w:t>
+      </w:r>
+      <w:proofErr w:type="spellEnd"/>
+      <w:r>
+        <w:rPr>
+          <w:rFonts w:ascii="Times New Roman" w:eastAsia="Times New Roman" w:hAnsi="Times New Roman" w:cs="Times New Roman"/>
+          <w:kern w:val="0"/>
+          <w:lang w:eastAsia="es-ES"/>
+          <w14:ligatures w14:val="none"/>
+        </w:rPr>
+        <w:t xml:space="preserve">), preparándolo exclusivamente para devolver un JSON. </w:t>
+      </w:r>
+      <w:proofErr w:type="spellStart"/>
+      <w:r>
+        <w:rPr>
+          <w:rFonts w:ascii="Times New Roman" w:eastAsia="Times New Roman" w:hAnsi="Times New Roman" w:cs="Times New Roman"/>
+          <w:kern w:val="0"/>
+          <w:lang w:eastAsia="es-ES"/>
+          <w14:ligatures w14:val="none"/>
+        </w:rPr>
+        <w:t>Ej</w:t>
+      </w:r>
+      <w:proofErr w:type="spellEnd"/>
+      <w:r>
+        <w:rPr>
+          <w:rFonts w:ascii="Times New Roman" w:eastAsia="Times New Roman" w:hAnsi="Times New Roman" w:cs="Times New Roman"/>
+          <w:kern w:val="0"/>
+          <w:lang w:eastAsia="es-ES"/>
+          <w14:ligatures w14:val="none"/>
+        </w:rPr>
+        <w:t xml:space="preserve">: </w:t>
+      </w:r>
+      <w:proofErr w:type="spellStart"/>
+      <w:r>
+        <w:rPr>
+          <w:rFonts w:ascii="Times New Roman" w:eastAsia="Times New Roman" w:hAnsi="Times New Roman" w:cs="Times New Roman"/>
+          <w:kern w:val="0"/>
+          <w:lang w:eastAsia="es-ES"/>
+          <w14:ligatures w14:val="none"/>
+        </w:rPr>
+        <w:t>php</w:t>
+      </w:r>
+      <w:proofErr w:type="spellEnd"/>
+      <w:r>
+        <w:rPr>
+          <w:rFonts w:ascii="Times New Roman" w:eastAsia="Times New Roman" w:hAnsi="Times New Roman" w:cs="Times New Roman"/>
+          <w:kern w:val="0"/>
+          <w:lang w:eastAsia="es-ES"/>
+          <w14:ligatures w14:val="none"/>
+        </w:rPr>
+        <w:t xml:space="preserve"> </w:t>
+      </w:r>
+      <w:proofErr w:type="spellStart"/>
+      <w:r>
+        <w:rPr>
+          <w:rFonts w:ascii="Times New Roman" w:eastAsia="Times New Roman" w:hAnsi="Times New Roman" w:cs="Times New Roman"/>
+          <w:kern w:val="0"/>
+          <w:lang w:eastAsia="es-ES"/>
+          <w14:ligatures w14:val="none"/>
+        </w:rPr>
+        <w:t>artisan</w:t>
+      </w:r>
+      <w:proofErr w:type="spellEnd"/>
+      <w:r>
+        <w:rPr>
+          <w:rFonts w:ascii="Times New Roman" w:eastAsia="Times New Roman" w:hAnsi="Times New Roman" w:cs="Times New Roman"/>
+          <w:kern w:val="0"/>
+          <w:lang w:eastAsia="es-ES"/>
+          <w14:ligatures w14:val="none"/>
+        </w:rPr>
+        <w:t xml:space="preserve"> </w:t>
+      </w:r>
+      <w:proofErr w:type="spellStart"/>
+      <w:r>
+        <w:rPr>
+          <w:rFonts w:ascii="Times New Roman" w:eastAsia="Times New Roman" w:hAnsi="Times New Roman" w:cs="Times New Roman"/>
+          <w:kern w:val="0"/>
+          <w:lang w:eastAsia="es-ES"/>
+          <w14:ligatures w14:val="none"/>
+        </w:rPr>
+        <w:t>make:model</w:t>
+      </w:r>
+      <w:proofErr w:type="spellEnd"/>
+      <w:r>
+        <w:rPr>
+          <w:rFonts w:ascii="Times New Roman" w:eastAsia="Times New Roman" w:hAnsi="Times New Roman" w:cs="Times New Roman"/>
+          <w:kern w:val="0"/>
+          <w:lang w:eastAsia="es-ES"/>
+          <w14:ligatures w14:val="none"/>
+        </w:rPr>
+        <w:t xml:space="preserve"> </w:t>
+      </w:r>
+      <w:proofErr w:type="spellStart"/>
+      <w:r>
+        <w:rPr>
+          <w:rFonts w:ascii="Times New Roman" w:eastAsia="Times New Roman" w:hAnsi="Times New Roman" w:cs="Times New Roman"/>
+          <w:kern w:val="0"/>
+          <w:lang w:eastAsia="es-ES"/>
+          <w14:ligatures w14:val="none"/>
+        </w:rPr>
+        <w:t>VacationBalance</w:t>
+      </w:r>
+      <w:proofErr w:type="spellEnd"/>
+      <w:r>
+        <w:rPr>
+          <w:rFonts w:ascii="Times New Roman" w:eastAsia="Times New Roman" w:hAnsi="Times New Roman" w:cs="Times New Roman"/>
+          <w:kern w:val="0"/>
+          <w:lang w:eastAsia="es-ES"/>
+          <w14:ligatures w14:val="none"/>
+        </w:rPr>
+        <w:t xml:space="preserve"> -m -c –api </w:t>
+      </w:r>
+    </w:p>
+    <w:p>
+      <w:pPr>
+        <w:spacing w:before="100" w:beforeAutospacing="1" w:after="100" w:afterAutospacing="1" w:line="240" w:lineRule="auto"/>
+        <w:rPr>
+          <w:rFonts w:ascii="Times New Roman" w:eastAsia="Times New Roman" w:hAnsi="Times New Roman" w:cs="Times New Roman"/>
+          <w:kern w:val="0"/>
+          <w:lang w:eastAsia="es-ES"/>
+          <w14:ligatures w14:val="none"/>
+        </w:rPr>
+      </w:pPr>
+      <w:r>
+        <w:rPr>
+          <w:rFonts w:ascii="Times New Roman" w:eastAsia="Times New Roman" w:hAnsi="Times New Roman" w:cs="Times New Roman"/>
+          <w:kern w:val="0"/>
+          <w:lang w:eastAsia="es-ES"/>
+          <w14:ligatures w14:val="none"/>
+        </w:rPr>
+        <w:t xml:space="preserve">Como me recomiendan paquetes externos (Roles y logs) tenemos que hacerlo de otra manera porque me pide usar paquetes de </w:t>
+      </w:r>
+      <w:proofErr w:type="spellStart"/>
+      <w:r>
+        <w:rPr>
+          <w:rFonts w:ascii="Times New Roman" w:eastAsia="Times New Roman" w:hAnsi="Times New Roman" w:cs="Times New Roman"/>
+          <w:kern w:val="0"/>
+          <w:lang w:eastAsia="es-ES"/>
+          <w14:ligatures w14:val="none"/>
+        </w:rPr>
+        <w:t>Spatie</w:t>
+      </w:r>
+      <w:proofErr w:type="spellEnd"/>
+      <w:r>
+        <w:rPr>
+          <w:rFonts w:ascii="Times New Roman" w:eastAsia="Times New Roman" w:hAnsi="Times New Roman" w:cs="Times New Roman"/>
+          <w:kern w:val="0"/>
+          <w:lang w:eastAsia="es-ES"/>
+          <w14:ligatures w14:val="none"/>
+        </w:rPr>
+        <w:t xml:space="preserve">. No se crean los modelos a mano, sino que se instalan paquetes y publicar sus tablas </w:t>
+      </w:r>
+    </w:p>
+    <w:p>
+      <w:pPr>
+        <w:spacing w:before="100" w:beforeAutospacing="1" w:after="100" w:afterAutospacing="1" w:line="240" w:lineRule="auto"/>
+        <w:rPr>
+          <w:rFonts w:ascii="Times New Roman" w:eastAsia="Times New Roman" w:hAnsi="Times New Roman" w:cs="Times New Roman"/>
+          <w:kern w:val="0"/>
+          <w:lang w:eastAsia="es-ES"/>
+          <w14:ligatures w14:val="none"/>
+        </w:rPr>
+      </w:pPr>
+      <w:r>
+        <w:rPr>
+          <w:rFonts w:ascii="Times New Roman" w:eastAsia="Times New Roman" w:hAnsi="Times New Roman" w:cs="Times New Roman"/>
+          <w:kern w:val="0"/>
+          <w:lang w:eastAsia="es-ES"/>
+          <w14:ligatures w14:val="none"/>
+        </w:rPr>
+        <w:t xml:space="preserve">Para roles y permisos </w:t>
+      </w:r>
+    </w:p>
+    <w:p>
+      <w:pPr>
+        <w:spacing w:before="100" w:beforeAutospacing="1" w:after="100" w:afterAutospacing="1" w:line="240" w:lineRule="auto"/>
+        <w:rPr>
+          <w:rFonts w:ascii="Times New Roman" w:eastAsia="Times New Roman" w:hAnsi="Times New Roman" w:cs="Times New Roman"/>
+          <w:kern w:val="0"/>
+          <w:lang w:eastAsia="es-ES"/>
+          <w14:ligatures w14:val="none"/>
+        </w:rPr>
+      </w:pPr>
+      <w:proofErr w:type="spellStart"/>
+      <w:r>
+        <w:rPr>
+          <w:rFonts w:ascii="Times New Roman" w:eastAsia="Times New Roman" w:hAnsi="Times New Roman" w:cs="Times New Roman"/>
+          <w:kern w:val="0"/>
+          <w:lang w:eastAsia="es-ES"/>
+          <w14:ligatures w14:val="none"/>
+        </w:rPr>
+        <w:t>composer</w:t>
+      </w:r>
+      <w:proofErr w:type="spellEnd"/>
+      <w:r>
+        <w:rPr>
+          <w:rFonts w:ascii="Times New Roman" w:eastAsia="Times New Roman" w:hAnsi="Times New Roman" w:cs="Times New Roman"/>
+          <w:kern w:val="0"/>
+          <w:lang w:eastAsia="es-ES"/>
+          <w14:ligatures w14:val="none"/>
+        </w:rPr>
+        <w:t xml:space="preserve"> </w:t>
+      </w:r>
+      <w:proofErr w:type="spellStart"/>
+      <w:r>
+        <w:rPr>
+          <w:rFonts w:ascii="Times New Roman" w:eastAsia="Times New Roman" w:hAnsi="Times New Roman" w:cs="Times New Roman"/>
+          <w:kern w:val="0"/>
+          <w:lang w:eastAsia="es-ES"/>
+          <w14:ligatures w14:val="none"/>
+        </w:rPr>
+        <w:t>require</w:t>
+      </w:r>
+      <w:proofErr w:type="spellEnd"/>
+      <w:r>
+        <w:rPr>
+          <w:rFonts w:ascii="Times New Roman" w:eastAsia="Times New Roman" w:hAnsi="Times New Roman" w:cs="Times New Roman"/>
+          <w:kern w:val="0"/>
+          <w:lang w:eastAsia="es-ES"/>
+          <w14:ligatures w14:val="none"/>
+        </w:rPr>
+        <w:t xml:space="preserve"> </w:t>
+      </w:r>
+      <w:proofErr w:type="spellStart"/>
+      <w:r>
+        <w:rPr>
+          <w:rFonts w:ascii="Times New Roman" w:eastAsia="Times New Roman" w:hAnsi="Times New Roman" w:cs="Times New Roman"/>
+          <w:kern w:val="0"/>
+          <w:lang w:eastAsia="es-ES"/>
+          <w14:ligatures w14:val="none"/>
+        </w:rPr>
+        <w:t>spatie</w:t>
+      </w:r>
+      <w:proofErr w:type="spellEnd"/>
+      <w:r>
+        <w:rPr>
+          <w:rFonts w:ascii="Times New Roman" w:eastAsia="Times New Roman" w:hAnsi="Times New Roman" w:cs="Times New Roman"/>
+          <w:kern w:val="0"/>
+          <w:lang w:eastAsia="es-ES"/>
+          <w14:ligatures w14:val="none"/>
+        </w:rPr>
+        <w:t>/</w:t>
+      </w:r>
+      <w:proofErr w:type="spellStart"/>
+      <w:r>
+        <w:rPr>
+          <w:rFonts w:ascii="Times New Roman" w:eastAsia="Times New Roman" w:hAnsi="Times New Roman" w:cs="Times New Roman"/>
+          <w:kern w:val="0"/>
+          <w:lang w:eastAsia="es-ES"/>
+          <w14:ligatures w14:val="none"/>
+        </w:rPr>
+        <w:t>laravel-permission</w:t>
+      </w:r>
+      <w:proofErr w:type="spellEnd"/>
+      <w:r>
+        <w:rPr>
+          <w:rFonts w:ascii="Times New Roman" w:eastAsia="Times New Roman" w:hAnsi="Times New Roman" w:cs="Times New Roman"/>
+          <w:kern w:val="0"/>
+          <w:lang w:eastAsia="es-ES"/>
+          <w14:ligatures w14:val="none"/>
+        </w:rPr>
+        <w:t xml:space="preserve"> </w:t>
+      </w:r>
+      <w:proofErr w:type="spellStart"/>
+      <w:r>
+        <w:rPr>
+          <w:rFonts w:ascii="Times New Roman" w:eastAsia="Times New Roman" w:hAnsi="Times New Roman" w:cs="Times New Roman"/>
+          <w:kern w:val="0"/>
+          <w:lang w:eastAsia="es-ES"/>
+          <w14:ligatures w14:val="none"/>
+        </w:rPr>
+        <w:t>php</w:t>
+      </w:r>
+      <w:proofErr w:type="spellEnd"/>
+      <w:r>
+        <w:rPr>
+          <w:rFonts w:ascii="Times New Roman" w:eastAsia="Times New Roman" w:hAnsi="Times New Roman" w:cs="Times New Roman"/>
+          <w:kern w:val="0"/>
+          <w:lang w:eastAsia="es-ES"/>
+          <w14:ligatures w14:val="none"/>
+        </w:rPr>
+        <w:t xml:space="preserve"> </w:t>
+      </w:r>
+      <w:proofErr w:type="spellStart"/>
+      <w:r>
+        <w:rPr>
+          <w:rFonts w:ascii="Times New Roman" w:eastAsia="Times New Roman" w:hAnsi="Times New Roman" w:cs="Times New Roman"/>
+          <w:kern w:val="0"/>
+          <w:lang w:eastAsia="es-ES"/>
+          <w14:ligatures w14:val="none"/>
+        </w:rPr>
+        <w:t>artisan</w:t>
+      </w:r>
+      <w:proofErr w:type="spellEnd"/>
+      <w:r>
+        <w:rPr>
+          <w:rFonts w:ascii="Times New Roman" w:eastAsia="Times New Roman" w:hAnsi="Times New Roman" w:cs="Times New Roman"/>
+          <w:kern w:val="0"/>
+          <w:lang w:eastAsia="es-ES"/>
+          <w14:ligatures w14:val="none"/>
+        </w:rPr>
+        <w:t xml:space="preserve"> </w:t>
+      </w:r>
+      <w:proofErr w:type="spellStart"/>
+      <w:r>
+        <w:rPr>
+          <w:rFonts w:ascii="Times New Roman" w:eastAsia="Times New Roman" w:hAnsi="Times New Roman" w:cs="Times New Roman"/>
+          <w:kern w:val="0"/>
+          <w:lang w:eastAsia="es-ES"/>
+          <w14:ligatures w14:val="none"/>
+        </w:rPr>
+        <w:t>vendor:publish</w:t>
+      </w:r>
+      <w:proofErr w:type="spellEnd"/>
+      <w:r>
+        <w:rPr>
+          <w:rFonts w:ascii="Times New Roman" w:eastAsia="Times New Roman" w:hAnsi="Times New Roman" w:cs="Times New Roman"/>
+          <w:kern w:val="0"/>
+          <w:lang w:eastAsia="es-ES"/>
+          <w14:ligatures w14:val="none"/>
+        </w:rPr>
+        <w:t xml:space="preserve"> --</w:t>
+      </w:r>
+      <w:proofErr w:type="spellStart"/>
+      <w:r>
+        <w:rPr>
+          <w:rFonts w:ascii="Times New Roman" w:eastAsia="Times New Roman" w:hAnsi="Times New Roman" w:cs="Times New Roman"/>
+          <w:kern w:val="0"/>
+          <w:lang w:eastAsia="es-ES"/>
+          <w14:ligatures w14:val="none"/>
+        </w:rPr>
+        <w:t>provider</w:t>
+      </w:r>
+      <w:proofErr w:type="spellEnd"/>
+      <w:r>
+        <w:rPr>
+          <w:rFonts w:ascii="Times New Roman" w:eastAsia="Times New Roman" w:hAnsi="Times New Roman" w:cs="Times New Roman"/>
+          <w:kern w:val="0"/>
+          <w:lang w:eastAsia="es-ES"/>
+          <w14:ligatures w14:val="none"/>
+        </w:rPr>
+        <w:t>="</w:t>
+      </w:r>
+      <w:proofErr w:type="spellStart"/>
+      <w:r>
+        <w:rPr>
+          <w:rFonts w:ascii="Times New Roman" w:eastAsia="Times New Roman" w:hAnsi="Times New Roman" w:cs="Times New Roman"/>
+          <w:kern w:val="0"/>
+          <w:lang w:eastAsia="es-ES"/>
+          <w14:ligatures w14:val="none"/>
+        </w:rPr>
+        <w:t>Spatie</w:t>
+      </w:r>
+      <w:proofErr w:type="spellEnd"/>
+      <w:r>
+        <w:rPr>
+          <w:rFonts w:ascii="Times New Roman" w:eastAsia="Times New Roman" w:hAnsi="Times New Roman" w:cs="Times New Roman"/>
+          <w:kern w:val="0"/>
+          <w:lang w:eastAsia="es-ES"/>
+          <w14:ligatures w14:val="none"/>
+        </w:rPr>
+        <w:t>\</w:t>
+      </w:r>
+      <w:proofErr w:type="spellStart"/>
+      <w:r>
+        <w:rPr>
+          <w:rFonts w:ascii="Times New Roman" w:eastAsia="Times New Roman" w:hAnsi="Times New Roman" w:cs="Times New Roman"/>
+          <w:kern w:val="0"/>
+          <w:lang w:eastAsia="es-ES"/>
+          <w14:ligatures w14:val="none"/>
+        </w:rPr>
+        <w:t>Permission</w:t>
+      </w:r>
+      <w:proofErr w:type="spellEnd"/>
+      <w:r>
+        <w:rPr>
+          <w:rFonts w:ascii="Times New Roman" w:eastAsia="Times New Roman" w:hAnsi="Times New Roman" w:cs="Times New Roman"/>
+          <w:kern w:val="0"/>
+          <w:lang w:eastAsia="es-ES"/>
+          <w14:ligatures w14:val="none"/>
+        </w:rPr>
+        <w:t>\</w:t>
+      </w:r>
+      <w:proofErr w:type="spellStart"/>
+      <w:r>
+        <w:rPr>
+          <w:rFonts w:ascii="Times New Roman" w:eastAsia="Times New Roman" w:hAnsi="Times New Roman" w:cs="Times New Roman"/>
+          <w:kern w:val="0"/>
+          <w:lang w:eastAsia="es-ES"/>
+          <w14:ligatures w14:val="none"/>
+        </w:rPr>
+        <w:t>PermissionServiceProvider</w:t>
+      </w:r>
+      <w:proofErr w:type="spellEnd"/>
+      <w:r>
+        <w:rPr>
+          <w:rFonts w:ascii="Times New Roman" w:eastAsia="Times New Roman" w:hAnsi="Times New Roman" w:cs="Times New Roman"/>
+          <w:kern w:val="0"/>
+          <w:lang w:eastAsia="es-ES"/>
+          <w14:ligatures w14:val="none"/>
+        </w:rPr>
+        <w:t xml:space="preserve">" </w:t>
+      </w:r>
+    </w:p>
+    <w:p>
+      <w:pPr>
+        <w:spacing w:before="100" w:beforeAutospacing="1" w:after="100" w:afterAutospacing="1" w:line="240" w:lineRule="auto"/>
+        <w:rPr>
+          <w:rFonts w:ascii="Times New Roman" w:eastAsia="Times New Roman" w:hAnsi="Times New Roman" w:cs="Times New Roman"/>
+          <w:kern w:val="0"/>
+          <w:lang w:eastAsia="es-ES"/>
+          <w14:ligatures w14:val="none"/>
+        </w:rPr>
+      </w:pPr>
+      <w:r>
+        <w:rPr>
+          <w:rFonts w:ascii="Times New Roman" w:eastAsia="Times New Roman" w:hAnsi="Times New Roman" w:cs="Times New Roman"/>
+          <w:kern w:val="0"/>
+          <w:lang w:eastAsia="es-ES"/>
+          <w14:ligatures w14:val="none"/>
+        </w:rPr>
+        <w:t xml:space="preserve">Para los logs de auditoría </w:t>
+      </w:r>
+    </w:p>
+    <w:p>
+      <w:pPr>
+        <w:spacing w:before="100" w:beforeAutospacing="1" w:after="100" w:afterAutospacing="1" w:line="240" w:lineRule="auto"/>
+        <w:rPr>
+          <w:rFonts w:ascii="Times New Roman" w:eastAsia="Times New Roman" w:hAnsi="Times New Roman" w:cs="Times New Roman"/>
+          <w:kern w:val="0"/>
+          <w:lang w:eastAsia="es-ES"/>
+          <w14:ligatures w14:val="none"/>
+        </w:rPr>
+      </w:pPr>
+      <w:proofErr w:type="spellStart"/>
+      <w:r>
+        <w:rPr>
+          <w:rFonts w:ascii="Times New Roman" w:eastAsia="Times New Roman" w:hAnsi="Times New Roman" w:cs="Times New Roman"/>
+          <w:kern w:val="0"/>
+          <w:lang w:eastAsia="es-ES"/>
+          <w14:ligatures w14:val="none"/>
+        </w:rPr>
+        <w:t>composer</w:t>
+      </w:r>
+      <w:proofErr w:type="spellEnd"/>
+      <w:r>
+        <w:rPr>
+          <w:rFonts w:ascii="Times New Roman" w:eastAsia="Times New Roman" w:hAnsi="Times New Roman" w:cs="Times New Roman"/>
+          <w:kern w:val="0"/>
+          <w:lang w:eastAsia="es-ES"/>
+          <w14:ligatures w14:val="none"/>
+        </w:rPr>
+        <w:t xml:space="preserve"> </w:t>
+      </w:r>
+      <w:proofErr w:type="spellStart"/>
+      <w:r>
+        <w:rPr>
+          <w:rFonts w:ascii="Times New Roman" w:eastAsia="Times New Roman" w:hAnsi="Times New Roman" w:cs="Times New Roman"/>
+          <w:kern w:val="0"/>
+          <w:lang w:eastAsia="es-ES"/>
+          <w14:ligatures w14:val="none"/>
+        </w:rPr>
+        <w:t>require</w:t>
+      </w:r>
+      <w:proofErr w:type="spellEnd"/>
+      <w:r>
+        <w:rPr>
+          <w:rFonts w:ascii="Times New Roman" w:eastAsia="Times New Roman" w:hAnsi="Times New Roman" w:cs="Times New Roman"/>
+          <w:kern w:val="0"/>
+          <w:lang w:eastAsia="es-ES"/>
+          <w14:ligatures w14:val="none"/>
+        </w:rPr>
+        <w:t xml:space="preserve"> </w:t>
+      </w:r>
+      <w:proofErr w:type="spellStart"/>
+      <w:r>
+        <w:rPr>
+          <w:rFonts w:ascii="Times New Roman" w:eastAsia="Times New Roman" w:hAnsi="Times New Roman" w:cs="Times New Roman"/>
+          <w:kern w:val="0"/>
+          <w:lang w:eastAsia="es-ES"/>
+          <w14:ligatures w14:val="none"/>
+        </w:rPr>
+        <w:t>spatie</w:t>
+      </w:r>
+      <w:proofErr w:type="spellEnd"/>
+      <w:r>
+        <w:rPr>
+          <w:rFonts w:ascii="Times New Roman" w:eastAsia="Times New Roman" w:hAnsi="Times New Roman" w:cs="Times New Roman"/>
+          <w:kern w:val="0"/>
+          <w:lang w:eastAsia="es-ES"/>
+          <w14:ligatures w14:val="none"/>
+        </w:rPr>
+        <w:t>/</w:t>
+      </w:r>
+      <w:proofErr w:type="spellStart"/>
+      <w:r>
+        <w:rPr>
+          <w:rFonts w:ascii="Times New Roman" w:eastAsia="Times New Roman" w:hAnsi="Times New Roman" w:cs="Times New Roman"/>
+          <w:kern w:val="0"/>
+          <w:lang w:eastAsia="es-ES"/>
+          <w14:ligatures w14:val="none"/>
+        </w:rPr>
+        <w:t>laravel-activitylog</w:t>
+      </w:r>
+      <w:proofErr w:type="spellEnd"/>
+      <w:r>
+        <w:rPr>
+          <w:rFonts w:ascii="Times New Roman" w:eastAsia="Times New Roman" w:hAnsi="Times New Roman" w:cs="Times New Roman"/>
+          <w:kern w:val="0"/>
+          <w:lang w:eastAsia="es-ES"/>
+          <w14:ligatures w14:val="none"/>
+        </w:rPr>
+        <w:t xml:space="preserve"> </w:t>
+      </w:r>
+      <w:proofErr w:type="spellStart"/>
+      <w:r>
+        <w:rPr>
+          <w:rFonts w:ascii="Times New Roman" w:eastAsia="Times New Roman" w:hAnsi="Times New Roman" w:cs="Times New Roman"/>
+          <w:kern w:val="0"/>
+          <w:lang w:eastAsia="es-ES"/>
+          <w14:ligatures w14:val="none"/>
+        </w:rPr>
+        <w:t>php</w:t>
+      </w:r>
+      <w:proofErr w:type="spellEnd"/>
+      <w:r>
+        <w:rPr>
+          <w:rFonts w:ascii="Times New Roman" w:eastAsia="Times New Roman" w:hAnsi="Times New Roman" w:cs="Times New Roman"/>
+          <w:kern w:val="0"/>
+          <w:lang w:eastAsia="es-ES"/>
+          <w14:ligatures w14:val="none"/>
+        </w:rPr>
+        <w:t xml:space="preserve"> </w:t>
+      </w:r>
+      <w:proofErr w:type="spellStart"/>
+      <w:r>
+        <w:rPr>
+          <w:rFonts w:ascii="Times New Roman" w:eastAsia="Times New Roman" w:hAnsi="Times New Roman" w:cs="Times New Roman"/>
+          <w:kern w:val="0"/>
+          <w:lang w:eastAsia="es-ES"/>
+          <w14:ligatures w14:val="none"/>
+        </w:rPr>
+        <w:t>artisan</w:t>
+      </w:r>
+      <w:proofErr w:type="spellEnd"/>
+      <w:r>
+        <w:rPr>
+          <w:rFonts w:ascii="Times New Roman" w:eastAsia="Times New Roman" w:hAnsi="Times New Roman" w:cs="Times New Roman"/>
+          <w:kern w:val="0"/>
+          <w:lang w:eastAsia="es-ES"/>
+          <w14:ligatures w14:val="none"/>
+        </w:rPr>
+        <w:t xml:space="preserve"> </w:t>
+      </w:r>
+      <w:proofErr w:type="spellStart"/>
+      <w:r>
+        <w:rPr>
+          <w:rFonts w:ascii="Times New Roman" w:eastAsia="Times New Roman" w:hAnsi="Times New Roman" w:cs="Times New Roman"/>
+          <w:kern w:val="0"/>
+          <w:lang w:eastAsia="es-ES"/>
+          <w14:ligatures w14:val="none"/>
+        </w:rPr>
+        <w:t>vendor:publish</w:t>
+      </w:r>
+      <w:proofErr w:type="spellEnd"/>
+      <w:r>
+        <w:rPr>
+          <w:rFonts w:ascii="Times New Roman" w:eastAsia="Times New Roman" w:hAnsi="Times New Roman" w:cs="Times New Roman"/>
+          <w:kern w:val="0"/>
+          <w:lang w:eastAsia="es-ES"/>
+          <w14:ligatures w14:val="none"/>
+        </w:rPr>
+        <w:t xml:space="preserve"> --</w:t>
+      </w:r>
+      <w:proofErr w:type="spellStart"/>
+      <w:r>
+        <w:rPr>
+          <w:rFonts w:ascii="Times New Roman" w:eastAsia="Times New Roman" w:hAnsi="Times New Roman" w:cs="Times New Roman"/>
+          <w:kern w:val="0"/>
+          <w:lang w:eastAsia="es-ES"/>
+          <w14:ligatures w14:val="none"/>
+        </w:rPr>
+        <w:t>provider</w:t>
+      </w:r>
+      <w:proofErr w:type="spellEnd"/>
+      <w:r>
+        <w:rPr>
+          <w:rFonts w:ascii="Times New Roman" w:eastAsia="Times New Roman" w:hAnsi="Times New Roman" w:cs="Times New Roman"/>
+          <w:kern w:val="0"/>
+          <w:lang w:eastAsia="es-ES"/>
+          <w14:ligatures w14:val="none"/>
+        </w:rPr>
+        <w:t>="</w:t>
+      </w:r>
+      <w:proofErr w:type="spellStart"/>
+      <w:r>
+        <w:rPr>
+          <w:rFonts w:ascii="Times New Roman" w:eastAsia="Times New Roman" w:hAnsi="Times New Roman" w:cs="Times New Roman"/>
+          <w:kern w:val="0"/>
+          <w:lang w:eastAsia="es-ES"/>
+          <w14:ligatures w14:val="none"/>
+        </w:rPr>
+        <w:t>Spatie</w:t>
+      </w:r>
+      <w:proofErr w:type="spellEnd"/>
+      <w:r>
+        <w:rPr>
+          <w:rFonts w:ascii="Times New Roman" w:eastAsia="Times New Roman" w:hAnsi="Times New Roman" w:cs="Times New Roman"/>
+          <w:kern w:val="0"/>
+          <w:lang w:eastAsia="es-ES"/>
+          <w14:ligatures w14:val="none"/>
+        </w:rPr>
+        <w:t>\</w:t>
+      </w:r>
+      <w:proofErr w:type="spellStart"/>
+      <w:r>
+        <w:rPr>
+          <w:rFonts w:ascii="Times New Roman" w:eastAsia="Times New Roman" w:hAnsi="Times New Roman" w:cs="Times New Roman"/>
+          <w:kern w:val="0"/>
+          <w:lang w:eastAsia="es-ES"/>
+          <w14:ligatures w14:val="none"/>
+        </w:rPr>
+        <w:t>Activitylog</w:t>
+      </w:r>
+      <w:proofErr w:type="spellEnd"/>
+      <w:r>
+        <w:rPr>
+          <w:rFonts w:ascii="Times New Roman" w:eastAsia="Times New Roman" w:hAnsi="Times New Roman" w:cs="Times New Roman"/>
+          <w:kern w:val="0"/>
+          <w:lang w:eastAsia="es-ES"/>
+          <w14:ligatures w14:val="none"/>
+        </w:rPr>
+        <w:t>\</w:t>
+      </w:r>
+      <w:proofErr w:type="spellStart"/>
+      <w:r>
+        <w:rPr>
+          <w:rFonts w:ascii="Times New Roman" w:eastAsia="Times New Roman" w:hAnsi="Times New Roman" w:cs="Times New Roman"/>
+          <w:kern w:val="0"/>
+          <w:lang w:eastAsia="es-ES"/>
+          <w14:ligatures w14:val="none"/>
+        </w:rPr>
+        <w:t>ActivitylogServiceProvider</w:t>
+      </w:r>
+      <w:proofErr w:type="spellEnd"/>
+      <w:r>
+        <w:rPr>
+          <w:rFonts w:ascii="Times New Roman" w:eastAsia="Times New Roman" w:hAnsi="Times New Roman" w:cs="Times New Roman"/>
+          <w:kern w:val="0"/>
+          <w:lang w:eastAsia="es-ES"/>
+          <w14:ligatures w14:val="none"/>
+        </w:rPr>
+        <w:t>" --tag="</w:t>
+      </w:r>
+      <w:proofErr w:type="spellStart"/>
+      <w:r>
+        <w:rPr>
+          <w:rFonts w:ascii="Times New Roman" w:eastAsia="Times New Roman" w:hAnsi="Times New Roman" w:cs="Times New Roman"/>
+          <w:kern w:val="0"/>
+          <w:lang w:eastAsia="es-ES"/>
+          <w14:ligatures w14:val="none"/>
+        </w:rPr>
+        <w:t>activitylog-migrations</w:t>
+      </w:r>
+      <w:proofErr w:type="spellEnd"/>
+      <w:r>
+        <w:rPr>
+          <w:rFonts w:ascii="Times New Roman" w:eastAsia="Times New Roman" w:hAnsi="Times New Roman" w:cs="Times New Roman"/>
+          <w:kern w:val="0"/>
+          <w:lang w:eastAsia="es-ES"/>
+          <w14:ligatures w14:val="none"/>
+        </w:rPr>
+        <w:t xml:space="preserve">" </w:t>
+      </w:r>
+    </w:p>
+    <w:p>
+      <w:pPr>
+        <w:spacing w:before="100" w:beforeAutospacing="1" w:after="100" w:afterAutospacing="1" w:line="240" w:lineRule="auto"/>
+        <w:rPr>
+          <w:rFonts w:ascii="Times New Roman" w:eastAsia="Times New Roman" w:hAnsi="Times New Roman" w:cs="Times New Roman"/>
+          <w:kern w:val="0"/>
+          <w:lang w:eastAsia="es-ES"/>
+          <w14:ligatures w14:val="none"/>
+        </w:rPr>
+      </w:pPr>
+      <w:r>
+        <w:rPr>
+          <w:rFonts w:ascii="Times New Roman" w:eastAsia="Times New Roman" w:hAnsi="Times New Roman" w:cs="Times New Roman"/>
           <w:b/>
           <w:bCs/>
-        </w:rPr>
-      </w:pPr>
-      <w:r>
-        <w:t xml:space="preserve">Ej: </w:t>
-      </w:r>
-      <w:r>
-        <w:rPr>
+          <w:kern w:val="0"/>
+          <w:lang w:eastAsia="es-ES"/>
+          <w14:ligatures w14:val="none"/>
+        </w:rPr>
+        <w:t xml:space="preserve">1.1.- Uso de </w:t>
+      </w:r>
+      <w:proofErr w:type="spellStart"/>
+      <w:r>
+        <w:rPr>
+          <w:rFonts w:ascii="Times New Roman" w:eastAsia="Times New Roman" w:hAnsi="Times New Roman" w:cs="Times New Roman"/>
           <w:b/>
           <w:bCs/>
-        </w:rPr>
-        <w:t xml:space="preserve">php artisan make:model VacationBalance -m -c </w:t>
-      </w:r>
-      <w:r>
-        <w:rPr>
+          <w:kern w:val="0"/>
+          <w:lang w:eastAsia="es-ES"/>
+          <w14:ligatures w14:val="none"/>
+        </w:rPr>
+        <w:t>Spatie</w:t>
+      </w:r>
+      <w:proofErr w:type="spellEnd"/>
+      <w:r>
+        <w:rPr>
+          <w:rFonts w:ascii="Times New Roman" w:eastAsia="Times New Roman" w:hAnsi="Times New Roman" w:cs="Times New Roman"/>
           <w:b/>
           <w:bCs/>
-        </w:rPr>
-        <w:t>–</w:t>
-      </w:r>
-      <w:r>
-        <w:rPr>
+          <w:kern w:val="0"/>
+          <w:lang w:eastAsia="es-ES"/>
+          <w14:ligatures w14:val="none"/>
+        </w:rPr>
+        <w:t xml:space="preserve"> (Explicación IA)</w:t>
+      </w:r>
+      <w:r>
+        <w:rPr>
+          <w:rFonts w:ascii="Times New Roman" w:eastAsia="Times New Roman" w:hAnsi="Times New Roman" w:cs="Times New Roman"/>
+          <w:kern w:val="0"/>
+          <w:lang w:eastAsia="es-ES"/>
+          <w14:ligatures w14:val="none"/>
+        </w:rPr>
+        <w:t xml:space="preserve"> </w:t>
+      </w:r>
+    </w:p>
+    <w:p>
+      <w:pPr>
+        <w:numPr>
+          <w:ilvl w:val="0"/>
+          <w:numId w:val="4"/>
+        </w:numPr>
+        <w:spacing w:before="100" w:beforeAutospacing="1" w:after="100" w:afterAutospacing="1" w:line="240" w:lineRule="auto"/>
+        <w:rPr>
+          <w:rFonts w:ascii="Times New Roman" w:eastAsia="Times New Roman" w:hAnsi="Times New Roman" w:cs="Times New Roman"/>
+          <w:kern w:val="0"/>
+          <w:lang w:eastAsia="es-ES"/>
+          <w14:ligatures w14:val="none"/>
+        </w:rPr>
+      </w:pPr>
+      <w:proofErr w:type="spellStart"/>
+      <w:r>
+        <w:rPr>
+          <w:rFonts w:ascii="Times New Roman" w:eastAsia="Times New Roman" w:hAnsi="Times New Roman" w:cs="Times New Roman"/>
+          <w:kern w:val="0"/>
+          <w:lang w:eastAsia="es-ES"/>
+          <w14:ligatures w14:val="none"/>
+        </w:rPr>
+        <w:t>spatie</w:t>
+      </w:r>
+      <w:proofErr w:type="spellEnd"/>
+      <w:r>
+        <w:rPr>
+          <w:rFonts w:ascii="Times New Roman" w:eastAsia="Times New Roman" w:hAnsi="Times New Roman" w:cs="Times New Roman"/>
+          <w:kern w:val="0"/>
+          <w:lang w:eastAsia="es-ES"/>
+          <w14:ligatures w14:val="none"/>
+        </w:rPr>
+        <w:t>/</w:t>
+      </w:r>
+      <w:proofErr w:type="spellStart"/>
+      <w:r>
+        <w:rPr>
+          <w:rFonts w:ascii="Times New Roman" w:eastAsia="Times New Roman" w:hAnsi="Times New Roman" w:cs="Times New Roman"/>
+          <w:kern w:val="0"/>
+          <w:lang w:eastAsia="es-ES"/>
+          <w14:ligatures w14:val="none"/>
+        </w:rPr>
+        <w:t>laravel-permission</w:t>
+      </w:r>
+      <w:proofErr w:type="spellEnd"/>
+      <w:r>
+        <w:rPr>
+          <w:rFonts w:ascii="Times New Roman" w:eastAsia="Times New Roman" w:hAnsi="Times New Roman" w:cs="Times New Roman"/>
+          <w:kern w:val="0"/>
+          <w:lang w:eastAsia="es-ES"/>
+          <w14:ligatures w14:val="none"/>
+        </w:rPr>
+        <w:t xml:space="preserve"> (Gestión de Roles y Permisos) En lugar de que tú tengas que programar desde cero la lógica de "quién puede hacer qué" y crear múltiples tablas complejas, este paquete te lo da hecho. Para qué sirve en tu proyecto: Te permite asignar autorizaciones nativas con los roles requeridos: </w:t>
+      </w:r>
+      <w:proofErr w:type="spellStart"/>
+      <w:r>
+        <w:rPr>
+          <w:rFonts w:ascii="Times New Roman" w:eastAsia="Times New Roman" w:hAnsi="Times New Roman" w:cs="Times New Roman"/>
+          <w:kern w:val="0"/>
+          <w:lang w:eastAsia="es-ES"/>
+          <w14:ligatures w14:val="none"/>
+        </w:rPr>
+        <w:t>admin</w:t>
+      </w:r>
+      <w:proofErr w:type="spellEnd"/>
+      <w:r>
+        <w:rPr>
+          <w:rFonts w:ascii="Times New Roman" w:eastAsia="Times New Roman" w:hAnsi="Times New Roman" w:cs="Times New Roman"/>
+          <w:kern w:val="0"/>
+          <w:lang w:eastAsia="es-ES"/>
+          <w14:ligatures w14:val="none"/>
+        </w:rPr>
+        <w:t xml:space="preserve">, </w:t>
+      </w:r>
+      <w:proofErr w:type="spellStart"/>
+      <w:r>
+        <w:rPr>
+          <w:rFonts w:ascii="Times New Roman" w:eastAsia="Times New Roman" w:hAnsi="Times New Roman" w:cs="Times New Roman"/>
+          <w:kern w:val="0"/>
+          <w:lang w:eastAsia="es-ES"/>
+          <w14:ligatures w14:val="none"/>
+        </w:rPr>
+        <w:t>hr_director</w:t>
+      </w:r>
+      <w:proofErr w:type="spellEnd"/>
+      <w:r>
+        <w:rPr>
+          <w:rFonts w:ascii="Times New Roman" w:eastAsia="Times New Roman" w:hAnsi="Times New Roman" w:cs="Times New Roman"/>
+          <w:kern w:val="0"/>
+          <w:lang w:eastAsia="es-ES"/>
+          <w14:ligatures w14:val="none"/>
+        </w:rPr>
+        <w:t xml:space="preserve">, y </w:t>
+      </w:r>
+      <w:proofErr w:type="spellStart"/>
+      <w:r>
+        <w:rPr>
+          <w:rFonts w:ascii="Times New Roman" w:eastAsia="Times New Roman" w:hAnsi="Times New Roman" w:cs="Times New Roman"/>
+          <w:kern w:val="0"/>
+          <w:lang w:eastAsia="es-ES"/>
+          <w14:ligatures w14:val="none"/>
+        </w:rPr>
+        <w:t>employee</w:t>
+      </w:r>
+      <w:proofErr w:type="spellEnd"/>
+      <w:r>
+        <w:rPr>
+          <w:rFonts w:ascii="Times New Roman" w:eastAsia="Times New Roman" w:hAnsi="Times New Roman" w:cs="Times New Roman"/>
+          <w:kern w:val="0"/>
+          <w:lang w:eastAsia="es-ES"/>
+          <w14:ligatures w14:val="none"/>
+        </w:rPr>
+        <w:t xml:space="preserve">. Tablas que genera: Crea automáticamente las tablas roles y </w:t>
+      </w:r>
+      <w:proofErr w:type="spellStart"/>
+      <w:r>
+        <w:rPr>
+          <w:rFonts w:ascii="Times New Roman" w:eastAsia="Times New Roman" w:hAnsi="Times New Roman" w:cs="Times New Roman"/>
+          <w:kern w:val="0"/>
+          <w:lang w:eastAsia="es-ES"/>
+          <w14:ligatures w14:val="none"/>
+        </w:rPr>
+        <w:t>model_has_roles</w:t>
+      </w:r>
+      <w:proofErr w:type="spellEnd"/>
+      <w:r>
+        <w:rPr>
+          <w:rFonts w:ascii="Times New Roman" w:eastAsia="Times New Roman" w:hAnsi="Times New Roman" w:cs="Times New Roman"/>
+          <w:kern w:val="0"/>
+          <w:lang w:eastAsia="es-ES"/>
+          <w14:ligatures w14:val="none"/>
+        </w:rPr>
+        <w:t xml:space="preserve"> (entre otras). Ejemplo práctico: Gracias a esto, con una simple línea de código como $</w:t>
+      </w:r>
+      <w:proofErr w:type="spellStart"/>
+      <w:r>
+        <w:rPr>
+          <w:rFonts w:ascii="Times New Roman" w:eastAsia="Times New Roman" w:hAnsi="Times New Roman" w:cs="Times New Roman"/>
+          <w:kern w:val="0"/>
+          <w:lang w:eastAsia="es-ES"/>
+          <w14:ligatures w14:val="none"/>
+        </w:rPr>
+        <w:t>user</w:t>
+      </w:r>
+      <w:proofErr w:type="spellEnd"/>
+      <w:r>
+        <w:rPr>
+          <w:rFonts w:ascii="Times New Roman" w:eastAsia="Times New Roman" w:hAnsi="Times New Roman" w:cs="Times New Roman"/>
+          <w:kern w:val="0"/>
+          <w:lang w:eastAsia="es-ES"/>
+          <w14:ligatures w14:val="none"/>
+        </w:rPr>
+        <w:t>-&gt;</w:t>
+      </w:r>
+      <w:proofErr w:type="spellStart"/>
+      <w:r>
+        <w:rPr>
+          <w:rFonts w:ascii="Times New Roman" w:eastAsia="Times New Roman" w:hAnsi="Times New Roman" w:cs="Times New Roman"/>
+          <w:kern w:val="0"/>
+          <w:lang w:eastAsia="es-ES"/>
+          <w14:ligatures w14:val="none"/>
+        </w:rPr>
+        <w:t>hasRole</w:t>
+      </w:r>
+      <w:proofErr w:type="spellEnd"/>
+      <w:r>
+        <w:rPr>
+          <w:rFonts w:ascii="Times New Roman" w:eastAsia="Times New Roman" w:hAnsi="Times New Roman" w:cs="Times New Roman"/>
+          <w:kern w:val="0"/>
+          <w:lang w:eastAsia="es-ES"/>
+          <w14:ligatures w14:val="none"/>
+        </w:rPr>
+        <w:t>('</w:t>
+      </w:r>
+      <w:proofErr w:type="spellStart"/>
+      <w:r>
+        <w:rPr>
+          <w:rFonts w:ascii="Times New Roman" w:eastAsia="Times New Roman" w:hAnsi="Times New Roman" w:cs="Times New Roman"/>
+          <w:kern w:val="0"/>
+          <w:lang w:eastAsia="es-ES"/>
+          <w14:ligatures w14:val="none"/>
+        </w:rPr>
+        <w:t>hr_director</w:t>
+      </w:r>
+      <w:proofErr w:type="spellEnd"/>
+      <w:r>
+        <w:rPr>
+          <w:rFonts w:ascii="Times New Roman" w:eastAsia="Times New Roman" w:hAnsi="Times New Roman" w:cs="Times New Roman"/>
+          <w:kern w:val="0"/>
+          <w:lang w:eastAsia="es-ES"/>
+          <w14:ligatures w14:val="none"/>
+        </w:rPr>
+        <w:t xml:space="preserve">') podrás verificar si un usuario tiene permiso para aprobar o rechazar vacaciones. </w:t>
+      </w:r>
+    </w:p>
+    <w:p>
+      <w:pPr>
+        <w:numPr>
+          <w:ilvl w:val="0"/>
+          <w:numId w:val="4"/>
+        </w:numPr>
+        <w:spacing w:before="100" w:beforeAutospacing="1" w:after="100" w:afterAutospacing="1" w:line="240" w:lineRule="auto"/>
+        <w:rPr>
+          <w:rFonts w:ascii="Times New Roman" w:eastAsia="Times New Roman" w:hAnsi="Times New Roman" w:cs="Times New Roman"/>
+          <w:kern w:val="0"/>
+          <w:lang w:eastAsia="es-ES"/>
+          <w14:ligatures w14:val="none"/>
+        </w:rPr>
+      </w:pPr>
+      <w:proofErr w:type="spellStart"/>
+      <w:r>
+        <w:rPr>
+          <w:rFonts w:ascii="Times New Roman" w:eastAsia="Times New Roman" w:hAnsi="Times New Roman" w:cs="Times New Roman"/>
+          <w:kern w:val="0"/>
+          <w:lang w:eastAsia="es-ES"/>
+          <w14:ligatures w14:val="none"/>
+        </w:rPr>
+        <w:t>spatie</w:t>
+      </w:r>
+      <w:proofErr w:type="spellEnd"/>
+      <w:r>
+        <w:rPr>
+          <w:rFonts w:ascii="Times New Roman" w:eastAsia="Times New Roman" w:hAnsi="Times New Roman" w:cs="Times New Roman"/>
+          <w:kern w:val="0"/>
+          <w:lang w:eastAsia="es-ES"/>
+          <w14:ligatures w14:val="none"/>
+        </w:rPr>
+        <w:t>/</w:t>
+      </w:r>
+      <w:proofErr w:type="spellStart"/>
+      <w:r>
+        <w:rPr>
+          <w:rFonts w:ascii="Times New Roman" w:eastAsia="Times New Roman" w:hAnsi="Times New Roman" w:cs="Times New Roman"/>
+          <w:kern w:val="0"/>
+          <w:lang w:eastAsia="es-ES"/>
+          <w14:ligatures w14:val="none"/>
+        </w:rPr>
+        <w:t>laravel-activitylog</w:t>
+      </w:r>
+      <w:proofErr w:type="spellEnd"/>
+      <w:r>
+        <w:rPr>
+          <w:rFonts w:ascii="Times New Roman" w:eastAsia="Times New Roman" w:hAnsi="Times New Roman" w:cs="Times New Roman"/>
+          <w:kern w:val="0"/>
+          <w:lang w:eastAsia="es-ES"/>
+          <w14:ligatures w14:val="none"/>
+        </w:rPr>
+        <w:t xml:space="preserve"> (Auditoría y Trazabilidad) El documento exige cumplir con normativas estrictas (como el RGPD), por lo que necesitas saber exactamente qué hace cada usuario en el sistema. Para qué sirve en tu proyecto: Actúa como una "caja negra". Guarda un registro (</w:t>
+      </w:r>
+      <w:proofErr w:type="spellStart"/>
+      <w:r>
+        <w:rPr>
+          <w:rFonts w:ascii="Times New Roman" w:eastAsia="Times New Roman" w:hAnsi="Times New Roman" w:cs="Times New Roman"/>
+          <w:kern w:val="0"/>
+          <w:lang w:eastAsia="es-ES"/>
+          <w14:ligatures w14:val="none"/>
+        </w:rPr>
+        <w:t>Activity</w:t>
+      </w:r>
+      <w:proofErr w:type="spellEnd"/>
+      <w:r>
+        <w:rPr>
+          <w:rFonts w:ascii="Times New Roman" w:eastAsia="Times New Roman" w:hAnsi="Times New Roman" w:cs="Times New Roman"/>
+          <w:kern w:val="0"/>
+          <w:lang w:eastAsia="es-ES"/>
+          <w14:ligatures w14:val="none"/>
+        </w:rPr>
+        <w:t xml:space="preserve"> log) de todas las acciones importantes para tener trazabilidad. Tablas que genera: Crea automáticamente la tabla </w:t>
+      </w:r>
+      <w:proofErr w:type="spellStart"/>
+      <w:r>
+        <w:rPr>
+          <w:rFonts w:ascii="Times New Roman" w:eastAsia="Times New Roman" w:hAnsi="Times New Roman" w:cs="Times New Roman"/>
+          <w:kern w:val="0"/>
+          <w:lang w:eastAsia="es-ES"/>
+          <w14:ligatures w14:val="none"/>
+        </w:rPr>
+        <w:t>activity_logs</w:t>
+      </w:r>
+      <w:proofErr w:type="spellEnd"/>
+      <w:r>
+        <w:rPr>
+          <w:rFonts w:ascii="Times New Roman" w:eastAsia="Times New Roman" w:hAnsi="Times New Roman" w:cs="Times New Roman"/>
+          <w:kern w:val="0"/>
+          <w:lang w:eastAsia="es-ES"/>
+          <w14:ligatures w14:val="none"/>
+        </w:rPr>
+        <w:t xml:space="preserve"> para la auditoría. Ejemplo práctico: Si un administrador sube una nómina, o un Director de RRHH aprueba unas vacaciones, este paquete anota en la base de datos: Quién lo hizo, cuándo lo hizo, y qué datos cambiaron exactamente. </w:t>
+      </w:r>
+    </w:p>
+    <w:p>
+      <w:pPr>
+        <w:spacing w:before="100" w:beforeAutospacing="1" w:after="100" w:afterAutospacing="1" w:line="240" w:lineRule="auto"/>
+        <w:rPr>
+          <w:rFonts w:ascii="Times New Roman" w:eastAsia="Times New Roman" w:hAnsi="Times New Roman" w:cs="Times New Roman"/>
+          <w:kern w:val="0"/>
+          <w:lang w:eastAsia="es-ES"/>
+          <w14:ligatures w14:val="none"/>
+        </w:rPr>
+      </w:pPr>
+      <w:r>
+        <w:rPr>
+          <w:rFonts w:ascii="Times New Roman" w:eastAsia="Times New Roman" w:hAnsi="Times New Roman" w:cs="Times New Roman"/>
+          <w:kern w:val="0"/>
+          <w:lang w:eastAsia="es-ES"/>
+          <w14:ligatures w14:val="none"/>
+        </w:rPr>
+        <w:t xml:space="preserve">En resumen: </w:t>
+      </w:r>
+      <w:proofErr w:type="spellStart"/>
+      <w:r>
+        <w:rPr>
+          <w:rFonts w:ascii="Times New Roman" w:eastAsia="Times New Roman" w:hAnsi="Times New Roman" w:cs="Times New Roman"/>
+          <w:kern w:val="0"/>
+          <w:lang w:eastAsia="es-ES"/>
+          <w14:ligatures w14:val="none"/>
+        </w:rPr>
+        <w:t>Spatie</w:t>
+      </w:r>
+      <w:proofErr w:type="spellEnd"/>
+      <w:r>
+        <w:rPr>
+          <w:rFonts w:ascii="Times New Roman" w:eastAsia="Times New Roman" w:hAnsi="Times New Roman" w:cs="Times New Roman"/>
+          <w:kern w:val="0"/>
+          <w:lang w:eastAsia="es-ES"/>
+          <w14:ligatures w14:val="none"/>
+        </w:rPr>
+        <w:t xml:space="preserve"> te evita reinventar la rueda . Al usar sus paquetes, delegas la seguridad de los roles y la complejidad de la auditoría a código que ya ha sido probado por miles de empresas en todo el mundo. </w:t>
+      </w:r>
+    </w:p>
+    <w:p>
+      <w:pPr>
+        <w:spacing w:before="100" w:beforeAutospacing="1" w:after="100" w:afterAutospacing="1" w:line="240" w:lineRule="auto"/>
+        <w:rPr>
+          <w:rFonts w:ascii="Times New Roman" w:eastAsia="Times New Roman" w:hAnsi="Times New Roman" w:cs="Times New Roman"/>
+          <w:kern w:val="0"/>
+          <w:lang w:eastAsia="es-ES"/>
+          <w14:ligatures w14:val="none"/>
+        </w:rPr>
+      </w:pPr>
+      <w:r>
+        <w:rPr>
+          <w:rFonts w:ascii="Times New Roman" w:eastAsia="Times New Roman" w:hAnsi="Times New Roman" w:cs="Times New Roman"/>
           <w:b/>
           <w:bCs/>
-        </w:rPr>
-        <w:t>api</w:t>
+          <w:kern w:val="0"/>
+          <w:lang w:eastAsia="es-ES"/>
+          <w14:ligatures w14:val="none"/>
+        </w:rPr>
+        <w:lastRenderedPageBreak/>
+        <w:t>1.2.- Relleno de migraciones y subida a la BD</w:t>
+      </w:r>
+      <w:r>
+        <w:rPr>
+          <w:rFonts w:ascii="Times New Roman" w:eastAsia="Times New Roman" w:hAnsi="Times New Roman" w:cs="Times New Roman"/>
+          <w:kern w:val="0"/>
+          <w:lang w:eastAsia="es-ES"/>
+          <w14:ligatures w14:val="none"/>
+        </w:rPr>
+        <w:t xml:space="preserve"> Rellenamos las migraciones según nos pide el </w:t>
+      </w:r>
+      <w:proofErr w:type="spellStart"/>
+      <w:r>
+        <w:rPr>
+          <w:rFonts w:ascii="Times New Roman" w:eastAsia="Times New Roman" w:hAnsi="Times New Roman" w:cs="Times New Roman"/>
+          <w:kern w:val="0"/>
+          <w:lang w:eastAsia="es-ES"/>
+          <w14:ligatures w14:val="none"/>
+        </w:rPr>
+        <w:t>pdf</w:t>
+      </w:r>
+      <w:proofErr w:type="spellEnd"/>
+      <w:r>
+        <w:rPr>
+          <w:rFonts w:ascii="Times New Roman" w:eastAsia="Times New Roman" w:hAnsi="Times New Roman" w:cs="Times New Roman"/>
+          <w:kern w:val="0"/>
+          <w:lang w:eastAsia="es-ES"/>
+          <w14:ligatures w14:val="none"/>
+        </w:rPr>
+        <w:t xml:space="preserve">. Cuando las acabamos debemos de </w:t>
+      </w:r>
+      <w:proofErr w:type="spellStart"/>
+      <w:r>
+        <w:rPr>
+          <w:rFonts w:ascii="Times New Roman" w:eastAsia="Times New Roman" w:hAnsi="Times New Roman" w:cs="Times New Roman"/>
+          <w:kern w:val="0"/>
+          <w:lang w:eastAsia="es-ES"/>
+          <w14:ligatures w14:val="none"/>
+        </w:rPr>
+        <w:t>linkear</w:t>
+      </w:r>
+      <w:proofErr w:type="spellEnd"/>
+      <w:r>
+        <w:rPr>
+          <w:rFonts w:ascii="Times New Roman" w:eastAsia="Times New Roman" w:hAnsi="Times New Roman" w:cs="Times New Roman"/>
+          <w:kern w:val="0"/>
+          <w:lang w:eastAsia="es-ES"/>
+          <w14:ligatures w14:val="none"/>
+        </w:rPr>
+        <w:t xml:space="preserve"> la BD con nuestro proyecto y posteriormente hacer un </w:t>
+      </w:r>
+      <w:proofErr w:type="spellStart"/>
+      <w:r>
+        <w:rPr>
+          <w:rFonts w:ascii="Times New Roman" w:eastAsia="Times New Roman" w:hAnsi="Times New Roman" w:cs="Times New Roman"/>
+          <w:kern w:val="0"/>
+          <w:lang w:eastAsia="es-ES"/>
+          <w14:ligatures w14:val="none"/>
+        </w:rPr>
+        <w:t>migrate:fresh</w:t>
+      </w:r>
+      <w:proofErr w:type="spellEnd"/>
+      <w:r>
+        <w:rPr>
+          <w:rFonts w:ascii="Times New Roman" w:eastAsia="Times New Roman" w:hAnsi="Times New Roman" w:cs="Times New Roman"/>
+          <w:kern w:val="0"/>
+          <w:lang w:eastAsia="es-ES"/>
+          <w14:ligatures w14:val="none"/>
+        </w:rPr>
+        <w:t xml:space="preserve"> de esos. Cuando veamos las tablas en </w:t>
+      </w:r>
+      <w:proofErr w:type="spellStart"/>
+      <w:r>
+        <w:rPr>
+          <w:rFonts w:ascii="Times New Roman" w:eastAsia="Times New Roman" w:hAnsi="Times New Roman" w:cs="Times New Roman"/>
+          <w:kern w:val="0"/>
+          <w:lang w:eastAsia="es-ES"/>
+          <w14:ligatures w14:val="none"/>
+        </w:rPr>
+        <w:t>phpMyAdmin</w:t>
+      </w:r>
+      <w:proofErr w:type="spellEnd"/>
+      <w:r>
+        <w:rPr>
+          <w:rFonts w:ascii="Times New Roman" w:eastAsia="Times New Roman" w:hAnsi="Times New Roman" w:cs="Times New Roman"/>
+          <w:kern w:val="0"/>
+          <w:lang w:eastAsia="es-ES"/>
+          <w14:ligatures w14:val="none"/>
+        </w:rPr>
+        <w:t xml:space="preserve"> ya estaría eso. </w:t>
       </w:r>
     </w:p>
     <w:p>
       <w:pPr>
-        <w:rPr>
+        <w:spacing w:before="100" w:beforeAutospacing="1" w:after="100" w:afterAutospacing="1" w:line="240" w:lineRule="auto"/>
+        <w:rPr>
+          <w:rFonts w:ascii="Times New Roman" w:eastAsia="Times New Roman" w:hAnsi="Times New Roman" w:cs="Times New Roman"/>
+          <w:kern w:val="0"/>
+          <w:lang w:eastAsia="es-ES"/>
+          <w14:ligatures w14:val="none"/>
+        </w:rPr>
+      </w:pPr>
+      <w:r>
+        <w:rPr>
+          <w:rFonts w:ascii="Times New Roman" w:eastAsia="Times New Roman" w:hAnsi="Times New Roman" w:cs="Times New Roman"/>
           <w:b/>
           <w:bCs/>
-        </w:rPr>
-      </w:pPr>
+          <w:kern w:val="0"/>
+          <w:lang w:eastAsia="es-ES"/>
+          <w14:ligatures w14:val="none"/>
+        </w:rPr>
+        <w:t>1.3.-Models</w:t>
+      </w:r>
+      <w:r>
+        <w:rPr>
+          <w:rFonts w:ascii="Times New Roman" w:eastAsia="Times New Roman" w:hAnsi="Times New Roman" w:cs="Times New Roman"/>
+          <w:kern w:val="0"/>
+          <w:lang w:eastAsia="es-ES"/>
+          <w14:ligatures w14:val="none"/>
+        </w:rPr>
+        <w:t xml:space="preserve"> Cuando creamos las tablas con sus columnas en las migraciones debemos de poner los campos en los modelos para indicar que se pueden rellenar y también debemos de poner el tipo de relaciones(has </w:t>
+      </w:r>
+      <w:proofErr w:type="spellStart"/>
+      <w:r>
+        <w:rPr>
+          <w:rFonts w:ascii="Times New Roman" w:eastAsia="Times New Roman" w:hAnsi="Times New Roman" w:cs="Times New Roman"/>
+          <w:kern w:val="0"/>
+          <w:lang w:eastAsia="es-ES"/>
+          <w14:ligatures w14:val="none"/>
+        </w:rPr>
+        <w:t>many</w:t>
+      </w:r>
+      <w:proofErr w:type="spellEnd"/>
+      <w:r>
+        <w:rPr>
+          <w:rFonts w:ascii="Times New Roman" w:eastAsia="Times New Roman" w:hAnsi="Times New Roman" w:cs="Times New Roman"/>
+          <w:kern w:val="0"/>
+          <w:lang w:eastAsia="es-ES"/>
+          <w14:ligatures w14:val="none"/>
+        </w:rPr>
+        <w:t xml:space="preserve"> y todas las paranoias esas). Mas tarde hacemos un </w:t>
+      </w:r>
+      <w:proofErr w:type="spellStart"/>
+      <w:r>
+        <w:rPr>
+          <w:rFonts w:ascii="Times New Roman" w:eastAsia="Times New Roman" w:hAnsi="Times New Roman" w:cs="Times New Roman"/>
+          <w:kern w:val="0"/>
+          <w:lang w:eastAsia="es-ES"/>
+          <w14:ligatures w14:val="none"/>
+        </w:rPr>
+        <w:t>seeder</w:t>
+      </w:r>
+      <w:proofErr w:type="spellEnd"/>
+      <w:r>
+        <w:rPr>
+          <w:rFonts w:ascii="Times New Roman" w:eastAsia="Times New Roman" w:hAnsi="Times New Roman" w:cs="Times New Roman"/>
+          <w:kern w:val="0"/>
+          <w:lang w:eastAsia="es-ES"/>
+          <w14:ligatures w14:val="none"/>
+        </w:rPr>
+        <w:t xml:space="preserve"> para tener un usuario </w:t>
+      </w:r>
+      <w:proofErr w:type="spellStart"/>
+      <w:r>
+        <w:rPr>
+          <w:rFonts w:ascii="Times New Roman" w:eastAsia="Times New Roman" w:hAnsi="Times New Roman" w:cs="Times New Roman"/>
+          <w:kern w:val="0"/>
+          <w:lang w:eastAsia="es-ES"/>
+          <w14:ligatures w14:val="none"/>
+        </w:rPr>
+        <w:t>admin</w:t>
+      </w:r>
+      <w:proofErr w:type="spellEnd"/>
+      <w:r>
+        <w:rPr>
+          <w:rFonts w:ascii="Times New Roman" w:eastAsia="Times New Roman" w:hAnsi="Times New Roman" w:cs="Times New Roman"/>
+          <w:kern w:val="0"/>
+          <w:lang w:eastAsia="es-ES"/>
+          <w14:ligatures w14:val="none"/>
+        </w:rPr>
+        <w:t xml:space="preserve">. </w:t>
+      </w:r>
     </w:p>
     <w:p>
-      <w:r>
-        <w:t>Como me recomiendan paquetes externos (Roles y logs) tenemos que hacerlo de otra manera porque me pide usar paquetes de Spatie. No se crean los modelos a mano, sino que se instalan paquetes y publicar sus tablas</w:t>
+      <w:pPr>
+        <w:spacing w:before="100" w:beforeAutospacing="1" w:after="100" w:afterAutospacing="1" w:line="240" w:lineRule="auto"/>
+        <w:rPr>
+          <w:rFonts w:ascii="Times New Roman" w:eastAsia="Times New Roman" w:hAnsi="Times New Roman" w:cs="Times New Roman"/>
+          <w:kern w:val="0"/>
+          <w:lang w:eastAsia="es-ES"/>
+          <w14:ligatures w14:val="none"/>
+        </w:rPr>
+      </w:pPr>
+      <w:r>
+        <w:rPr>
+          <w:rFonts w:ascii="Times New Roman" w:eastAsia="Times New Roman" w:hAnsi="Times New Roman" w:cs="Times New Roman"/>
+          <w:b/>
+          <w:bCs/>
+          <w:kern w:val="0"/>
+          <w:lang w:eastAsia="es-ES"/>
+          <w14:ligatures w14:val="none"/>
+        </w:rPr>
+        <w:t>1.4.-Seguimos Creando</w:t>
+      </w:r>
+      <w:r>
+        <w:rPr>
+          <w:rFonts w:ascii="Times New Roman" w:eastAsia="Times New Roman" w:hAnsi="Times New Roman" w:cs="Times New Roman"/>
+          <w:kern w:val="0"/>
+          <w:lang w:eastAsia="es-ES"/>
+          <w14:ligatures w14:val="none"/>
+        </w:rPr>
+        <w:t xml:space="preserve"> Creamos un </w:t>
+      </w:r>
+      <w:proofErr w:type="spellStart"/>
+      <w:r>
+        <w:rPr>
+          <w:rFonts w:ascii="Times New Roman" w:eastAsia="Times New Roman" w:hAnsi="Times New Roman" w:cs="Times New Roman"/>
+          <w:kern w:val="0"/>
+          <w:lang w:eastAsia="es-ES"/>
+          <w14:ligatures w14:val="none"/>
+        </w:rPr>
+        <w:t>controller</w:t>
+      </w:r>
+      <w:proofErr w:type="spellEnd"/>
+      <w:r>
+        <w:rPr>
+          <w:rFonts w:ascii="Times New Roman" w:eastAsia="Times New Roman" w:hAnsi="Times New Roman" w:cs="Times New Roman"/>
+          <w:kern w:val="0"/>
+          <w:lang w:eastAsia="es-ES"/>
+          <w14:ligatures w14:val="none"/>
+        </w:rPr>
+        <w:t xml:space="preserve"> para usar </w:t>
+      </w:r>
+      <w:proofErr w:type="spellStart"/>
+      <w:r>
+        <w:rPr>
+          <w:rFonts w:ascii="Times New Roman" w:eastAsia="Times New Roman" w:hAnsi="Times New Roman" w:cs="Times New Roman"/>
+          <w:kern w:val="0"/>
+          <w:lang w:eastAsia="es-ES"/>
+          <w14:ligatures w14:val="none"/>
+        </w:rPr>
+        <w:t>laravel</w:t>
+      </w:r>
+      <w:proofErr w:type="spellEnd"/>
+      <w:r>
+        <w:rPr>
+          <w:rFonts w:ascii="Times New Roman" w:eastAsia="Times New Roman" w:hAnsi="Times New Roman" w:cs="Times New Roman"/>
+          <w:kern w:val="0"/>
+          <w:lang w:eastAsia="es-ES"/>
+          <w14:ligatures w14:val="none"/>
+        </w:rPr>
+        <w:t xml:space="preserve"> </w:t>
+      </w:r>
+      <w:proofErr w:type="spellStart"/>
+      <w:r>
+        <w:rPr>
+          <w:rFonts w:ascii="Times New Roman" w:eastAsia="Times New Roman" w:hAnsi="Times New Roman" w:cs="Times New Roman"/>
+          <w:kern w:val="0"/>
+          <w:lang w:eastAsia="es-ES"/>
+          <w14:ligatures w14:val="none"/>
+        </w:rPr>
+        <w:t>Sanctum</w:t>
+      </w:r>
+      <w:proofErr w:type="spellEnd"/>
+      <w:r>
+        <w:rPr>
+          <w:rFonts w:ascii="Times New Roman" w:eastAsia="Times New Roman" w:hAnsi="Times New Roman" w:cs="Times New Roman"/>
+          <w:kern w:val="0"/>
+          <w:lang w:eastAsia="es-ES"/>
+          <w14:ligatures w14:val="none"/>
+        </w:rPr>
+        <w:t xml:space="preserve"> para las validaciones que tenemos que hacer a la hora de iniciar sesión. Creamos el </w:t>
+      </w:r>
+      <w:proofErr w:type="spellStart"/>
+      <w:r>
+        <w:rPr>
+          <w:rFonts w:ascii="Times New Roman" w:eastAsia="Times New Roman" w:hAnsi="Times New Roman" w:cs="Times New Roman"/>
+          <w:kern w:val="0"/>
+          <w:lang w:eastAsia="es-ES"/>
+          <w14:ligatures w14:val="none"/>
+        </w:rPr>
+        <w:t>auth</w:t>
+      </w:r>
+      <w:proofErr w:type="spellEnd"/>
+      <w:r>
+        <w:rPr>
+          <w:rFonts w:ascii="Times New Roman" w:eastAsia="Times New Roman" w:hAnsi="Times New Roman" w:cs="Times New Roman"/>
+          <w:kern w:val="0"/>
+          <w:lang w:eastAsia="es-ES"/>
+          <w14:ligatures w14:val="none"/>
+        </w:rPr>
+        <w:t xml:space="preserve"> </w:t>
+      </w:r>
+      <w:proofErr w:type="spellStart"/>
+      <w:r>
+        <w:rPr>
+          <w:rFonts w:ascii="Times New Roman" w:eastAsia="Times New Roman" w:hAnsi="Times New Roman" w:cs="Times New Roman"/>
+          <w:kern w:val="0"/>
+          <w:lang w:eastAsia="es-ES"/>
+          <w14:ligatures w14:val="none"/>
+        </w:rPr>
+        <w:t>controller</w:t>
+      </w:r>
+      <w:proofErr w:type="spellEnd"/>
+      <w:r>
+        <w:rPr>
+          <w:rFonts w:ascii="Times New Roman" w:eastAsia="Times New Roman" w:hAnsi="Times New Roman" w:cs="Times New Roman"/>
+          <w:kern w:val="0"/>
+          <w:lang w:eastAsia="es-ES"/>
+          <w14:ligatures w14:val="none"/>
+        </w:rPr>
+        <w:t xml:space="preserve">: </w:t>
+      </w:r>
+      <w:proofErr w:type="spellStart"/>
+      <w:r>
+        <w:rPr>
+          <w:rFonts w:ascii="Times New Roman" w:eastAsia="Times New Roman" w:hAnsi="Times New Roman" w:cs="Times New Roman"/>
+          <w:kern w:val="0"/>
+          <w:lang w:eastAsia="es-ES"/>
+          <w14:ligatures w14:val="none"/>
+        </w:rPr>
+        <w:t>php</w:t>
+      </w:r>
+      <w:proofErr w:type="spellEnd"/>
+      <w:r>
+        <w:rPr>
+          <w:rFonts w:ascii="Times New Roman" w:eastAsia="Times New Roman" w:hAnsi="Times New Roman" w:cs="Times New Roman"/>
+          <w:kern w:val="0"/>
+          <w:lang w:eastAsia="es-ES"/>
+          <w14:ligatures w14:val="none"/>
+        </w:rPr>
+        <w:t xml:space="preserve"> </w:t>
+      </w:r>
+      <w:proofErr w:type="spellStart"/>
+      <w:r>
+        <w:rPr>
+          <w:rFonts w:ascii="Times New Roman" w:eastAsia="Times New Roman" w:hAnsi="Times New Roman" w:cs="Times New Roman"/>
+          <w:kern w:val="0"/>
+          <w:lang w:eastAsia="es-ES"/>
+          <w14:ligatures w14:val="none"/>
+        </w:rPr>
+        <w:t>artisan</w:t>
+      </w:r>
+      <w:proofErr w:type="spellEnd"/>
+      <w:r>
+        <w:rPr>
+          <w:rFonts w:ascii="Times New Roman" w:eastAsia="Times New Roman" w:hAnsi="Times New Roman" w:cs="Times New Roman"/>
+          <w:kern w:val="0"/>
+          <w:lang w:eastAsia="es-ES"/>
+          <w14:ligatures w14:val="none"/>
+        </w:rPr>
+        <w:t xml:space="preserve"> </w:t>
+      </w:r>
+      <w:proofErr w:type="spellStart"/>
+      <w:r>
+        <w:rPr>
+          <w:rFonts w:ascii="Times New Roman" w:eastAsia="Times New Roman" w:hAnsi="Times New Roman" w:cs="Times New Roman"/>
+          <w:kern w:val="0"/>
+          <w:lang w:eastAsia="es-ES"/>
+          <w14:ligatures w14:val="none"/>
+        </w:rPr>
+        <w:t>make:controller</w:t>
+      </w:r>
+      <w:proofErr w:type="spellEnd"/>
+      <w:r>
+        <w:rPr>
+          <w:rFonts w:ascii="Times New Roman" w:eastAsia="Times New Roman" w:hAnsi="Times New Roman" w:cs="Times New Roman"/>
+          <w:kern w:val="0"/>
+          <w:lang w:eastAsia="es-ES"/>
+          <w14:ligatures w14:val="none"/>
+        </w:rPr>
+        <w:t xml:space="preserve"> Api/V1/</w:t>
+      </w:r>
+      <w:proofErr w:type="spellStart"/>
+      <w:r>
+        <w:rPr>
+          <w:rFonts w:ascii="Times New Roman" w:eastAsia="Times New Roman" w:hAnsi="Times New Roman" w:cs="Times New Roman"/>
+          <w:kern w:val="0"/>
+          <w:lang w:eastAsia="es-ES"/>
+          <w14:ligatures w14:val="none"/>
+        </w:rPr>
+        <w:t>AuthController</w:t>
+      </w:r>
+      <w:proofErr w:type="spellEnd"/>
+      <w:r>
+        <w:rPr>
+          <w:rFonts w:ascii="Times New Roman" w:eastAsia="Times New Roman" w:hAnsi="Times New Roman" w:cs="Times New Roman"/>
+          <w:kern w:val="0"/>
+          <w:lang w:eastAsia="es-ES"/>
+          <w14:ligatures w14:val="none"/>
+        </w:rPr>
+        <w:t xml:space="preserve"> Lo rellenamos como debemos de hacer y ponemos lo necesario en api. </w:t>
       </w:r>
     </w:p>
     <w:p>
       <w:pPr>
-        <w:rPr>
+        <w:spacing w:before="100" w:beforeAutospacing="1" w:after="100" w:afterAutospacing="1" w:line="240" w:lineRule="auto"/>
+        <w:rPr>
+          <w:rFonts w:ascii="Times New Roman" w:eastAsia="Times New Roman" w:hAnsi="Times New Roman" w:cs="Times New Roman"/>
+          <w:kern w:val="0"/>
+          <w:lang w:eastAsia="es-ES"/>
+          <w14:ligatures w14:val="none"/>
+        </w:rPr>
+      </w:pPr>
+      <w:r>
+        <w:rPr>
+          <w:rFonts w:ascii="Times New Roman" w:eastAsia="Times New Roman" w:hAnsi="Times New Roman" w:cs="Times New Roman"/>
           <w:b/>
           <w:bCs/>
-        </w:rPr>
-      </w:pPr>
-      <w:r>
-        <w:rPr>
+          <w:kern w:val="0"/>
+          <w:lang w:eastAsia="es-ES"/>
+          <w14:ligatures w14:val="none"/>
+        </w:rPr>
+        <w:t>1.5.- Dependencias y Configuración API-</w:t>
+      </w:r>
+      <w:proofErr w:type="spellStart"/>
+      <w:r>
+        <w:rPr>
+          <w:rFonts w:ascii="Times New Roman" w:eastAsia="Times New Roman" w:hAnsi="Times New Roman" w:cs="Times New Roman"/>
           <w:b/>
           <w:bCs/>
-        </w:rPr>
-        <w:t># Para roles y permisos</w:t>
+          <w:kern w:val="0"/>
+          <w:lang w:eastAsia="es-ES"/>
+          <w14:ligatures w14:val="none"/>
+        </w:rPr>
+        <w:t>first</w:t>
+      </w:r>
+      <w:proofErr w:type="spellEnd"/>
+      <w:r>
+        <w:rPr>
+          <w:rFonts w:ascii="Times New Roman" w:eastAsia="Times New Roman" w:hAnsi="Times New Roman" w:cs="Times New Roman"/>
+          <w:kern w:val="0"/>
+          <w:lang w:eastAsia="es-ES"/>
+          <w14:ligatures w14:val="none"/>
+        </w:rPr>
+        <w:t xml:space="preserve"> Como el </w:t>
+      </w:r>
+      <w:proofErr w:type="spellStart"/>
+      <w:r>
+        <w:rPr>
+          <w:rFonts w:ascii="Times New Roman" w:eastAsia="Times New Roman" w:hAnsi="Times New Roman" w:cs="Times New Roman"/>
+          <w:kern w:val="0"/>
+          <w:lang w:eastAsia="es-ES"/>
+          <w14:ligatures w14:val="none"/>
+        </w:rPr>
+        <w:t>frontend</w:t>
+      </w:r>
+      <w:proofErr w:type="spellEnd"/>
+      <w:r>
+        <w:rPr>
+          <w:rFonts w:ascii="Times New Roman" w:eastAsia="Times New Roman" w:hAnsi="Times New Roman" w:cs="Times New Roman"/>
+          <w:kern w:val="0"/>
+          <w:lang w:eastAsia="es-ES"/>
+          <w14:ligatures w14:val="none"/>
+        </w:rPr>
+        <w:t xml:space="preserve"> va a ser totalmente desacoplado en </w:t>
+      </w:r>
+      <w:proofErr w:type="spellStart"/>
+      <w:r>
+        <w:rPr>
+          <w:rFonts w:ascii="Times New Roman" w:eastAsia="Times New Roman" w:hAnsi="Times New Roman" w:cs="Times New Roman"/>
+          <w:kern w:val="0"/>
+          <w:lang w:eastAsia="es-ES"/>
+          <w14:ligatures w14:val="none"/>
+        </w:rPr>
+        <w:t>React</w:t>
+      </w:r>
+      <w:proofErr w:type="spellEnd"/>
+      <w:r>
+        <w:rPr>
+          <w:rFonts w:ascii="Times New Roman" w:eastAsia="Times New Roman" w:hAnsi="Times New Roman" w:cs="Times New Roman"/>
+          <w:kern w:val="0"/>
+          <w:lang w:eastAsia="es-ES"/>
+          <w14:ligatures w14:val="none"/>
+        </w:rPr>
+        <w:t xml:space="preserve">, no instalamos ni </w:t>
+      </w:r>
+      <w:proofErr w:type="spellStart"/>
+      <w:r>
+        <w:rPr>
+          <w:rFonts w:ascii="Times New Roman" w:eastAsia="Times New Roman" w:hAnsi="Times New Roman" w:cs="Times New Roman"/>
+          <w:kern w:val="0"/>
+          <w:lang w:eastAsia="es-ES"/>
+          <w14:ligatures w14:val="none"/>
+        </w:rPr>
+        <w:t>Livewire</w:t>
+      </w:r>
+      <w:proofErr w:type="spellEnd"/>
+      <w:r>
+        <w:rPr>
+          <w:rFonts w:ascii="Times New Roman" w:eastAsia="Times New Roman" w:hAnsi="Times New Roman" w:cs="Times New Roman"/>
+          <w:kern w:val="0"/>
+          <w:lang w:eastAsia="es-ES"/>
+          <w14:ligatures w14:val="none"/>
+        </w:rPr>
+        <w:t xml:space="preserve"> ni Blade. Solo instalamos paquetes centrados en la API, rendimiento y documentación:</w:t>
       </w:r>
     </w:p>
     <w:p>
       <w:pPr>
-        <w:rPr>
+        <w:numPr>
+          <w:ilvl w:val="0"/>
+          <w:numId w:val="5"/>
+        </w:numPr>
+        <w:spacing w:before="100" w:beforeAutospacing="1" w:after="100" w:afterAutospacing="1" w:line="240" w:lineRule="auto"/>
+        <w:rPr>
+          <w:rFonts w:ascii="Times New Roman" w:eastAsia="Times New Roman" w:hAnsi="Times New Roman" w:cs="Times New Roman"/>
+          <w:kern w:val="0"/>
+          <w:lang w:eastAsia="es-ES"/>
+          <w14:ligatures w14:val="none"/>
+        </w:rPr>
+      </w:pPr>
+      <w:r>
+        <w:rPr>
+          <w:rFonts w:ascii="Times New Roman" w:eastAsia="Times New Roman" w:hAnsi="Times New Roman" w:cs="Times New Roman"/>
+          <w:kern w:val="0"/>
+          <w:lang w:eastAsia="es-ES"/>
+          <w14:ligatures w14:val="none"/>
+        </w:rPr>
+        <w:t xml:space="preserve">Para instalar </w:t>
+      </w:r>
+      <w:proofErr w:type="spellStart"/>
+      <w:r>
+        <w:rPr>
+          <w:rFonts w:ascii="Times New Roman" w:eastAsia="Times New Roman" w:hAnsi="Times New Roman" w:cs="Times New Roman"/>
+          <w:kern w:val="0"/>
+          <w:lang w:eastAsia="es-ES"/>
+          <w14:ligatures w14:val="none"/>
+        </w:rPr>
+        <w:t>Sanctum</w:t>
+      </w:r>
+      <w:proofErr w:type="spellEnd"/>
+      <w:r>
+        <w:rPr>
+          <w:rFonts w:ascii="Times New Roman" w:eastAsia="Times New Roman" w:hAnsi="Times New Roman" w:cs="Times New Roman"/>
+          <w:kern w:val="0"/>
+          <w:lang w:eastAsia="es-ES"/>
+          <w14:ligatures w14:val="none"/>
+        </w:rPr>
+        <w:t xml:space="preserve"> y generar </w:t>
+      </w:r>
+      <w:proofErr w:type="spellStart"/>
+      <w:r>
+        <w:rPr>
+          <w:rFonts w:ascii="Courier New" w:eastAsia="Times New Roman" w:hAnsi="Courier New" w:cs="Courier New"/>
+          <w:kern w:val="0"/>
+          <w:sz w:val="20"/>
+          <w:szCs w:val="20"/>
+          <w:lang w:eastAsia="es-ES"/>
+          <w14:ligatures w14:val="none"/>
+        </w:rPr>
+        <w:t>api.php</w:t>
+      </w:r>
+      <w:proofErr w:type="spellEnd"/>
+      <w:r>
+        <w:rPr>
+          <w:rFonts w:ascii="Times New Roman" w:eastAsia="Times New Roman" w:hAnsi="Times New Roman" w:cs="Times New Roman"/>
+          <w:kern w:val="0"/>
+          <w:lang w:eastAsia="es-ES"/>
+          <w14:ligatures w14:val="none"/>
+        </w:rPr>
+        <w:t xml:space="preserve">: </w:t>
+      </w:r>
+      <w:proofErr w:type="spellStart"/>
+      <w:r>
+        <w:rPr>
+          <w:rFonts w:ascii="Courier New" w:eastAsia="Times New Roman" w:hAnsi="Courier New" w:cs="Courier New"/>
+          <w:kern w:val="0"/>
+          <w:sz w:val="20"/>
+          <w:szCs w:val="20"/>
+          <w:lang w:eastAsia="es-ES"/>
+          <w14:ligatures w14:val="none"/>
+        </w:rPr>
+        <w:t>php</w:t>
+      </w:r>
+      <w:proofErr w:type="spellEnd"/>
+      <w:r>
+        <w:rPr>
+          <w:rFonts w:ascii="Courier New" w:eastAsia="Times New Roman" w:hAnsi="Courier New" w:cs="Courier New"/>
+          <w:kern w:val="0"/>
+          <w:sz w:val="20"/>
+          <w:szCs w:val="20"/>
+          <w:lang w:eastAsia="es-ES"/>
+          <w14:ligatures w14:val="none"/>
+        </w:rPr>
+        <w:t xml:space="preserve"> </w:t>
+      </w:r>
+      <w:proofErr w:type="spellStart"/>
+      <w:r>
+        <w:rPr>
+          <w:rFonts w:ascii="Courier New" w:eastAsia="Times New Roman" w:hAnsi="Courier New" w:cs="Courier New"/>
+          <w:kern w:val="0"/>
+          <w:sz w:val="20"/>
+          <w:szCs w:val="20"/>
+          <w:lang w:eastAsia="es-ES"/>
+          <w14:ligatures w14:val="none"/>
+        </w:rPr>
+        <w:t>artisan</w:t>
+      </w:r>
+      <w:proofErr w:type="spellEnd"/>
+      <w:r>
+        <w:rPr>
+          <w:rFonts w:ascii="Courier New" w:eastAsia="Times New Roman" w:hAnsi="Courier New" w:cs="Courier New"/>
+          <w:kern w:val="0"/>
+          <w:sz w:val="20"/>
+          <w:szCs w:val="20"/>
+          <w:lang w:eastAsia="es-ES"/>
+          <w14:ligatures w14:val="none"/>
+        </w:rPr>
+        <w:t xml:space="preserve"> </w:t>
+      </w:r>
+      <w:proofErr w:type="spellStart"/>
+      <w:r>
+        <w:rPr>
+          <w:rFonts w:ascii="Courier New" w:eastAsia="Times New Roman" w:hAnsi="Courier New" w:cs="Courier New"/>
+          <w:kern w:val="0"/>
+          <w:sz w:val="20"/>
+          <w:szCs w:val="20"/>
+          <w:lang w:eastAsia="es-ES"/>
+          <w14:ligatures w14:val="none"/>
+        </w:rPr>
+        <w:t>install:api</w:t>
+      </w:r>
+      <w:proofErr w:type="spellEnd"/>
+    </w:p>
+    <w:p>
+      <w:pPr>
+        <w:numPr>
+          <w:ilvl w:val="0"/>
+          <w:numId w:val="5"/>
+        </w:numPr>
+        <w:spacing w:before="100" w:beforeAutospacing="1" w:after="100" w:afterAutospacing="1" w:line="240" w:lineRule="auto"/>
+        <w:rPr>
+          <w:rFonts w:ascii="Times New Roman" w:eastAsia="Times New Roman" w:hAnsi="Times New Roman" w:cs="Times New Roman"/>
+          <w:kern w:val="0"/>
+          <w:lang w:eastAsia="es-ES"/>
+          <w14:ligatures w14:val="none"/>
+        </w:rPr>
+      </w:pPr>
+      <w:r>
+        <w:rPr>
+          <w:rFonts w:ascii="Times New Roman" w:eastAsia="Times New Roman" w:hAnsi="Times New Roman" w:cs="Times New Roman"/>
+          <w:kern w:val="0"/>
+          <w:lang w:eastAsia="es-ES"/>
+          <w14:ligatures w14:val="none"/>
+        </w:rPr>
+        <w:t xml:space="preserve">Para documentar la API con </w:t>
+      </w:r>
+      <w:proofErr w:type="spellStart"/>
+      <w:r>
+        <w:rPr>
+          <w:rFonts w:ascii="Times New Roman" w:eastAsia="Times New Roman" w:hAnsi="Times New Roman" w:cs="Times New Roman"/>
+          <w:kern w:val="0"/>
+          <w:lang w:eastAsia="es-ES"/>
+          <w14:ligatures w14:val="none"/>
+        </w:rPr>
+        <w:t>OpenAPI</w:t>
+      </w:r>
+      <w:proofErr w:type="spellEnd"/>
+      <w:r>
+        <w:rPr>
+          <w:rFonts w:ascii="Times New Roman" w:eastAsia="Times New Roman" w:hAnsi="Times New Roman" w:cs="Times New Roman"/>
+          <w:kern w:val="0"/>
+          <w:lang w:eastAsia="es-ES"/>
+          <w14:ligatures w14:val="none"/>
+        </w:rPr>
+        <w:t xml:space="preserve">: </w:t>
+      </w:r>
+      <w:proofErr w:type="spellStart"/>
+      <w:r>
+        <w:rPr>
+          <w:rFonts w:ascii="Courier New" w:eastAsia="Times New Roman" w:hAnsi="Courier New" w:cs="Courier New"/>
+          <w:kern w:val="0"/>
+          <w:sz w:val="20"/>
+          <w:szCs w:val="20"/>
+          <w:lang w:eastAsia="es-ES"/>
+          <w14:ligatures w14:val="none"/>
+        </w:rPr>
+        <w:t>composer</w:t>
+      </w:r>
+      <w:proofErr w:type="spellEnd"/>
+      <w:r>
+        <w:rPr>
+          <w:rFonts w:ascii="Courier New" w:eastAsia="Times New Roman" w:hAnsi="Courier New" w:cs="Courier New"/>
+          <w:kern w:val="0"/>
+          <w:sz w:val="20"/>
+          <w:szCs w:val="20"/>
+          <w:lang w:eastAsia="es-ES"/>
+          <w14:ligatures w14:val="none"/>
+        </w:rPr>
+        <w:t xml:space="preserve"> </w:t>
+      </w:r>
+      <w:proofErr w:type="spellStart"/>
+      <w:r>
+        <w:rPr>
+          <w:rFonts w:ascii="Courier New" w:eastAsia="Times New Roman" w:hAnsi="Courier New" w:cs="Courier New"/>
+          <w:kern w:val="0"/>
+          <w:sz w:val="20"/>
+          <w:szCs w:val="20"/>
+          <w:lang w:eastAsia="es-ES"/>
+          <w14:ligatures w14:val="none"/>
+        </w:rPr>
+        <w:t>require</w:t>
+      </w:r>
+      <w:proofErr w:type="spellEnd"/>
+      <w:r>
+        <w:rPr>
+          <w:rFonts w:ascii="Courier New" w:eastAsia="Times New Roman" w:hAnsi="Courier New" w:cs="Courier New"/>
+          <w:kern w:val="0"/>
+          <w:sz w:val="20"/>
+          <w:szCs w:val="20"/>
+          <w:lang w:eastAsia="es-ES"/>
+          <w14:ligatures w14:val="none"/>
+        </w:rPr>
+        <w:t xml:space="preserve"> --</w:t>
+      </w:r>
+      <w:proofErr w:type="spellStart"/>
+      <w:r>
+        <w:rPr>
+          <w:rFonts w:ascii="Courier New" w:eastAsia="Times New Roman" w:hAnsi="Courier New" w:cs="Courier New"/>
+          <w:kern w:val="0"/>
+          <w:sz w:val="20"/>
+          <w:szCs w:val="20"/>
+          <w:lang w:eastAsia="es-ES"/>
+          <w14:ligatures w14:val="none"/>
+        </w:rPr>
+        <w:t>dev</w:t>
+      </w:r>
+      <w:proofErr w:type="spellEnd"/>
+      <w:r>
+        <w:rPr>
+          <w:rFonts w:ascii="Courier New" w:eastAsia="Times New Roman" w:hAnsi="Courier New" w:cs="Courier New"/>
+          <w:kern w:val="0"/>
+          <w:sz w:val="20"/>
+          <w:szCs w:val="20"/>
+          <w:lang w:eastAsia="es-ES"/>
+          <w14:ligatures w14:val="none"/>
+        </w:rPr>
+        <w:t xml:space="preserve"> </w:t>
+      </w:r>
+      <w:proofErr w:type="spellStart"/>
+      <w:r>
+        <w:rPr>
+          <w:rFonts w:ascii="Courier New" w:eastAsia="Times New Roman" w:hAnsi="Courier New" w:cs="Courier New"/>
+          <w:kern w:val="0"/>
+          <w:sz w:val="20"/>
+          <w:szCs w:val="20"/>
+          <w:lang w:eastAsia="es-ES"/>
+          <w14:ligatures w14:val="none"/>
+        </w:rPr>
+        <w:t>knuckleswtf</w:t>
+      </w:r>
+      <w:proofErr w:type="spellEnd"/>
+      <w:r>
+        <w:rPr>
+          <w:rFonts w:ascii="Courier New" w:eastAsia="Times New Roman" w:hAnsi="Courier New" w:cs="Courier New"/>
+          <w:kern w:val="0"/>
+          <w:sz w:val="20"/>
+          <w:szCs w:val="20"/>
+          <w:lang w:eastAsia="es-ES"/>
+          <w14:ligatures w14:val="none"/>
+        </w:rPr>
+        <w:t>/</w:t>
+      </w:r>
+      <w:proofErr w:type="spellStart"/>
+      <w:r>
+        <w:rPr>
+          <w:rFonts w:ascii="Courier New" w:eastAsia="Times New Roman" w:hAnsi="Courier New" w:cs="Courier New"/>
+          <w:kern w:val="0"/>
+          <w:sz w:val="20"/>
+          <w:szCs w:val="20"/>
+          <w:lang w:eastAsia="es-ES"/>
+          <w14:ligatures w14:val="none"/>
+        </w:rPr>
+        <w:t>scribe</w:t>
+      </w:r>
+      <w:proofErr w:type="spellEnd"/>
+      <w:r>
+        <w:rPr>
+          <w:rFonts w:ascii="Times New Roman" w:eastAsia="Times New Roman" w:hAnsi="Times New Roman" w:cs="Times New Roman"/>
+          <w:kern w:val="0"/>
+          <w:lang w:eastAsia="es-ES"/>
+          <w14:ligatures w14:val="none"/>
+        </w:rPr>
+        <w:t xml:space="preserve"> y luego </w:t>
+      </w:r>
+      <w:proofErr w:type="spellStart"/>
+      <w:r>
+        <w:rPr>
+          <w:rFonts w:ascii="Courier New" w:eastAsia="Times New Roman" w:hAnsi="Courier New" w:cs="Courier New"/>
+          <w:kern w:val="0"/>
+          <w:sz w:val="20"/>
+          <w:szCs w:val="20"/>
+          <w:lang w:eastAsia="es-ES"/>
+          <w14:ligatures w14:val="none"/>
+        </w:rPr>
+        <w:t>php</w:t>
+      </w:r>
+      <w:proofErr w:type="spellEnd"/>
+      <w:r>
+        <w:rPr>
+          <w:rFonts w:ascii="Courier New" w:eastAsia="Times New Roman" w:hAnsi="Courier New" w:cs="Courier New"/>
+          <w:kern w:val="0"/>
+          <w:sz w:val="20"/>
+          <w:szCs w:val="20"/>
+          <w:lang w:eastAsia="es-ES"/>
+          <w14:ligatures w14:val="none"/>
+        </w:rPr>
+        <w:t xml:space="preserve"> </w:t>
+      </w:r>
+      <w:proofErr w:type="spellStart"/>
+      <w:r>
+        <w:rPr>
+          <w:rFonts w:ascii="Courier New" w:eastAsia="Times New Roman" w:hAnsi="Courier New" w:cs="Courier New"/>
+          <w:kern w:val="0"/>
+          <w:sz w:val="20"/>
+          <w:szCs w:val="20"/>
+          <w:lang w:eastAsia="es-ES"/>
+          <w14:ligatures w14:val="none"/>
+        </w:rPr>
+        <w:t>artisan</w:t>
+      </w:r>
+      <w:proofErr w:type="spellEnd"/>
+      <w:r>
+        <w:rPr>
+          <w:rFonts w:ascii="Courier New" w:eastAsia="Times New Roman" w:hAnsi="Courier New" w:cs="Courier New"/>
+          <w:kern w:val="0"/>
+          <w:sz w:val="20"/>
+          <w:szCs w:val="20"/>
+          <w:lang w:eastAsia="es-ES"/>
+          <w14:ligatures w14:val="none"/>
+        </w:rPr>
+        <w:t xml:space="preserve"> </w:t>
+      </w:r>
+      <w:proofErr w:type="spellStart"/>
+      <w:r>
+        <w:rPr>
+          <w:rFonts w:ascii="Courier New" w:eastAsia="Times New Roman" w:hAnsi="Courier New" w:cs="Courier New"/>
+          <w:kern w:val="0"/>
+          <w:sz w:val="20"/>
+          <w:szCs w:val="20"/>
+          <w:lang w:eastAsia="es-ES"/>
+          <w14:ligatures w14:val="none"/>
+        </w:rPr>
+        <w:t>vendor:publish</w:t>
+      </w:r>
+      <w:proofErr w:type="spellEnd"/>
+      <w:r>
+        <w:rPr>
+          <w:rFonts w:ascii="Courier New" w:eastAsia="Times New Roman" w:hAnsi="Courier New" w:cs="Courier New"/>
+          <w:kern w:val="0"/>
+          <w:sz w:val="20"/>
+          <w:szCs w:val="20"/>
+          <w:lang w:eastAsia="es-ES"/>
+          <w14:ligatures w14:val="none"/>
+        </w:rPr>
+        <w:t xml:space="preserve"> --tag=</w:t>
+      </w:r>
+      <w:proofErr w:type="spellStart"/>
+      <w:r>
+        <w:rPr>
+          <w:rFonts w:ascii="Courier New" w:eastAsia="Times New Roman" w:hAnsi="Courier New" w:cs="Courier New"/>
+          <w:kern w:val="0"/>
+          <w:sz w:val="20"/>
+          <w:szCs w:val="20"/>
+          <w:lang w:eastAsia="es-ES"/>
+          <w14:ligatures w14:val="none"/>
+        </w:rPr>
+        <w:t>scribe-config</w:t>
+      </w:r>
+      <w:proofErr w:type="spellEnd"/>
+    </w:p>
+    <w:p>
+      <w:pPr>
+        <w:numPr>
+          <w:ilvl w:val="0"/>
+          <w:numId w:val="5"/>
+        </w:numPr>
+        <w:spacing w:before="100" w:beforeAutospacing="1" w:after="100" w:afterAutospacing="1" w:line="240" w:lineRule="auto"/>
+        <w:rPr>
+          <w:rFonts w:ascii="Times New Roman" w:eastAsia="Times New Roman" w:hAnsi="Times New Roman" w:cs="Times New Roman"/>
+          <w:kern w:val="0"/>
+          <w:lang w:eastAsia="es-ES"/>
+          <w14:ligatures w14:val="none"/>
+        </w:rPr>
+      </w:pPr>
+      <w:r>
+        <w:rPr>
+          <w:rFonts w:ascii="Times New Roman" w:eastAsia="Times New Roman" w:hAnsi="Times New Roman" w:cs="Times New Roman"/>
+          <w:kern w:val="0"/>
+          <w:lang w:eastAsia="es-ES"/>
+          <w14:ligatures w14:val="none"/>
+        </w:rPr>
+        <w:t xml:space="preserve">Para calidad de código y detectar errores: </w:t>
+      </w:r>
+      <w:proofErr w:type="spellStart"/>
+      <w:r>
+        <w:rPr>
+          <w:rFonts w:ascii="Courier New" w:eastAsia="Times New Roman" w:hAnsi="Courier New" w:cs="Courier New"/>
+          <w:kern w:val="0"/>
+          <w:sz w:val="20"/>
+          <w:szCs w:val="20"/>
+          <w:lang w:eastAsia="es-ES"/>
+          <w14:ligatures w14:val="none"/>
+        </w:rPr>
+        <w:t>composer</w:t>
+      </w:r>
+      <w:proofErr w:type="spellEnd"/>
+      <w:r>
+        <w:rPr>
+          <w:rFonts w:ascii="Courier New" w:eastAsia="Times New Roman" w:hAnsi="Courier New" w:cs="Courier New"/>
+          <w:kern w:val="0"/>
+          <w:sz w:val="20"/>
+          <w:szCs w:val="20"/>
+          <w:lang w:eastAsia="es-ES"/>
+          <w14:ligatures w14:val="none"/>
+        </w:rPr>
+        <w:t xml:space="preserve"> </w:t>
+      </w:r>
+      <w:proofErr w:type="spellStart"/>
+      <w:r>
+        <w:rPr>
+          <w:rFonts w:ascii="Courier New" w:eastAsia="Times New Roman" w:hAnsi="Courier New" w:cs="Courier New"/>
+          <w:kern w:val="0"/>
+          <w:sz w:val="20"/>
+          <w:szCs w:val="20"/>
+          <w:lang w:eastAsia="es-ES"/>
+          <w14:ligatures w14:val="none"/>
+        </w:rPr>
+        <w:t>require</w:t>
+      </w:r>
+      <w:proofErr w:type="spellEnd"/>
+      <w:r>
+        <w:rPr>
+          <w:rFonts w:ascii="Courier New" w:eastAsia="Times New Roman" w:hAnsi="Courier New" w:cs="Courier New"/>
+          <w:kern w:val="0"/>
+          <w:sz w:val="20"/>
+          <w:szCs w:val="20"/>
+          <w:lang w:eastAsia="es-ES"/>
+          <w14:ligatures w14:val="none"/>
+        </w:rPr>
+        <w:t xml:space="preserve"> --</w:t>
+      </w:r>
+      <w:proofErr w:type="spellStart"/>
+      <w:r>
+        <w:rPr>
+          <w:rFonts w:ascii="Courier New" w:eastAsia="Times New Roman" w:hAnsi="Courier New" w:cs="Courier New"/>
+          <w:kern w:val="0"/>
+          <w:sz w:val="20"/>
+          <w:szCs w:val="20"/>
+          <w:lang w:eastAsia="es-ES"/>
+          <w14:ligatures w14:val="none"/>
+        </w:rPr>
+        <w:t>dev</w:t>
+      </w:r>
+      <w:proofErr w:type="spellEnd"/>
+      <w:r>
+        <w:rPr>
+          <w:rFonts w:ascii="Courier New" w:eastAsia="Times New Roman" w:hAnsi="Courier New" w:cs="Courier New"/>
+          <w:kern w:val="0"/>
+          <w:sz w:val="20"/>
+          <w:szCs w:val="20"/>
+          <w:lang w:eastAsia="es-ES"/>
+          <w14:ligatures w14:val="none"/>
+        </w:rPr>
+        <w:t xml:space="preserve"> </w:t>
+      </w:r>
+      <w:proofErr w:type="spellStart"/>
+      <w:r>
+        <w:rPr>
+          <w:rFonts w:ascii="Courier New" w:eastAsia="Times New Roman" w:hAnsi="Courier New" w:cs="Courier New"/>
+          <w:kern w:val="0"/>
+          <w:sz w:val="20"/>
+          <w:szCs w:val="20"/>
+          <w:lang w:eastAsia="es-ES"/>
+          <w14:ligatures w14:val="none"/>
+        </w:rPr>
+        <w:t>barryvdh</w:t>
+      </w:r>
+      <w:proofErr w:type="spellEnd"/>
+      <w:r>
+        <w:rPr>
+          <w:rFonts w:ascii="Courier New" w:eastAsia="Times New Roman" w:hAnsi="Courier New" w:cs="Courier New"/>
+          <w:kern w:val="0"/>
+          <w:sz w:val="20"/>
+          <w:szCs w:val="20"/>
+          <w:lang w:eastAsia="es-ES"/>
+          <w14:ligatures w14:val="none"/>
+        </w:rPr>
+        <w:t>/</w:t>
+      </w:r>
+      <w:proofErr w:type="spellStart"/>
+      <w:r>
+        <w:rPr>
+          <w:rFonts w:ascii="Courier New" w:eastAsia="Times New Roman" w:hAnsi="Courier New" w:cs="Courier New"/>
+          <w:kern w:val="0"/>
+          <w:sz w:val="20"/>
+          <w:szCs w:val="20"/>
+          <w:lang w:eastAsia="es-ES"/>
+          <w14:ligatures w14:val="none"/>
+        </w:rPr>
+        <w:t>laravel-debugbar</w:t>
+      </w:r>
+      <w:proofErr w:type="spellEnd"/>
+      <w:r>
+        <w:rPr>
+          <w:rFonts w:ascii="Times New Roman" w:eastAsia="Times New Roman" w:hAnsi="Times New Roman" w:cs="Times New Roman"/>
+          <w:kern w:val="0"/>
+          <w:lang w:eastAsia="es-ES"/>
+          <w14:ligatures w14:val="none"/>
+        </w:rPr>
+        <w:t xml:space="preserve">, </w:t>
+      </w:r>
+      <w:proofErr w:type="spellStart"/>
+      <w:r>
+        <w:rPr>
+          <w:rFonts w:ascii="Courier New" w:eastAsia="Times New Roman" w:hAnsi="Courier New" w:cs="Courier New"/>
+          <w:kern w:val="0"/>
+          <w:sz w:val="20"/>
+          <w:szCs w:val="20"/>
+          <w:lang w:eastAsia="es-ES"/>
+          <w14:ligatures w14:val="none"/>
+        </w:rPr>
+        <w:t>composer</w:t>
+      </w:r>
+      <w:proofErr w:type="spellEnd"/>
+      <w:r>
+        <w:rPr>
+          <w:rFonts w:ascii="Courier New" w:eastAsia="Times New Roman" w:hAnsi="Courier New" w:cs="Courier New"/>
+          <w:kern w:val="0"/>
+          <w:sz w:val="20"/>
+          <w:szCs w:val="20"/>
+          <w:lang w:eastAsia="es-ES"/>
+          <w14:ligatures w14:val="none"/>
+        </w:rPr>
+        <w:t xml:space="preserve"> </w:t>
+      </w:r>
+      <w:proofErr w:type="spellStart"/>
+      <w:r>
+        <w:rPr>
+          <w:rFonts w:ascii="Courier New" w:eastAsia="Times New Roman" w:hAnsi="Courier New" w:cs="Courier New"/>
+          <w:kern w:val="0"/>
+          <w:sz w:val="20"/>
+          <w:szCs w:val="20"/>
+          <w:lang w:eastAsia="es-ES"/>
+          <w14:ligatures w14:val="none"/>
+        </w:rPr>
+        <w:t>require</w:t>
+      </w:r>
+      <w:proofErr w:type="spellEnd"/>
+      <w:r>
+        <w:rPr>
+          <w:rFonts w:ascii="Courier New" w:eastAsia="Times New Roman" w:hAnsi="Courier New" w:cs="Courier New"/>
+          <w:kern w:val="0"/>
+          <w:sz w:val="20"/>
+          <w:szCs w:val="20"/>
+          <w:lang w:eastAsia="es-ES"/>
+          <w14:ligatures w14:val="none"/>
+        </w:rPr>
+        <w:t xml:space="preserve"> --</w:t>
+      </w:r>
+      <w:proofErr w:type="spellStart"/>
+      <w:r>
+        <w:rPr>
+          <w:rFonts w:ascii="Courier New" w:eastAsia="Times New Roman" w:hAnsi="Courier New" w:cs="Courier New"/>
+          <w:kern w:val="0"/>
+          <w:sz w:val="20"/>
+          <w:szCs w:val="20"/>
+          <w:lang w:eastAsia="es-ES"/>
+          <w14:ligatures w14:val="none"/>
+        </w:rPr>
+        <w:t>dev</w:t>
+      </w:r>
+      <w:proofErr w:type="spellEnd"/>
+      <w:r>
+        <w:rPr>
+          <w:rFonts w:ascii="Courier New" w:eastAsia="Times New Roman" w:hAnsi="Courier New" w:cs="Courier New"/>
+          <w:kern w:val="0"/>
+          <w:sz w:val="20"/>
+          <w:szCs w:val="20"/>
+          <w:lang w:eastAsia="es-ES"/>
+          <w14:ligatures w14:val="none"/>
+        </w:rPr>
+        <w:t xml:space="preserve"> </w:t>
+      </w:r>
+      <w:proofErr w:type="spellStart"/>
+      <w:r>
+        <w:rPr>
+          <w:rFonts w:ascii="Courier New" w:eastAsia="Times New Roman" w:hAnsi="Courier New" w:cs="Courier New"/>
+          <w:kern w:val="0"/>
+          <w:sz w:val="20"/>
+          <w:szCs w:val="20"/>
+          <w:lang w:eastAsia="es-ES"/>
+          <w14:ligatures w14:val="none"/>
+        </w:rPr>
+        <w:t>nunomaduro</w:t>
+      </w:r>
+      <w:proofErr w:type="spellEnd"/>
+      <w:r>
+        <w:rPr>
+          <w:rFonts w:ascii="Courier New" w:eastAsia="Times New Roman" w:hAnsi="Courier New" w:cs="Courier New"/>
+          <w:kern w:val="0"/>
+          <w:sz w:val="20"/>
+          <w:szCs w:val="20"/>
+          <w:lang w:eastAsia="es-ES"/>
+          <w14:ligatures w14:val="none"/>
+        </w:rPr>
+        <w:t>/</w:t>
+      </w:r>
+      <w:proofErr w:type="spellStart"/>
+      <w:r>
+        <w:rPr>
+          <w:rFonts w:ascii="Courier New" w:eastAsia="Times New Roman" w:hAnsi="Courier New" w:cs="Courier New"/>
+          <w:kern w:val="0"/>
+          <w:sz w:val="20"/>
+          <w:szCs w:val="20"/>
+          <w:lang w:eastAsia="es-ES"/>
+          <w14:ligatures w14:val="none"/>
+        </w:rPr>
+        <w:t>larastan</w:t>
+      </w:r>
+      <w:proofErr w:type="spellEnd"/>
+      <w:r>
+        <w:rPr>
+          <w:rFonts w:ascii="Times New Roman" w:eastAsia="Times New Roman" w:hAnsi="Times New Roman" w:cs="Times New Roman"/>
+          <w:kern w:val="0"/>
+          <w:lang w:eastAsia="es-ES"/>
+          <w14:ligatures w14:val="none"/>
+        </w:rPr>
+        <w:t xml:space="preserve"> y </w:t>
+      </w:r>
+      <w:proofErr w:type="spellStart"/>
+      <w:r>
+        <w:rPr>
+          <w:rFonts w:ascii="Courier New" w:eastAsia="Times New Roman" w:hAnsi="Courier New" w:cs="Courier New"/>
+          <w:kern w:val="0"/>
+          <w:sz w:val="20"/>
+          <w:szCs w:val="20"/>
+          <w:lang w:eastAsia="es-ES"/>
+          <w14:ligatures w14:val="none"/>
+        </w:rPr>
+        <w:t>friendsofphp</w:t>
+      </w:r>
+      <w:proofErr w:type="spellEnd"/>
+      <w:r>
+        <w:rPr>
+          <w:rFonts w:ascii="Courier New" w:eastAsia="Times New Roman" w:hAnsi="Courier New" w:cs="Courier New"/>
+          <w:kern w:val="0"/>
+          <w:sz w:val="20"/>
+          <w:szCs w:val="20"/>
+          <w:lang w:eastAsia="es-ES"/>
+          <w14:ligatures w14:val="none"/>
+        </w:rPr>
+        <w:t>/</w:t>
+      </w:r>
+      <w:proofErr w:type="spellStart"/>
+      <w:r>
+        <w:rPr>
+          <w:rFonts w:ascii="Courier New" w:eastAsia="Times New Roman" w:hAnsi="Courier New" w:cs="Courier New"/>
+          <w:kern w:val="0"/>
+          <w:sz w:val="20"/>
+          <w:szCs w:val="20"/>
+          <w:lang w:eastAsia="es-ES"/>
+          <w14:ligatures w14:val="none"/>
+        </w:rPr>
+        <w:t>php-cs-fixer</w:t>
+      </w:r>
+      <w:proofErr w:type="spellEnd"/>
+      <w:r>
+        <w:rPr>
+          <w:rFonts w:ascii="Times New Roman" w:eastAsia="Times New Roman" w:hAnsi="Times New Roman" w:cs="Times New Roman"/>
+          <w:kern w:val="0"/>
+          <w:lang w:eastAsia="es-ES"/>
+          <w14:ligatures w14:val="none"/>
+        </w:rPr>
+        <w:t>.</w:t>
+      </w:r>
+    </w:p>
+    <w:p>
+      <w:pPr>
+        <w:spacing w:before="100" w:beforeAutospacing="1" w:after="100" w:afterAutospacing="1" w:line="240" w:lineRule="auto"/>
+        <w:rPr>
+          <w:rFonts w:ascii="Times New Roman" w:eastAsia="Times New Roman" w:hAnsi="Times New Roman" w:cs="Times New Roman"/>
+          <w:kern w:val="0"/>
+          <w:lang w:eastAsia="es-ES"/>
+          <w14:ligatures w14:val="none"/>
+        </w:rPr>
+      </w:pPr>
+      <w:r>
+        <w:rPr>
+          <w:rFonts w:ascii="Times New Roman" w:eastAsia="Times New Roman" w:hAnsi="Times New Roman" w:cs="Times New Roman"/>
           <w:b/>
           <w:bCs/>
-        </w:rPr>
-      </w:pPr>
-      <w:r>
-        <w:rPr>
+          <w:kern w:val="0"/>
+          <w:lang w:eastAsia="es-ES"/>
+          <w14:ligatures w14:val="none"/>
+        </w:rPr>
+        <w:t>1.6.- Módulo de Empleados (La Tríada API-</w:t>
+      </w:r>
+      <w:proofErr w:type="spellStart"/>
+      <w:r>
+        <w:rPr>
+          <w:rFonts w:ascii="Times New Roman" w:eastAsia="Times New Roman" w:hAnsi="Times New Roman" w:cs="Times New Roman"/>
           <w:b/>
           <w:bCs/>
-        </w:rPr>
-        <w:t>composer require spatie/laravel-permission</w:t>
+          <w:kern w:val="0"/>
+          <w:lang w:eastAsia="es-ES"/>
+          <w14:ligatures w14:val="none"/>
+        </w:rPr>
+        <w:t>first</w:t>
+      </w:r>
+      <w:proofErr w:type="spellEnd"/>
+      <w:r>
+        <w:rPr>
+          <w:rFonts w:ascii="Times New Roman" w:eastAsia="Times New Roman" w:hAnsi="Times New Roman" w:cs="Times New Roman"/>
+          <w:b/>
+          <w:bCs/>
+          <w:kern w:val="0"/>
+          <w:lang w:eastAsia="es-ES"/>
+          <w14:ligatures w14:val="none"/>
+        </w:rPr>
+        <w:t>)</w:t>
+      </w:r>
+      <w:r>
+        <w:rPr>
+          <w:rFonts w:ascii="Times New Roman" w:eastAsia="Times New Roman" w:hAnsi="Times New Roman" w:cs="Times New Roman"/>
+          <w:kern w:val="0"/>
+          <w:lang w:eastAsia="es-ES"/>
+          <w14:ligatures w14:val="none"/>
+        </w:rPr>
+        <w:t xml:space="preserve"> Para seguir el estándar profesional API-</w:t>
+      </w:r>
+      <w:proofErr w:type="spellStart"/>
+      <w:r>
+        <w:rPr>
+          <w:rFonts w:ascii="Times New Roman" w:eastAsia="Times New Roman" w:hAnsi="Times New Roman" w:cs="Times New Roman"/>
+          <w:kern w:val="0"/>
+          <w:lang w:eastAsia="es-ES"/>
+          <w14:ligatures w14:val="none"/>
+        </w:rPr>
+        <w:t>first</w:t>
+      </w:r>
+      <w:proofErr w:type="spellEnd"/>
+      <w:r>
+        <w:rPr>
+          <w:rFonts w:ascii="Times New Roman" w:eastAsia="Times New Roman" w:hAnsi="Times New Roman" w:cs="Times New Roman"/>
+          <w:kern w:val="0"/>
+          <w:lang w:eastAsia="es-ES"/>
+          <w14:ligatures w14:val="none"/>
+        </w:rPr>
+        <w:t>, dividimos la lógica de cada módulo en 3 partes ejecutando estos comandos:</w:t>
       </w:r>
     </w:p>
     <w:p>
       <w:pPr>
-        <w:rPr>
+        <w:numPr>
+          <w:ilvl w:val="0"/>
+          <w:numId w:val="6"/>
+        </w:numPr>
+        <w:spacing w:before="100" w:beforeAutospacing="1" w:after="100" w:afterAutospacing="1" w:line="240" w:lineRule="auto"/>
+        <w:rPr>
+          <w:rFonts w:ascii="Times New Roman" w:eastAsia="Times New Roman" w:hAnsi="Times New Roman" w:cs="Times New Roman"/>
+          <w:kern w:val="0"/>
+          <w:lang w:eastAsia="es-ES"/>
+          <w14:ligatures w14:val="none"/>
+        </w:rPr>
+      </w:pPr>
+      <w:proofErr w:type="spellStart"/>
+      <w:r>
+        <w:rPr>
+          <w:rFonts w:ascii="Times New Roman" w:eastAsia="Times New Roman" w:hAnsi="Times New Roman" w:cs="Times New Roman"/>
           <w:b/>
           <w:bCs/>
-        </w:rPr>
-      </w:pPr>
-      <w:r>
-        <w:rPr>
+          <w:kern w:val="0"/>
+          <w:lang w:eastAsia="es-ES"/>
+          <w14:ligatures w14:val="none"/>
+        </w:rPr>
+        <w:t>FormRequest</w:t>
+      </w:r>
+      <w:proofErr w:type="spellEnd"/>
+      <w:r>
+        <w:rPr>
+          <w:rFonts w:ascii="Times New Roman" w:eastAsia="Times New Roman" w:hAnsi="Times New Roman" w:cs="Times New Roman"/>
+          <w:kern w:val="0"/>
+          <w:lang w:eastAsia="es-ES"/>
+          <w14:ligatures w14:val="none"/>
+        </w:rPr>
+        <w:t xml:space="preserve"> (Para validar la entrada): </w:t>
+      </w:r>
+      <w:proofErr w:type="spellStart"/>
+      <w:r>
+        <w:rPr>
+          <w:rFonts w:ascii="Courier New" w:eastAsia="Times New Roman" w:hAnsi="Courier New" w:cs="Courier New"/>
+          <w:kern w:val="0"/>
+          <w:sz w:val="20"/>
+          <w:szCs w:val="20"/>
+          <w:lang w:eastAsia="es-ES"/>
+          <w14:ligatures w14:val="none"/>
+        </w:rPr>
+        <w:t>php</w:t>
+      </w:r>
+      <w:proofErr w:type="spellEnd"/>
+      <w:r>
+        <w:rPr>
+          <w:rFonts w:ascii="Courier New" w:eastAsia="Times New Roman" w:hAnsi="Courier New" w:cs="Courier New"/>
+          <w:kern w:val="0"/>
+          <w:sz w:val="20"/>
+          <w:szCs w:val="20"/>
+          <w:lang w:eastAsia="es-ES"/>
+          <w14:ligatures w14:val="none"/>
+        </w:rPr>
+        <w:t xml:space="preserve"> </w:t>
+      </w:r>
+      <w:proofErr w:type="spellStart"/>
+      <w:r>
+        <w:rPr>
+          <w:rFonts w:ascii="Courier New" w:eastAsia="Times New Roman" w:hAnsi="Courier New" w:cs="Courier New"/>
+          <w:kern w:val="0"/>
+          <w:sz w:val="20"/>
+          <w:szCs w:val="20"/>
+          <w:lang w:eastAsia="es-ES"/>
+          <w14:ligatures w14:val="none"/>
+        </w:rPr>
+        <w:t>artisan</w:t>
+      </w:r>
+      <w:proofErr w:type="spellEnd"/>
+      <w:r>
+        <w:rPr>
+          <w:rFonts w:ascii="Courier New" w:eastAsia="Times New Roman" w:hAnsi="Courier New" w:cs="Courier New"/>
+          <w:kern w:val="0"/>
+          <w:sz w:val="20"/>
+          <w:szCs w:val="20"/>
+          <w:lang w:eastAsia="es-ES"/>
+          <w14:ligatures w14:val="none"/>
+        </w:rPr>
+        <w:t xml:space="preserve"> </w:t>
+      </w:r>
+      <w:proofErr w:type="spellStart"/>
+      <w:r>
+        <w:rPr>
+          <w:rFonts w:ascii="Courier New" w:eastAsia="Times New Roman" w:hAnsi="Courier New" w:cs="Courier New"/>
+          <w:kern w:val="0"/>
+          <w:sz w:val="20"/>
+          <w:szCs w:val="20"/>
+          <w:lang w:eastAsia="es-ES"/>
+          <w14:ligatures w14:val="none"/>
+        </w:rPr>
+        <w:t>make:request</w:t>
+      </w:r>
+      <w:proofErr w:type="spellEnd"/>
+      <w:r>
+        <w:rPr>
+          <w:rFonts w:ascii="Courier New" w:eastAsia="Times New Roman" w:hAnsi="Courier New" w:cs="Courier New"/>
+          <w:kern w:val="0"/>
+          <w:sz w:val="20"/>
+          <w:szCs w:val="20"/>
+          <w:lang w:eastAsia="es-ES"/>
+          <w14:ligatures w14:val="none"/>
+        </w:rPr>
+        <w:t xml:space="preserve"> Api/V1/</w:t>
+      </w:r>
+      <w:proofErr w:type="spellStart"/>
+      <w:r>
+        <w:rPr>
+          <w:rFonts w:ascii="Courier New" w:eastAsia="Times New Roman" w:hAnsi="Courier New" w:cs="Courier New"/>
+          <w:kern w:val="0"/>
+          <w:sz w:val="20"/>
+          <w:szCs w:val="20"/>
+          <w:lang w:eastAsia="es-ES"/>
+          <w14:ligatures w14:val="none"/>
+        </w:rPr>
+        <w:t>StoreEmployeeRequest</w:t>
+      </w:r>
+      <w:proofErr w:type="spellEnd"/>
+    </w:p>
+    <w:p>
+      <w:pPr>
+        <w:numPr>
+          <w:ilvl w:val="0"/>
+          <w:numId w:val="6"/>
+        </w:numPr>
+        <w:spacing w:before="100" w:beforeAutospacing="1" w:after="100" w:afterAutospacing="1" w:line="240" w:lineRule="auto"/>
+        <w:rPr>
+          <w:rFonts w:ascii="Times New Roman" w:eastAsia="Times New Roman" w:hAnsi="Times New Roman" w:cs="Times New Roman"/>
+          <w:kern w:val="0"/>
+          <w:lang w:eastAsia="es-ES"/>
+          <w14:ligatures w14:val="none"/>
+        </w:rPr>
+      </w:pPr>
+      <w:r>
+        <w:rPr>
+          <w:rFonts w:ascii="Times New Roman" w:eastAsia="Times New Roman" w:hAnsi="Times New Roman" w:cs="Times New Roman"/>
           <w:b/>
           <w:bCs/>
-        </w:rPr>
-        <w:t>php artisan vendor:publish --provider="Spatie\Permission\PermissionServiceProvider"</w:t>
-      </w:r>
+          <w:kern w:val="0"/>
+          <w:lang w:eastAsia="es-ES"/>
+          <w14:ligatures w14:val="none"/>
+        </w:rPr>
+        <w:t xml:space="preserve">API </w:t>
+      </w:r>
+      <w:proofErr w:type="spellStart"/>
+      <w:r>
+        <w:rPr>
+          <w:rFonts w:ascii="Times New Roman" w:eastAsia="Times New Roman" w:hAnsi="Times New Roman" w:cs="Times New Roman"/>
+          <w:b/>
+          <w:bCs/>
+          <w:kern w:val="0"/>
+          <w:lang w:eastAsia="es-ES"/>
+          <w14:ligatures w14:val="none"/>
+        </w:rPr>
+        <w:t>Resource</w:t>
+      </w:r>
+      <w:proofErr w:type="spellEnd"/>
+      <w:r>
+        <w:rPr>
+          <w:rFonts w:ascii="Times New Roman" w:eastAsia="Times New Roman" w:hAnsi="Times New Roman" w:cs="Times New Roman"/>
+          <w:kern w:val="0"/>
+          <w:lang w:eastAsia="es-ES"/>
+          <w14:ligatures w14:val="none"/>
+        </w:rPr>
+        <w:t xml:space="preserve"> (Para formatear el JSON de salida y ocultar datos sensibles): </w:t>
+      </w:r>
+      <w:proofErr w:type="spellStart"/>
+      <w:r>
+        <w:rPr>
+          <w:rFonts w:ascii="Courier New" w:eastAsia="Times New Roman" w:hAnsi="Courier New" w:cs="Courier New"/>
+          <w:kern w:val="0"/>
+          <w:sz w:val="20"/>
+          <w:szCs w:val="20"/>
+          <w:lang w:eastAsia="es-ES"/>
+          <w14:ligatures w14:val="none"/>
+        </w:rPr>
+        <w:t>php</w:t>
+      </w:r>
+      <w:proofErr w:type="spellEnd"/>
+      <w:r>
+        <w:rPr>
+          <w:rFonts w:ascii="Courier New" w:eastAsia="Times New Roman" w:hAnsi="Courier New" w:cs="Courier New"/>
+          <w:kern w:val="0"/>
+          <w:sz w:val="20"/>
+          <w:szCs w:val="20"/>
+          <w:lang w:eastAsia="es-ES"/>
+          <w14:ligatures w14:val="none"/>
+        </w:rPr>
+        <w:t xml:space="preserve"> </w:t>
+      </w:r>
+      <w:proofErr w:type="spellStart"/>
+      <w:r>
+        <w:rPr>
+          <w:rFonts w:ascii="Courier New" w:eastAsia="Times New Roman" w:hAnsi="Courier New" w:cs="Courier New"/>
+          <w:kern w:val="0"/>
+          <w:sz w:val="20"/>
+          <w:szCs w:val="20"/>
+          <w:lang w:eastAsia="es-ES"/>
+          <w14:ligatures w14:val="none"/>
+        </w:rPr>
+        <w:t>artisan</w:t>
+      </w:r>
+      <w:proofErr w:type="spellEnd"/>
+      <w:r>
+        <w:rPr>
+          <w:rFonts w:ascii="Courier New" w:eastAsia="Times New Roman" w:hAnsi="Courier New" w:cs="Courier New"/>
+          <w:kern w:val="0"/>
+          <w:sz w:val="20"/>
+          <w:szCs w:val="20"/>
+          <w:lang w:eastAsia="es-ES"/>
+          <w14:ligatures w14:val="none"/>
+        </w:rPr>
+        <w:t xml:space="preserve"> </w:t>
+      </w:r>
+      <w:proofErr w:type="spellStart"/>
+      <w:r>
+        <w:rPr>
+          <w:rFonts w:ascii="Courier New" w:eastAsia="Times New Roman" w:hAnsi="Courier New" w:cs="Courier New"/>
+          <w:kern w:val="0"/>
+          <w:sz w:val="20"/>
+          <w:szCs w:val="20"/>
+          <w:lang w:eastAsia="es-ES"/>
+          <w14:ligatures w14:val="none"/>
+        </w:rPr>
+        <w:t>make:resource</w:t>
+      </w:r>
+      <w:proofErr w:type="spellEnd"/>
+      <w:r>
+        <w:rPr>
+          <w:rFonts w:ascii="Courier New" w:eastAsia="Times New Roman" w:hAnsi="Courier New" w:cs="Courier New"/>
+          <w:kern w:val="0"/>
+          <w:sz w:val="20"/>
+          <w:szCs w:val="20"/>
+          <w:lang w:eastAsia="es-ES"/>
+          <w14:ligatures w14:val="none"/>
+        </w:rPr>
+        <w:t xml:space="preserve"> V1/</w:t>
+      </w:r>
+      <w:proofErr w:type="spellStart"/>
+      <w:r>
+        <w:rPr>
+          <w:rFonts w:ascii="Courier New" w:eastAsia="Times New Roman" w:hAnsi="Courier New" w:cs="Courier New"/>
+          <w:kern w:val="0"/>
+          <w:sz w:val="20"/>
+          <w:szCs w:val="20"/>
+          <w:lang w:eastAsia="es-ES"/>
+          <w14:ligatures w14:val="none"/>
+        </w:rPr>
+        <w:t>EmployeeResource</w:t>
+      </w:r>
+      <w:proofErr w:type="spellEnd"/>
     </w:p>
     <w:p>
       <w:pPr>
-        <w:rPr>
+        <w:numPr>
+          <w:ilvl w:val="0"/>
+          <w:numId w:val="6"/>
+        </w:numPr>
+        <w:spacing w:before="100" w:beforeAutospacing="1" w:after="100" w:afterAutospacing="1" w:line="240" w:lineRule="auto"/>
+        <w:rPr>
+          <w:rFonts w:ascii="Times New Roman" w:eastAsia="Times New Roman" w:hAnsi="Times New Roman" w:cs="Times New Roman"/>
+          <w:kern w:val="0"/>
+          <w:lang w:eastAsia="es-ES"/>
+          <w14:ligatures w14:val="none"/>
+        </w:rPr>
+      </w:pPr>
+      <w:r>
+        <w:rPr>
+          <w:rFonts w:ascii="Times New Roman" w:eastAsia="Times New Roman" w:hAnsi="Times New Roman" w:cs="Times New Roman"/>
           <w:b/>
           <w:bCs/>
-        </w:rPr>
-      </w:pPr>
+          <w:kern w:val="0"/>
+          <w:lang w:eastAsia="es-ES"/>
+          <w14:ligatures w14:val="none"/>
+        </w:rPr>
+        <w:t>Controlador API</w:t>
+      </w:r>
+      <w:r>
+        <w:rPr>
+          <w:rFonts w:ascii="Times New Roman" w:eastAsia="Times New Roman" w:hAnsi="Times New Roman" w:cs="Times New Roman"/>
+          <w:kern w:val="0"/>
+          <w:lang w:eastAsia="es-ES"/>
+          <w14:ligatures w14:val="none"/>
+        </w:rPr>
+        <w:t xml:space="preserve"> (El cerebro que conecta todo): </w:t>
+      </w:r>
+      <w:proofErr w:type="spellStart"/>
+      <w:r>
+        <w:rPr>
+          <w:rFonts w:ascii="Courier New" w:eastAsia="Times New Roman" w:hAnsi="Courier New" w:cs="Courier New"/>
+          <w:kern w:val="0"/>
+          <w:sz w:val="20"/>
+          <w:szCs w:val="20"/>
+          <w:lang w:eastAsia="es-ES"/>
+          <w14:ligatures w14:val="none"/>
+        </w:rPr>
+        <w:t>php</w:t>
+      </w:r>
+      <w:proofErr w:type="spellEnd"/>
+      <w:r>
+        <w:rPr>
+          <w:rFonts w:ascii="Courier New" w:eastAsia="Times New Roman" w:hAnsi="Courier New" w:cs="Courier New"/>
+          <w:kern w:val="0"/>
+          <w:sz w:val="20"/>
+          <w:szCs w:val="20"/>
+          <w:lang w:eastAsia="es-ES"/>
+          <w14:ligatures w14:val="none"/>
+        </w:rPr>
+        <w:t xml:space="preserve"> </w:t>
+      </w:r>
+      <w:proofErr w:type="spellStart"/>
+      <w:r>
+        <w:rPr>
+          <w:rFonts w:ascii="Courier New" w:eastAsia="Times New Roman" w:hAnsi="Courier New" w:cs="Courier New"/>
+          <w:kern w:val="0"/>
+          <w:sz w:val="20"/>
+          <w:szCs w:val="20"/>
+          <w:lang w:eastAsia="es-ES"/>
+          <w14:ligatures w14:val="none"/>
+        </w:rPr>
+        <w:t>artisan</w:t>
+      </w:r>
+      <w:proofErr w:type="spellEnd"/>
+      <w:r>
+        <w:rPr>
+          <w:rFonts w:ascii="Courier New" w:eastAsia="Times New Roman" w:hAnsi="Courier New" w:cs="Courier New"/>
+          <w:kern w:val="0"/>
+          <w:sz w:val="20"/>
+          <w:szCs w:val="20"/>
+          <w:lang w:eastAsia="es-ES"/>
+          <w14:ligatures w14:val="none"/>
+        </w:rPr>
+        <w:t xml:space="preserve"> </w:t>
+      </w:r>
+      <w:proofErr w:type="spellStart"/>
+      <w:r>
+        <w:rPr>
+          <w:rFonts w:ascii="Courier New" w:eastAsia="Times New Roman" w:hAnsi="Courier New" w:cs="Courier New"/>
+          <w:kern w:val="0"/>
+          <w:sz w:val="20"/>
+          <w:szCs w:val="20"/>
+          <w:lang w:eastAsia="es-ES"/>
+          <w14:ligatures w14:val="none"/>
+        </w:rPr>
+        <w:t>make:controller</w:t>
+      </w:r>
+      <w:proofErr w:type="spellEnd"/>
+      <w:r>
+        <w:rPr>
+          <w:rFonts w:ascii="Courier New" w:eastAsia="Times New Roman" w:hAnsi="Courier New" w:cs="Courier New"/>
+          <w:kern w:val="0"/>
+          <w:sz w:val="20"/>
+          <w:szCs w:val="20"/>
+          <w:lang w:eastAsia="es-ES"/>
+          <w14:ligatures w14:val="none"/>
+        </w:rPr>
+        <w:t xml:space="preserve"> Api/V1/</w:t>
+      </w:r>
+      <w:proofErr w:type="spellStart"/>
+      <w:r>
+        <w:rPr>
+          <w:rFonts w:ascii="Courier New" w:eastAsia="Times New Roman" w:hAnsi="Courier New" w:cs="Courier New"/>
+          <w:kern w:val="0"/>
+          <w:sz w:val="20"/>
+          <w:szCs w:val="20"/>
+          <w:lang w:eastAsia="es-ES"/>
+          <w14:ligatures w14:val="none"/>
+        </w:rPr>
+        <w:t>EmployeeController</w:t>
+      </w:r>
+      <w:proofErr w:type="spellEnd"/>
+      <w:r>
+        <w:rPr>
+          <w:rFonts w:ascii="Courier New" w:eastAsia="Times New Roman" w:hAnsi="Courier New" w:cs="Courier New"/>
+          <w:kern w:val="0"/>
+          <w:sz w:val="20"/>
+          <w:szCs w:val="20"/>
+          <w:lang w:eastAsia="es-ES"/>
+          <w14:ligatures w14:val="none"/>
+        </w:rPr>
+        <w:t xml:space="preserve"> --api</w:t>
+      </w:r>
     </w:p>
     <w:p>
       <w:pPr>
-        <w:rPr>
+        <w:spacing w:before="100" w:beforeAutospacing="1" w:after="100" w:afterAutospacing="1" w:line="240" w:lineRule="auto"/>
+        <w:rPr>
+          <w:rFonts w:ascii="Times New Roman" w:eastAsia="Times New Roman" w:hAnsi="Times New Roman" w:cs="Times New Roman"/>
+          <w:kern w:val="0"/>
+          <w:lang w:eastAsia="es-ES"/>
+          <w14:ligatures w14:val="none"/>
+        </w:rPr>
+      </w:pPr>
+      <w:r>
+        <w:rPr>
+          <w:rFonts w:ascii="Times New Roman" w:eastAsia="Times New Roman" w:hAnsi="Times New Roman" w:cs="Times New Roman"/>
+          <w:i/>
+          <w:iCs/>
+          <w:kern w:val="0"/>
+          <w:lang w:eastAsia="es-ES"/>
+          <w14:ligatures w14:val="none"/>
+        </w:rPr>
+        <w:t>Nota de resolución de errores:</w:t>
+      </w:r>
+      <w:r>
+        <w:rPr>
+          <w:rFonts w:ascii="Times New Roman" w:eastAsia="Times New Roman" w:hAnsi="Times New Roman" w:cs="Times New Roman"/>
+          <w:kern w:val="0"/>
+          <w:lang w:eastAsia="es-ES"/>
+          <w14:ligatures w14:val="none"/>
+        </w:rPr>
+        <w:t xml:space="preserve"> Al crear el borrado de empleados (</w:t>
+      </w:r>
+      <w:proofErr w:type="spellStart"/>
+      <w:r>
+        <w:rPr>
+          <w:rFonts w:ascii="Courier New" w:eastAsia="Times New Roman" w:hAnsi="Courier New" w:cs="Courier New"/>
+          <w:kern w:val="0"/>
+          <w:sz w:val="20"/>
+          <w:szCs w:val="20"/>
+          <w:lang w:eastAsia="es-ES"/>
+          <w14:ligatures w14:val="none"/>
+        </w:rPr>
+        <w:t>destroy</w:t>
+      </w:r>
+      <w:proofErr w:type="spellEnd"/>
+      <w:r>
+        <w:rPr>
+          <w:rFonts w:ascii="Times New Roman" w:eastAsia="Times New Roman" w:hAnsi="Times New Roman" w:cs="Times New Roman"/>
+          <w:kern w:val="0"/>
+          <w:lang w:eastAsia="es-ES"/>
+          <w14:ligatures w14:val="none"/>
+        </w:rPr>
+        <w:t xml:space="preserve">), fallaba el </w:t>
+      </w:r>
+      <w:r>
+        <w:rPr>
+          <w:rFonts w:ascii="Courier New" w:eastAsia="Times New Roman" w:hAnsi="Courier New" w:cs="Courier New"/>
+          <w:kern w:val="0"/>
+          <w:sz w:val="20"/>
+          <w:szCs w:val="20"/>
+          <w:lang w:eastAsia="es-ES"/>
+          <w14:ligatures w14:val="none"/>
+        </w:rPr>
+        <w:t>$</w:t>
+      </w:r>
+      <w:proofErr w:type="spellStart"/>
+      <w:r>
+        <w:rPr>
+          <w:rFonts w:ascii="Courier New" w:eastAsia="Times New Roman" w:hAnsi="Courier New" w:cs="Courier New"/>
+          <w:kern w:val="0"/>
+          <w:sz w:val="20"/>
+          <w:szCs w:val="20"/>
+          <w:lang w:eastAsia="es-ES"/>
+          <w14:ligatures w14:val="none"/>
+        </w:rPr>
+        <w:t>this</w:t>
+      </w:r>
+      <w:proofErr w:type="spellEnd"/>
+      <w:r>
+        <w:rPr>
+          <w:rFonts w:ascii="Courier New" w:eastAsia="Times New Roman" w:hAnsi="Courier New" w:cs="Courier New"/>
+          <w:kern w:val="0"/>
+          <w:sz w:val="20"/>
+          <w:szCs w:val="20"/>
+          <w:lang w:eastAsia="es-ES"/>
+          <w14:ligatures w14:val="none"/>
+        </w:rPr>
+        <w:t>-&gt;</w:t>
+      </w:r>
+      <w:proofErr w:type="spellStart"/>
+      <w:r>
+        <w:rPr>
+          <w:rFonts w:ascii="Courier New" w:eastAsia="Times New Roman" w:hAnsi="Courier New" w:cs="Courier New"/>
+          <w:kern w:val="0"/>
+          <w:sz w:val="20"/>
+          <w:szCs w:val="20"/>
+          <w:lang w:eastAsia="es-ES"/>
+          <w14:ligatures w14:val="none"/>
+        </w:rPr>
+        <w:t>authorize</w:t>
+      </w:r>
+      <w:proofErr w:type="spellEnd"/>
+      <w:r>
+        <w:rPr>
+          <w:rFonts w:ascii="Courier New" w:eastAsia="Times New Roman" w:hAnsi="Courier New" w:cs="Courier New"/>
+          <w:kern w:val="0"/>
+          <w:sz w:val="20"/>
+          <w:szCs w:val="20"/>
+          <w:lang w:eastAsia="es-ES"/>
+          <w14:ligatures w14:val="none"/>
+        </w:rPr>
+        <w:t>()</w:t>
+      </w:r>
+      <w:r>
+        <w:rPr>
+          <w:rFonts w:ascii="Times New Roman" w:eastAsia="Times New Roman" w:hAnsi="Times New Roman" w:cs="Times New Roman"/>
+          <w:kern w:val="0"/>
+          <w:lang w:eastAsia="es-ES"/>
+          <w14:ligatures w14:val="none"/>
+        </w:rPr>
+        <w:t xml:space="preserve">. Lo solucionamos usando directamente la función de </w:t>
+      </w:r>
+      <w:proofErr w:type="spellStart"/>
+      <w:r>
+        <w:rPr>
+          <w:rFonts w:ascii="Times New Roman" w:eastAsia="Times New Roman" w:hAnsi="Times New Roman" w:cs="Times New Roman"/>
+          <w:kern w:val="0"/>
+          <w:lang w:eastAsia="es-ES"/>
+          <w14:ligatures w14:val="none"/>
+        </w:rPr>
+        <w:t>Spatie</w:t>
+      </w:r>
+      <w:proofErr w:type="spellEnd"/>
+      <w:r>
+        <w:rPr>
+          <w:rFonts w:ascii="Times New Roman" w:eastAsia="Times New Roman" w:hAnsi="Times New Roman" w:cs="Times New Roman"/>
+          <w:kern w:val="0"/>
+          <w:lang w:eastAsia="es-ES"/>
+          <w14:ligatures w14:val="none"/>
+        </w:rPr>
+        <w:t xml:space="preserve"> a través de la </w:t>
+      </w:r>
+      <w:proofErr w:type="spellStart"/>
+      <w:r>
+        <w:rPr>
+          <w:rFonts w:ascii="Times New Roman" w:eastAsia="Times New Roman" w:hAnsi="Times New Roman" w:cs="Times New Roman"/>
+          <w:kern w:val="0"/>
+          <w:lang w:eastAsia="es-ES"/>
+          <w14:ligatures w14:val="none"/>
+        </w:rPr>
+        <w:t>Request</w:t>
+      </w:r>
+      <w:proofErr w:type="spellEnd"/>
+      <w:r>
+        <w:rPr>
+          <w:rFonts w:ascii="Times New Roman" w:eastAsia="Times New Roman" w:hAnsi="Times New Roman" w:cs="Times New Roman"/>
+          <w:kern w:val="0"/>
+          <w:lang w:eastAsia="es-ES"/>
+          <w14:ligatures w14:val="none"/>
+        </w:rPr>
+        <w:t xml:space="preserve"> del usuario: </w:t>
+      </w:r>
+      <w:proofErr w:type="spellStart"/>
+      <w:r>
+        <w:rPr>
+          <w:rFonts w:ascii="Courier New" w:eastAsia="Times New Roman" w:hAnsi="Courier New" w:cs="Courier New"/>
+          <w:kern w:val="0"/>
+          <w:sz w:val="20"/>
+          <w:szCs w:val="20"/>
+          <w:lang w:eastAsia="es-ES"/>
+          <w14:ligatures w14:val="none"/>
+        </w:rPr>
+        <w:t>if</w:t>
+      </w:r>
+      <w:proofErr w:type="spellEnd"/>
+      <w:r>
+        <w:rPr>
+          <w:rFonts w:ascii="Courier New" w:eastAsia="Times New Roman" w:hAnsi="Courier New" w:cs="Courier New"/>
+          <w:kern w:val="0"/>
+          <w:sz w:val="20"/>
+          <w:szCs w:val="20"/>
+          <w:lang w:eastAsia="es-ES"/>
+          <w14:ligatures w14:val="none"/>
+        </w:rPr>
+        <w:t xml:space="preserve"> (!$</w:t>
+      </w:r>
+      <w:proofErr w:type="spellStart"/>
+      <w:r>
+        <w:rPr>
+          <w:rFonts w:ascii="Courier New" w:eastAsia="Times New Roman" w:hAnsi="Courier New" w:cs="Courier New"/>
+          <w:kern w:val="0"/>
+          <w:sz w:val="20"/>
+          <w:szCs w:val="20"/>
+          <w:lang w:eastAsia="es-ES"/>
+          <w14:ligatures w14:val="none"/>
+        </w:rPr>
+        <w:t>request</w:t>
+      </w:r>
+      <w:proofErr w:type="spellEnd"/>
+      <w:r>
+        <w:rPr>
+          <w:rFonts w:ascii="Courier New" w:eastAsia="Times New Roman" w:hAnsi="Courier New" w:cs="Courier New"/>
+          <w:kern w:val="0"/>
+          <w:sz w:val="20"/>
+          <w:szCs w:val="20"/>
+          <w:lang w:eastAsia="es-ES"/>
+          <w14:ligatures w14:val="none"/>
+        </w:rPr>
+        <w:t>-&gt;</w:t>
+      </w:r>
+      <w:proofErr w:type="spellStart"/>
+      <w:r>
+        <w:rPr>
+          <w:rFonts w:ascii="Courier New" w:eastAsia="Times New Roman" w:hAnsi="Courier New" w:cs="Courier New"/>
+          <w:kern w:val="0"/>
+          <w:sz w:val="20"/>
+          <w:szCs w:val="20"/>
+          <w:lang w:eastAsia="es-ES"/>
+          <w14:ligatures w14:val="none"/>
+        </w:rPr>
+        <w:t>user</w:t>
+      </w:r>
+      <w:proofErr w:type="spellEnd"/>
+      <w:r>
+        <w:rPr>
+          <w:rFonts w:ascii="Courier New" w:eastAsia="Times New Roman" w:hAnsi="Courier New" w:cs="Courier New"/>
+          <w:kern w:val="0"/>
+          <w:sz w:val="20"/>
+          <w:szCs w:val="20"/>
+          <w:lang w:eastAsia="es-ES"/>
+          <w14:ligatures w14:val="none"/>
+        </w:rPr>
+        <w:t>() || !$</w:t>
+      </w:r>
+      <w:proofErr w:type="spellStart"/>
+      <w:r>
+        <w:rPr>
+          <w:rFonts w:ascii="Courier New" w:eastAsia="Times New Roman" w:hAnsi="Courier New" w:cs="Courier New"/>
+          <w:kern w:val="0"/>
+          <w:sz w:val="20"/>
+          <w:szCs w:val="20"/>
+          <w:lang w:eastAsia="es-ES"/>
+          <w14:ligatures w14:val="none"/>
+        </w:rPr>
+        <w:t>request</w:t>
+      </w:r>
+      <w:proofErr w:type="spellEnd"/>
+      <w:r>
+        <w:rPr>
+          <w:rFonts w:ascii="Courier New" w:eastAsia="Times New Roman" w:hAnsi="Courier New" w:cs="Courier New"/>
+          <w:kern w:val="0"/>
+          <w:sz w:val="20"/>
+          <w:szCs w:val="20"/>
+          <w:lang w:eastAsia="es-ES"/>
+          <w14:ligatures w14:val="none"/>
+        </w:rPr>
+        <w:t>-&gt;</w:t>
+      </w:r>
+      <w:proofErr w:type="spellStart"/>
+      <w:r>
+        <w:rPr>
+          <w:rFonts w:ascii="Courier New" w:eastAsia="Times New Roman" w:hAnsi="Courier New" w:cs="Courier New"/>
+          <w:kern w:val="0"/>
+          <w:sz w:val="20"/>
+          <w:szCs w:val="20"/>
+          <w:lang w:eastAsia="es-ES"/>
+          <w14:ligatures w14:val="none"/>
+        </w:rPr>
+        <w:t>user</w:t>
+      </w:r>
+      <w:proofErr w:type="spellEnd"/>
+      <w:r>
+        <w:rPr>
+          <w:rFonts w:ascii="Courier New" w:eastAsia="Times New Roman" w:hAnsi="Courier New" w:cs="Courier New"/>
+          <w:kern w:val="0"/>
+          <w:sz w:val="20"/>
+          <w:szCs w:val="20"/>
+          <w:lang w:eastAsia="es-ES"/>
+          <w14:ligatures w14:val="none"/>
+        </w:rPr>
+        <w:t>()-&gt;</w:t>
+      </w:r>
+      <w:proofErr w:type="spellStart"/>
+      <w:r>
+        <w:rPr>
+          <w:rFonts w:ascii="Courier New" w:eastAsia="Times New Roman" w:hAnsi="Courier New" w:cs="Courier New"/>
+          <w:kern w:val="0"/>
+          <w:sz w:val="20"/>
+          <w:szCs w:val="20"/>
+          <w:lang w:eastAsia="es-ES"/>
+          <w14:ligatures w14:val="none"/>
+        </w:rPr>
+        <w:t>hasRole</w:t>
+      </w:r>
+      <w:proofErr w:type="spellEnd"/>
+      <w:r>
+        <w:rPr>
+          <w:rFonts w:ascii="Courier New" w:eastAsia="Times New Roman" w:hAnsi="Courier New" w:cs="Courier New"/>
+          <w:kern w:val="0"/>
+          <w:sz w:val="20"/>
+          <w:szCs w:val="20"/>
+          <w:lang w:eastAsia="es-ES"/>
+          <w14:ligatures w14:val="none"/>
+        </w:rPr>
+        <w:t>('</w:t>
+      </w:r>
+      <w:proofErr w:type="spellStart"/>
+      <w:r>
+        <w:rPr>
+          <w:rFonts w:ascii="Courier New" w:eastAsia="Times New Roman" w:hAnsi="Courier New" w:cs="Courier New"/>
+          <w:kern w:val="0"/>
+          <w:sz w:val="20"/>
+          <w:szCs w:val="20"/>
+          <w:lang w:eastAsia="es-ES"/>
+          <w14:ligatures w14:val="none"/>
+        </w:rPr>
+        <w:t>admin</w:t>
+      </w:r>
+      <w:proofErr w:type="spellEnd"/>
+      <w:r>
+        <w:rPr>
+          <w:rFonts w:ascii="Courier New" w:eastAsia="Times New Roman" w:hAnsi="Courier New" w:cs="Courier New"/>
+          <w:kern w:val="0"/>
+          <w:sz w:val="20"/>
+          <w:szCs w:val="20"/>
+          <w:lang w:eastAsia="es-ES"/>
+          <w14:ligatures w14:val="none"/>
+        </w:rPr>
+        <w:t xml:space="preserve">')) { </w:t>
+      </w:r>
+      <w:proofErr w:type="spellStart"/>
+      <w:r>
+        <w:rPr>
+          <w:rFonts w:ascii="Courier New" w:eastAsia="Times New Roman" w:hAnsi="Courier New" w:cs="Courier New"/>
+          <w:kern w:val="0"/>
+          <w:sz w:val="20"/>
+          <w:szCs w:val="20"/>
+          <w:lang w:eastAsia="es-ES"/>
+          <w14:ligatures w14:val="none"/>
+        </w:rPr>
+        <w:t>return</w:t>
+      </w:r>
+      <w:proofErr w:type="spellEnd"/>
+      <w:r>
+        <w:rPr>
+          <w:rFonts w:ascii="Courier New" w:eastAsia="Times New Roman" w:hAnsi="Courier New" w:cs="Courier New"/>
+          <w:kern w:val="0"/>
+          <w:sz w:val="20"/>
+          <w:szCs w:val="20"/>
+          <w:lang w:eastAsia="es-ES"/>
+          <w14:ligatures w14:val="none"/>
+        </w:rPr>
+        <w:t xml:space="preserve"> error 403 }</w:t>
+      </w:r>
+      <w:r>
+        <w:rPr>
+          <w:rFonts w:ascii="Times New Roman" w:eastAsia="Times New Roman" w:hAnsi="Times New Roman" w:cs="Times New Roman"/>
+          <w:kern w:val="0"/>
+          <w:lang w:eastAsia="es-ES"/>
+          <w14:ligatures w14:val="none"/>
+        </w:rPr>
+        <w:t>.</w:t>
+      </w:r>
+    </w:p>
+    <w:p>
+      <w:pPr>
+        <w:spacing w:before="100" w:beforeAutospacing="1" w:after="100" w:afterAutospacing="1" w:line="240" w:lineRule="auto"/>
+        <w:rPr>
+          <w:rFonts w:ascii="Times New Roman" w:eastAsia="Times New Roman" w:hAnsi="Times New Roman" w:cs="Times New Roman"/>
+          <w:kern w:val="0"/>
+          <w:lang w:eastAsia="es-ES"/>
+          <w14:ligatures w14:val="none"/>
+        </w:rPr>
+      </w:pPr>
+      <w:r>
+        <w:rPr>
+          <w:rFonts w:ascii="Times New Roman" w:eastAsia="Times New Roman" w:hAnsi="Times New Roman" w:cs="Times New Roman"/>
           <w:b/>
           <w:bCs/>
-        </w:rPr>
-      </w:pPr>
-      <w:r>
-        <w:rPr>
+          <w:kern w:val="0"/>
+          <w:lang w:eastAsia="es-ES"/>
+          <w14:ligatures w14:val="none"/>
+        </w:rPr>
+        <w:t xml:space="preserve">1.7.- Rutas API y </w:t>
+      </w:r>
+      <w:proofErr w:type="spellStart"/>
+      <w:r>
+        <w:rPr>
+          <w:rFonts w:ascii="Courier New" w:eastAsia="Times New Roman" w:hAnsi="Courier New" w:cs="Courier New"/>
           <w:b/>
           <w:bCs/>
-        </w:rPr>
-        <w:t># Para los logs de auditoría</w:t>
+          <w:kern w:val="0"/>
+          <w:sz w:val="20"/>
+          <w:szCs w:val="20"/>
+          <w:lang w:eastAsia="es-ES"/>
+          <w14:ligatures w14:val="none"/>
+        </w:rPr>
+        <w:t>apiResource</w:t>
+      </w:r>
+      <w:proofErr w:type="spellEnd"/>
+      <w:r>
+        <w:rPr>
+          <w:rFonts w:ascii="Times New Roman" w:eastAsia="Times New Roman" w:hAnsi="Times New Roman" w:cs="Times New Roman"/>
+          <w:kern w:val="0"/>
+          <w:lang w:eastAsia="es-ES"/>
+          <w14:ligatures w14:val="none"/>
+        </w:rPr>
+        <w:t xml:space="preserve"> Actualizamos nuestro </w:t>
+      </w:r>
+      <w:proofErr w:type="spellStart"/>
+      <w:r>
+        <w:rPr>
+          <w:rFonts w:ascii="Courier New" w:eastAsia="Times New Roman" w:hAnsi="Courier New" w:cs="Courier New"/>
+          <w:kern w:val="0"/>
+          <w:sz w:val="20"/>
+          <w:szCs w:val="20"/>
+          <w:lang w:eastAsia="es-ES"/>
+          <w14:ligatures w14:val="none"/>
+        </w:rPr>
+        <w:t>routes</w:t>
+      </w:r>
+      <w:proofErr w:type="spellEnd"/>
+      <w:r>
+        <w:rPr>
+          <w:rFonts w:ascii="Courier New" w:eastAsia="Times New Roman" w:hAnsi="Courier New" w:cs="Courier New"/>
+          <w:kern w:val="0"/>
+          <w:sz w:val="20"/>
+          <w:szCs w:val="20"/>
+          <w:lang w:eastAsia="es-ES"/>
+          <w14:ligatures w14:val="none"/>
+        </w:rPr>
+        <w:t>/</w:t>
+      </w:r>
+      <w:proofErr w:type="spellStart"/>
+      <w:r>
+        <w:rPr>
+          <w:rFonts w:ascii="Courier New" w:eastAsia="Times New Roman" w:hAnsi="Courier New" w:cs="Courier New"/>
+          <w:kern w:val="0"/>
+          <w:sz w:val="20"/>
+          <w:szCs w:val="20"/>
+          <w:lang w:eastAsia="es-ES"/>
+          <w14:ligatures w14:val="none"/>
+        </w:rPr>
+        <w:t>api.php</w:t>
+      </w:r>
+      <w:proofErr w:type="spellEnd"/>
+      <w:r>
+        <w:rPr>
+          <w:rFonts w:ascii="Times New Roman" w:eastAsia="Times New Roman" w:hAnsi="Times New Roman" w:cs="Times New Roman"/>
+          <w:kern w:val="0"/>
+          <w:lang w:eastAsia="es-ES"/>
+          <w14:ligatures w14:val="none"/>
+        </w:rPr>
+        <w:t xml:space="preserve"> metiendo las rutas dentro del grupo protegido por </w:t>
+      </w:r>
+      <w:proofErr w:type="spellStart"/>
+      <w:r>
+        <w:rPr>
+          <w:rFonts w:ascii="Times New Roman" w:eastAsia="Times New Roman" w:hAnsi="Times New Roman" w:cs="Times New Roman"/>
+          <w:kern w:val="0"/>
+          <w:lang w:eastAsia="es-ES"/>
+          <w14:ligatures w14:val="none"/>
+        </w:rPr>
+        <w:t>Sanctum</w:t>
+      </w:r>
+      <w:proofErr w:type="spellEnd"/>
+      <w:r>
+        <w:rPr>
+          <w:rFonts w:ascii="Times New Roman" w:eastAsia="Times New Roman" w:hAnsi="Times New Roman" w:cs="Times New Roman"/>
+          <w:kern w:val="0"/>
+          <w:lang w:eastAsia="es-ES"/>
+          <w14:ligatures w14:val="none"/>
+        </w:rPr>
+        <w:t xml:space="preserve"> (</w:t>
+      </w:r>
+      <w:r>
+        <w:rPr>
+          <w:rFonts w:ascii="Courier New" w:eastAsia="Times New Roman" w:hAnsi="Courier New" w:cs="Courier New"/>
+          <w:kern w:val="0"/>
+          <w:sz w:val="20"/>
+          <w:szCs w:val="20"/>
+          <w:lang w:eastAsia="es-ES"/>
+          <w14:ligatures w14:val="none"/>
+        </w:rPr>
+        <w:t>Route::middleware('</w:t>
+      </w:r>
+      <w:proofErr w:type="spellStart"/>
+      <w:r>
+        <w:rPr>
+          <w:rFonts w:ascii="Courier New" w:eastAsia="Times New Roman" w:hAnsi="Courier New" w:cs="Courier New"/>
+          <w:kern w:val="0"/>
+          <w:sz w:val="20"/>
+          <w:szCs w:val="20"/>
+          <w:lang w:eastAsia="es-ES"/>
+          <w14:ligatures w14:val="none"/>
+        </w:rPr>
+        <w:t>auth:sanctum</w:t>
+      </w:r>
+      <w:proofErr w:type="spellEnd"/>
+      <w:r>
+        <w:rPr>
+          <w:rFonts w:ascii="Courier New" w:eastAsia="Times New Roman" w:hAnsi="Courier New" w:cs="Courier New"/>
+          <w:kern w:val="0"/>
+          <w:sz w:val="20"/>
+          <w:szCs w:val="20"/>
+          <w:lang w:eastAsia="es-ES"/>
+          <w14:ligatures w14:val="none"/>
+        </w:rPr>
+        <w:t>')</w:t>
+      </w:r>
+      <w:r>
+        <w:rPr>
+          <w:rFonts w:ascii="Times New Roman" w:eastAsia="Times New Roman" w:hAnsi="Times New Roman" w:cs="Times New Roman"/>
+          <w:kern w:val="0"/>
+          <w:lang w:eastAsia="es-ES"/>
+          <w14:ligatures w14:val="none"/>
+        </w:rPr>
+        <w:t xml:space="preserve">). En lugar de crear 5 rutas GET, POST, DELETE a mano, usamos un atajo de Laravel que genera todo el CRUD automático: </w:t>
+      </w:r>
+      <w:r>
+        <w:rPr>
+          <w:rFonts w:ascii="Courier New" w:eastAsia="Times New Roman" w:hAnsi="Courier New" w:cs="Courier New"/>
+          <w:kern w:val="0"/>
+          <w:sz w:val="20"/>
+          <w:szCs w:val="20"/>
+          <w:lang w:eastAsia="es-ES"/>
+          <w14:ligatures w14:val="none"/>
+        </w:rPr>
+        <w:t>Route::</w:t>
+      </w:r>
+      <w:proofErr w:type="spellStart"/>
+      <w:r>
+        <w:rPr>
+          <w:rFonts w:ascii="Courier New" w:eastAsia="Times New Roman" w:hAnsi="Courier New" w:cs="Courier New"/>
+          <w:kern w:val="0"/>
+          <w:sz w:val="20"/>
+          <w:szCs w:val="20"/>
+          <w:lang w:eastAsia="es-ES"/>
+          <w14:ligatures w14:val="none"/>
+        </w:rPr>
+        <w:t>apiResource</w:t>
+      </w:r>
+      <w:proofErr w:type="spellEnd"/>
+      <w:r>
+        <w:rPr>
+          <w:rFonts w:ascii="Courier New" w:eastAsia="Times New Roman" w:hAnsi="Courier New" w:cs="Courier New"/>
+          <w:kern w:val="0"/>
+          <w:sz w:val="20"/>
+          <w:szCs w:val="20"/>
+          <w:lang w:eastAsia="es-ES"/>
+          <w14:ligatures w14:val="none"/>
+        </w:rPr>
+        <w:t>('</w:t>
+      </w:r>
+      <w:proofErr w:type="spellStart"/>
+      <w:r>
+        <w:rPr>
+          <w:rFonts w:ascii="Courier New" w:eastAsia="Times New Roman" w:hAnsi="Courier New" w:cs="Courier New"/>
+          <w:kern w:val="0"/>
+          <w:sz w:val="20"/>
+          <w:szCs w:val="20"/>
+          <w:lang w:eastAsia="es-ES"/>
+          <w14:ligatures w14:val="none"/>
+        </w:rPr>
+        <w:t>employees</w:t>
+      </w:r>
+      <w:proofErr w:type="spellEnd"/>
+      <w:r>
+        <w:rPr>
+          <w:rFonts w:ascii="Courier New" w:eastAsia="Times New Roman" w:hAnsi="Courier New" w:cs="Courier New"/>
+          <w:kern w:val="0"/>
+          <w:sz w:val="20"/>
+          <w:szCs w:val="20"/>
+          <w:lang w:eastAsia="es-ES"/>
+          <w14:ligatures w14:val="none"/>
+        </w:rPr>
+        <w:t xml:space="preserve">', </w:t>
+      </w:r>
+      <w:proofErr w:type="spellStart"/>
+      <w:r>
+        <w:rPr>
+          <w:rFonts w:ascii="Courier New" w:eastAsia="Times New Roman" w:hAnsi="Courier New" w:cs="Courier New"/>
+          <w:kern w:val="0"/>
+          <w:sz w:val="20"/>
+          <w:szCs w:val="20"/>
+          <w:lang w:eastAsia="es-ES"/>
+          <w14:ligatures w14:val="none"/>
+        </w:rPr>
+        <w:t>EmployeeController</w:t>
+      </w:r>
+      <w:proofErr w:type="spellEnd"/>
+      <w:r>
+        <w:rPr>
+          <w:rFonts w:ascii="Courier New" w:eastAsia="Times New Roman" w:hAnsi="Courier New" w:cs="Courier New"/>
+          <w:kern w:val="0"/>
+          <w:sz w:val="20"/>
+          <w:szCs w:val="20"/>
+          <w:lang w:eastAsia="es-ES"/>
+          <w14:ligatures w14:val="none"/>
+        </w:rPr>
+        <w:t>::</w:t>
+      </w:r>
+      <w:proofErr w:type="spellStart"/>
+      <w:r>
+        <w:rPr>
+          <w:rFonts w:ascii="Courier New" w:eastAsia="Times New Roman" w:hAnsi="Courier New" w:cs="Courier New"/>
+          <w:kern w:val="0"/>
+          <w:sz w:val="20"/>
+          <w:szCs w:val="20"/>
+          <w:lang w:eastAsia="es-ES"/>
+          <w14:ligatures w14:val="none"/>
+        </w:rPr>
+        <w:t>class</w:t>
+      </w:r>
+      <w:proofErr w:type="spellEnd"/>
+      <w:r>
+        <w:rPr>
+          <w:rFonts w:ascii="Courier New" w:eastAsia="Times New Roman" w:hAnsi="Courier New" w:cs="Courier New"/>
+          <w:kern w:val="0"/>
+          <w:sz w:val="20"/>
+          <w:szCs w:val="20"/>
+          <w:lang w:eastAsia="es-ES"/>
+          <w14:ligatures w14:val="none"/>
+        </w:rPr>
+        <w:t>);</w:t>
+      </w:r>
+      <w:r>
+        <w:rPr>
+          <w:rFonts w:ascii="Times New Roman" w:eastAsia="Times New Roman" w:hAnsi="Times New Roman" w:cs="Times New Roman"/>
+          <w:kern w:val="0"/>
+          <w:lang w:eastAsia="es-ES"/>
+          <w14:ligatures w14:val="none"/>
+        </w:rPr>
+        <w:t>.</w:t>
       </w:r>
     </w:p>
     <w:p>
       <w:pPr>
-        <w:rPr>
+        <w:spacing w:before="100" w:beforeAutospacing="1" w:after="100" w:afterAutospacing="1" w:line="240" w:lineRule="auto"/>
+        <w:rPr>
+          <w:rFonts w:ascii="Times New Roman" w:eastAsia="Times New Roman" w:hAnsi="Times New Roman" w:cs="Times New Roman"/>
+          <w:kern w:val="0"/>
+          <w:lang w:eastAsia="es-ES"/>
+          <w14:ligatures w14:val="none"/>
+        </w:rPr>
+      </w:pPr>
+      <w:r>
+        <w:rPr>
+          <w:rFonts w:ascii="Times New Roman" w:eastAsia="Times New Roman" w:hAnsi="Times New Roman" w:cs="Times New Roman"/>
           <w:b/>
           <w:bCs/>
-        </w:rPr>
+          <w:kern w:val="0"/>
+          <w:lang w:eastAsia="es-ES"/>
+          <w14:ligatures w14:val="none"/>
+        </w:rPr>
+        <w:t>1.8.- Configuración de CORS</w:t>
+      </w:r>
+      <w:r>
+        <w:rPr>
+          <w:rFonts w:ascii="Times New Roman" w:eastAsia="Times New Roman" w:hAnsi="Times New Roman" w:cs="Times New Roman"/>
+          <w:kern w:val="0"/>
+          <w:lang w:eastAsia="es-ES"/>
+          <w14:ligatures w14:val="none"/>
+        </w:rPr>
+        <w:t xml:space="preserve"> Un paso crítico de seguridad para que el navegador no bloquee a </w:t>
+      </w:r>
+      <w:proofErr w:type="spellStart"/>
+      <w:r>
+        <w:rPr>
+          <w:rFonts w:ascii="Times New Roman" w:eastAsia="Times New Roman" w:hAnsi="Times New Roman" w:cs="Times New Roman"/>
+          <w:kern w:val="0"/>
+          <w:lang w:eastAsia="es-ES"/>
+          <w14:ligatures w14:val="none"/>
+        </w:rPr>
+        <w:t>React</w:t>
+      </w:r>
+      <w:proofErr w:type="spellEnd"/>
+      <w:r>
+        <w:rPr>
+          <w:rFonts w:ascii="Times New Roman" w:eastAsia="Times New Roman" w:hAnsi="Times New Roman" w:cs="Times New Roman"/>
+          <w:kern w:val="0"/>
+          <w:lang w:eastAsia="es-ES"/>
+          <w14:ligatures w14:val="none"/>
+        </w:rPr>
+        <w:t xml:space="preserve"> cuando intente conectarse al Laravel.</w:t>
+      </w:r>
+    </w:p>
+    <w:p>
+      <w:pPr>
+        <w:numPr>
+          <w:ilvl w:val="0"/>
+          <w:numId w:val="7"/>
+        </w:numPr>
+        <w:spacing w:before="100" w:beforeAutospacing="1" w:after="100" w:afterAutospacing="1" w:line="240" w:lineRule="auto"/>
+        <w:rPr>
+          <w:rFonts w:ascii="Times New Roman" w:eastAsia="Times New Roman" w:hAnsi="Times New Roman" w:cs="Times New Roman"/>
+          <w:kern w:val="0"/>
+          <w:lang w:eastAsia="es-ES"/>
+          <w14:ligatures w14:val="none"/>
+        </w:rPr>
+      </w:pPr>
+      <w:r>
+        <w:rPr>
+          <w:rFonts w:ascii="Times New Roman" w:eastAsia="Times New Roman" w:hAnsi="Times New Roman" w:cs="Times New Roman"/>
+          <w:kern w:val="0"/>
+          <w:lang w:eastAsia="es-ES"/>
+          <w14:ligatures w14:val="none"/>
+        </w:rPr>
+        <w:lastRenderedPageBreak/>
+        <w:t xml:space="preserve">Publicamos el archivo: </w:t>
+      </w:r>
+      <w:proofErr w:type="spellStart"/>
+      <w:r>
+        <w:rPr>
+          <w:rFonts w:ascii="Courier New" w:eastAsia="Times New Roman" w:hAnsi="Courier New" w:cs="Courier New"/>
+          <w:kern w:val="0"/>
+          <w:sz w:val="20"/>
+          <w:szCs w:val="20"/>
+          <w:lang w:eastAsia="es-ES"/>
+          <w14:ligatures w14:val="none"/>
+        </w:rPr>
+        <w:t>php</w:t>
+      </w:r>
+      <w:proofErr w:type="spellEnd"/>
+      <w:r>
+        <w:rPr>
+          <w:rFonts w:ascii="Courier New" w:eastAsia="Times New Roman" w:hAnsi="Courier New" w:cs="Courier New"/>
+          <w:kern w:val="0"/>
+          <w:sz w:val="20"/>
+          <w:szCs w:val="20"/>
+          <w:lang w:eastAsia="es-ES"/>
+          <w14:ligatures w14:val="none"/>
+        </w:rPr>
+        <w:t xml:space="preserve"> </w:t>
+      </w:r>
+      <w:proofErr w:type="spellStart"/>
+      <w:r>
+        <w:rPr>
+          <w:rFonts w:ascii="Courier New" w:eastAsia="Times New Roman" w:hAnsi="Courier New" w:cs="Courier New"/>
+          <w:kern w:val="0"/>
+          <w:sz w:val="20"/>
+          <w:szCs w:val="20"/>
+          <w:lang w:eastAsia="es-ES"/>
+          <w14:ligatures w14:val="none"/>
+        </w:rPr>
+        <w:t>artisan</w:t>
+      </w:r>
+      <w:proofErr w:type="spellEnd"/>
+      <w:r>
+        <w:rPr>
+          <w:rFonts w:ascii="Courier New" w:eastAsia="Times New Roman" w:hAnsi="Courier New" w:cs="Courier New"/>
+          <w:kern w:val="0"/>
+          <w:sz w:val="20"/>
+          <w:szCs w:val="20"/>
+          <w:lang w:eastAsia="es-ES"/>
+          <w14:ligatures w14:val="none"/>
+        </w:rPr>
+        <w:t xml:space="preserve"> </w:t>
+      </w:r>
+      <w:proofErr w:type="spellStart"/>
+      <w:r>
+        <w:rPr>
+          <w:rFonts w:ascii="Courier New" w:eastAsia="Times New Roman" w:hAnsi="Courier New" w:cs="Courier New"/>
+          <w:kern w:val="0"/>
+          <w:sz w:val="20"/>
+          <w:szCs w:val="20"/>
+          <w:lang w:eastAsia="es-ES"/>
+          <w14:ligatures w14:val="none"/>
+        </w:rPr>
+        <w:t>config:publish</w:t>
+      </w:r>
+      <w:proofErr w:type="spellEnd"/>
+      <w:r>
+        <w:rPr>
+          <w:rFonts w:ascii="Courier New" w:eastAsia="Times New Roman" w:hAnsi="Courier New" w:cs="Courier New"/>
+          <w:kern w:val="0"/>
+          <w:sz w:val="20"/>
+          <w:szCs w:val="20"/>
+          <w:lang w:eastAsia="es-ES"/>
+          <w14:ligatures w14:val="none"/>
+        </w:rPr>
+        <w:t xml:space="preserve"> </w:t>
+      </w:r>
+      <w:proofErr w:type="spellStart"/>
+      <w:r>
+        <w:rPr>
+          <w:rFonts w:ascii="Courier New" w:eastAsia="Times New Roman" w:hAnsi="Courier New" w:cs="Courier New"/>
+          <w:kern w:val="0"/>
+          <w:sz w:val="20"/>
+          <w:szCs w:val="20"/>
+          <w:lang w:eastAsia="es-ES"/>
+          <w14:ligatures w14:val="none"/>
+        </w:rPr>
+        <w:t>cors</w:t>
+      </w:r>
+      <w:proofErr w:type="spellEnd"/>
+    </w:p>
+    <w:p>
+      <w:pPr>
+        <w:numPr>
+          <w:ilvl w:val="0"/>
+          <w:numId w:val="7"/>
+        </w:numPr>
+        <w:spacing w:before="100" w:beforeAutospacing="1" w:after="100" w:afterAutospacing="1" w:line="240" w:lineRule="auto"/>
+        <w:rPr>
+          <w:rFonts w:ascii="Times New Roman" w:eastAsia="Times New Roman" w:hAnsi="Times New Roman" w:cs="Times New Roman"/>
+          <w:kern w:val="0"/>
+          <w:lang w:eastAsia="es-ES"/>
+          <w14:ligatures w14:val="none"/>
+        </w:rPr>
+      </w:pPr>
+      <w:r>
+        <w:rPr>
+          <w:rFonts w:ascii="Times New Roman" w:eastAsia="Times New Roman" w:hAnsi="Times New Roman" w:cs="Times New Roman"/>
+          <w:kern w:val="0"/>
+          <w:lang w:eastAsia="es-ES"/>
+          <w14:ligatures w14:val="none"/>
+        </w:rPr>
+        <w:t xml:space="preserve">Entramos a </w:t>
+      </w:r>
+      <w:proofErr w:type="spellStart"/>
+      <w:r>
+        <w:rPr>
+          <w:rFonts w:ascii="Courier New" w:eastAsia="Times New Roman" w:hAnsi="Courier New" w:cs="Courier New"/>
+          <w:kern w:val="0"/>
+          <w:sz w:val="20"/>
+          <w:szCs w:val="20"/>
+          <w:lang w:eastAsia="es-ES"/>
+          <w14:ligatures w14:val="none"/>
+        </w:rPr>
+        <w:t>config</w:t>
+      </w:r>
+      <w:proofErr w:type="spellEnd"/>
+      <w:r>
+        <w:rPr>
+          <w:rFonts w:ascii="Courier New" w:eastAsia="Times New Roman" w:hAnsi="Courier New" w:cs="Courier New"/>
+          <w:kern w:val="0"/>
+          <w:sz w:val="20"/>
+          <w:szCs w:val="20"/>
+          <w:lang w:eastAsia="es-ES"/>
+          <w14:ligatures w14:val="none"/>
+        </w:rPr>
+        <w:t>/</w:t>
+      </w:r>
+      <w:proofErr w:type="spellStart"/>
+      <w:r>
+        <w:rPr>
+          <w:rFonts w:ascii="Courier New" w:eastAsia="Times New Roman" w:hAnsi="Courier New" w:cs="Courier New"/>
+          <w:kern w:val="0"/>
+          <w:sz w:val="20"/>
+          <w:szCs w:val="20"/>
+          <w:lang w:eastAsia="es-ES"/>
+          <w14:ligatures w14:val="none"/>
+        </w:rPr>
+        <w:t>cors.php</w:t>
+      </w:r>
+      <w:proofErr w:type="spellEnd"/>
+      <w:r>
+        <w:rPr>
+          <w:rFonts w:ascii="Times New Roman" w:eastAsia="Times New Roman" w:hAnsi="Times New Roman" w:cs="Times New Roman"/>
+          <w:kern w:val="0"/>
+          <w:lang w:eastAsia="es-ES"/>
+          <w14:ligatures w14:val="none"/>
+        </w:rPr>
+        <w:t xml:space="preserve"> y añadimos los </w:t>
+      </w:r>
+      <w:proofErr w:type="spellStart"/>
+      <w:r>
+        <w:rPr>
+          <w:rFonts w:ascii="Courier New" w:eastAsia="Times New Roman" w:hAnsi="Courier New" w:cs="Courier New"/>
+          <w:kern w:val="0"/>
+          <w:sz w:val="20"/>
+          <w:szCs w:val="20"/>
+          <w:lang w:eastAsia="es-ES"/>
+          <w14:ligatures w14:val="none"/>
+        </w:rPr>
+        <w:t>paths</w:t>
+      </w:r>
+      <w:proofErr w:type="spellEnd"/>
+      <w:r>
+        <w:rPr>
+          <w:rFonts w:ascii="Times New Roman" w:eastAsia="Times New Roman" w:hAnsi="Times New Roman" w:cs="Times New Roman"/>
+          <w:kern w:val="0"/>
+          <w:lang w:eastAsia="es-ES"/>
+          <w14:ligatures w14:val="none"/>
+        </w:rPr>
+        <w:t xml:space="preserve"> permitidos (</w:t>
+      </w:r>
+      <w:r>
+        <w:rPr>
+          <w:rFonts w:ascii="Courier New" w:eastAsia="Times New Roman" w:hAnsi="Courier New" w:cs="Courier New"/>
+          <w:kern w:val="0"/>
+          <w:sz w:val="20"/>
+          <w:szCs w:val="20"/>
+          <w:lang w:eastAsia="es-ES"/>
+          <w14:ligatures w14:val="none"/>
+        </w:rPr>
+        <w:t>['api/*', '</w:t>
+      </w:r>
+      <w:proofErr w:type="spellStart"/>
+      <w:r>
+        <w:rPr>
+          <w:rFonts w:ascii="Courier New" w:eastAsia="Times New Roman" w:hAnsi="Courier New" w:cs="Courier New"/>
+          <w:kern w:val="0"/>
+          <w:sz w:val="20"/>
+          <w:szCs w:val="20"/>
+          <w:lang w:eastAsia="es-ES"/>
+          <w14:ligatures w14:val="none"/>
+        </w:rPr>
+        <w:t>sanctum</w:t>
+      </w:r>
+      <w:proofErr w:type="spellEnd"/>
+      <w:r>
+        <w:rPr>
+          <w:rFonts w:ascii="Courier New" w:eastAsia="Times New Roman" w:hAnsi="Courier New" w:cs="Courier New"/>
+          <w:kern w:val="0"/>
+          <w:sz w:val="20"/>
+          <w:szCs w:val="20"/>
+          <w:lang w:eastAsia="es-ES"/>
+          <w14:ligatures w14:val="none"/>
+        </w:rPr>
+        <w:t>/</w:t>
+      </w:r>
+      <w:proofErr w:type="spellStart"/>
+      <w:r>
+        <w:rPr>
+          <w:rFonts w:ascii="Courier New" w:eastAsia="Times New Roman" w:hAnsi="Courier New" w:cs="Courier New"/>
+          <w:kern w:val="0"/>
+          <w:sz w:val="20"/>
+          <w:szCs w:val="20"/>
+          <w:lang w:eastAsia="es-ES"/>
+          <w14:ligatures w14:val="none"/>
+        </w:rPr>
+        <w:t>csrf</w:t>
+      </w:r>
+      <w:proofErr w:type="spellEnd"/>
+      <w:r>
+        <w:rPr>
+          <w:rFonts w:ascii="Courier New" w:eastAsia="Times New Roman" w:hAnsi="Courier New" w:cs="Courier New"/>
+          <w:kern w:val="0"/>
+          <w:sz w:val="20"/>
+          <w:szCs w:val="20"/>
+          <w:lang w:eastAsia="es-ES"/>
+          <w14:ligatures w14:val="none"/>
+        </w:rPr>
+        <w:t>-cookie']</w:t>
+      </w:r>
+      <w:r>
+        <w:rPr>
+          <w:rFonts w:ascii="Times New Roman" w:eastAsia="Times New Roman" w:hAnsi="Times New Roman" w:cs="Times New Roman"/>
+          <w:kern w:val="0"/>
+          <w:lang w:eastAsia="es-ES"/>
+          <w14:ligatures w14:val="none"/>
+        </w:rPr>
+        <w:t>), los orígenes (</w:t>
+      </w:r>
+      <w:r>
+        <w:rPr>
+          <w:rFonts w:ascii="Courier New" w:eastAsia="Times New Roman" w:hAnsi="Courier New" w:cs="Courier New"/>
+          <w:kern w:val="0"/>
+          <w:sz w:val="20"/>
+          <w:szCs w:val="20"/>
+          <w:lang w:eastAsia="es-ES"/>
+          <w14:ligatures w14:val="none"/>
+        </w:rPr>
+        <w:t>http://localhost:3000</w:t>
+      </w:r>
+      <w:r>
+        <w:rPr>
+          <w:rFonts w:ascii="Times New Roman" w:eastAsia="Times New Roman" w:hAnsi="Times New Roman" w:cs="Times New Roman"/>
+          <w:kern w:val="0"/>
+          <w:lang w:eastAsia="es-ES"/>
+          <w14:ligatures w14:val="none"/>
+        </w:rPr>
+        <w:t xml:space="preserve"> y </w:t>
+      </w:r>
+      <w:r>
+        <w:rPr>
+          <w:rFonts w:ascii="Courier New" w:eastAsia="Times New Roman" w:hAnsi="Courier New" w:cs="Courier New"/>
+          <w:kern w:val="0"/>
+          <w:sz w:val="20"/>
+          <w:szCs w:val="20"/>
+          <w:lang w:eastAsia="es-ES"/>
+          <w14:ligatures w14:val="none"/>
+        </w:rPr>
+        <w:t>5173</w:t>
+      </w:r>
+      <w:r>
+        <w:rPr>
+          <w:rFonts w:ascii="Times New Roman" w:eastAsia="Times New Roman" w:hAnsi="Times New Roman" w:cs="Times New Roman"/>
+          <w:kern w:val="0"/>
+          <w:lang w:eastAsia="es-ES"/>
+          <w14:ligatures w14:val="none"/>
+        </w:rPr>
+        <w:t xml:space="preserve">) y activamos </w:t>
+      </w:r>
+      <w:proofErr w:type="spellStart"/>
+      <w:r>
+        <w:rPr>
+          <w:rFonts w:ascii="Courier New" w:eastAsia="Times New Roman" w:hAnsi="Courier New" w:cs="Courier New"/>
+          <w:kern w:val="0"/>
+          <w:sz w:val="20"/>
+          <w:szCs w:val="20"/>
+          <w:lang w:eastAsia="es-ES"/>
+          <w14:ligatures w14:val="none"/>
+        </w:rPr>
+        <w:t>supports_credentials</w:t>
+      </w:r>
+      <w:proofErr w:type="spellEnd"/>
+      <w:r>
+        <w:rPr>
+          <w:rFonts w:ascii="Courier New" w:eastAsia="Times New Roman" w:hAnsi="Courier New" w:cs="Courier New"/>
+          <w:kern w:val="0"/>
+          <w:sz w:val="20"/>
+          <w:szCs w:val="20"/>
+          <w:lang w:eastAsia="es-ES"/>
+          <w14:ligatures w14:val="none"/>
+        </w:rPr>
+        <w:t xml:space="preserve"> =&gt; true</w:t>
+      </w:r>
+      <w:r>
+        <w:rPr>
+          <w:rFonts w:ascii="Times New Roman" w:eastAsia="Times New Roman" w:hAnsi="Times New Roman" w:cs="Times New Roman"/>
+          <w:kern w:val="0"/>
+          <w:lang w:eastAsia="es-ES"/>
+          <w14:ligatures w14:val="none"/>
+        </w:rPr>
+        <w:t>.</w:t>
+      </w:r>
+    </w:p>
+    <w:p>
+      <w:pPr>
+        <w:numPr>
+          <w:ilvl w:val="0"/>
+          <w:numId w:val="7"/>
+        </w:numPr>
+        <w:spacing w:before="100" w:beforeAutospacing="1" w:after="100" w:afterAutospacing="1" w:line="240" w:lineRule="auto"/>
+        <w:rPr>
+          <w:rFonts w:ascii="Times New Roman" w:eastAsia="Times New Roman" w:hAnsi="Times New Roman" w:cs="Times New Roman"/>
+          <w:kern w:val="0"/>
+          <w:lang w:eastAsia="es-ES"/>
+          <w14:ligatures w14:val="none"/>
+        </w:rPr>
+      </w:pPr>
+      <w:r>
+        <w:rPr>
+          <w:rFonts w:ascii="Times New Roman" w:eastAsia="Times New Roman" w:hAnsi="Times New Roman" w:cs="Times New Roman"/>
+          <w:kern w:val="0"/>
+          <w:lang w:eastAsia="es-ES"/>
+          <w14:ligatures w14:val="none"/>
+        </w:rPr>
+        <w:t xml:space="preserve">Finalmente, añadimos </w:t>
+      </w:r>
+      <w:r>
+        <w:rPr>
+          <w:rFonts w:ascii="Courier New" w:eastAsia="Times New Roman" w:hAnsi="Courier New" w:cs="Courier New"/>
+          <w:kern w:val="0"/>
+          <w:sz w:val="20"/>
+          <w:szCs w:val="20"/>
+          <w:lang w:eastAsia="es-ES"/>
+          <w14:ligatures w14:val="none"/>
+        </w:rPr>
+        <w:t>FRONTEND_URL=http://localhost:3000</w:t>
+      </w:r>
+      <w:r>
+        <w:rPr>
+          <w:rFonts w:ascii="Times New Roman" w:eastAsia="Times New Roman" w:hAnsi="Times New Roman" w:cs="Times New Roman"/>
+          <w:kern w:val="0"/>
+          <w:lang w:eastAsia="es-ES"/>
+          <w14:ligatures w14:val="none"/>
+        </w:rPr>
+        <w:t xml:space="preserve"> en el archivo </w:t>
+      </w:r>
+      <w:r>
+        <w:rPr>
+          <w:rFonts w:ascii="Courier New" w:eastAsia="Times New Roman" w:hAnsi="Courier New" w:cs="Courier New"/>
+          <w:kern w:val="0"/>
+          <w:sz w:val="20"/>
+          <w:szCs w:val="20"/>
+          <w:lang w:eastAsia="es-ES"/>
+          <w14:ligatures w14:val="none"/>
+        </w:rPr>
+        <w:t>.</w:t>
+      </w:r>
+      <w:proofErr w:type="spellStart"/>
+      <w:r>
+        <w:rPr>
+          <w:rFonts w:ascii="Courier New" w:eastAsia="Times New Roman" w:hAnsi="Courier New" w:cs="Courier New"/>
+          <w:kern w:val="0"/>
+          <w:sz w:val="20"/>
+          <w:szCs w:val="20"/>
+          <w:lang w:eastAsia="es-ES"/>
+          <w14:ligatures w14:val="none"/>
+        </w:rPr>
+        <w:t>env</w:t>
+      </w:r>
+      <w:proofErr w:type="spellEnd"/>
+      <w:r>
+        <w:rPr>
+          <w:rFonts w:ascii="Times New Roman" w:eastAsia="Times New Roman" w:hAnsi="Times New Roman" w:cs="Times New Roman"/>
+          <w:kern w:val="0"/>
+          <w:lang w:eastAsia="es-ES"/>
+          <w14:ligatures w14:val="none"/>
+        </w:rPr>
+        <w:t>.</w:t>
+      </w:r>
+    </w:p>
+    <w:p>
+      <w:pPr>
+        <w:pStyle w:val="NormalWeb"/>
       </w:pPr>
       <w:r>
         <w:rPr>
           <w:b/>
           <w:bCs/>
         </w:rPr>
-        <w:t>composer require spatie/laravel-activitylog</w:t>
+        <w:t>1.9.- Módulo de Documentos y Nóminas</w:t>
+      </w:r>
+      <w:r>
+        <w:t xml:space="preserve"> Aplicamos la misma "Tríada API-</w:t>
+      </w:r>
+      <w:proofErr w:type="spellStart"/>
+      <w:r>
+        <w:t>first</w:t>
+      </w:r>
+      <w:proofErr w:type="spellEnd"/>
+      <w:r>
+        <w:t>" (</w:t>
+      </w:r>
+      <w:proofErr w:type="spellStart"/>
+      <w:r>
+        <w:t>Request</w:t>
+      </w:r>
+      <w:proofErr w:type="spellEnd"/>
+      <w:r>
+        <w:t xml:space="preserve">, </w:t>
+      </w:r>
+      <w:proofErr w:type="spellStart"/>
+      <w:r>
+        <w:t>Resource</w:t>
+      </w:r>
+      <w:proofErr w:type="spellEnd"/>
+      <w:r>
+        <w:t xml:space="preserve">, </w:t>
+      </w:r>
+      <w:proofErr w:type="spellStart"/>
+      <w:r>
+        <w:t>Controller</w:t>
+      </w:r>
+      <w:proofErr w:type="spellEnd"/>
+      <w:r>
+        <w:t>) para gestionar las nóminas, contratos y otros certificados.</w:t>
       </w:r>
     </w:p>
     <w:p>
       <w:pPr>
+        <w:pStyle w:val="NormalWeb"/>
+        <w:numPr>
+          <w:ilvl w:val="0"/>
+          <w:numId w:val="8"/>
+        </w:numPr>
+      </w:pPr>
+      <w:r>
+        <w:t xml:space="preserve">Comandos base: </w:t>
+      </w:r>
+      <w:proofErr w:type="spellStart"/>
+      <w:r>
+        <w:rPr>
+          <w:rStyle w:val="CdigoHTML"/>
+          <w:rFonts w:eastAsiaTheme="majorEastAsia"/>
+        </w:rPr>
+        <w:t>php</w:t>
+      </w:r>
+      <w:proofErr w:type="spellEnd"/>
+      <w:r>
+        <w:rPr>
+          <w:rStyle w:val="CdigoHTML"/>
+          <w:rFonts w:eastAsiaTheme="majorEastAsia"/>
+        </w:rPr>
+        <w:t xml:space="preserve"> </w:t>
+      </w:r>
+      <w:proofErr w:type="spellStart"/>
+      <w:r>
+        <w:rPr>
+          <w:rStyle w:val="CdigoHTML"/>
+          <w:rFonts w:eastAsiaTheme="majorEastAsia"/>
+        </w:rPr>
+        <w:t>artisan</w:t>
+      </w:r>
+      <w:proofErr w:type="spellEnd"/>
+      <w:r>
+        <w:rPr>
+          <w:rStyle w:val="CdigoHTML"/>
+          <w:rFonts w:eastAsiaTheme="majorEastAsia"/>
+        </w:rPr>
+        <w:t xml:space="preserve"> </w:t>
+      </w:r>
+      <w:proofErr w:type="spellStart"/>
+      <w:r>
+        <w:rPr>
+          <w:rStyle w:val="CdigoHTML"/>
+          <w:rFonts w:eastAsiaTheme="majorEastAsia"/>
+        </w:rPr>
+        <w:t>make:controller</w:t>
+      </w:r>
+      <w:proofErr w:type="spellEnd"/>
+      <w:r>
+        <w:rPr>
+          <w:rStyle w:val="CdigoHTML"/>
+          <w:rFonts w:eastAsiaTheme="majorEastAsia"/>
+        </w:rPr>
+        <w:t xml:space="preserve"> Api/V1/</w:t>
+      </w:r>
+      <w:proofErr w:type="spellStart"/>
+      <w:r>
+        <w:rPr>
+          <w:rStyle w:val="CdigoHTML"/>
+          <w:rFonts w:eastAsiaTheme="majorEastAsia"/>
+        </w:rPr>
+        <w:t>DocumentController</w:t>
+      </w:r>
+      <w:proofErr w:type="spellEnd"/>
+      <w:r>
+        <w:rPr>
+          <w:rStyle w:val="CdigoHTML"/>
+          <w:rFonts w:eastAsiaTheme="majorEastAsia"/>
+        </w:rPr>
+        <w:t xml:space="preserve"> --api</w:t>
+      </w:r>
+      <w:r>
+        <w:t xml:space="preserve"> (junto con su </w:t>
+      </w:r>
+      <w:proofErr w:type="spellStart"/>
+      <w:r>
+        <w:t>FormRequest</w:t>
+      </w:r>
+      <w:proofErr w:type="spellEnd"/>
+      <w:r>
+        <w:t xml:space="preserve"> y su </w:t>
+      </w:r>
+      <w:proofErr w:type="spellStart"/>
+      <w:r>
+        <w:t>Resource</w:t>
+      </w:r>
+      <w:proofErr w:type="spellEnd"/>
+      <w:r>
+        <w:t>).</w:t>
+      </w:r>
+    </w:p>
+    <w:p>
+      <w:pPr>
+        <w:pStyle w:val="NormalWeb"/>
+        <w:numPr>
+          <w:ilvl w:val="0"/>
+          <w:numId w:val="8"/>
+        </w:numPr>
+      </w:pPr>
+      <w:r>
+        <w:t xml:space="preserve">Lógica de Seguridad: Los archivos PDF </w:t>
+      </w:r>
+      <w:r>
         <w:rPr>
           <w:b/>
           <w:bCs/>
         </w:rPr>
+        <w:t>no</w:t>
+      </w:r>
+      <w:r>
+        <w:t xml:space="preserve"> se guardan en la carpeta pública (</w:t>
+      </w:r>
+      <w:proofErr w:type="spellStart"/>
+      <w:r>
+        <w:rPr>
+          <w:rStyle w:val="CdigoHTML"/>
+          <w:rFonts w:eastAsiaTheme="majorEastAsia"/>
+        </w:rPr>
+        <w:t>public</w:t>
+      </w:r>
+      <w:proofErr w:type="spellEnd"/>
+      <w:r>
+        <w:rPr>
+          <w:rStyle w:val="CdigoHTML"/>
+          <w:rFonts w:eastAsiaTheme="majorEastAsia"/>
+        </w:rPr>
+        <w:t>/</w:t>
+      </w:r>
+      <w:r>
+        <w:t>), sino en el almacenamiento privado del servidor (</w:t>
+      </w:r>
+      <w:proofErr w:type="spellStart"/>
+      <w:r>
+        <w:rPr>
+          <w:rStyle w:val="CdigoHTML"/>
+          <w:rFonts w:eastAsiaTheme="majorEastAsia"/>
+        </w:rPr>
+        <w:t>storage</w:t>
+      </w:r>
+      <w:proofErr w:type="spellEnd"/>
+      <w:r>
+        <w:rPr>
+          <w:rStyle w:val="CdigoHTML"/>
+          <w:rFonts w:eastAsiaTheme="majorEastAsia"/>
+        </w:rPr>
+        <w:t>/app/</w:t>
+      </w:r>
+      <w:proofErr w:type="spellStart"/>
+      <w:r>
+        <w:rPr>
+          <w:rStyle w:val="CdigoHTML"/>
+          <w:rFonts w:eastAsiaTheme="majorEastAsia"/>
+        </w:rPr>
+        <w:t>documents</w:t>
+      </w:r>
+      <w:proofErr w:type="spellEnd"/>
+      <w:r>
+        <w:t>). De esta forma, es imposible que alguien descargue una nómina adivinando la URL en el navegador.</w:t>
+      </w:r>
+    </w:p>
+    <w:p>
+      <w:pPr>
+        <w:pStyle w:val="NormalWeb"/>
+        <w:numPr>
+          <w:ilvl w:val="0"/>
+          <w:numId w:val="8"/>
+        </w:numPr>
+      </w:pPr>
+      <w:r>
+        <w:t xml:space="preserve">Para descargarlo, el </w:t>
+      </w:r>
+      <w:proofErr w:type="spellStart"/>
+      <w:r>
+        <w:t>frontend</w:t>
+      </w:r>
+      <w:proofErr w:type="spellEnd"/>
+      <w:r>
+        <w:t xml:space="preserve"> hace una petición a la API. El controlador comprueba si el usuario </w:t>
+      </w:r>
+      <w:proofErr w:type="spellStart"/>
+      <w:r>
+        <w:t>logueado</w:t>
+      </w:r>
+      <w:proofErr w:type="spellEnd"/>
+      <w:r>
+        <w:t xml:space="preserve"> es el dueño del documento o si tiene rol de RRHH/</w:t>
+      </w:r>
+      <w:proofErr w:type="spellStart"/>
+      <w:r>
+        <w:t>Admin</w:t>
+      </w:r>
+      <w:proofErr w:type="spellEnd"/>
+      <w:r>
+        <w:t xml:space="preserve">. Si pasa el filtro, devuelve el archivo usando </w:t>
+      </w:r>
+      <w:r>
+        <w:rPr>
+          <w:rStyle w:val="CdigoHTML"/>
+          <w:rFonts w:eastAsiaTheme="majorEastAsia"/>
+        </w:rPr>
+        <w:t>Storage::</w:t>
+      </w:r>
+      <w:proofErr w:type="spellStart"/>
+      <w:r>
+        <w:rPr>
+          <w:rStyle w:val="CdigoHTML"/>
+          <w:rFonts w:eastAsiaTheme="majorEastAsia"/>
+        </w:rPr>
+        <w:t>download</w:t>
+      </w:r>
+      <w:proofErr w:type="spellEnd"/>
+      <w:r>
+        <w:rPr>
+          <w:rStyle w:val="CdigoHTML"/>
+          <w:rFonts w:eastAsiaTheme="majorEastAsia"/>
+        </w:rPr>
+        <w:t>()</w:t>
+      </w:r>
+      <w:r>
+        <w:t>.</w:t>
+      </w:r>
+    </w:p>
+    <w:p>
+      <w:pPr>
+        <w:pStyle w:val="NormalWeb"/>
       </w:pPr>
       <w:r>
         <w:rPr>
           <w:b/>
           <w:bCs/>
         </w:rPr>
-        <w:t>php artisan vendor:publish --provider="Spatie\Activitylog\ActivitylogServiceProvider" --tag="activitylog-migrations"</w:t>
+        <w:t>1.10.- Módulo de Vacaciones (El núcleo de negocio)</w:t>
+      </w:r>
+      <w:r>
+        <w:t xml:space="preserve"> Este es el módulo más complejo ya que incluye las reglas de negocio principales.</w:t>
       </w:r>
     </w:p>
     <w:p>
       <w:pPr>
+        <w:pStyle w:val="NormalWeb"/>
+        <w:numPr>
+          <w:ilvl w:val="0"/>
+          <w:numId w:val="9"/>
+        </w:numPr>
+      </w:pPr>
+      <w:r>
+        <w:t xml:space="preserve">Comandos base: Generamos </w:t>
+      </w:r>
+      <w:proofErr w:type="spellStart"/>
+      <w:r>
+        <w:rPr>
+          <w:rStyle w:val="CdigoHTML"/>
+          <w:rFonts w:eastAsiaTheme="majorEastAsia"/>
+        </w:rPr>
+        <w:t>VacationController</w:t>
+      </w:r>
+      <w:proofErr w:type="spellEnd"/>
+      <w:r>
+        <w:t xml:space="preserve">, </w:t>
+      </w:r>
+      <w:proofErr w:type="spellStart"/>
+      <w:r>
+        <w:rPr>
+          <w:rStyle w:val="CdigoHTML"/>
+          <w:rFonts w:eastAsiaTheme="majorEastAsia"/>
+        </w:rPr>
+        <w:t>StoreVacationRequest</w:t>
+      </w:r>
+      <w:proofErr w:type="spellEnd"/>
+      <w:r>
+        <w:t xml:space="preserve"> y </w:t>
+      </w:r>
+      <w:proofErr w:type="spellStart"/>
+      <w:r>
+        <w:rPr>
+          <w:rStyle w:val="CdigoHTML"/>
+          <w:rFonts w:eastAsiaTheme="majorEastAsia"/>
+        </w:rPr>
+        <w:t>VacationResource</w:t>
+      </w:r>
+      <w:proofErr w:type="spellEnd"/>
+      <w:r>
+        <w:t>.</w:t>
+      </w:r>
+    </w:p>
+    <w:p>
+      <w:pPr>
+        <w:pStyle w:val="NormalWeb"/>
+        <w:numPr>
+          <w:ilvl w:val="0"/>
+          <w:numId w:val="9"/>
+        </w:numPr>
+      </w:pPr>
+      <w:r>
+        <w:t>Regla de solapamientos: Antes de guardar una nueva solicitud en la BD, el controlador hace una consulta para asegurarse de que el empleado no tiene otra solicitud (pendiente o aprobada) que coincida en esas fechas.</w:t>
+      </w:r>
+    </w:p>
+    <w:p>
+      <w:pPr>
+        <w:pStyle w:val="NormalWeb"/>
+        <w:numPr>
+          <w:ilvl w:val="0"/>
+          <w:numId w:val="9"/>
+        </w:numPr>
+      </w:pPr>
+      <w:r>
+        <w:t xml:space="preserve">Gestión de estados: El empleado solicita las vacaciones y entran en estado </w:t>
+      </w:r>
+      <w:proofErr w:type="spellStart"/>
+      <w:r>
+        <w:rPr>
+          <w:rStyle w:val="CdigoHTML"/>
+          <w:rFonts w:eastAsiaTheme="majorEastAsia"/>
+        </w:rPr>
+        <w:t>pending</w:t>
+      </w:r>
+      <w:proofErr w:type="spellEnd"/>
+      <w:r>
+        <w:t>. El empleado solo puede cancelar (</w:t>
+      </w:r>
+      <w:proofErr w:type="spellStart"/>
+      <w:r>
+        <w:rPr>
+          <w:rStyle w:val="CdigoHTML"/>
+          <w:rFonts w:eastAsiaTheme="majorEastAsia"/>
+        </w:rPr>
+        <w:t>canceled</w:t>
+      </w:r>
+      <w:proofErr w:type="spellEnd"/>
+      <w:r>
+        <w:t>) si están en pendiente.</w:t>
+      </w:r>
+    </w:p>
+    <w:p>
+      <w:pPr>
+        <w:pStyle w:val="NormalWeb"/>
+        <w:numPr>
+          <w:ilvl w:val="0"/>
+          <w:numId w:val="9"/>
+        </w:numPr>
+      </w:pPr>
+      <w:r>
+        <w:t xml:space="preserve">Solo los usuarios con rol </w:t>
+      </w:r>
+      <w:proofErr w:type="spellStart"/>
+      <w:r>
+        <w:rPr>
+          <w:rStyle w:val="CdigoHTML"/>
+          <w:rFonts w:eastAsiaTheme="majorEastAsia"/>
+        </w:rPr>
+        <w:t>admin</w:t>
+      </w:r>
+      <w:proofErr w:type="spellEnd"/>
+      <w:r>
+        <w:t xml:space="preserve"> o </w:t>
+      </w:r>
+      <w:proofErr w:type="spellStart"/>
+      <w:r>
+        <w:rPr>
+          <w:rStyle w:val="CdigoHTML"/>
+          <w:rFonts w:eastAsiaTheme="majorEastAsia"/>
+        </w:rPr>
+        <w:t>hr_director</w:t>
+      </w:r>
+      <w:proofErr w:type="spellEnd"/>
+      <w:r>
+        <w:t xml:space="preserve"> pueden lanzar los métodos de </w:t>
+      </w:r>
+      <w:proofErr w:type="spellStart"/>
+      <w:r>
+        <w:rPr>
+          <w:rStyle w:val="CdigoHTML"/>
+          <w:rFonts w:eastAsiaTheme="majorEastAsia"/>
+        </w:rPr>
+        <w:t>approve</w:t>
+      </w:r>
+      <w:proofErr w:type="spellEnd"/>
+      <w:r>
+        <w:t xml:space="preserve"> o </w:t>
+      </w:r>
+      <w:proofErr w:type="spellStart"/>
+      <w:r>
+        <w:rPr>
+          <w:rStyle w:val="CdigoHTML"/>
+          <w:rFonts w:eastAsiaTheme="majorEastAsia"/>
+        </w:rPr>
+        <w:t>reject</w:t>
+      </w:r>
+      <w:proofErr w:type="spellEnd"/>
+      <w:r>
+        <w:t>.</w:t>
+      </w:r>
+    </w:p>
+    <w:p>
+      <w:pPr>
+        <w:pStyle w:val="NormalWeb"/>
+        <w:numPr>
+          <w:ilvl w:val="0"/>
+          <w:numId w:val="9"/>
+        </w:numPr>
+      </w:pPr>
+      <w:r>
+        <w:t>Descuento automático: Al ejecutar la aprobación, el controlador busca el saldo de ese año y le suma los días gastados automáticamente.</w:t>
+      </w:r>
+    </w:p>
+    <w:p>
+      <w:pPr>
+        <w:pStyle w:val="NormalWeb"/>
+      </w:pPr>
+      <w:r>
         <w:rPr>
           <w:b/>
           <w:bCs/>
         </w:rPr>
-      </w:pPr>
+        <w:t>1.11.- Módulo de Saldos de Vacaciones (</w:t>
+      </w:r>
+      <w:proofErr w:type="spellStart"/>
+      <w:r>
+        <w:rPr>
+          <w:b/>
+          <w:bCs/>
+        </w:rPr>
+        <w:t>Vacation</w:t>
+      </w:r>
+      <w:proofErr w:type="spellEnd"/>
+      <w:r>
+        <w:rPr>
+          <w:b/>
+          <w:bCs/>
+        </w:rPr>
+        <w:t xml:space="preserve"> Balances)</w:t>
+      </w:r>
+      <w:r>
+        <w:t xml:space="preserve"> Este módulo alimenta la interfaz de </w:t>
+      </w:r>
+      <w:proofErr w:type="spellStart"/>
+      <w:r>
+        <w:t>React</w:t>
+      </w:r>
+      <w:proofErr w:type="spellEnd"/>
+      <w:r>
+        <w:t xml:space="preserve"> para decirle al empleado cuántos días le quedan.</w:t>
+      </w:r>
     </w:p>
     <w:p>
       <w:pPr>
+        <w:pStyle w:val="NormalWeb"/>
+        <w:numPr>
+          <w:ilvl w:val="0"/>
+          <w:numId w:val="10"/>
+        </w:numPr>
+      </w:pPr>
+      <w:r>
+        <w:t xml:space="preserve">Truco de Laravel: En lugar de crear los saldos a mano a final de año, usamos el método </w:t>
+      </w:r>
+      <w:proofErr w:type="spellStart"/>
+      <w:r>
+        <w:rPr>
+          <w:rStyle w:val="CdigoHTML"/>
+          <w:rFonts w:eastAsiaTheme="majorEastAsia"/>
+        </w:rPr>
+        <w:t>firstOrCreate</w:t>
+      </w:r>
+      <w:proofErr w:type="spellEnd"/>
+      <w:r>
+        <w:rPr>
+          <w:rStyle w:val="CdigoHTML"/>
+          <w:rFonts w:eastAsiaTheme="majorEastAsia"/>
+        </w:rPr>
+        <w:t>()</w:t>
+      </w:r>
+      <w:r>
+        <w:t xml:space="preserve"> en el controlador. Si un empleado consulta su saldo de este año y no existe en la BD, Laravel lo crea en ese mismo instante asignándole los días base por convenio (ej. 22 días).</w:t>
+      </w:r>
+    </w:p>
+    <w:p>
+      <w:pPr>
+        <w:pStyle w:val="NormalWeb"/>
+        <w:numPr>
+          <w:ilvl w:val="0"/>
+          <w:numId w:val="10"/>
+        </w:numPr>
+      </w:pPr>
+      <w:r>
+        <w:t xml:space="preserve">En el </w:t>
+      </w:r>
+      <w:proofErr w:type="spellStart"/>
+      <w:r>
+        <w:rPr>
+          <w:rStyle w:val="CdigoHTML"/>
+          <w:rFonts w:eastAsiaTheme="majorEastAsia"/>
+        </w:rPr>
+        <w:t>VacationBalanceResource</w:t>
+      </w:r>
+      <w:proofErr w:type="spellEnd"/>
+      <w:r>
+        <w:t xml:space="preserve">, calculamos los días reales disponibles "al vuelo" sumando los días generados y los arrastrados del año anterior, y restando los consumidos. Así </w:t>
+      </w:r>
+      <w:proofErr w:type="spellStart"/>
+      <w:r>
+        <w:t>React</w:t>
+      </w:r>
+      <w:proofErr w:type="spellEnd"/>
+      <w:r>
+        <w:t xml:space="preserve"> recibe el número limpio y directo.</w:t>
+      </w:r>
+    </w:p>
+    <w:p>
+      <w:pPr>
+        <w:pStyle w:val="NormalWeb"/>
+      </w:pPr>
+      <w:r>
         <w:rPr>
           <w:b/>
           <w:bCs/>
         </w:rPr>
-      </w:pPr>
+        <w:lastRenderedPageBreak/>
+        <w:t>1.12.- Módulo de Fechas Festivas (Calendario Laboral)</w:t>
+      </w:r>
+      <w:r>
+        <w:t xml:space="preserve"> Creamos el </w:t>
+      </w:r>
+      <w:proofErr w:type="spellStart"/>
+      <w:r>
+        <w:rPr>
+          <w:rStyle w:val="CdigoHTML"/>
+          <w:rFonts w:eastAsiaTheme="majorEastAsia"/>
+        </w:rPr>
+        <w:t>HolidayDateController</w:t>
+      </w:r>
+      <w:proofErr w:type="spellEnd"/>
+      <w:r>
+        <w:t xml:space="preserve"> y sus archivos asociados para que RRHH pueda registrar los días festivos (ámbito nacional, de centro o personalizado). Esto es un requisito fundamental para que, al calcular cuántos días gasta una solicitud de vacaciones, el sistema sepa qué días no debe restar del saldo (además de los fines de semana).</w:t>
+      </w:r>
     </w:p>
     <w:p>
       <w:pPr>
+        <w:pStyle w:val="NormalWeb"/>
+      </w:pPr>
+      <w:r>
         <w:rPr>
           <w:b/>
           <w:bCs/>
         </w:rPr>
-      </w:pPr>
+        <w:t xml:space="preserve">1.13.- Solución de Errores: El </w:t>
+      </w:r>
+      <w:proofErr w:type="spellStart"/>
+      <w:r>
+        <w:rPr>
+          <w:b/>
+          <w:bCs/>
+        </w:rPr>
+        <w:t>Controller</w:t>
+      </w:r>
+      <w:proofErr w:type="spellEnd"/>
+      <w:r>
+        <w:rPr>
+          <w:b/>
+          <w:bCs/>
+        </w:rPr>
+        <w:t xml:space="preserve"> Padre</w:t>
+      </w:r>
+      <w:r>
+        <w:t xml:space="preserve"> Al crear los controladores de la API dentro de </w:t>
+      </w:r>
+      <w:r>
+        <w:rPr>
+          <w:rStyle w:val="CdigoHTML"/>
+          <w:rFonts w:eastAsiaTheme="majorEastAsia"/>
+        </w:rPr>
+        <w:t>Api/V1</w:t>
+      </w:r>
+      <w:r>
+        <w:t>, nos daba un error de herencia (</w:t>
+      </w:r>
+      <w:proofErr w:type="spellStart"/>
+      <w:r>
+        <w:rPr>
+          <w:rStyle w:val="CdigoHTML"/>
+          <w:rFonts w:eastAsiaTheme="majorEastAsia"/>
+        </w:rPr>
+        <w:t>extends</w:t>
+      </w:r>
+      <w:proofErr w:type="spellEnd"/>
+      <w:r>
+        <w:rPr>
+          <w:rStyle w:val="CdigoHTML"/>
+          <w:rFonts w:eastAsiaTheme="majorEastAsia"/>
+        </w:rPr>
+        <w:t xml:space="preserve"> </w:t>
+      </w:r>
+      <w:proofErr w:type="spellStart"/>
+      <w:r>
+        <w:rPr>
+          <w:rStyle w:val="CdigoHTML"/>
+          <w:rFonts w:eastAsiaTheme="majorEastAsia"/>
+        </w:rPr>
+        <w:t>Controller</w:t>
+      </w:r>
+      <w:proofErr w:type="spellEnd"/>
+      <w:r>
+        <w:t>). Esto ocurre porque en Laravel 11 el archivo controlador base a veces no se genera.</w:t>
+      </w:r>
     </w:p>
     <w:p>
       <w:pPr>
-        <w:rPr>
+        <w:pStyle w:val="NormalWeb"/>
+        <w:numPr>
+          <w:ilvl w:val="0"/>
+          <w:numId w:val="11"/>
+        </w:numPr>
+      </w:pPr>
+      <w:r>
+        <w:t xml:space="preserve">Solución: Creamos manualmente el archivo raíz en </w:t>
+      </w:r>
+      <w:r>
+        <w:rPr>
+          <w:rStyle w:val="CdigoHTML"/>
+          <w:rFonts w:eastAsiaTheme="majorEastAsia"/>
+        </w:rPr>
+        <w:t>app/Http/</w:t>
+      </w:r>
+      <w:proofErr w:type="spellStart"/>
+      <w:r>
+        <w:rPr>
+          <w:rStyle w:val="CdigoHTML"/>
+          <w:rFonts w:eastAsiaTheme="majorEastAsia"/>
+        </w:rPr>
+        <w:t>Controllers</w:t>
+      </w:r>
+      <w:proofErr w:type="spellEnd"/>
+      <w:r>
+        <w:rPr>
+          <w:rStyle w:val="CdigoHTML"/>
+          <w:rFonts w:eastAsiaTheme="majorEastAsia"/>
+        </w:rPr>
+        <w:t>/</w:t>
+      </w:r>
+      <w:proofErr w:type="spellStart"/>
+      <w:r>
+        <w:rPr>
+          <w:rStyle w:val="CdigoHTML"/>
+          <w:rFonts w:eastAsiaTheme="majorEastAsia"/>
+        </w:rPr>
+        <w:t>Controller.php</w:t>
+      </w:r>
+      <w:proofErr w:type="spellEnd"/>
+      <w:r>
+        <w:t xml:space="preserve"> definiéndolo como una clase abstracta vacía (</w:t>
+      </w:r>
+      <w:proofErr w:type="spellStart"/>
+      <w:r>
+        <w:rPr>
+          <w:rStyle w:val="CdigoHTML"/>
+          <w:rFonts w:eastAsiaTheme="majorEastAsia"/>
+        </w:rPr>
+        <w:t>abstract</w:t>
+      </w:r>
+      <w:proofErr w:type="spellEnd"/>
+      <w:r>
+        <w:rPr>
+          <w:rStyle w:val="CdigoHTML"/>
+          <w:rFonts w:eastAsiaTheme="majorEastAsia"/>
+        </w:rPr>
+        <w:t xml:space="preserve"> </w:t>
+      </w:r>
+      <w:proofErr w:type="spellStart"/>
+      <w:r>
+        <w:rPr>
+          <w:rStyle w:val="CdigoHTML"/>
+          <w:rFonts w:eastAsiaTheme="majorEastAsia"/>
+        </w:rPr>
+        <w:t>class</w:t>
+      </w:r>
+      <w:proofErr w:type="spellEnd"/>
+      <w:r>
+        <w:rPr>
+          <w:rStyle w:val="CdigoHTML"/>
+          <w:rFonts w:eastAsiaTheme="majorEastAsia"/>
+        </w:rPr>
+        <w:t xml:space="preserve"> </w:t>
+      </w:r>
+      <w:proofErr w:type="spellStart"/>
+      <w:r>
+        <w:rPr>
+          <w:rStyle w:val="CdigoHTML"/>
+          <w:rFonts w:eastAsiaTheme="majorEastAsia"/>
+        </w:rPr>
+        <w:t>Controller</w:t>
+      </w:r>
+      <w:proofErr w:type="spellEnd"/>
+      <w:r>
+        <w:rPr>
+          <w:rStyle w:val="CdigoHTML"/>
+          <w:rFonts w:eastAsiaTheme="majorEastAsia"/>
+        </w:rPr>
+        <w:t xml:space="preserve"> {}</w:t>
+      </w:r>
+      <w:r>
+        <w:t>). Con esto, todos los controladores hijos heredan correctamente y desaparecen los fallos en el código.</w:t>
+      </w:r>
+    </w:p>
+    <w:p>
+      <w:pPr>
+        <w:spacing w:before="100" w:beforeAutospacing="1" w:after="100" w:afterAutospacing="1" w:line="240" w:lineRule="auto"/>
+        <w:rPr>
+          <w:rFonts w:ascii="Times New Roman" w:eastAsia="Times New Roman" w:hAnsi="Times New Roman" w:cs="Times New Roman"/>
+          <w:kern w:val="0"/>
+          <w:lang w:eastAsia="es-ES"/>
+          <w14:ligatures w14:val="none"/>
+        </w:rPr>
+      </w:pPr>
+      <w:r>
+        <w:rPr>
+          <w:rFonts w:ascii="Times New Roman" w:eastAsia="Times New Roman" w:hAnsi="Times New Roman" w:cs="Times New Roman"/>
           <w:b/>
           <w:bCs/>
-        </w:rPr>
-      </w:pPr>
+          <w:kern w:val="0"/>
+          <w:lang w:eastAsia="es-ES"/>
+          <w14:ligatures w14:val="none"/>
+        </w:rPr>
+        <w:t xml:space="preserve">1.14.- Generación de Datos de Prueba (Seeders y </w:t>
+      </w:r>
+      <w:proofErr w:type="spellStart"/>
+      <w:r>
+        <w:rPr>
+          <w:rFonts w:ascii="Times New Roman" w:eastAsia="Times New Roman" w:hAnsi="Times New Roman" w:cs="Times New Roman"/>
+          <w:b/>
+          <w:bCs/>
+          <w:kern w:val="0"/>
+          <w:lang w:eastAsia="es-ES"/>
+          <w14:ligatures w14:val="none"/>
+        </w:rPr>
+        <w:t>Factories</w:t>
+      </w:r>
+      <w:proofErr w:type="spellEnd"/>
+      <w:r>
+        <w:rPr>
+          <w:rFonts w:ascii="Times New Roman" w:eastAsia="Times New Roman" w:hAnsi="Times New Roman" w:cs="Times New Roman"/>
+          <w:b/>
+          <w:bCs/>
+          <w:kern w:val="0"/>
+          <w:lang w:eastAsia="es-ES"/>
+          <w14:ligatures w14:val="none"/>
+        </w:rPr>
+        <w:t>)</w:t>
+      </w:r>
+      <w:r>
+        <w:rPr>
+          <w:rFonts w:ascii="Times New Roman" w:eastAsia="Times New Roman" w:hAnsi="Times New Roman" w:cs="Times New Roman"/>
+          <w:kern w:val="0"/>
+          <w:lang w:eastAsia="es-ES"/>
+          <w14:ligatures w14:val="none"/>
+        </w:rPr>
+        <w:t xml:space="preserve"> Para poder programar y probar el </w:t>
+      </w:r>
+      <w:proofErr w:type="spellStart"/>
+      <w:r>
+        <w:rPr>
+          <w:rFonts w:ascii="Times New Roman" w:eastAsia="Times New Roman" w:hAnsi="Times New Roman" w:cs="Times New Roman"/>
+          <w:kern w:val="0"/>
+          <w:lang w:eastAsia="es-ES"/>
+          <w14:ligatures w14:val="none"/>
+        </w:rPr>
+        <w:t>frontend</w:t>
+      </w:r>
+      <w:proofErr w:type="spellEnd"/>
+      <w:r>
+        <w:rPr>
+          <w:rFonts w:ascii="Times New Roman" w:eastAsia="Times New Roman" w:hAnsi="Times New Roman" w:cs="Times New Roman"/>
+          <w:kern w:val="0"/>
+          <w:lang w:eastAsia="es-ES"/>
+          <w14:ligatures w14:val="none"/>
+        </w:rPr>
+        <w:t xml:space="preserve"> en </w:t>
+      </w:r>
+      <w:proofErr w:type="spellStart"/>
+      <w:r>
+        <w:rPr>
+          <w:rFonts w:ascii="Times New Roman" w:eastAsia="Times New Roman" w:hAnsi="Times New Roman" w:cs="Times New Roman"/>
+          <w:kern w:val="0"/>
+          <w:lang w:eastAsia="es-ES"/>
+          <w14:ligatures w14:val="none"/>
+        </w:rPr>
+        <w:t>React</w:t>
+      </w:r>
+      <w:proofErr w:type="spellEnd"/>
+      <w:r>
+        <w:rPr>
+          <w:rFonts w:ascii="Times New Roman" w:eastAsia="Times New Roman" w:hAnsi="Times New Roman" w:cs="Times New Roman"/>
+          <w:kern w:val="0"/>
+          <w:lang w:eastAsia="es-ES"/>
+          <w14:ligatures w14:val="none"/>
+        </w:rPr>
+        <w:t xml:space="preserve"> (paginación, filtros, gráficas), es imposible hacerlo con una base de datos vacía. Para solucionarlo, automatizamos la creación de datos:</w:t>
+      </w:r>
     </w:p>
     <w:p>
       <w:pPr>
-        <w:pStyle w:val="Ttulo2"/>
-      </w:pPr>
-      <w:r>
-        <w:t>1.1.- Uso de Spatie</w:t>
-      </w:r>
-      <w:r>
-        <w:t xml:space="preserve"> (Explicación IA)</w:t>
+        <w:numPr>
+          <w:ilvl w:val="0"/>
+          <w:numId w:val="12"/>
+        </w:numPr>
+        <w:spacing w:before="100" w:beforeAutospacing="1" w:after="100" w:afterAutospacing="1" w:line="240" w:lineRule="auto"/>
+        <w:rPr>
+          <w:rFonts w:ascii="Times New Roman" w:eastAsia="Times New Roman" w:hAnsi="Times New Roman" w:cs="Times New Roman"/>
+          <w:kern w:val="0"/>
+          <w:lang w:eastAsia="es-ES"/>
+          <w14:ligatures w14:val="none"/>
+        </w:rPr>
+      </w:pPr>
+      <w:proofErr w:type="spellStart"/>
+      <w:r>
+        <w:rPr>
+          <w:rFonts w:ascii="Times New Roman" w:eastAsia="Times New Roman" w:hAnsi="Times New Roman" w:cs="Times New Roman"/>
+          <w:b/>
+          <w:bCs/>
+          <w:kern w:val="0"/>
+          <w:lang w:eastAsia="es-ES"/>
+          <w14:ligatures w14:val="none"/>
+        </w:rPr>
+        <w:t>UserFactory</w:t>
+      </w:r>
+      <w:proofErr w:type="spellEnd"/>
+      <w:r>
+        <w:rPr>
+          <w:rFonts w:ascii="Times New Roman" w:eastAsia="Times New Roman" w:hAnsi="Times New Roman" w:cs="Times New Roman"/>
+          <w:b/>
+          <w:bCs/>
+          <w:kern w:val="0"/>
+          <w:lang w:eastAsia="es-ES"/>
+          <w14:ligatures w14:val="none"/>
+        </w:rPr>
+        <w:t>:</w:t>
+      </w:r>
+      <w:r>
+        <w:rPr>
+          <w:rFonts w:ascii="Times New Roman" w:eastAsia="Times New Roman" w:hAnsi="Times New Roman" w:cs="Times New Roman"/>
+          <w:kern w:val="0"/>
+          <w:lang w:eastAsia="es-ES"/>
+          <w14:ligatures w14:val="none"/>
+        </w:rPr>
+        <w:t xml:space="preserve"> Modificamos la fábrica de usuarios de Laravel para que genere datos coherentes con nuestro sistema, incluyendo la generación de un DNI falso (8 números y 1 letra) y su versión normalizada.</w:t>
       </w:r>
     </w:p>
     <w:p>
       <w:pPr>
-        <w:pStyle w:val="Ttulo3"/>
-      </w:pPr>
-      <w:r>
-        <w:t>1. spatie/laravel-permission (Gestión de Roles y Permisos)</w:t>
+        <w:numPr>
+          <w:ilvl w:val="0"/>
+          <w:numId w:val="12"/>
+        </w:numPr>
+        <w:spacing w:before="100" w:beforeAutospacing="1" w:after="100" w:afterAutospacing="1" w:line="240" w:lineRule="auto"/>
+        <w:rPr>
+          <w:rFonts w:ascii="Times New Roman" w:eastAsia="Times New Roman" w:hAnsi="Times New Roman" w:cs="Times New Roman"/>
+          <w:kern w:val="0"/>
+          <w:lang w:eastAsia="es-ES"/>
+          <w14:ligatures w14:val="none"/>
+        </w:rPr>
+      </w:pPr>
+      <w:proofErr w:type="spellStart"/>
+      <w:r>
+        <w:rPr>
+          <w:rFonts w:ascii="Times New Roman" w:eastAsia="Times New Roman" w:hAnsi="Times New Roman" w:cs="Times New Roman"/>
+          <w:b/>
+          <w:bCs/>
+          <w:kern w:val="0"/>
+          <w:lang w:eastAsia="es-ES"/>
+          <w14:ligatures w14:val="none"/>
+        </w:rPr>
+        <w:t>DummyDataSeeder</w:t>
+      </w:r>
+      <w:proofErr w:type="spellEnd"/>
+      <w:r>
+        <w:rPr>
+          <w:rFonts w:ascii="Times New Roman" w:eastAsia="Times New Roman" w:hAnsi="Times New Roman" w:cs="Times New Roman"/>
+          <w:b/>
+          <w:bCs/>
+          <w:kern w:val="0"/>
+          <w:lang w:eastAsia="es-ES"/>
+          <w14:ligatures w14:val="none"/>
+        </w:rPr>
+        <w:t>:</w:t>
+      </w:r>
+      <w:r>
+        <w:rPr>
+          <w:rFonts w:ascii="Times New Roman" w:eastAsia="Times New Roman" w:hAnsi="Times New Roman" w:cs="Times New Roman"/>
+          <w:kern w:val="0"/>
+          <w:lang w:eastAsia="es-ES"/>
+          <w14:ligatures w14:val="none"/>
+        </w:rPr>
+        <w:t xml:space="preserve"> Creamos un </w:t>
+      </w:r>
+      <w:proofErr w:type="spellStart"/>
+      <w:r>
+        <w:rPr>
+          <w:rFonts w:ascii="Times New Roman" w:eastAsia="Times New Roman" w:hAnsi="Times New Roman" w:cs="Times New Roman"/>
+          <w:kern w:val="0"/>
+          <w:lang w:eastAsia="es-ES"/>
+          <w14:ligatures w14:val="none"/>
+        </w:rPr>
+        <w:t>seeder</w:t>
+      </w:r>
+      <w:proofErr w:type="spellEnd"/>
+      <w:r>
+        <w:rPr>
+          <w:rFonts w:ascii="Times New Roman" w:eastAsia="Times New Roman" w:hAnsi="Times New Roman" w:cs="Times New Roman"/>
+          <w:kern w:val="0"/>
+          <w:lang w:eastAsia="es-ES"/>
+          <w14:ligatures w14:val="none"/>
+        </w:rPr>
+        <w:t xml:space="preserve"> que hace el trabajo pesado en segundos: crea 5 departamentos, genera 50 empleados aleatorios, les asigna el rol de </w:t>
+      </w:r>
+      <w:proofErr w:type="spellStart"/>
+      <w:r>
+        <w:rPr>
+          <w:rFonts w:ascii="Courier New" w:eastAsia="Times New Roman" w:hAnsi="Courier New" w:cs="Courier New"/>
+          <w:kern w:val="0"/>
+          <w:sz w:val="20"/>
+          <w:szCs w:val="20"/>
+          <w:lang w:eastAsia="es-ES"/>
+          <w14:ligatures w14:val="none"/>
+        </w:rPr>
+        <w:t>employee</w:t>
+      </w:r>
+      <w:proofErr w:type="spellEnd"/>
+      <w:r>
+        <w:rPr>
+          <w:rFonts w:ascii="Times New Roman" w:eastAsia="Times New Roman" w:hAnsi="Times New Roman" w:cs="Times New Roman"/>
+          <w:kern w:val="0"/>
+          <w:lang w:eastAsia="es-ES"/>
+          <w14:ligatures w14:val="none"/>
+        </w:rPr>
+        <w:t xml:space="preserve"> mediante </w:t>
+      </w:r>
+      <w:proofErr w:type="spellStart"/>
+      <w:r>
+        <w:rPr>
+          <w:rFonts w:ascii="Times New Roman" w:eastAsia="Times New Roman" w:hAnsi="Times New Roman" w:cs="Times New Roman"/>
+          <w:kern w:val="0"/>
+          <w:lang w:eastAsia="es-ES"/>
+          <w14:ligatures w14:val="none"/>
+        </w:rPr>
+        <w:t>Spatie</w:t>
+      </w:r>
+      <w:proofErr w:type="spellEnd"/>
+      <w:r>
+        <w:rPr>
+          <w:rFonts w:ascii="Times New Roman" w:eastAsia="Times New Roman" w:hAnsi="Times New Roman" w:cs="Times New Roman"/>
+          <w:kern w:val="0"/>
+          <w:lang w:eastAsia="es-ES"/>
+          <w14:ligatures w14:val="none"/>
+        </w:rPr>
+        <w:t>, y les crea un saldo de vacaciones (</w:t>
+      </w:r>
+      <w:proofErr w:type="spellStart"/>
+      <w:r>
+        <w:rPr>
+          <w:rFonts w:ascii="Courier New" w:eastAsia="Times New Roman" w:hAnsi="Courier New" w:cs="Courier New"/>
+          <w:kern w:val="0"/>
+          <w:sz w:val="20"/>
+          <w:szCs w:val="20"/>
+          <w:lang w:eastAsia="es-ES"/>
+          <w14:ligatures w14:val="none"/>
+        </w:rPr>
+        <w:t>VacationBalance</w:t>
+      </w:r>
+      <w:proofErr w:type="spellEnd"/>
+      <w:r>
+        <w:rPr>
+          <w:rFonts w:ascii="Times New Roman" w:eastAsia="Times New Roman" w:hAnsi="Times New Roman" w:cs="Times New Roman"/>
+          <w:kern w:val="0"/>
+          <w:lang w:eastAsia="es-ES"/>
+          <w14:ligatures w14:val="none"/>
+        </w:rPr>
+        <w:t>) con días consumidos y arrastrados al azar.</w:t>
       </w:r>
     </w:p>
     <w:p>
-      <w:r>
-        <w:t>En lugar de que tú tengas que programar desde cero la lógica de "quién puede hacer qué" y crear múltiples tablas complejas, este paquete te lo da hecho.</w:t>
+      <w:pPr>
+        <w:numPr>
+          <w:ilvl w:val="0"/>
+          <w:numId w:val="12"/>
+        </w:numPr>
+        <w:spacing w:before="100" w:beforeAutospacing="1" w:after="100" w:afterAutospacing="1" w:line="240" w:lineRule="auto"/>
+        <w:rPr>
+          <w:rFonts w:ascii="Times New Roman" w:eastAsia="Times New Roman" w:hAnsi="Times New Roman" w:cs="Times New Roman"/>
+          <w:kern w:val="0"/>
+          <w:lang w:eastAsia="es-ES"/>
+          <w14:ligatures w14:val="none"/>
+        </w:rPr>
+      </w:pPr>
+      <w:r>
+        <w:rPr>
+          <w:rFonts w:ascii="Times New Roman" w:eastAsia="Times New Roman" w:hAnsi="Times New Roman" w:cs="Times New Roman"/>
+          <w:b/>
+          <w:bCs/>
+          <w:kern w:val="0"/>
+          <w:lang w:eastAsia="es-ES"/>
+          <w14:ligatures w14:val="none"/>
+        </w:rPr>
+        <w:t>Solución del error SQLite:</w:t>
+      </w:r>
+      <w:r>
+        <w:rPr>
+          <w:rFonts w:ascii="Times New Roman" w:eastAsia="Times New Roman" w:hAnsi="Times New Roman" w:cs="Times New Roman"/>
+          <w:kern w:val="0"/>
+          <w:lang w:eastAsia="es-ES"/>
+          <w14:ligatures w14:val="none"/>
+        </w:rPr>
+        <w:t xml:space="preserve"> Laravel 11 viene por defecto con base de datos SQLite. Al ejecutar los </w:t>
+      </w:r>
+      <w:proofErr w:type="spellStart"/>
+      <w:r>
+        <w:rPr>
+          <w:rFonts w:ascii="Times New Roman" w:eastAsia="Times New Roman" w:hAnsi="Times New Roman" w:cs="Times New Roman"/>
+          <w:kern w:val="0"/>
+          <w:lang w:eastAsia="es-ES"/>
+          <w14:ligatures w14:val="none"/>
+        </w:rPr>
+        <w:t>seeders</w:t>
+      </w:r>
+      <w:proofErr w:type="spellEnd"/>
+      <w:r>
+        <w:rPr>
+          <w:rFonts w:ascii="Times New Roman" w:eastAsia="Times New Roman" w:hAnsi="Times New Roman" w:cs="Times New Roman"/>
+          <w:kern w:val="0"/>
+          <w:lang w:eastAsia="es-ES"/>
+          <w14:ligatures w14:val="none"/>
+        </w:rPr>
+        <w:t xml:space="preserve"> nos dio error. Lo solucionamos entrando al archivo </w:t>
+      </w:r>
+      <w:r>
+        <w:rPr>
+          <w:rFonts w:ascii="Courier New" w:eastAsia="Times New Roman" w:hAnsi="Courier New" w:cs="Courier New"/>
+          <w:kern w:val="0"/>
+          <w:sz w:val="20"/>
+          <w:szCs w:val="20"/>
+          <w:lang w:eastAsia="es-ES"/>
+          <w14:ligatures w14:val="none"/>
+        </w:rPr>
+        <w:t>.</w:t>
+      </w:r>
+      <w:proofErr w:type="spellStart"/>
+      <w:r>
+        <w:rPr>
+          <w:rFonts w:ascii="Courier New" w:eastAsia="Times New Roman" w:hAnsi="Courier New" w:cs="Courier New"/>
+          <w:kern w:val="0"/>
+          <w:sz w:val="20"/>
+          <w:szCs w:val="20"/>
+          <w:lang w:eastAsia="es-ES"/>
+          <w14:ligatures w14:val="none"/>
+        </w:rPr>
+        <w:t>env</w:t>
+      </w:r>
+      <w:proofErr w:type="spellEnd"/>
+      <w:r>
+        <w:rPr>
+          <w:rFonts w:ascii="Times New Roman" w:eastAsia="Times New Roman" w:hAnsi="Times New Roman" w:cs="Times New Roman"/>
+          <w:kern w:val="0"/>
+          <w:lang w:eastAsia="es-ES"/>
+          <w14:ligatures w14:val="none"/>
+        </w:rPr>
+        <w:t xml:space="preserve">, cambiando </w:t>
+      </w:r>
+      <w:r>
+        <w:rPr>
+          <w:rFonts w:ascii="Courier New" w:eastAsia="Times New Roman" w:hAnsi="Courier New" w:cs="Courier New"/>
+          <w:kern w:val="0"/>
+          <w:sz w:val="20"/>
+          <w:szCs w:val="20"/>
+          <w:lang w:eastAsia="es-ES"/>
+          <w14:ligatures w14:val="none"/>
+        </w:rPr>
+        <w:t>DB_CONNECTION=</w:t>
+      </w:r>
+      <w:proofErr w:type="spellStart"/>
+      <w:r>
+        <w:rPr>
+          <w:rFonts w:ascii="Courier New" w:eastAsia="Times New Roman" w:hAnsi="Courier New" w:cs="Courier New"/>
+          <w:kern w:val="0"/>
+          <w:sz w:val="20"/>
+          <w:szCs w:val="20"/>
+          <w:lang w:eastAsia="es-ES"/>
+          <w14:ligatures w14:val="none"/>
+        </w:rPr>
+        <w:t>mysql</w:t>
+      </w:r>
+      <w:proofErr w:type="spellEnd"/>
+      <w:r>
+        <w:rPr>
+          <w:rFonts w:ascii="Times New Roman" w:eastAsia="Times New Roman" w:hAnsi="Times New Roman" w:cs="Times New Roman"/>
+          <w:kern w:val="0"/>
+          <w:lang w:eastAsia="es-ES"/>
+          <w14:ligatures w14:val="none"/>
+        </w:rPr>
+        <w:t xml:space="preserve"> y poniendo el nombre de nuestra base de datos en </w:t>
+      </w:r>
+      <w:r>
+        <w:rPr>
+          <w:rFonts w:ascii="Courier New" w:eastAsia="Times New Roman" w:hAnsi="Courier New" w:cs="Courier New"/>
+          <w:kern w:val="0"/>
+          <w:sz w:val="20"/>
+          <w:szCs w:val="20"/>
+          <w:lang w:eastAsia="es-ES"/>
+          <w14:ligatures w14:val="none"/>
+        </w:rPr>
+        <w:t>DB_DATABASE</w:t>
+      </w:r>
+      <w:r>
+        <w:rPr>
+          <w:rFonts w:ascii="Times New Roman" w:eastAsia="Times New Roman" w:hAnsi="Times New Roman" w:cs="Times New Roman"/>
+          <w:kern w:val="0"/>
+          <w:lang w:eastAsia="es-ES"/>
+          <w14:ligatures w14:val="none"/>
+        </w:rPr>
+        <w:t xml:space="preserve"> para que se conectara correctamente a nuestro </w:t>
+      </w:r>
+      <w:proofErr w:type="spellStart"/>
+      <w:r>
+        <w:rPr>
+          <w:rFonts w:ascii="Times New Roman" w:eastAsia="Times New Roman" w:hAnsi="Times New Roman" w:cs="Times New Roman"/>
+          <w:kern w:val="0"/>
+          <w:lang w:eastAsia="es-ES"/>
+          <w14:ligatures w14:val="none"/>
+        </w:rPr>
+        <w:t>phpMyAdmin</w:t>
+      </w:r>
+      <w:proofErr w:type="spellEnd"/>
+      <w:r>
+        <w:rPr>
+          <w:rFonts w:ascii="Times New Roman" w:eastAsia="Times New Roman" w:hAnsi="Times New Roman" w:cs="Times New Roman"/>
+          <w:kern w:val="0"/>
+          <w:lang w:eastAsia="es-ES"/>
+          <w14:ligatures w14:val="none"/>
+        </w:rPr>
+        <w:t xml:space="preserve">. Finalmente, ejecutamos </w:t>
+      </w:r>
+      <w:proofErr w:type="spellStart"/>
+      <w:r>
+        <w:rPr>
+          <w:rFonts w:ascii="Courier New" w:eastAsia="Times New Roman" w:hAnsi="Courier New" w:cs="Courier New"/>
+          <w:kern w:val="0"/>
+          <w:sz w:val="20"/>
+          <w:szCs w:val="20"/>
+          <w:lang w:eastAsia="es-ES"/>
+          <w14:ligatures w14:val="none"/>
+        </w:rPr>
+        <w:t>php</w:t>
+      </w:r>
+      <w:proofErr w:type="spellEnd"/>
+      <w:r>
+        <w:rPr>
+          <w:rFonts w:ascii="Courier New" w:eastAsia="Times New Roman" w:hAnsi="Courier New" w:cs="Courier New"/>
+          <w:kern w:val="0"/>
+          <w:sz w:val="20"/>
+          <w:szCs w:val="20"/>
+          <w:lang w:eastAsia="es-ES"/>
+          <w14:ligatures w14:val="none"/>
+        </w:rPr>
+        <w:t xml:space="preserve"> </w:t>
+      </w:r>
+      <w:proofErr w:type="spellStart"/>
+      <w:r>
+        <w:rPr>
+          <w:rFonts w:ascii="Courier New" w:eastAsia="Times New Roman" w:hAnsi="Courier New" w:cs="Courier New"/>
+          <w:kern w:val="0"/>
+          <w:sz w:val="20"/>
+          <w:szCs w:val="20"/>
+          <w:lang w:eastAsia="es-ES"/>
+          <w14:ligatures w14:val="none"/>
+        </w:rPr>
+        <w:t>artisan</w:t>
+      </w:r>
+      <w:proofErr w:type="spellEnd"/>
+      <w:r>
+        <w:rPr>
+          <w:rFonts w:ascii="Courier New" w:eastAsia="Times New Roman" w:hAnsi="Courier New" w:cs="Courier New"/>
+          <w:kern w:val="0"/>
+          <w:sz w:val="20"/>
+          <w:szCs w:val="20"/>
+          <w:lang w:eastAsia="es-ES"/>
+          <w14:ligatures w14:val="none"/>
+        </w:rPr>
+        <w:t xml:space="preserve"> </w:t>
+      </w:r>
+      <w:proofErr w:type="spellStart"/>
+      <w:r>
+        <w:rPr>
+          <w:rFonts w:ascii="Courier New" w:eastAsia="Times New Roman" w:hAnsi="Courier New" w:cs="Courier New"/>
+          <w:kern w:val="0"/>
+          <w:sz w:val="20"/>
+          <w:szCs w:val="20"/>
+          <w:lang w:eastAsia="es-ES"/>
+          <w14:ligatures w14:val="none"/>
+        </w:rPr>
+        <w:t>migrate:fresh</w:t>
+      </w:r>
+      <w:proofErr w:type="spellEnd"/>
+      <w:r>
+        <w:rPr>
+          <w:rFonts w:ascii="Courier New" w:eastAsia="Times New Roman" w:hAnsi="Courier New" w:cs="Courier New"/>
+          <w:kern w:val="0"/>
+          <w:sz w:val="20"/>
+          <w:szCs w:val="20"/>
+          <w:lang w:eastAsia="es-ES"/>
+          <w14:ligatures w14:val="none"/>
+        </w:rPr>
+        <w:t xml:space="preserve"> --</w:t>
+      </w:r>
+      <w:proofErr w:type="spellStart"/>
+      <w:r>
+        <w:rPr>
+          <w:rFonts w:ascii="Courier New" w:eastAsia="Times New Roman" w:hAnsi="Courier New" w:cs="Courier New"/>
+          <w:kern w:val="0"/>
+          <w:sz w:val="20"/>
+          <w:szCs w:val="20"/>
+          <w:lang w:eastAsia="es-ES"/>
+          <w14:ligatures w14:val="none"/>
+        </w:rPr>
+        <w:t>seed</w:t>
+      </w:r>
+      <w:proofErr w:type="spellEnd"/>
+      <w:r>
+        <w:rPr>
+          <w:rFonts w:ascii="Times New Roman" w:eastAsia="Times New Roman" w:hAnsi="Times New Roman" w:cs="Times New Roman"/>
+          <w:kern w:val="0"/>
+          <w:lang w:eastAsia="es-ES"/>
+          <w14:ligatures w14:val="none"/>
+        </w:rPr>
+        <w:t>.</w:t>
       </w:r>
     </w:p>
     <w:p>
       <w:pPr>
+        <w:spacing w:before="100" w:beforeAutospacing="1" w:after="100" w:afterAutospacing="1" w:line="240" w:lineRule="auto"/>
+        <w:rPr>
+          <w:rFonts w:ascii="Times New Roman" w:eastAsia="Times New Roman" w:hAnsi="Times New Roman" w:cs="Times New Roman"/>
+          <w:kern w:val="0"/>
+          <w:lang w:eastAsia="es-ES"/>
+          <w14:ligatures w14:val="none"/>
+        </w:rPr>
+      </w:pPr>
+      <w:r>
+        <w:rPr>
+          <w:rFonts w:ascii="Times New Roman" w:eastAsia="Times New Roman" w:hAnsi="Times New Roman" w:cs="Times New Roman"/>
+          <w:b/>
+          <w:bCs/>
+          <w:kern w:val="0"/>
+          <w:lang w:eastAsia="es-ES"/>
+          <w14:ligatures w14:val="none"/>
+        </w:rPr>
+        <w:t xml:space="preserve">1.15.- Auditoría y Trazabilidad (El 100% del </w:t>
+      </w:r>
+      <w:proofErr w:type="spellStart"/>
+      <w:r>
+        <w:rPr>
+          <w:rFonts w:ascii="Times New Roman" w:eastAsia="Times New Roman" w:hAnsi="Times New Roman" w:cs="Times New Roman"/>
+          <w:b/>
+          <w:bCs/>
+          <w:kern w:val="0"/>
+          <w:lang w:eastAsia="es-ES"/>
+          <w14:ligatures w14:val="none"/>
+        </w:rPr>
+        <w:t>Backend</w:t>
+      </w:r>
+      <w:proofErr w:type="spellEnd"/>
+      <w:r>
+        <w:rPr>
+          <w:rFonts w:ascii="Times New Roman" w:eastAsia="Times New Roman" w:hAnsi="Times New Roman" w:cs="Times New Roman"/>
+          <w:b/>
+          <w:bCs/>
+          <w:kern w:val="0"/>
+          <w:lang w:eastAsia="es-ES"/>
+          <w14:ligatures w14:val="none"/>
+        </w:rPr>
+        <w:t>)</w:t>
+      </w:r>
+      <w:r>
+        <w:rPr>
+          <w:rFonts w:ascii="Times New Roman" w:eastAsia="Times New Roman" w:hAnsi="Times New Roman" w:cs="Times New Roman"/>
+          <w:kern w:val="0"/>
+          <w:lang w:eastAsia="es-ES"/>
+          <w14:ligatures w14:val="none"/>
+        </w:rPr>
+        <w:t xml:space="preserve"> El documento exige cumplir con normativas estrictas (como el RGPD) y tener una "caja negra" que registre quién hace qué en el sistema . Para implementar esto sin ensuciar los controladores, usamos el paquete </w:t>
+      </w:r>
+      <w:proofErr w:type="spellStart"/>
+      <w:r>
+        <w:rPr>
+          <w:rFonts w:ascii="Courier New" w:eastAsia="Times New Roman" w:hAnsi="Courier New" w:cs="Courier New"/>
+          <w:kern w:val="0"/>
+          <w:sz w:val="20"/>
+          <w:szCs w:val="20"/>
+          <w:lang w:eastAsia="es-ES"/>
+          <w14:ligatures w14:val="none"/>
+        </w:rPr>
+        <w:t>spatie</w:t>
+      </w:r>
+      <w:proofErr w:type="spellEnd"/>
+      <w:r>
+        <w:rPr>
+          <w:rFonts w:ascii="Courier New" w:eastAsia="Times New Roman" w:hAnsi="Courier New" w:cs="Courier New"/>
+          <w:kern w:val="0"/>
+          <w:sz w:val="20"/>
+          <w:szCs w:val="20"/>
+          <w:lang w:eastAsia="es-ES"/>
+          <w14:ligatures w14:val="none"/>
+        </w:rPr>
+        <w:t>/</w:t>
+      </w:r>
+      <w:proofErr w:type="spellStart"/>
+      <w:r>
+        <w:rPr>
+          <w:rFonts w:ascii="Courier New" w:eastAsia="Times New Roman" w:hAnsi="Courier New" w:cs="Courier New"/>
+          <w:kern w:val="0"/>
+          <w:sz w:val="20"/>
+          <w:szCs w:val="20"/>
+          <w:lang w:eastAsia="es-ES"/>
+          <w14:ligatures w14:val="none"/>
+        </w:rPr>
+        <w:t>laravel-activitylog</w:t>
+      </w:r>
+      <w:proofErr w:type="spellEnd"/>
+      <w:r>
+        <w:rPr>
+          <w:rFonts w:ascii="Times New Roman" w:eastAsia="Times New Roman" w:hAnsi="Times New Roman" w:cs="Times New Roman"/>
+          <w:kern w:val="0"/>
+          <w:lang w:eastAsia="es-ES"/>
+          <w14:ligatures w14:val="none"/>
+        </w:rPr>
+        <w:t>.</w:t>
+      </w:r>
+    </w:p>
+    <w:p>
+      <w:pPr>
         <w:numPr>
           <w:ilvl w:val="0"/>
-          <w:numId w:val="2"/>
+          <w:numId w:val="13"/>
         </w:numPr>
-      </w:pPr>
-      <w:r>
-        <w:rPr>
+        <w:spacing w:before="100" w:beforeAutospacing="1" w:after="100" w:afterAutospacing="1" w:line="240" w:lineRule="auto"/>
+        <w:rPr>
+          <w:rFonts w:ascii="Times New Roman" w:eastAsia="Times New Roman" w:hAnsi="Times New Roman" w:cs="Times New Roman"/>
+          <w:kern w:val="0"/>
+          <w:lang w:eastAsia="es-ES"/>
+          <w14:ligatures w14:val="none"/>
+        </w:rPr>
+      </w:pPr>
+      <w:r>
+        <w:rPr>
+          <w:rFonts w:ascii="Times New Roman" w:eastAsia="Times New Roman" w:hAnsi="Times New Roman" w:cs="Times New Roman"/>
+          <w:kern w:val="0"/>
+          <w:lang w:eastAsia="es-ES"/>
+          <w14:ligatures w14:val="none"/>
+        </w:rPr>
+        <w:t>Entramos a los modelos clave (</w:t>
+      </w:r>
+      <w:proofErr w:type="spellStart"/>
+      <w:r>
+        <w:rPr>
+          <w:rFonts w:ascii="Courier New" w:eastAsia="Times New Roman" w:hAnsi="Courier New" w:cs="Courier New"/>
+          <w:kern w:val="0"/>
+          <w:sz w:val="20"/>
+          <w:szCs w:val="20"/>
+          <w:lang w:eastAsia="es-ES"/>
+          <w14:ligatures w14:val="none"/>
+        </w:rPr>
+        <w:t>User</w:t>
+      </w:r>
+      <w:proofErr w:type="spellEnd"/>
+      <w:r>
+        <w:rPr>
+          <w:rFonts w:ascii="Times New Roman" w:eastAsia="Times New Roman" w:hAnsi="Times New Roman" w:cs="Times New Roman"/>
+          <w:kern w:val="0"/>
+          <w:lang w:eastAsia="es-ES"/>
+          <w14:ligatures w14:val="none"/>
+        </w:rPr>
+        <w:t xml:space="preserve">, </w:t>
+      </w:r>
+      <w:proofErr w:type="spellStart"/>
+      <w:r>
+        <w:rPr>
+          <w:rFonts w:ascii="Courier New" w:eastAsia="Times New Roman" w:hAnsi="Courier New" w:cs="Courier New"/>
+          <w:kern w:val="0"/>
+          <w:sz w:val="20"/>
+          <w:szCs w:val="20"/>
+          <w:lang w:eastAsia="es-ES"/>
+          <w14:ligatures w14:val="none"/>
+        </w:rPr>
+        <w:t>Document</w:t>
+      </w:r>
+      <w:proofErr w:type="spellEnd"/>
+      <w:r>
+        <w:rPr>
+          <w:rFonts w:ascii="Times New Roman" w:eastAsia="Times New Roman" w:hAnsi="Times New Roman" w:cs="Times New Roman"/>
+          <w:kern w:val="0"/>
+          <w:lang w:eastAsia="es-ES"/>
+          <w14:ligatures w14:val="none"/>
+        </w:rPr>
+        <w:t xml:space="preserve">, </w:t>
+      </w:r>
+      <w:proofErr w:type="spellStart"/>
+      <w:r>
+        <w:rPr>
+          <w:rFonts w:ascii="Courier New" w:eastAsia="Times New Roman" w:hAnsi="Courier New" w:cs="Courier New"/>
+          <w:kern w:val="0"/>
+          <w:sz w:val="20"/>
+          <w:szCs w:val="20"/>
+          <w:lang w:eastAsia="es-ES"/>
+          <w14:ligatures w14:val="none"/>
+        </w:rPr>
+        <w:t>Vacation</w:t>
+      </w:r>
+      <w:proofErr w:type="spellEnd"/>
+      <w:r>
+        <w:rPr>
+          <w:rFonts w:ascii="Times New Roman" w:eastAsia="Times New Roman" w:hAnsi="Times New Roman" w:cs="Times New Roman"/>
+          <w:kern w:val="0"/>
+          <w:lang w:eastAsia="es-ES"/>
+          <w14:ligatures w14:val="none"/>
+        </w:rPr>
+        <w:t xml:space="preserve">) y les añadimos el </w:t>
+      </w:r>
+      <w:proofErr w:type="spellStart"/>
+      <w:r>
+        <w:rPr>
+          <w:rFonts w:ascii="Times New Roman" w:eastAsia="Times New Roman" w:hAnsi="Times New Roman" w:cs="Times New Roman"/>
+          <w:kern w:val="0"/>
+          <w:lang w:eastAsia="es-ES"/>
+          <w14:ligatures w14:val="none"/>
+        </w:rPr>
+        <w:t>trait</w:t>
+      </w:r>
+      <w:proofErr w:type="spellEnd"/>
+      <w:r>
+        <w:rPr>
+          <w:rFonts w:ascii="Times New Roman" w:eastAsia="Times New Roman" w:hAnsi="Times New Roman" w:cs="Times New Roman"/>
+          <w:kern w:val="0"/>
+          <w:lang w:eastAsia="es-ES"/>
+          <w14:ligatures w14:val="none"/>
+        </w:rPr>
+        <w:t xml:space="preserve"> </w:t>
+      </w:r>
+      <w:proofErr w:type="spellStart"/>
+      <w:r>
+        <w:rPr>
+          <w:rFonts w:ascii="Courier New" w:eastAsia="Times New Roman" w:hAnsi="Courier New" w:cs="Courier New"/>
+          <w:kern w:val="0"/>
+          <w:sz w:val="20"/>
+          <w:szCs w:val="20"/>
+          <w:lang w:eastAsia="es-ES"/>
+          <w14:ligatures w14:val="none"/>
+        </w:rPr>
+        <w:t>LogsActivity</w:t>
+      </w:r>
+      <w:proofErr w:type="spellEnd"/>
+      <w:r>
+        <w:rPr>
+          <w:rFonts w:ascii="Times New Roman" w:eastAsia="Times New Roman" w:hAnsi="Times New Roman" w:cs="Times New Roman"/>
+          <w:kern w:val="0"/>
+          <w:lang w:eastAsia="es-ES"/>
+          <w14:ligatures w14:val="none"/>
+        </w:rPr>
+        <w:t>.</w:t>
+      </w:r>
+    </w:p>
+    <w:p>
+      <w:pPr>
+        <w:numPr>
+          <w:ilvl w:val="0"/>
+          <w:numId w:val="13"/>
+        </w:numPr>
+        <w:spacing w:before="100" w:beforeAutospacing="1" w:after="100" w:afterAutospacing="1" w:line="240" w:lineRule="auto"/>
+        <w:rPr>
+          <w:rFonts w:ascii="Times New Roman" w:eastAsia="Times New Roman" w:hAnsi="Times New Roman" w:cs="Times New Roman"/>
+          <w:kern w:val="0"/>
+          <w:lang w:eastAsia="es-ES"/>
+          <w14:ligatures w14:val="none"/>
+        </w:rPr>
+      </w:pPr>
+      <w:r>
+        <w:rPr>
+          <w:rFonts w:ascii="Times New Roman" w:eastAsia="Times New Roman" w:hAnsi="Times New Roman" w:cs="Times New Roman"/>
           <w:b/>
           <w:bCs/>
-        </w:rPr>
-        <w:t>Para qué sirve en tu proyecto:</w:t>
-      </w:r>
-      <w:r>
-        <w:t xml:space="preserve"> Te permite asignar autorizaciones nativas con los roles requeridos: admin, hr_director, y employee.</w:t>
+          <w:kern w:val="0"/>
+          <w:lang w:eastAsia="es-ES"/>
+          <w14:ligatures w14:val="none"/>
+        </w:rPr>
+        <w:t>Seguridad en la inserción:</w:t>
+      </w:r>
+      <w:r>
+        <w:rPr>
+          <w:rFonts w:ascii="Times New Roman" w:eastAsia="Times New Roman" w:hAnsi="Times New Roman" w:cs="Times New Roman"/>
+          <w:kern w:val="0"/>
+          <w:lang w:eastAsia="es-ES"/>
+          <w14:ligatures w14:val="none"/>
+        </w:rPr>
+        <w:t xml:space="preserve"> Mantenemos la protección </w:t>
+      </w:r>
+      <w:r>
+        <w:rPr>
+          <w:rFonts w:ascii="Courier New" w:eastAsia="Times New Roman" w:hAnsi="Courier New" w:cs="Courier New"/>
+          <w:kern w:val="0"/>
+          <w:sz w:val="20"/>
+          <w:szCs w:val="20"/>
+          <w:lang w:eastAsia="es-ES"/>
+          <w14:ligatures w14:val="none"/>
+        </w:rPr>
+        <w:t>$</w:t>
+      </w:r>
+      <w:proofErr w:type="spellStart"/>
+      <w:r>
+        <w:rPr>
+          <w:rFonts w:ascii="Courier New" w:eastAsia="Times New Roman" w:hAnsi="Courier New" w:cs="Courier New"/>
+          <w:kern w:val="0"/>
+          <w:sz w:val="20"/>
+          <w:szCs w:val="20"/>
+          <w:lang w:eastAsia="es-ES"/>
+          <w14:ligatures w14:val="none"/>
+        </w:rPr>
+        <w:t>fillable</w:t>
+      </w:r>
+      <w:proofErr w:type="spellEnd"/>
+      <w:r>
+        <w:rPr>
+          <w:rFonts w:ascii="Times New Roman" w:eastAsia="Times New Roman" w:hAnsi="Times New Roman" w:cs="Times New Roman"/>
+          <w:kern w:val="0"/>
+          <w:lang w:eastAsia="es-ES"/>
+          <w14:ligatures w14:val="none"/>
+        </w:rPr>
+        <w:t xml:space="preserve"> (Lista Blanca) en todos los modelos para indicar qué columnas se pueden rellenar de forma masiva .</w:t>
       </w:r>
     </w:p>
     <w:p>
       <w:pPr>
         <w:numPr>
           <w:ilvl w:val="0"/>
-          <w:numId w:val="2"/>
+          <w:numId w:val="13"/>
         </w:numPr>
-      </w:pPr>
-      <w:r>
-        <w:rPr>
+        <w:spacing w:before="100" w:beforeAutospacing="1" w:after="100" w:afterAutospacing="1" w:line="240" w:lineRule="auto"/>
+        <w:rPr>
+          <w:rFonts w:ascii="Times New Roman" w:eastAsia="Times New Roman" w:hAnsi="Times New Roman" w:cs="Times New Roman"/>
+          <w:kern w:val="0"/>
+          <w:lang w:eastAsia="es-ES"/>
+          <w14:ligatures w14:val="none"/>
+        </w:rPr>
+      </w:pPr>
+      <w:r>
+        <w:rPr>
+          <w:rFonts w:ascii="Times New Roman" w:eastAsia="Times New Roman" w:hAnsi="Times New Roman" w:cs="Times New Roman"/>
           <w:b/>
           <w:bCs/>
-        </w:rPr>
-        <w:t>Tablas que genera:</w:t>
-      </w:r>
-      <w:r>
-        <w:t xml:space="preserve"> Crea automáticamente las tablas roles y model_has_roles (entre otras).</w:t>
+          <w:kern w:val="0"/>
+          <w:lang w:eastAsia="es-ES"/>
+          <w14:ligatures w14:val="none"/>
+        </w:rPr>
+        <w:t xml:space="preserve">El truco de </w:t>
+      </w:r>
+      <w:proofErr w:type="spellStart"/>
+      <w:r>
+        <w:rPr>
+          <w:rFonts w:ascii="Times New Roman" w:eastAsia="Times New Roman" w:hAnsi="Times New Roman" w:cs="Times New Roman"/>
+          <w:b/>
+          <w:bCs/>
+          <w:kern w:val="0"/>
+          <w:lang w:eastAsia="es-ES"/>
+          <w14:ligatures w14:val="none"/>
+        </w:rPr>
+        <w:t>Spatie</w:t>
+      </w:r>
+      <w:proofErr w:type="spellEnd"/>
+      <w:r>
+        <w:rPr>
+          <w:rFonts w:ascii="Times New Roman" w:eastAsia="Times New Roman" w:hAnsi="Times New Roman" w:cs="Times New Roman"/>
+          <w:b/>
+          <w:bCs/>
+          <w:kern w:val="0"/>
+          <w:lang w:eastAsia="es-ES"/>
+          <w14:ligatures w14:val="none"/>
+        </w:rPr>
+        <w:t>:</w:t>
+      </w:r>
+      <w:r>
+        <w:rPr>
+          <w:rFonts w:ascii="Times New Roman" w:eastAsia="Times New Roman" w:hAnsi="Times New Roman" w:cs="Times New Roman"/>
+          <w:kern w:val="0"/>
+          <w:lang w:eastAsia="es-ES"/>
+          <w14:ligatures w14:val="none"/>
+        </w:rPr>
+        <w:t xml:space="preserve"> En lugar de decirle a la auditoría campo por campo qué debe vigilar, usamos la función </w:t>
+      </w:r>
+      <w:proofErr w:type="spellStart"/>
+      <w:r>
+        <w:rPr>
+          <w:rFonts w:ascii="Courier New" w:eastAsia="Times New Roman" w:hAnsi="Courier New" w:cs="Courier New"/>
+          <w:kern w:val="0"/>
+          <w:sz w:val="20"/>
+          <w:szCs w:val="20"/>
+          <w:lang w:eastAsia="es-ES"/>
+          <w14:ligatures w14:val="none"/>
+        </w:rPr>
+        <w:t>getActivitylogOptions</w:t>
+      </w:r>
+      <w:proofErr w:type="spellEnd"/>
+      <w:r>
+        <w:rPr>
+          <w:rFonts w:ascii="Courier New" w:eastAsia="Times New Roman" w:hAnsi="Courier New" w:cs="Courier New"/>
+          <w:kern w:val="0"/>
+          <w:sz w:val="20"/>
+          <w:szCs w:val="20"/>
+          <w:lang w:eastAsia="es-ES"/>
+          <w14:ligatures w14:val="none"/>
+        </w:rPr>
+        <w:t>()</w:t>
+      </w:r>
+      <w:r>
+        <w:rPr>
+          <w:rFonts w:ascii="Times New Roman" w:eastAsia="Times New Roman" w:hAnsi="Times New Roman" w:cs="Times New Roman"/>
+          <w:kern w:val="0"/>
+          <w:lang w:eastAsia="es-ES"/>
+          <w14:ligatures w14:val="none"/>
+        </w:rPr>
+        <w:t xml:space="preserve"> con el método </w:t>
+      </w:r>
+      <w:r>
+        <w:rPr>
+          <w:rFonts w:ascii="Courier New" w:eastAsia="Times New Roman" w:hAnsi="Courier New" w:cs="Courier New"/>
+          <w:kern w:val="0"/>
+          <w:sz w:val="20"/>
+          <w:szCs w:val="20"/>
+          <w:lang w:eastAsia="es-ES"/>
+          <w14:ligatures w14:val="none"/>
+        </w:rPr>
+        <w:t>-&gt;</w:t>
+      </w:r>
+      <w:proofErr w:type="spellStart"/>
+      <w:r>
+        <w:rPr>
+          <w:rFonts w:ascii="Courier New" w:eastAsia="Times New Roman" w:hAnsi="Courier New" w:cs="Courier New"/>
+          <w:kern w:val="0"/>
+          <w:sz w:val="20"/>
+          <w:szCs w:val="20"/>
+          <w:lang w:eastAsia="es-ES"/>
+          <w14:ligatures w14:val="none"/>
+        </w:rPr>
+        <w:t>logFillable</w:t>
+      </w:r>
+      <w:proofErr w:type="spellEnd"/>
+      <w:r>
+        <w:rPr>
+          <w:rFonts w:ascii="Courier New" w:eastAsia="Times New Roman" w:hAnsi="Courier New" w:cs="Courier New"/>
+          <w:kern w:val="0"/>
+          <w:sz w:val="20"/>
+          <w:szCs w:val="20"/>
+          <w:lang w:eastAsia="es-ES"/>
+          <w14:ligatures w14:val="none"/>
+        </w:rPr>
+        <w:t>()</w:t>
+      </w:r>
+      <w:r>
+        <w:rPr>
+          <w:rFonts w:ascii="Times New Roman" w:eastAsia="Times New Roman" w:hAnsi="Times New Roman" w:cs="Times New Roman"/>
+          <w:kern w:val="0"/>
+          <w:lang w:eastAsia="es-ES"/>
+          <w14:ligatures w14:val="none"/>
+        </w:rPr>
+        <w:t xml:space="preserve">. Así, </w:t>
+      </w:r>
+      <w:proofErr w:type="spellStart"/>
+      <w:r>
+        <w:rPr>
+          <w:rFonts w:ascii="Times New Roman" w:eastAsia="Times New Roman" w:hAnsi="Times New Roman" w:cs="Times New Roman"/>
+          <w:kern w:val="0"/>
+          <w:lang w:eastAsia="es-ES"/>
+          <w14:ligatures w14:val="none"/>
+        </w:rPr>
+        <w:t>Spatie</w:t>
+      </w:r>
+      <w:proofErr w:type="spellEnd"/>
+      <w:r>
+        <w:rPr>
+          <w:rFonts w:ascii="Times New Roman" w:eastAsia="Times New Roman" w:hAnsi="Times New Roman" w:cs="Times New Roman"/>
+          <w:kern w:val="0"/>
+          <w:lang w:eastAsia="es-ES"/>
+          <w14:ligatures w14:val="none"/>
+        </w:rPr>
+        <w:t xml:space="preserve"> lee automáticamente nuestra lista blanca y registra cualquier cambio.</w:t>
       </w:r>
     </w:p>
     <w:p>
       <w:pPr>
         <w:numPr>
           <w:ilvl w:val="0"/>
-          <w:numId w:val="2"/>
+          <w:numId w:val="13"/>
         </w:numPr>
-      </w:pPr>
-      <w:r>
-        <w:rPr>
-          <w:b/>
-          <w:bCs/>
-        </w:rPr>
-        <w:t>Ejemplo práctico:</w:t>
-      </w:r>
-      <w:r>
-        <w:t xml:space="preserve"> Gracias a esto, con una simple línea de código como $user-&gt;hasRole('hr_director') podrás verificar si un usuario tiene permiso para aprobar o rechazar vacaciones.</w:t>
+        <w:spacing w:before="100" w:beforeAutospacing="1" w:after="100" w:afterAutospacing="1" w:line="240" w:lineRule="auto"/>
+        <w:rPr>
+          <w:rFonts w:ascii="Times New Roman" w:eastAsia="Times New Roman" w:hAnsi="Times New Roman" w:cs="Times New Roman"/>
+          <w:kern w:val="0"/>
+          <w:lang w:eastAsia="es-ES"/>
+          <w14:ligatures w14:val="none"/>
+        </w:rPr>
+      </w:pPr>
+      <w:r>
+        <w:rPr>
+          <w:rFonts w:ascii="Times New Roman" w:eastAsia="Times New Roman" w:hAnsi="Times New Roman" w:cs="Times New Roman"/>
+          <w:kern w:val="0"/>
+          <w:lang w:eastAsia="es-ES"/>
+          <w14:ligatures w14:val="none"/>
+        </w:rPr>
+        <w:t xml:space="preserve">También usamos </w:t>
+      </w:r>
+      <w:r>
+        <w:rPr>
+          <w:rFonts w:ascii="Courier New" w:eastAsia="Times New Roman" w:hAnsi="Courier New" w:cs="Courier New"/>
+          <w:kern w:val="0"/>
+          <w:sz w:val="20"/>
+          <w:szCs w:val="20"/>
+          <w:lang w:eastAsia="es-ES"/>
+          <w14:ligatures w14:val="none"/>
+        </w:rPr>
+        <w:t>-&gt;</w:t>
+      </w:r>
+      <w:proofErr w:type="spellStart"/>
+      <w:r>
+        <w:rPr>
+          <w:rFonts w:ascii="Courier New" w:eastAsia="Times New Roman" w:hAnsi="Courier New" w:cs="Courier New"/>
+          <w:kern w:val="0"/>
+          <w:sz w:val="20"/>
+          <w:szCs w:val="20"/>
+          <w:lang w:eastAsia="es-ES"/>
+          <w14:ligatures w14:val="none"/>
+        </w:rPr>
+        <w:t>logOnlyDirty</w:t>
+      </w:r>
+      <w:proofErr w:type="spellEnd"/>
+      <w:r>
+        <w:rPr>
+          <w:rFonts w:ascii="Courier New" w:eastAsia="Times New Roman" w:hAnsi="Courier New" w:cs="Courier New"/>
+          <w:kern w:val="0"/>
+          <w:sz w:val="20"/>
+          <w:szCs w:val="20"/>
+          <w:lang w:eastAsia="es-ES"/>
+          <w14:ligatures w14:val="none"/>
+        </w:rPr>
+        <w:t>()</w:t>
+      </w:r>
+      <w:r>
+        <w:rPr>
+          <w:rFonts w:ascii="Times New Roman" w:eastAsia="Times New Roman" w:hAnsi="Times New Roman" w:cs="Times New Roman"/>
+          <w:kern w:val="0"/>
+          <w:lang w:eastAsia="es-ES"/>
+          <w14:ligatures w14:val="none"/>
+        </w:rPr>
+        <w:t xml:space="preserve"> para que solo guarde un registro si el valor realmente ha cambiado, y </w:t>
+      </w:r>
+      <w:r>
+        <w:rPr>
+          <w:rFonts w:ascii="Courier New" w:eastAsia="Times New Roman" w:hAnsi="Courier New" w:cs="Courier New"/>
+          <w:kern w:val="0"/>
+          <w:sz w:val="20"/>
+          <w:szCs w:val="20"/>
+          <w:lang w:eastAsia="es-ES"/>
+          <w14:ligatures w14:val="none"/>
+        </w:rPr>
+        <w:t>-&gt;</w:t>
+      </w:r>
+      <w:proofErr w:type="spellStart"/>
+      <w:r>
+        <w:rPr>
+          <w:rFonts w:ascii="Courier New" w:eastAsia="Times New Roman" w:hAnsi="Courier New" w:cs="Courier New"/>
+          <w:kern w:val="0"/>
+          <w:sz w:val="20"/>
+          <w:szCs w:val="20"/>
+          <w:lang w:eastAsia="es-ES"/>
+          <w14:ligatures w14:val="none"/>
+        </w:rPr>
+        <w:t>dontSubmitEmptyLogs</w:t>
+      </w:r>
+      <w:proofErr w:type="spellEnd"/>
+      <w:r>
+        <w:rPr>
+          <w:rFonts w:ascii="Courier New" w:eastAsia="Times New Roman" w:hAnsi="Courier New" w:cs="Courier New"/>
+          <w:kern w:val="0"/>
+          <w:sz w:val="20"/>
+          <w:szCs w:val="20"/>
+          <w:lang w:eastAsia="es-ES"/>
+          <w14:ligatures w14:val="none"/>
+        </w:rPr>
+        <w:t>()</w:t>
+      </w:r>
+      <w:r>
+        <w:rPr>
+          <w:rFonts w:ascii="Times New Roman" w:eastAsia="Times New Roman" w:hAnsi="Times New Roman" w:cs="Times New Roman"/>
+          <w:kern w:val="0"/>
+          <w:lang w:eastAsia="es-ES"/>
+          <w14:ligatures w14:val="none"/>
+        </w:rPr>
+        <w:t xml:space="preserve"> para no llenar la base de </w:t>
+      </w:r>
+      <w:r>
+        <w:rPr>
+          <w:rFonts w:ascii="Times New Roman" w:eastAsia="Times New Roman" w:hAnsi="Times New Roman" w:cs="Times New Roman"/>
+          <w:kern w:val="0"/>
+          <w:lang w:eastAsia="es-ES"/>
+          <w14:ligatures w14:val="none"/>
+        </w:rPr>
+        <w:lastRenderedPageBreak/>
+        <w:t xml:space="preserve">datos de basura. Con esto, si un administrador aprueba unas vacaciones o borra una nómina, queda grabado a fuego en la tabla </w:t>
+      </w:r>
+      <w:proofErr w:type="spellStart"/>
+      <w:r>
+        <w:rPr>
+          <w:rFonts w:ascii="Courier New" w:eastAsia="Times New Roman" w:hAnsi="Courier New" w:cs="Courier New"/>
+          <w:kern w:val="0"/>
+          <w:sz w:val="20"/>
+          <w:szCs w:val="20"/>
+          <w:lang w:eastAsia="es-ES"/>
+          <w14:ligatures w14:val="none"/>
+        </w:rPr>
+        <w:t>activity_logs</w:t>
+      </w:r>
+      <w:proofErr w:type="spellEnd"/>
+      <w:r>
+        <w:rPr>
+          <w:rFonts w:ascii="Times New Roman" w:eastAsia="Times New Roman" w:hAnsi="Times New Roman" w:cs="Times New Roman"/>
+          <w:kern w:val="0"/>
+          <w:lang w:eastAsia="es-ES"/>
+          <w14:ligatures w14:val="none"/>
+        </w:rPr>
+        <w:t xml:space="preserve"> con la fecha, la hora, y el ID del usuario responsable .</w:t>
       </w:r>
     </w:p>
     <w:p>
       <w:pPr>
-        <w:pStyle w:val="Ttulo3"/>
-      </w:pPr>
-      <w:r>
-        <w:t>2. spatie/laravel-activitylog (Auditoría y Trazabilidad)</w:t>
-      </w:r>
-    </w:p>
-    <w:p>
-      <w:r>
-        <w:t>El documento exige cumplir con normativas estrictas (como el RGPD), por lo que necesitas saber exactamente qué hace cada usuario en el sistema.</w:t>
-      </w:r>
-    </w:p>
-    <w:p>
-      <w:pPr>
-        <w:numPr>
-          <w:ilvl w:val="0"/>
-          <w:numId w:val="3"/>
-        </w:numPr>
-      </w:pPr>
-      <w:r>
-        <w:rPr>
-          <w:b/>
-          <w:bCs/>
-        </w:rPr>
-        <w:t>Para qué sirve en tu proyecto:</w:t>
-      </w:r>
-      <w:r>
-        <w:t xml:space="preserve"> Actúa como una "caja negra". Guarda un registro (Activity log) de todas las acciones importantes para tener trazabilidad.</w:t>
-      </w:r>
-    </w:p>
-    <w:p>
-      <w:pPr>
-        <w:numPr>
-          <w:ilvl w:val="0"/>
-          <w:numId w:val="3"/>
-        </w:numPr>
-      </w:pPr>
-      <w:r>
-        <w:rPr>
-          <w:b/>
-          <w:bCs/>
-        </w:rPr>
-        <w:t>Tablas que genera:</w:t>
-      </w:r>
-      <w:r>
-        <w:t xml:space="preserve"> Crea automáticamente la tabla activity_logs para la auditoría.</w:t>
-      </w:r>
-    </w:p>
-    <w:p>
-      <w:pPr>
-        <w:numPr>
-          <w:ilvl w:val="0"/>
-          <w:numId w:val="3"/>
-        </w:numPr>
-      </w:pPr>
-      <w:r>
-        <w:rPr>
-          <w:b/>
-          <w:bCs/>
-        </w:rPr>
-        <w:t>Ejemplo práctico:</w:t>
-      </w:r>
-      <w:r>
-        <w:t xml:space="preserve"> Si un administrador sube una nómina, o un Director de RRHH aprueba unas vacaciones, este paquete anota en la base de datos: </w:t>
-      </w:r>
-      <w:r>
-        <w:rPr>
-          <w:i/>
-          <w:iCs/>
-        </w:rPr>
-        <w:t>Quién</w:t>
-      </w:r>
-      <w:r>
-        <w:t xml:space="preserve"> lo hizo, </w:t>
-      </w:r>
-      <w:r>
-        <w:rPr>
-          <w:i/>
-          <w:iCs/>
-        </w:rPr>
-        <w:t>cuándo</w:t>
-      </w:r>
-      <w:r>
-        <w:t xml:space="preserve"> lo hizo, y </w:t>
-      </w:r>
-      <w:r>
-        <w:rPr>
-          <w:i/>
-          <w:iCs/>
-        </w:rPr>
-        <w:t>qué</w:t>
-      </w:r>
-      <w:r>
-        <w:t xml:space="preserve"> datos cambiaron exactamente.</w:t>
-      </w:r>
-    </w:p>
-    <w:p>
-      <w:r>
-        <w:t xml:space="preserve">En resumen: </w:t>
-      </w:r>
-      <w:r>
-        <w:rPr>
-          <w:b/>
-          <w:bCs/>
-        </w:rPr>
-        <w:t>Spatie te evita reinventar la rueda</w:t>
-      </w:r>
-      <w:r>
-        <w:t>. Al usar sus paquetes, delegas la seguridad de los roles y la complejidad de la auditoría a código que ya ha sido probado por miles de empresas en todo el mundo.</w:t>
-      </w:r>
-    </w:p>
-    <w:p/>
-    <w:p>
-      <w:pPr>
-        <w:pStyle w:val="Ttulo2"/>
-      </w:pPr>
-      <w:r>
-        <w:t>1.2.- Relleno de migraciones</w:t>
-      </w:r>
-      <w:r>
-        <w:t xml:space="preserve"> y subida a la BD</w:t>
-      </w:r>
-    </w:p>
-    <w:p>
-      <w:r>
-        <w:t>Rellenamos las migraciones según nos pide el pdf</w:t>
-      </w:r>
-      <w:r>
-        <w:t>. Cuando las acabamos debemos de linkear la BD con nuestro proyecto y posteriormente hacer un migrate:fresh de esos.</w:t>
-      </w:r>
-      <w:r>
-        <w:t xml:space="preserve">  Cuando veamos las tablas en phpMyAdmin ya estaría eso.</w:t>
-      </w:r>
-    </w:p>
-    <w:p/>
-    <w:p/>
-    <w:p/>
-    <w:p>
-      <w:pPr>
-        <w:pStyle w:val="Ttulo2"/>
-      </w:pPr>
-      <w:r>
-        <w:t>1.3.-Models</w:t>
-      </w:r>
-    </w:p>
-    <w:p>
-      <w:r>
-        <w:t>Cuando creamos las tablas con sus columnas en las migraciones debemos de poner los campos en los modelos para indicar que se pueden rellenar y también debemos de poner el tipo de relaciones(has many y todas las paranoias esas).</w:t>
-      </w:r>
-    </w:p>
-    <w:p>
-      <w:pPr>
-        <w:rPr>
-          <w:rStyle w:val="Ttulo2Car"/>
-        </w:rPr>
-      </w:pPr>
-      <w:r>
-        <w:t>Mas tarde hacemos un seeder para tener un usuario admin.</w:t>
-      </w:r>
-      <w:r>
-        <w:br/>
-      </w:r>
-      <w:r>
-        <w:br/>
-      </w:r>
-      <w:r>
-        <w:rPr>
-          <w:rStyle w:val="Ttulo2Car"/>
-        </w:rPr>
-        <w:t>1.4.-Seguimos Creando</w:t>
-      </w:r>
-    </w:p>
-    <w:p>
-      <w:r>
-        <w:t>Creamos un controller para usar laravel Sanctum para las validaciones que tenemos que hacer a la hora de iniciar sesión.</w:t>
-      </w:r>
-    </w:p>
-    <w:p>
-      <w:pPr>
-        <w:rPr>
-          <w:b/>
-          <w:bCs/>
-        </w:rPr>
-      </w:pPr>
-      <w:r>
-        <w:t>Creamos el auth controller:</w:t>
-      </w:r>
-      <w:r>
-        <w:br/>
-      </w:r>
-      <w:r>
-        <w:rPr>
-          <w:b/>
-          <w:bCs/>
-        </w:rPr>
-        <w:t>php artisan make:controller Api/V1/AuthController</w:t>
-      </w:r>
-    </w:p>
-    <w:p>
-      <w:r>
-        <w:t>L</w:t>
-      </w:r>
-      <w:r>
-        <w:t>o rellenamos como debemos de hacer</w:t>
-      </w:r>
-      <w:r>
-        <w:t xml:space="preserve"> y ponemos lo necesario en api.</w:t>
-      </w:r>
+        <w:pStyle w:val="Ttulo1"/>
+      </w:pPr>
     </w:p>
     <w:sectPr>
       <w:pgSz w:w="11906" w:h="16838"/>
@@ -1480,6 +6816,155 @@
 <file path=word/numbering.xml><?xml version="1.0" encoding="utf-8"?>
 <w:numbering xmlns:wpc="http://schemas.microsoft.com/office/word/2010/wordprocessingCanvas" xmlns:cx="http://schemas.microsoft.com/office/drawing/2014/chartex" xmlns:cx1="http://schemas.microsoft.com/office/drawing/2015/9/8/chartex" xmlns:cx2="http://schemas.microsoft.com/office/drawing/2015/10/21/chartex" xmlns:cx3="http://schemas.microsoft.com/office/drawing/2016/5/9/chartex" xmlns:cx4="http://schemas.microsoft.com/office/drawing/2016/5/10/chartex" xmlns:cx5="http://schemas.microsoft.com/office/drawing/2016/5/11/chartex" xmlns:cx6="http://schemas.microsoft.com/office/drawing/2016/5/12/chartex" xmlns:cx7="http://schemas.microsoft.com/office/drawing/2016/5/13/chartex" xmlns:cx8="http://schemas.microsoft.com/office/drawing/2016/5/14/chartex" xmlns:mc="http://schemas.openxmlformats.org/markup-compatibility/2006" xmlns:aink="http://schemas.microsoft.com/office/drawing/2016/ink" xmlns:am3d="http://schemas.microsoft.com/office/drawing/2017/model3d" xmlns:o="urn:schemas-microsoft-com:office:office" xmlns:oel="http://schemas.microsoft.com/office/2019/extlst" xmlns:r="http://schemas.openxmlformats.org/officeDocument/2006/relationships" xmlns:m="http://schemas.openxmlformats.org/officeDocument/2006/math" xmlns:v="urn:schemas-microsoft-com:vml" xmlns:wp14="http://schemas.microsoft.com/office/word/2010/wordprocessingDrawing" xmlns:wp="http://schemas.openxmlformats.org/drawingml/2006/wordprocessingDrawing" xmlns:w10="urn:schemas-microsoft-com:office:word" xmlns:w="http://schemas.openxmlformats.org/wordprocessingml/2006/main" xmlns:w14="http://schemas.microsoft.com/office/word/2010/wordml" xmlns:w15="http://schemas.microsoft.com/office/word/2012/wordml" xmlns:w16cex="http://schemas.microsoft.com/office/word/2018/wordml/cex" xmlns:w16cid="http://schemas.microsoft.com/office/word/2016/wordml/cid" xmlns:w16="http://schemas.microsoft.com/office/word/2018/wordml" xmlns:w16du="http://schemas.microsoft.com/office/word/2023/wordml/word16du" xmlns:w16sdtdh="http://schemas.microsoft.com/office/word/2020/wordml/sdtdatahash" xmlns:w16sdtfl="http://schemas.microsoft.com/office/word/2024/wordml/sdtformatlock" xmlns:w16se="http://schemas.microsoft.com/office/word/2015/wordml/symex" xmlns:wpg="http://schemas.microsoft.com/office/word/2010/wordprocessingGroup" xmlns:wpi="http://schemas.microsoft.com/office/word/2010/wordprocessingInk" xmlns:wne="http://schemas.microsoft.com/office/word/2006/wordml" xmlns:wps="http://schemas.microsoft.com/office/word/2010/wordprocessingShape" mc:Ignorable="w14 w15 w16se w16cid w16 w16cex w16sdtdh w16sdtfl w16du wp14">
   <w:abstractNum w:abstractNumId="0" w15:restartNumberingAfterBreak="0">
+    <w:nsid w:val="021E5E4F"/>
+    <w:multiLevelType w:val="multilevel"/>
+    <w:tmpl w:val="AEC42DE8"/>
+    <w:lvl w:ilvl="0">
+      <w:start w:val="1"/>
+      <w:numFmt w:val="bullet"/>
+      <w:lvlText w:val=""/>
+      <w:lvlJc w:val="left"/>
+      <w:pPr>
+        <w:tabs>
+          <w:tab w:val="num" w:pos="720"/>
+        </w:tabs>
+        <w:ind w:left="720" w:hanging="360"/>
+      </w:pPr>
+      <w:rPr>
+        <w:rFonts w:ascii="Symbol" w:hAnsi="Symbol" w:hint="default"/>
+        <w:sz w:val="20"/>
+      </w:rPr>
+    </w:lvl>
+    <w:lvl w:ilvl="1" w:tentative="1">
+      <w:start w:val="1"/>
+      <w:numFmt w:val="bullet"/>
+      <w:lvlText w:val="o"/>
+      <w:lvlJc w:val="left"/>
+      <w:pPr>
+        <w:tabs>
+          <w:tab w:val="num" w:pos="1440"/>
+        </w:tabs>
+        <w:ind w:left="1440" w:hanging="360"/>
+      </w:pPr>
+      <w:rPr>
+        <w:rFonts w:ascii="Courier New" w:hAnsi="Courier New" w:hint="default"/>
+        <w:sz w:val="20"/>
+      </w:rPr>
+    </w:lvl>
+    <w:lvl w:ilvl="2" w:tentative="1">
+      <w:start w:val="1"/>
+      <w:numFmt w:val="bullet"/>
+      <w:lvlText w:val=""/>
+      <w:lvlJc w:val="left"/>
+      <w:pPr>
+        <w:tabs>
+          <w:tab w:val="num" w:pos="2160"/>
+        </w:tabs>
+        <w:ind w:left="2160" w:hanging="360"/>
+      </w:pPr>
+      <w:rPr>
+        <w:rFonts w:ascii="Wingdings" w:hAnsi="Wingdings" w:hint="default"/>
+        <w:sz w:val="20"/>
+      </w:rPr>
+    </w:lvl>
+    <w:lvl w:ilvl="3" w:tentative="1">
+      <w:start w:val="1"/>
+      <w:numFmt w:val="bullet"/>
+      <w:lvlText w:val=""/>
+      <w:lvlJc w:val="left"/>
+      <w:pPr>
+        <w:tabs>
+          <w:tab w:val="num" w:pos="2880"/>
+        </w:tabs>
+        <w:ind w:left="2880" w:hanging="360"/>
+      </w:pPr>
+      <w:rPr>
+        <w:rFonts w:ascii="Wingdings" w:hAnsi="Wingdings" w:hint="default"/>
+        <w:sz w:val="20"/>
+      </w:rPr>
+    </w:lvl>
+    <w:lvl w:ilvl="4" w:tentative="1">
+      <w:start w:val="1"/>
+      <w:numFmt w:val="bullet"/>
+      <w:lvlText w:val=""/>
+      <w:lvlJc w:val="left"/>
+      <w:pPr>
+        <w:tabs>
+          <w:tab w:val="num" w:pos="3600"/>
+        </w:tabs>
+        <w:ind w:left="3600" w:hanging="360"/>
+      </w:pPr>
+      <w:rPr>
+        <w:rFonts w:ascii="Wingdings" w:hAnsi="Wingdings" w:hint="default"/>
+        <w:sz w:val="20"/>
+      </w:rPr>
+    </w:lvl>
+    <w:lvl w:ilvl="5" w:tentative="1">
+      <w:start w:val="1"/>
+      <w:numFmt w:val="bullet"/>
+      <w:lvlText w:val=""/>
+      <w:lvlJc w:val="left"/>
+      <w:pPr>
+        <w:tabs>
+          <w:tab w:val="num" w:pos="4320"/>
+        </w:tabs>
+        <w:ind w:left="4320" w:hanging="360"/>
+      </w:pPr>
+      <w:rPr>
+        <w:rFonts w:ascii="Wingdings" w:hAnsi="Wingdings" w:hint="default"/>
+        <w:sz w:val="20"/>
+      </w:rPr>
+    </w:lvl>
+    <w:lvl w:ilvl="6" w:tentative="1">
+      <w:start w:val="1"/>
+      <w:numFmt w:val="bullet"/>
+      <w:lvlText w:val=""/>
+      <w:lvlJc w:val="left"/>
+      <w:pPr>
+        <w:tabs>
+          <w:tab w:val="num" w:pos="5040"/>
+        </w:tabs>
+        <w:ind w:left="5040" w:hanging="360"/>
+      </w:pPr>
+      <w:rPr>
+        <w:rFonts w:ascii="Wingdings" w:hAnsi="Wingdings" w:hint="default"/>
+        <w:sz w:val="20"/>
+      </w:rPr>
+    </w:lvl>
+    <w:lvl w:ilvl="7" w:tentative="1">
+      <w:start w:val="1"/>
+      <w:numFmt w:val="bullet"/>
+      <w:lvlText w:val=""/>
+      <w:lvlJc w:val="left"/>
+      <w:pPr>
+        <w:tabs>
+          <w:tab w:val="num" w:pos="5760"/>
+        </w:tabs>
+        <w:ind w:left="5760" w:hanging="360"/>
+      </w:pPr>
+      <w:rPr>
+        <w:rFonts w:ascii="Wingdings" w:hAnsi="Wingdings" w:hint="default"/>
+        <w:sz w:val="20"/>
+      </w:rPr>
+    </w:lvl>
+    <w:lvl w:ilvl="8" w:tentative="1">
+      <w:start w:val="1"/>
+      <w:numFmt w:val="bullet"/>
+      <w:lvlText w:val=""/>
+      <w:lvlJc w:val="left"/>
+      <w:pPr>
+        <w:tabs>
+          <w:tab w:val="num" w:pos="6480"/>
+        </w:tabs>
+        <w:ind w:left="6480" w:hanging="360"/>
+      </w:pPr>
+      <w:rPr>
+        <w:rFonts w:ascii="Wingdings" w:hAnsi="Wingdings" w:hint="default"/>
+        <w:sz w:val="20"/>
+      </w:rPr>
+    </w:lvl>
+  </w:abstractNum>
+  <w:abstractNum w:abstractNumId="1" w15:restartNumberingAfterBreak="0">
     <w:nsid w:val="12200342"/>
     <w:multiLevelType w:val="multilevel"/>
     <w:tmpl w:val="7632DFC4"/>
@@ -1628,7 +7113,716 @@
       </w:rPr>
     </w:lvl>
   </w:abstractNum>
-  <w:abstractNum w:abstractNumId="1" w15:restartNumberingAfterBreak="0">
+  <w:abstractNum w:abstractNumId="2" w15:restartNumberingAfterBreak="0">
+    <w:nsid w:val="2379124A"/>
+    <w:multiLevelType w:val="multilevel"/>
+    <w:tmpl w:val="CE9A92CE"/>
+    <w:lvl w:ilvl="0">
+      <w:start w:val="1"/>
+      <w:numFmt w:val="decimal"/>
+      <w:lvlText w:val="%1."/>
+      <w:lvlJc w:val="left"/>
+      <w:pPr>
+        <w:tabs>
+          <w:tab w:val="num" w:pos="720"/>
+        </w:tabs>
+        <w:ind w:left="720" w:hanging="360"/>
+      </w:pPr>
+    </w:lvl>
+    <w:lvl w:ilvl="1" w:tentative="1">
+      <w:start w:val="1"/>
+      <w:numFmt w:val="decimal"/>
+      <w:lvlText w:val="%2."/>
+      <w:lvlJc w:val="left"/>
+      <w:pPr>
+        <w:tabs>
+          <w:tab w:val="num" w:pos="1440"/>
+        </w:tabs>
+        <w:ind w:left="1440" w:hanging="360"/>
+      </w:pPr>
+    </w:lvl>
+    <w:lvl w:ilvl="2" w:tentative="1">
+      <w:start w:val="1"/>
+      <w:numFmt w:val="decimal"/>
+      <w:lvlText w:val="%3."/>
+      <w:lvlJc w:val="left"/>
+      <w:pPr>
+        <w:tabs>
+          <w:tab w:val="num" w:pos="2160"/>
+        </w:tabs>
+        <w:ind w:left="2160" w:hanging="360"/>
+      </w:pPr>
+    </w:lvl>
+    <w:lvl w:ilvl="3" w:tentative="1">
+      <w:start w:val="1"/>
+      <w:numFmt w:val="decimal"/>
+      <w:lvlText w:val="%4."/>
+      <w:lvlJc w:val="left"/>
+      <w:pPr>
+        <w:tabs>
+          <w:tab w:val="num" w:pos="2880"/>
+        </w:tabs>
+        <w:ind w:left="2880" w:hanging="360"/>
+      </w:pPr>
+    </w:lvl>
+    <w:lvl w:ilvl="4" w:tentative="1">
+      <w:start w:val="1"/>
+      <w:numFmt w:val="decimal"/>
+      <w:lvlText w:val="%5."/>
+      <w:lvlJc w:val="left"/>
+      <w:pPr>
+        <w:tabs>
+          <w:tab w:val="num" w:pos="3600"/>
+        </w:tabs>
+        <w:ind w:left="3600" w:hanging="360"/>
+      </w:pPr>
+    </w:lvl>
+    <w:lvl w:ilvl="5" w:tentative="1">
+      <w:start w:val="1"/>
+      <w:numFmt w:val="decimal"/>
+      <w:lvlText w:val="%6."/>
+      <w:lvlJc w:val="left"/>
+      <w:pPr>
+        <w:tabs>
+          <w:tab w:val="num" w:pos="4320"/>
+        </w:tabs>
+        <w:ind w:left="4320" w:hanging="360"/>
+      </w:pPr>
+    </w:lvl>
+    <w:lvl w:ilvl="6" w:tentative="1">
+      <w:start w:val="1"/>
+      <w:numFmt w:val="decimal"/>
+      <w:lvlText w:val="%7."/>
+      <w:lvlJc w:val="left"/>
+      <w:pPr>
+        <w:tabs>
+          <w:tab w:val="num" w:pos="5040"/>
+        </w:tabs>
+        <w:ind w:left="5040" w:hanging="360"/>
+      </w:pPr>
+    </w:lvl>
+    <w:lvl w:ilvl="7" w:tentative="1">
+      <w:start w:val="1"/>
+      <w:numFmt w:val="decimal"/>
+      <w:lvlText w:val="%8."/>
+      <w:lvlJc w:val="left"/>
+      <w:pPr>
+        <w:tabs>
+          <w:tab w:val="num" w:pos="5760"/>
+        </w:tabs>
+        <w:ind w:left="5760" w:hanging="360"/>
+      </w:pPr>
+    </w:lvl>
+    <w:lvl w:ilvl="8" w:tentative="1">
+      <w:start w:val="1"/>
+      <w:numFmt w:val="decimal"/>
+      <w:lvlText w:val="%9."/>
+      <w:lvlJc w:val="left"/>
+      <w:pPr>
+        <w:tabs>
+          <w:tab w:val="num" w:pos="6480"/>
+        </w:tabs>
+        <w:ind w:left="6480" w:hanging="360"/>
+      </w:pPr>
+    </w:lvl>
+  </w:abstractNum>
+  <w:abstractNum w:abstractNumId="3" w15:restartNumberingAfterBreak="0">
+    <w:nsid w:val="25DE004C"/>
+    <w:multiLevelType w:val="multilevel"/>
+    <w:tmpl w:val="0752286C"/>
+    <w:lvl w:ilvl="0">
+      <w:start w:val="1"/>
+      <w:numFmt w:val="bullet"/>
+      <w:lvlText w:val=""/>
+      <w:lvlJc w:val="left"/>
+      <w:pPr>
+        <w:tabs>
+          <w:tab w:val="num" w:pos="720"/>
+        </w:tabs>
+        <w:ind w:left="720" w:hanging="360"/>
+      </w:pPr>
+      <w:rPr>
+        <w:rFonts w:ascii="Symbol" w:hAnsi="Symbol" w:hint="default"/>
+        <w:sz w:val="20"/>
+      </w:rPr>
+    </w:lvl>
+    <w:lvl w:ilvl="1" w:tentative="1">
+      <w:start w:val="1"/>
+      <w:numFmt w:val="bullet"/>
+      <w:lvlText w:val="o"/>
+      <w:lvlJc w:val="left"/>
+      <w:pPr>
+        <w:tabs>
+          <w:tab w:val="num" w:pos="1440"/>
+        </w:tabs>
+        <w:ind w:left="1440" w:hanging="360"/>
+      </w:pPr>
+      <w:rPr>
+        <w:rFonts w:ascii="Courier New" w:hAnsi="Courier New" w:hint="default"/>
+        <w:sz w:val="20"/>
+      </w:rPr>
+    </w:lvl>
+    <w:lvl w:ilvl="2" w:tentative="1">
+      <w:start w:val="1"/>
+      <w:numFmt w:val="bullet"/>
+      <w:lvlText w:val=""/>
+      <w:lvlJc w:val="left"/>
+      <w:pPr>
+        <w:tabs>
+          <w:tab w:val="num" w:pos="2160"/>
+        </w:tabs>
+        <w:ind w:left="2160" w:hanging="360"/>
+      </w:pPr>
+      <w:rPr>
+        <w:rFonts w:ascii="Wingdings" w:hAnsi="Wingdings" w:hint="default"/>
+        <w:sz w:val="20"/>
+      </w:rPr>
+    </w:lvl>
+    <w:lvl w:ilvl="3" w:tentative="1">
+      <w:start w:val="1"/>
+      <w:numFmt w:val="bullet"/>
+      <w:lvlText w:val=""/>
+      <w:lvlJc w:val="left"/>
+      <w:pPr>
+        <w:tabs>
+          <w:tab w:val="num" w:pos="2880"/>
+        </w:tabs>
+        <w:ind w:left="2880" w:hanging="360"/>
+      </w:pPr>
+      <w:rPr>
+        <w:rFonts w:ascii="Wingdings" w:hAnsi="Wingdings" w:hint="default"/>
+        <w:sz w:val="20"/>
+      </w:rPr>
+    </w:lvl>
+    <w:lvl w:ilvl="4" w:tentative="1">
+      <w:start w:val="1"/>
+      <w:numFmt w:val="bullet"/>
+      <w:lvlText w:val=""/>
+      <w:lvlJc w:val="left"/>
+      <w:pPr>
+        <w:tabs>
+          <w:tab w:val="num" w:pos="3600"/>
+        </w:tabs>
+        <w:ind w:left="3600" w:hanging="360"/>
+      </w:pPr>
+      <w:rPr>
+        <w:rFonts w:ascii="Wingdings" w:hAnsi="Wingdings" w:hint="default"/>
+        <w:sz w:val="20"/>
+      </w:rPr>
+    </w:lvl>
+    <w:lvl w:ilvl="5" w:tentative="1">
+      <w:start w:val="1"/>
+      <w:numFmt w:val="bullet"/>
+      <w:lvlText w:val=""/>
+      <w:lvlJc w:val="left"/>
+      <w:pPr>
+        <w:tabs>
+          <w:tab w:val="num" w:pos="4320"/>
+        </w:tabs>
+        <w:ind w:left="4320" w:hanging="360"/>
+      </w:pPr>
+      <w:rPr>
+        <w:rFonts w:ascii="Wingdings" w:hAnsi="Wingdings" w:hint="default"/>
+        <w:sz w:val="20"/>
+      </w:rPr>
+    </w:lvl>
+    <w:lvl w:ilvl="6" w:tentative="1">
+      <w:start w:val="1"/>
+      <w:numFmt w:val="bullet"/>
+      <w:lvlText w:val=""/>
+      <w:lvlJc w:val="left"/>
+      <w:pPr>
+        <w:tabs>
+          <w:tab w:val="num" w:pos="5040"/>
+        </w:tabs>
+        <w:ind w:left="5040" w:hanging="360"/>
+      </w:pPr>
+      <w:rPr>
+        <w:rFonts w:ascii="Wingdings" w:hAnsi="Wingdings" w:hint="default"/>
+        <w:sz w:val="20"/>
+      </w:rPr>
+    </w:lvl>
+    <w:lvl w:ilvl="7" w:tentative="1">
+      <w:start w:val="1"/>
+      <w:numFmt w:val="bullet"/>
+      <w:lvlText w:val=""/>
+      <w:lvlJc w:val="left"/>
+      <w:pPr>
+        <w:tabs>
+          <w:tab w:val="num" w:pos="5760"/>
+        </w:tabs>
+        <w:ind w:left="5760" w:hanging="360"/>
+      </w:pPr>
+      <w:rPr>
+        <w:rFonts w:ascii="Wingdings" w:hAnsi="Wingdings" w:hint="default"/>
+        <w:sz w:val="20"/>
+      </w:rPr>
+    </w:lvl>
+    <w:lvl w:ilvl="8" w:tentative="1">
+      <w:start w:val="1"/>
+      <w:numFmt w:val="bullet"/>
+      <w:lvlText w:val=""/>
+      <w:lvlJc w:val="left"/>
+      <w:pPr>
+        <w:tabs>
+          <w:tab w:val="num" w:pos="6480"/>
+        </w:tabs>
+        <w:ind w:left="6480" w:hanging="360"/>
+      </w:pPr>
+      <w:rPr>
+        <w:rFonts w:ascii="Wingdings" w:hAnsi="Wingdings" w:hint="default"/>
+        <w:sz w:val="20"/>
+      </w:rPr>
+    </w:lvl>
+  </w:abstractNum>
+  <w:abstractNum w:abstractNumId="4" w15:restartNumberingAfterBreak="0">
+    <w:nsid w:val="2AA11438"/>
+    <w:multiLevelType w:val="multilevel"/>
+    <w:tmpl w:val="B95A58B0"/>
+    <w:lvl w:ilvl="0">
+      <w:start w:val="1"/>
+      <w:numFmt w:val="bullet"/>
+      <w:lvlText w:val=""/>
+      <w:lvlJc w:val="left"/>
+      <w:pPr>
+        <w:tabs>
+          <w:tab w:val="num" w:pos="720"/>
+        </w:tabs>
+        <w:ind w:left="720" w:hanging="360"/>
+      </w:pPr>
+      <w:rPr>
+        <w:rFonts w:ascii="Symbol" w:hAnsi="Symbol" w:hint="default"/>
+        <w:sz w:val="20"/>
+      </w:rPr>
+    </w:lvl>
+    <w:lvl w:ilvl="1" w:tentative="1">
+      <w:start w:val="1"/>
+      <w:numFmt w:val="bullet"/>
+      <w:lvlText w:val="o"/>
+      <w:lvlJc w:val="left"/>
+      <w:pPr>
+        <w:tabs>
+          <w:tab w:val="num" w:pos="1440"/>
+        </w:tabs>
+        <w:ind w:left="1440" w:hanging="360"/>
+      </w:pPr>
+      <w:rPr>
+        <w:rFonts w:ascii="Courier New" w:hAnsi="Courier New" w:hint="default"/>
+        <w:sz w:val="20"/>
+      </w:rPr>
+    </w:lvl>
+    <w:lvl w:ilvl="2" w:tentative="1">
+      <w:start w:val="1"/>
+      <w:numFmt w:val="bullet"/>
+      <w:lvlText w:val=""/>
+      <w:lvlJc w:val="left"/>
+      <w:pPr>
+        <w:tabs>
+          <w:tab w:val="num" w:pos="2160"/>
+        </w:tabs>
+        <w:ind w:left="2160" w:hanging="360"/>
+      </w:pPr>
+      <w:rPr>
+        <w:rFonts w:ascii="Wingdings" w:hAnsi="Wingdings" w:hint="default"/>
+        <w:sz w:val="20"/>
+      </w:rPr>
+    </w:lvl>
+    <w:lvl w:ilvl="3" w:tentative="1">
+      <w:start w:val="1"/>
+      <w:numFmt w:val="bullet"/>
+      <w:lvlText w:val=""/>
+      <w:lvlJc w:val="left"/>
+      <w:pPr>
+        <w:tabs>
+          <w:tab w:val="num" w:pos="2880"/>
+        </w:tabs>
+        <w:ind w:left="2880" w:hanging="360"/>
+      </w:pPr>
+      <w:rPr>
+        <w:rFonts w:ascii="Wingdings" w:hAnsi="Wingdings" w:hint="default"/>
+        <w:sz w:val="20"/>
+      </w:rPr>
+    </w:lvl>
+    <w:lvl w:ilvl="4" w:tentative="1">
+      <w:start w:val="1"/>
+      <w:numFmt w:val="bullet"/>
+      <w:lvlText w:val=""/>
+      <w:lvlJc w:val="left"/>
+      <w:pPr>
+        <w:tabs>
+          <w:tab w:val="num" w:pos="3600"/>
+        </w:tabs>
+        <w:ind w:left="3600" w:hanging="360"/>
+      </w:pPr>
+      <w:rPr>
+        <w:rFonts w:ascii="Wingdings" w:hAnsi="Wingdings" w:hint="default"/>
+        <w:sz w:val="20"/>
+      </w:rPr>
+    </w:lvl>
+    <w:lvl w:ilvl="5" w:tentative="1">
+      <w:start w:val="1"/>
+      <w:numFmt w:val="bullet"/>
+      <w:lvlText w:val=""/>
+      <w:lvlJc w:val="left"/>
+      <w:pPr>
+        <w:tabs>
+          <w:tab w:val="num" w:pos="4320"/>
+        </w:tabs>
+        <w:ind w:left="4320" w:hanging="360"/>
+      </w:pPr>
+      <w:rPr>
+        <w:rFonts w:ascii="Wingdings" w:hAnsi="Wingdings" w:hint="default"/>
+        <w:sz w:val="20"/>
+      </w:rPr>
+    </w:lvl>
+    <w:lvl w:ilvl="6" w:tentative="1">
+      <w:start w:val="1"/>
+      <w:numFmt w:val="bullet"/>
+      <w:lvlText w:val=""/>
+      <w:lvlJc w:val="left"/>
+      <w:pPr>
+        <w:tabs>
+          <w:tab w:val="num" w:pos="5040"/>
+        </w:tabs>
+        <w:ind w:left="5040" w:hanging="360"/>
+      </w:pPr>
+      <w:rPr>
+        <w:rFonts w:ascii="Wingdings" w:hAnsi="Wingdings" w:hint="default"/>
+        <w:sz w:val="20"/>
+      </w:rPr>
+    </w:lvl>
+    <w:lvl w:ilvl="7" w:tentative="1">
+      <w:start w:val="1"/>
+      <w:numFmt w:val="bullet"/>
+      <w:lvlText w:val=""/>
+      <w:lvlJc w:val="left"/>
+      <w:pPr>
+        <w:tabs>
+          <w:tab w:val="num" w:pos="5760"/>
+        </w:tabs>
+        <w:ind w:left="5760" w:hanging="360"/>
+      </w:pPr>
+      <w:rPr>
+        <w:rFonts w:ascii="Wingdings" w:hAnsi="Wingdings" w:hint="default"/>
+        <w:sz w:val="20"/>
+      </w:rPr>
+    </w:lvl>
+    <w:lvl w:ilvl="8" w:tentative="1">
+      <w:start w:val="1"/>
+      <w:numFmt w:val="bullet"/>
+      <w:lvlText w:val=""/>
+      <w:lvlJc w:val="left"/>
+      <w:pPr>
+        <w:tabs>
+          <w:tab w:val="num" w:pos="6480"/>
+        </w:tabs>
+        <w:ind w:left="6480" w:hanging="360"/>
+      </w:pPr>
+      <w:rPr>
+        <w:rFonts w:ascii="Wingdings" w:hAnsi="Wingdings" w:hint="default"/>
+        <w:sz w:val="20"/>
+      </w:rPr>
+    </w:lvl>
+  </w:abstractNum>
+  <w:abstractNum w:abstractNumId="5" w15:restartNumberingAfterBreak="0">
+    <w:nsid w:val="32C56D4A"/>
+    <w:multiLevelType w:val="multilevel"/>
+    <w:tmpl w:val="E9FADAF4"/>
+    <w:lvl w:ilvl="0">
+      <w:start w:val="1"/>
+      <w:numFmt w:val="bullet"/>
+      <w:lvlText w:val=""/>
+      <w:lvlJc w:val="left"/>
+      <w:pPr>
+        <w:tabs>
+          <w:tab w:val="num" w:pos="720"/>
+        </w:tabs>
+        <w:ind w:left="720" w:hanging="360"/>
+      </w:pPr>
+      <w:rPr>
+        <w:rFonts w:ascii="Symbol" w:hAnsi="Symbol" w:hint="default"/>
+        <w:sz w:val="20"/>
+      </w:rPr>
+    </w:lvl>
+    <w:lvl w:ilvl="1" w:tentative="1">
+      <w:start w:val="1"/>
+      <w:numFmt w:val="bullet"/>
+      <w:lvlText w:val="o"/>
+      <w:lvlJc w:val="left"/>
+      <w:pPr>
+        <w:tabs>
+          <w:tab w:val="num" w:pos="1440"/>
+        </w:tabs>
+        <w:ind w:left="1440" w:hanging="360"/>
+      </w:pPr>
+      <w:rPr>
+        <w:rFonts w:ascii="Courier New" w:hAnsi="Courier New" w:hint="default"/>
+        <w:sz w:val="20"/>
+      </w:rPr>
+    </w:lvl>
+    <w:lvl w:ilvl="2" w:tentative="1">
+      <w:start w:val="1"/>
+      <w:numFmt w:val="bullet"/>
+      <w:lvlText w:val=""/>
+      <w:lvlJc w:val="left"/>
+      <w:pPr>
+        <w:tabs>
+          <w:tab w:val="num" w:pos="2160"/>
+        </w:tabs>
+        <w:ind w:left="2160" w:hanging="360"/>
+      </w:pPr>
+      <w:rPr>
+        <w:rFonts w:ascii="Wingdings" w:hAnsi="Wingdings" w:hint="default"/>
+        <w:sz w:val="20"/>
+      </w:rPr>
+    </w:lvl>
+    <w:lvl w:ilvl="3" w:tentative="1">
+      <w:start w:val="1"/>
+      <w:numFmt w:val="bullet"/>
+      <w:lvlText w:val=""/>
+      <w:lvlJc w:val="left"/>
+      <w:pPr>
+        <w:tabs>
+          <w:tab w:val="num" w:pos="2880"/>
+        </w:tabs>
+        <w:ind w:left="2880" w:hanging="360"/>
+      </w:pPr>
+      <w:rPr>
+        <w:rFonts w:ascii="Wingdings" w:hAnsi="Wingdings" w:hint="default"/>
+        <w:sz w:val="20"/>
+      </w:rPr>
+    </w:lvl>
+    <w:lvl w:ilvl="4" w:tentative="1">
+      <w:start w:val="1"/>
+      <w:numFmt w:val="bullet"/>
+      <w:lvlText w:val=""/>
+      <w:lvlJc w:val="left"/>
+      <w:pPr>
+        <w:tabs>
+          <w:tab w:val="num" w:pos="3600"/>
+        </w:tabs>
+        <w:ind w:left="3600" w:hanging="360"/>
+      </w:pPr>
+      <w:rPr>
+        <w:rFonts w:ascii="Wingdings" w:hAnsi="Wingdings" w:hint="default"/>
+        <w:sz w:val="20"/>
+      </w:rPr>
+    </w:lvl>
+    <w:lvl w:ilvl="5" w:tentative="1">
+      <w:start w:val="1"/>
+      <w:numFmt w:val="bullet"/>
+      <w:lvlText w:val=""/>
+      <w:lvlJc w:val="left"/>
+      <w:pPr>
+        <w:tabs>
+          <w:tab w:val="num" w:pos="4320"/>
+        </w:tabs>
+        <w:ind w:left="4320" w:hanging="360"/>
+      </w:pPr>
+      <w:rPr>
+        <w:rFonts w:ascii="Wingdings" w:hAnsi="Wingdings" w:hint="default"/>
+        <w:sz w:val="20"/>
+      </w:rPr>
+    </w:lvl>
+    <w:lvl w:ilvl="6" w:tentative="1">
+      <w:start w:val="1"/>
+      <w:numFmt w:val="bullet"/>
+      <w:lvlText w:val=""/>
+      <w:lvlJc w:val="left"/>
+      <w:pPr>
+        <w:tabs>
+          <w:tab w:val="num" w:pos="5040"/>
+        </w:tabs>
+        <w:ind w:left="5040" w:hanging="360"/>
+      </w:pPr>
+      <w:rPr>
+        <w:rFonts w:ascii="Wingdings" w:hAnsi="Wingdings" w:hint="default"/>
+        <w:sz w:val="20"/>
+      </w:rPr>
+    </w:lvl>
+    <w:lvl w:ilvl="7" w:tentative="1">
+      <w:start w:val="1"/>
+      <w:numFmt w:val="bullet"/>
+      <w:lvlText w:val=""/>
+      <w:lvlJc w:val="left"/>
+      <w:pPr>
+        <w:tabs>
+          <w:tab w:val="num" w:pos="5760"/>
+        </w:tabs>
+        <w:ind w:left="5760" w:hanging="360"/>
+      </w:pPr>
+      <w:rPr>
+        <w:rFonts w:ascii="Wingdings" w:hAnsi="Wingdings" w:hint="default"/>
+        <w:sz w:val="20"/>
+      </w:rPr>
+    </w:lvl>
+    <w:lvl w:ilvl="8" w:tentative="1">
+      <w:start w:val="1"/>
+      <w:numFmt w:val="bullet"/>
+      <w:lvlText w:val=""/>
+      <w:lvlJc w:val="left"/>
+      <w:pPr>
+        <w:tabs>
+          <w:tab w:val="num" w:pos="6480"/>
+        </w:tabs>
+        <w:ind w:left="6480" w:hanging="360"/>
+      </w:pPr>
+      <w:rPr>
+        <w:rFonts w:ascii="Wingdings" w:hAnsi="Wingdings" w:hint="default"/>
+        <w:sz w:val="20"/>
+      </w:rPr>
+    </w:lvl>
+  </w:abstractNum>
+  <w:abstractNum w:abstractNumId="6" w15:restartNumberingAfterBreak="0">
+    <w:nsid w:val="40DA2409"/>
+    <w:multiLevelType w:val="multilevel"/>
+    <w:tmpl w:val="3A98473A"/>
+    <w:lvl w:ilvl="0">
+      <w:start w:val="1"/>
+      <w:numFmt w:val="bullet"/>
+      <w:lvlText w:val=""/>
+      <w:lvlJc w:val="left"/>
+      <w:pPr>
+        <w:tabs>
+          <w:tab w:val="num" w:pos="720"/>
+        </w:tabs>
+        <w:ind w:left="720" w:hanging="360"/>
+      </w:pPr>
+      <w:rPr>
+        <w:rFonts w:ascii="Symbol" w:hAnsi="Symbol" w:hint="default"/>
+        <w:sz w:val="20"/>
+      </w:rPr>
+    </w:lvl>
+    <w:lvl w:ilvl="1" w:tentative="1">
+      <w:start w:val="1"/>
+      <w:numFmt w:val="bullet"/>
+      <w:lvlText w:val="o"/>
+      <w:lvlJc w:val="left"/>
+      <w:pPr>
+        <w:tabs>
+          <w:tab w:val="num" w:pos="1440"/>
+        </w:tabs>
+        <w:ind w:left="1440" w:hanging="360"/>
+      </w:pPr>
+      <w:rPr>
+        <w:rFonts w:ascii="Courier New" w:hAnsi="Courier New" w:hint="default"/>
+        <w:sz w:val="20"/>
+      </w:rPr>
+    </w:lvl>
+    <w:lvl w:ilvl="2" w:tentative="1">
+      <w:start w:val="1"/>
+      <w:numFmt w:val="bullet"/>
+      <w:lvlText w:val=""/>
+      <w:lvlJc w:val="left"/>
+      <w:pPr>
+        <w:tabs>
+          <w:tab w:val="num" w:pos="2160"/>
+        </w:tabs>
+        <w:ind w:left="2160" w:hanging="360"/>
+      </w:pPr>
+      <w:rPr>
+        <w:rFonts w:ascii="Wingdings" w:hAnsi="Wingdings" w:hint="default"/>
+        <w:sz w:val="20"/>
+      </w:rPr>
+    </w:lvl>
+    <w:lvl w:ilvl="3" w:tentative="1">
+      <w:start w:val="1"/>
+      <w:numFmt w:val="bullet"/>
+      <w:lvlText w:val=""/>
+      <w:lvlJc w:val="left"/>
+      <w:pPr>
+        <w:tabs>
+          <w:tab w:val="num" w:pos="2880"/>
+        </w:tabs>
+        <w:ind w:left="2880" w:hanging="360"/>
+      </w:pPr>
+      <w:rPr>
+        <w:rFonts w:ascii="Wingdings" w:hAnsi="Wingdings" w:hint="default"/>
+        <w:sz w:val="20"/>
+      </w:rPr>
+    </w:lvl>
+    <w:lvl w:ilvl="4" w:tentative="1">
+      <w:start w:val="1"/>
+      <w:numFmt w:val="bullet"/>
+      <w:lvlText w:val=""/>
+      <w:lvlJc w:val="left"/>
+      <w:pPr>
+        <w:tabs>
+          <w:tab w:val="num" w:pos="3600"/>
+        </w:tabs>
+        <w:ind w:left="3600" w:hanging="360"/>
+      </w:pPr>
+      <w:rPr>
+        <w:rFonts w:ascii="Wingdings" w:hAnsi="Wingdings" w:hint="default"/>
+        <w:sz w:val="20"/>
+      </w:rPr>
+    </w:lvl>
+    <w:lvl w:ilvl="5" w:tentative="1">
+      <w:start w:val="1"/>
+      <w:numFmt w:val="bullet"/>
+      <w:lvlText w:val=""/>
+      <w:lvlJc w:val="left"/>
+      <w:pPr>
+        <w:tabs>
+          <w:tab w:val="num" w:pos="4320"/>
+        </w:tabs>
+        <w:ind w:left="4320" w:hanging="360"/>
+      </w:pPr>
+      <w:rPr>
+        <w:rFonts w:ascii="Wingdings" w:hAnsi="Wingdings" w:hint="default"/>
+        <w:sz w:val="20"/>
+      </w:rPr>
+    </w:lvl>
+    <w:lvl w:ilvl="6" w:tentative="1">
+      <w:start w:val="1"/>
+      <w:numFmt w:val="bullet"/>
+      <w:lvlText w:val=""/>
+      <w:lvlJc w:val="left"/>
+      <w:pPr>
+        <w:tabs>
+          <w:tab w:val="num" w:pos="5040"/>
+        </w:tabs>
+        <w:ind w:left="5040" w:hanging="360"/>
+      </w:pPr>
+      <w:rPr>
+        <w:rFonts w:ascii="Wingdings" w:hAnsi="Wingdings" w:hint="default"/>
+        <w:sz w:val="20"/>
+      </w:rPr>
+    </w:lvl>
+    <w:lvl w:ilvl="7" w:tentative="1">
+      <w:start w:val="1"/>
+      <w:numFmt w:val="bullet"/>
+      <w:lvlText w:val=""/>
+      <w:lvlJc w:val="left"/>
+      <w:pPr>
+        <w:tabs>
+          <w:tab w:val="num" w:pos="5760"/>
+        </w:tabs>
+        <w:ind w:left="5760" w:hanging="360"/>
+      </w:pPr>
+      <w:rPr>
+        <w:rFonts w:ascii="Wingdings" w:hAnsi="Wingdings" w:hint="default"/>
+        <w:sz w:val="20"/>
+      </w:rPr>
+    </w:lvl>
+    <w:lvl w:ilvl="8" w:tentative="1">
+      <w:start w:val="1"/>
+      <w:numFmt w:val="bullet"/>
+      <w:lvlText w:val=""/>
+      <w:lvlJc w:val="left"/>
+      <w:pPr>
+        <w:tabs>
+          <w:tab w:val="num" w:pos="6480"/>
+        </w:tabs>
+        <w:ind w:left="6480" w:hanging="360"/>
+      </w:pPr>
+      <w:rPr>
+        <w:rFonts w:ascii="Wingdings" w:hAnsi="Wingdings" w:hint="default"/>
+        <w:sz w:val="20"/>
+      </w:rPr>
+    </w:lvl>
+  </w:abstractNum>
+  <w:abstractNum w:abstractNumId="7" w15:restartNumberingAfterBreak="0">
     <w:nsid w:val="4110570B"/>
     <w:multiLevelType w:val="multilevel"/>
     <w:tmpl w:val="F620DA4E"/>
@@ -1741,7 +7935,305 @@
       </w:rPr>
     </w:lvl>
   </w:abstractNum>
-  <w:abstractNum w:abstractNumId="2" w15:restartNumberingAfterBreak="0">
+  <w:abstractNum w:abstractNumId="8" w15:restartNumberingAfterBreak="0">
+    <w:nsid w:val="4E101328"/>
+    <w:multiLevelType w:val="multilevel"/>
+    <w:tmpl w:val="49A244B0"/>
+    <w:lvl w:ilvl="0">
+      <w:start w:val="1"/>
+      <w:numFmt w:val="bullet"/>
+      <w:lvlText w:val=""/>
+      <w:lvlJc w:val="left"/>
+      <w:pPr>
+        <w:tabs>
+          <w:tab w:val="num" w:pos="720"/>
+        </w:tabs>
+        <w:ind w:left="720" w:hanging="360"/>
+      </w:pPr>
+      <w:rPr>
+        <w:rFonts w:ascii="Symbol" w:hAnsi="Symbol" w:hint="default"/>
+        <w:sz w:val="20"/>
+      </w:rPr>
+    </w:lvl>
+    <w:lvl w:ilvl="1" w:tentative="1">
+      <w:start w:val="1"/>
+      <w:numFmt w:val="bullet"/>
+      <w:lvlText w:val="o"/>
+      <w:lvlJc w:val="left"/>
+      <w:pPr>
+        <w:tabs>
+          <w:tab w:val="num" w:pos="1440"/>
+        </w:tabs>
+        <w:ind w:left="1440" w:hanging="360"/>
+      </w:pPr>
+      <w:rPr>
+        <w:rFonts w:ascii="Courier New" w:hAnsi="Courier New" w:hint="default"/>
+        <w:sz w:val="20"/>
+      </w:rPr>
+    </w:lvl>
+    <w:lvl w:ilvl="2" w:tentative="1">
+      <w:start w:val="1"/>
+      <w:numFmt w:val="bullet"/>
+      <w:lvlText w:val=""/>
+      <w:lvlJc w:val="left"/>
+      <w:pPr>
+        <w:tabs>
+          <w:tab w:val="num" w:pos="2160"/>
+        </w:tabs>
+        <w:ind w:left="2160" w:hanging="360"/>
+      </w:pPr>
+      <w:rPr>
+        <w:rFonts w:ascii="Wingdings" w:hAnsi="Wingdings" w:hint="default"/>
+        <w:sz w:val="20"/>
+      </w:rPr>
+    </w:lvl>
+    <w:lvl w:ilvl="3" w:tentative="1">
+      <w:start w:val="1"/>
+      <w:numFmt w:val="bullet"/>
+      <w:lvlText w:val=""/>
+      <w:lvlJc w:val="left"/>
+      <w:pPr>
+        <w:tabs>
+          <w:tab w:val="num" w:pos="2880"/>
+        </w:tabs>
+        <w:ind w:left="2880" w:hanging="360"/>
+      </w:pPr>
+      <w:rPr>
+        <w:rFonts w:ascii="Wingdings" w:hAnsi="Wingdings" w:hint="default"/>
+        <w:sz w:val="20"/>
+      </w:rPr>
+    </w:lvl>
+    <w:lvl w:ilvl="4" w:tentative="1">
+      <w:start w:val="1"/>
+      <w:numFmt w:val="bullet"/>
+      <w:lvlText w:val=""/>
+      <w:lvlJc w:val="left"/>
+      <w:pPr>
+        <w:tabs>
+          <w:tab w:val="num" w:pos="3600"/>
+        </w:tabs>
+        <w:ind w:left="3600" w:hanging="360"/>
+      </w:pPr>
+      <w:rPr>
+        <w:rFonts w:ascii="Wingdings" w:hAnsi="Wingdings" w:hint="default"/>
+        <w:sz w:val="20"/>
+      </w:rPr>
+    </w:lvl>
+    <w:lvl w:ilvl="5" w:tentative="1">
+      <w:start w:val="1"/>
+      <w:numFmt w:val="bullet"/>
+      <w:lvlText w:val=""/>
+      <w:lvlJc w:val="left"/>
+      <w:pPr>
+        <w:tabs>
+          <w:tab w:val="num" w:pos="4320"/>
+        </w:tabs>
+        <w:ind w:left="4320" w:hanging="360"/>
+      </w:pPr>
+      <w:rPr>
+        <w:rFonts w:ascii="Wingdings" w:hAnsi="Wingdings" w:hint="default"/>
+        <w:sz w:val="20"/>
+      </w:rPr>
+    </w:lvl>
+    <w:lvl w:ilvl="6" w:tentative="1">
+      <w:start w:val="1"/>
+      <w:numFmt w:val="bullet"/>
+      <w:lvlText w:val=""/>
+      <w:lvlJc w:val="left"/>
+      <w:pPr>
+        <w:tabs>
+          <w:tab w:val="num" w:pos="5040"/>
+        </w:tabs>
+        <w:ind w:left="5040" w:hanging="360"/>
+      </w:pPr>
+      <w:rPr>
+        <w:rFonts w:ascii="Wingdings" w:hAnsi="Wingdings" w:hint="default"/>
+        <w:sz w:val="20"/>
+      </w:rPr>
+    </w:lvl>
+    <w:lvl w:ilvl="7" w:tentative="1">
+      <w:start w:val="1"/>
+      <w:numFmt w:val="bullet"/>
+      <w:lvlText w:val=""/>
+      <w:lvlJc w:val="left"/>
+      <w:pPr>
+        <w:tabs>
+          <w:tab w:val="num" w:pos="5760"/>
+        </w:tabs>
+        <w:ind w:left="5760" w:hanging="360"/>
+      </w:pPr>
+      <w:rPr>
+        <w:rFonts w:ascii="Wingdings" w:hAnsi="Wingdings" w:hint="default"/>
+        <w:sz w:val="20"/>
+      </w:rPr>
+    </w:lvl>
+    <w:lvl w:ilvl="8" w:tentative="1">
+      <w:start w:val="1"/>
+      <w:numFmt w:val="bullet"/>
+      <w:lvlText w:val=""/>
+      <w:lvlJc w:val="left"/>
+      <w:pPr>
+        <w:tabs>
+          <w:tab w:val="num" w:pos="6480"/>
+        </w:tabs>
+        <w:ind w:left="6480" w:hanging="360"/>
+      </w:pPr>
+      <w:rPr>
+        <w:rFonts w:ascii="Wingdings" w:hAnsi="Wingdings" w:hint="default"/>
+        <w:sz w:val="20"/>
+      </w:rPr>
+    </w:lvl>
+  </w:abstractNum>
+  <w:abstractNum w:abstractNumId="9" w15:restartNumberingAfterBreak="0">
+    <w:nsid w:val="59125338"/>
+    <w:multiLevelType w:val="multilevel"/>
+    <w:tmpl w:val="C24687FE"/>
+    <w:lvl w:ilvl="0">
+      <w:start w:val="1"/>
+      <w:numFmt w:val="bullet"/>
+      <w:lvlText w:val=""/>
+      <w:lvlJc w:val="left"/>
+      <w:pPr>
+        <w:tabs>
+          <w:tab w:val="num" w:pos="720"/>
+        </w:tabs>
+        <w:ind w:left="720" w:hanging="360"/>
+      </w:pPr>
+      <w:rPr>
+        <w:rFonts w:ascii="Symbol" w:hAnsi="Symbol" w:hint="default"/>
+        <w:sz w:val="20"/>
+      </w:rPr>
+    </w:lvl>
+    <w:lvl w:ilvl="1" w:tentative="1">
+      <w:start w:val="1"/>
+      <w:numFmt w:val="bullet"/>
+      <w:lvlText w:val="o"/>
+      <w:lvlJc w:val="left"/>
+      <w:pPr>
+        <w:tabs>
+          <w:tab w:val="num" w:pos="1440"/>
+        </w:tabs>
+        <w:ind w:left="1440" w:hanging="360"/>
+      </w:pPr>
+      <w:rPr>
+        <w:rFonts w:ascii="Courier New" w:hAnsi="Courier New" w:hint="default"/>
+        <w:sz w:val="20"/>
+      </w:rPr>
+    </w:lvl>
+    <w:lvl w:ilvl="2" w:tentative="1">
+      <w:start w:val="1"/>
+      <w:numFmt w:val="bullet"/>
+      <w:lvlText w:val=""/>
+      <w:lvlJc w:val="left"/>
+      <w:pPr>
+        <w:tabs>
+          <w:tab w:val="num" w:pos="2160"/>
+        </w:tabs>
+        <w:ind w:left="2160" w:hanging="360"/>
+      </w:pPr>
+      <w:rPr>
+        <w:rFonts w:ascii="Wingdings" w:hAnsi="Wingdings" w:hint="default"/>
+        <w:sz w:val="20"/>
+      </w:rPr>
+    </w:lvl>
+    <w:lvl w:ilvl="3" w:tentative="1">
+      <w:start w:val="1"/>
+      <w:numFmt w:val="bullet"/>
+      <w:lvlText w:val=""/>
+      <w:lvlJc w:val="left"/>
+      <w:pPr>
+        <w:tabs>
+          <w:tab w:val="num" w:pos="2880"/>
+        </w:tabs>
+        <w:ind w:left="2880" w:hanging="360"/>
+      </w:pPr>
+      <w:rPr>
+        <w:rFonts w:ascii="Wingdings" w:hAnsi="Wingdings" w:hint="default"/>
+        <w:sz w:val="20"/>
+      </w:rPr>
+    </w:lvl>
+    <w:lvl w:ilvl="4" w:tentative="1">
+      <w:start w:val="1"/>
+      <w:numFmt w:val="bullet"/>
+      <w:lvlText w:val=""/>
+      <w:lvlJc w:val="left"/>
+      <w:pPr>
+        <w:tabs>
+          <w:tab w:val="num" w:pos="3600"/>
+        </w:tabs>
+        <w:ind w:left="3600" w:hanging="360"/>
+      </w:pPr>
+      <w:rPr>
+        <w:rFonts w:ascii="Wingdings" w:hAnsi="Wingdings" w:hint="default"/>
+        <w:sz w:val="20"/>
+      </w:rPr>
+    </w:lvl>
+    <w:lvl w:ilvl="5" w:tentative="1">
+      <w:start w:val="1"/>
+      <w:numFmt w:val="bullet"/>
+      <w:lvlText w:val=""/>
+      <w:lvlJc w:val="left"/>
+      <w:pPr>
+        <w:tabs>
+          <w:tab w:val="num" w:pos="4320"/>
+        </w:tabs>
+        <w:ind w:left="4320" w:hanging="360"/>
+      </w:pPr>
+      <w:rPr>
+        <w:rFonts w:ascii="Wingdings" w:hAnsi="Wingdings" w:hint="default"/>
+        <w:sz w:val="20"/>
+      </w:rPr>
+    </w:lvl>
+    <w:lvl w:ilvl="6" w:tentative="1">
+      <w:start w:val="1"/>
+      <w:numFmt w:val="bullet"/>
+      <w:lvlText w:val=""/>
+      <w:lvlJc w:val="left"/>
+      <w:pPr>
+        <w:tabs>
+          <w:tab w:val="num" w:pos="5040"/>
+        </w:tabs>
+        <w:ind w:left="5040" w:hanging="360"/>
+      </w:pPr>
+      <w:rPr>
+        <w:rFonts w:ascii="Wingdings" w:hAnsi="Wingdings" w:hint="default"/>
+        <w:sz w:val="20"/>
+      </w:rPr>
+    </w:lvl>
+    <w:lvl w:ilvl="7" w:tentative="1">
+      <w:start w:val="1"/>
+      <w:numFmt w:val="bullet"/>
+      <w:lvlText w:val=""/>
+      <w:lvlJc w:val="left"/>
+      <w:pPr>
+        <w:tabs>
+          <w:tab w:val="num" w:pos="5760"/>
+        </w:tabs>
+        <w:ind w:left="5760" w:hanging="360"/>
+      </w:pPr>
+      <w:rPr>
+        <w:rFonts w:ascii="Wingdings" w:hAnsi="Wingdings" w:hint="default"/>
+        <w:sz w:val="20"/>
+      </w:rPr>
+    </w:lvl>
+    <w:lvl w:ilvl="8" w:tentative="1">
+      <w:start w:val="1"/>
+      <w:numFmt w:val="bullet"/>
+      <w:lvlText w:val=""/>
+      <w:lvlJc w:val="left"/>
+      <w:pPr>
+        <w:tabs>
+          <w:tab w:val="num" w:pos="6480"/>
+        </w:tabs>
+        <w:ind w:left="6480" w:hanging="360"/>
+      </w:pPr>
+      <w:rPr>
+        <w:rFonts w:ascii="Wingdings" w:hAnsi="Wingdings" w:hint="default"/>
+        <w:sz w:val="20"/>
+      </w:rPr>
+    </w:lvl>
+  </w:abstractNum>
+  <w:abstractNum w:abstractNumId="10" w15:restartNumberingAfterBreak="0">
     <w:nsid w:val="5B0E6A37"/>
     <w:multiLevelType w:val="multilevel"/>
     <w:tmpl w:val="19CE6DFA"/>
@@ -1890,14 +8382,306 @@
       </w:rPr>
     </w:lvl>
   </w:abstractNum>
+  <w:abstractNum w:abstractNumId="11" w15:restartNumberingAfterBreak="0">
+    <w:nsid w:val="6F1841EA"/>
+    <w:multiLevelType w:val="multilevel"/>
+    <w:tmpl w:val="DAD80E12"/>
+    <w:lvl w:ilvl="0">
+      <w:start w:val="1"/>
+      <w:numFmt w:val="decimal"/>
+      <w:lvlText w:val="%1."/>
+      <w:lvlJc w:val="left"/>
+      <w:pPr>
+        <w:tabs>
+          <w:tab w:val="num" w:pos="720"/>
+        </w:tabs>
+        <w:ind w:left="720" w:hanging="360"/>
+      </w:pPr>
+    </w:lvl>
+    <w:lvl w:ilvl="1" w:tentative="1">
+      <w:start w:val="1"/>
+      <w:numFmt w:val="decimal"/>
+      <w:lvlText w:val="%2."/>
+      <w:lvlJc w:val="left"/>
+      <w:pPr>
+        <w:tabs>
+          <w:tab w:val="num" w:pos="1440"/>
+        </w:tabs>
+        <w:ind w:left="1440" w:hanging="360"/>
+      </w:pPr>
+    </w:lvl>
+    <w:lvl w:ilvl="2" w:tentative="1">
+      <w:start w:val="1"/>
+      <w:numFmt w:val="decimal"/>
+      <w:lvlText w:val="%3."/>
+      <w:lvlJc w:val="left"/>
+      <w:pPr>
+        <w:tabs>
+          <w:tab w:val="num" w:pos="2160"/>
+        </w:tabs>
+        <w:ind w:left="2160" w:hanging="360"/>
+      </w:pPr>
+    </w:lvl>
+    <w:lvl w:ilvl="3" w:tentative="1">
+      <w:start w:val="1"/>
+      <w:numFmt w:val="decimal"/>
+      <w:lvlText w:val="%4."/>
+      <w:lvlJc w:val="left"/>
+      <w:pPr>
+        <w:tabs>
+          <w:tab w:val="num" w:pos="2880"/>
+        </w:tabs>
+        <w:ind w:left="2880" w:hanging="360"/>
+      </w:pPr>
+    </w:lvl>
+    <w:lvl w:ilvl="4" w:tentative="1">
+      <w:start w:val="1"/>
+      <w:numFmt w:val="decimal"/>
+      <w:lvlText w:val="%5."/>
+      <w:lvlJc w:val="left"/>
+      <w:pPr>
+        <w:tabs>
+          <w:tab w:val="num" w:pos="3600"/>
+        </w:tabs>
+        <w:ind w:left="3600" w:hanging="360"/>
+      </w:pPr>
+    </w:lvl>
+    <w:lvl w:ilvl="5" w:tentative="1">
+      <w:start w:val="1"/>
+      <w:numFmt w:val="decimal"/>
+      <w:lvlText w:val="%6."/>
+      <w:lvlJc w:val="left"/>
+      <w:pPr>
+        <w:tabs>
+          <w:tab w:val="num" w:pos="4320"/>
+        </w:tabs>
+        <w:ind w:left="4320" w:hanging="360"/>
+      </w:pPr>
+    </w:lvl>
+    <w:lvl w:ilvl="6" w:tentative="1">
+      <w:start w:val="1"/>
+      <w:numFmt w:val="decimal"/>
+      <w:lvlText w:val="%7."/>
+      <w:lvlJc w:val="left"/>
+      <w:pPr>
+        <w:tabs>
+          <w:tab w:val="num" w:pos="5040"/>
+        </w:tabs>
+        <w:ind w:left="5040" w:hanging="360"/>
+      </w:pPr>
+    </w:lvl>
+    <w:lvl w:ilvl="7" w:tentative="1">
+      <w:start w:val="1"/>
+      <w:numFmt w:val="decimal"/>
+      <w:lvlText w:val="%8."/>
+      <w:lvlJc w:val="left"/>
+      <w:pPr>
+        <w:tabs>
+          <w:tab w:val="num" w:pos="5760"/>
+        </w:tabs>
+        <w:ind w:left="5760" w:hanging="360"/>
+      </w:pPr>
+    </w:lvl>
+    <w:lvl w:ilvl="8" w:tentative="1">
+      <w:start w:val="1"/>
+      <w:numFmt w:val="decimal"/>
+      <w:lvlText w:val="%9."/>
+      <w:lvlJc w:val="left"/>
+      <w:pPr>
+        <w:tabs>
+          <w:tab w:val="num" w:pos="6480"/>
+        </w:tabs>
+        <w:ind w:left="6480" w:hanging="360"/>
+      </w:pPr>
+    </w:lvl>
+  </w:abstractNum>
+  <w:abstractNum w:abstractNumId="12" w15:restartNumberingAfterBreak="0">
+    <w:nsid w:val="7B1360C6"/>
+    <w:multiLevelType w:val="multilevel"/>
+    <w:tmpl w:val="9F92510E"/>
+    <w:lvl w:ilvl="0">
+      <w:start w:val="1"/>
+      <w:numFmt w:val="bullet"/>
+      <w:lvlText w:val=""/>
+      <w:lvlJc w:val="left"/>
+      <w:pPr>
+        <w:tabs>
+          <w:tab w:val="num" w:pos="720"/>
+        </w:tabs>
+        <w:ind w:left="720" w:hanging="360"/>
+      </w:pPr>
+      <w:rPr>
+        <w:rFonts w:ascii="Symbol" w:hAnsi="Symbol" w:hint="default"/>
+        <w:sz w:val="20"/>
+      </w:rPr>
+    </w:lvl>
+    <w:lvl w:ilvl="1" w:tentative="1">
+      <w:start w:val="1"/>
+      <w:numFmt w:val="bullet"/>
+      <w:lvlText w:val="o"/>
+      <w:lvlJc w:val="left"/>
+      <w:pPr>
+        <w:tabs>
+          <w:tab w:val="num" w:pos="1440"/>
+        </w:tabs>
+        <w:ind w:left="1440" w:hanging="360"/>
+      </w:pPr>
+      <w:rPr>
+        <w:rFonts w:ascii="Courier New" w:hAnsi="Courier New" w:hint="default"/>
+        <w:sz w:val="20"/>
+      </w:rPr>
+    </w:lvl>
+    <w:lvl w:ilvl="2" w:tentative="1">
+      <w:start w:val="1"/>
+      <w:numFmt w:val="bullet"/>
+      <w:lvlText w:val=""/>
+      <w:lvlJc w:val="left"/>
+      <w:pPr>
+        <w:tabs>
+          <w:tab w:val="num" w:pos="2160"/>
+        </w:tabs>
+        <w:ind w:left="2160" w:hanging="360"/>
+      </w:pPr>
+      <w:rPr>
+        <w:rFonts w:ascii="Wingdings" w:hAnsi="Wingdings" w:hint="default"/>
+        <w:sz w:val="20"/>
+      </w:rPr>
+    </w:lvl>
+    <w:lvl w:ilvl="3" w:tentative="1">
+      <w:start w:val="1"/>
+      <w:numFmt w:val="bullet"/>
+      <w:lvlText w:val=""/>
+      <w:lvlJc w:val="left"/>
+      <w:pPr>
+        <w:tabs>
+          <w:tab w:val="num" w:pos="2880"/>
+        </w:tabs>
+        <w:ind w:left="2880" w:hanging="360"/>
+      </w:pPr>
+      <w:rPr>
+        <w:rFonts w:ascii="Wingdings" w:hAnsi="Wingdings" w:hint="default"/>
+        <w:sz w:val="20"/>
+      </w:rPr>
+    </w:lvl>
+    <w:lvl w:ilvl="4" w:tentative="1">
+      <w:start w:val="1"/>
+      <w:numFmt w:val="bullet"/>
+      <w:lvlText w:val=""/>
+      <w:lvlJc w:val="left"/>
+      <w:pPr>
+        <w:tabs>
+          <w:tab w:val="num" w:pos="3600"/>
+        </w:tabs>
+        <w:ind w:left="3600" w:hanging="360"/>
+      </w:pPr>
+      <w:rPr>
+        <w:rFonts w:ascii="Wingdings" w:hAnsi="Wingdings" w:hint="default"/>
+        <w:sz w:val="20"/>
+      </w:rPr>
+    </w:lvl>
+    <w:lvl w:ilvl="5" w:tentative="1">
+      <w:start w:val="1"/>
+      <w:numFmt w:val="bullet"/>
+      <w:lvlText w:val=""/>
+      <w:lvlJc w:val="left"/>
+      <w:pPr>
+        <w:tabs>
+          <w:tab w:val="num" w:pos="4320"/>
+        </w:tabs>
+        <w:ind w:left="4320" w:hanging="360"/>
+      </w:pPr>
+      <w:rPr>
+        <w:rFonts w:ascii="Wingdings" w:hAnsi="Wingdings" w:hint="default"/>
+        <w:sz w:val="20"/>
+      </w:rPr>
+    </w:lvl>
+    <w:lvl w:ilvl="6" w:tentative="1">
+      <w:start w:val="1"/>
+      <w:numFmt w:val="bullet"/>
+      <w:lvlText w:val=""/>
+      <w:lvlJc w:val="left"/>
+      <w:pPr>
+        <w:tabs>
+          <w:tab w:val="num" w:pos="5040"/>
+        </w:tabs>
+        <w:ind w:left="5040" w:hanging="360"/>
+      </w:pPr>
+      <w:rPr>
+        <w:rFonts w:ascii="Wingdings" w:hAnsi="Wingdings" w:hint="default"/>
+        <w:sz w:val="20"/>
+      </w:rPr>
+    </w:lvl>
+    <w:lvl w:ilvl="7" w:tentative="1">
+      <w:start w:val="1"/>
+      <w:numFmt w:val="bullet"/>
+      <w:lvlText w:val=""/>
+      <w:lvlJc w:val="left"/>
+      <w:pPr>
+        <w:tabs>
+          <w:tab w:val="num" w:pos="5760"/>
+        </w:tabs>
+        <w:ind w:left="5760" w:hanging="360"/>
+      </w:pPr>
+      <w:rPr>
+        <w:rFonts w:ascii="Wingdings" w:hAnsi="Wingdings" w:hint="default"/>
+        <w:sz w:val="20"/>
+      </w:rPr>
+    </w:lvl>
+    <w:lvl w:ilvl="8" w:tentative="1">
+      <w:start w:val="1"/>
+      <w:numFmt w:val="bullet"/>
+      <w:lvlText w:val=""/>
+      <w:lvlJc w:val="left"/>
+      <w:pPr>
+        <w:tabs>
+          <w:tab w:val="num" w:pos="6480"/>
+        </w:tabs>
+        <w:ind w:left="6480" w:hanging="360"/>
+      </w:pPr>
+      <w:rPr>
+        <w:rFonts w:ascii="Wingdings" w:hAnsi="Wingdings" w:hint="default"/>
+        <w:sz w:val="20"/>
+      </w:rPr>
+    </w:lvl>
+  </w:abstractNum>
   <w:num w:numId="1" w16cid:durableId="1220170623">
+    <w:abstractNumId w:val="7"/>
+  </w:num>
+  <w:num w:numId="2" w16cid:durableId="1101410770">
+    <w:abstractNumId w:val="10"/>
+  </w:num>
+  <w:num w:numId="3" w16cid:durableId="1872111180">
     <w:abstractNumId w:val="1"/>
   </w:num>
-  <w:num w:numId="2" w16cid:durableId="1101410770">
+  <w:num w:numId="4" w16cid:durableId="1164475631">
     <w:abstractNumId w:val="2"/>
   </w:num>
-  <w:num w:numId="3" w16cid:durableId="1872111180">
+  <w:num w:numId="5" w16cid:durableId="640699226">
+    <w:abstractNumId w:val="5"/>
+  </w:num>
+  <w:num w:numId="6" w16cid:durableId="287205536">
+    <w:abstractNumId w:val="11"/>
+  </w:num>
+  <w:num w:numId="7" w16cid:durableId="1356423755">
     <w:abstractNumId w:val="0"/>
+  </w:num>
+  <w:num w:numId="8" w16cid:durableId="2064325305">
+    <w:abstractNumId w:val="6"/>
+  </w:num>
+  <w:num w:numId="9" w16cid:durableId="1525822596">
+    <w:abstractNumId w:val="9"/>
+  </w:num>
+  <w:num w:numId="10" w16cid:durableId="2023119479">
+    <w:abstractNumId w:val="12"/>
+  </w:num>
+  <w:num w:numId="11" w16cid:durableId="961570048">
+    <w:abstractNumId w:val="8"/>
+  </w:num>
+  <w:num w:numId="12" w16cid:durableId="197085956">
+    <w:abstractNumId w:val="3"/>
+  </w:num>
+  <w:num w:numId="13" w16cid:durableId="1630092636">
+    <w:abstractNumId w:val="4"/>
   </w:num>
 </w:numbering>
 </file>
@@ -2503,6 +9287,7 @@
   <w:style w:type="character" w:default="1" w:styleId="Fuentedeprrafopredeter">
     <w:name w:val="Default Paragraph Font"/>
     <w:uiPriority w:val="1"/>
+    <w:semiHidden/>
     <w:unhideWhenUsed/>
   </w:style>
   <w:style w:type="table" w:default="1" w:styleId="Tablanormal">
@@ -2867,6 +9652,36 @@
       <w14:ligatures w14:val="none"/>
     </w:rPr>
   </w:style>
+  <w:style w:type="paragraph" w:styleId="NormalWeb">
+    <w:name w:val="Normal (Web)"/>
+    <w:basedOn w:val="Normal"/>
+    <w:uiPriority w:val="99"/>
+    <w:semiHidden/>
+    <w:unhideWhenUsed/>
+    <w:rsid w:val="003D10FB"/>
+    <w:pPr>
+      <w:spacing w:before="100" w:beforeAutospacing="1" w:after="100" w:afterAutospacing="1" w:line="240" w:lineRule="auto"/>
+    </w:pPr>
+    <w:rPr>
+      <w:rFonts w:ascii="Times New Roman" w:eastAsia="Times New Roman" w:hAnsi="Times New Roman" w:cs="Times New Roman"/>
+      <w:kern w:val="0"/>
+      <w:lang w:eastAsia="es-ES"/>
+      <w14:ligatures w14:val="none"/>
+    </w:rPr>
+  </w:style>
+  <w:style w:type="character" w:styleId="CdigoHTML">
+    <w:name w:val="HTML Code"/>
+    <w:basedOn w:val="Fuentedeprrafopredeter"/>
+    <w:uiPriority w:val="99"/>
+    <w:semiHidden/>
+    <w:unhideWhenUsed/>
+    <w:rsid w:val="003D10FB"/>
+    <w:rPr>
+      <w:rFonts w:ascii="Courier New" w:eastAsia="Times New Roman" w:hAnsi="Courier New" w:cs="Courier New"/>
+      <w:sz w:val="20"/>
+      <w:szCs w:val="20"/>
+    </w:rPr>
+  </w:style>
 </w:styles>
 </file>
 

--- a/Información de la creación del proyecto.docx
+++ b/Información de la creación del proyecto.docx
@@ -371,21 +371,7 @@
                                       <w:rPr>
                                         <w:color w:val="FFFFFF" w:themeColor="background1"/>
                                       </w:rPr>
-                                      <w:t xml:space="preserve">Proyecto propuesto en las prácticas de </w:t>
-                                    </w:r>
-                                    <w:proofErr w:type="spellStart"/>
-                                    <w:r>
-                                      <w:rPr>
-                                        <w:color w:val="FFFFFF" w:themeColor="background1"/>
-                                      </w:rPr>
-                                      <w:t>Globomatik</w:t>
-                                    </w:r>
-                                    <w:proofErr w:type="spellEnd"/>
-                                    <w:r>
-                                      <w:rPr>
-                                        <w:color w:val="FFFFFF" w:themeColor="background1"/>
-                                      </w:rPr>
-                                      <w:t xml:space="preserve"> para recursos humanos</w:t>
+                                      <w:t>Proyecto propuesto en las prácticas de Globomatik para recursos humanos</w:t>
                                     </w:r>
                                   </w:sdtContent>
                                 </w:sdt>
@@ -440,19 +426,11 @@
                                 </w:rPr>
                                 <w:t xml:space="preserve">Proyecto propuesto en las prácticas de </w:t>
                               </w:r>
-                              <w:proofErr w:type="spellStart"/>
                               <w:r>
                                 <w:rPr>
                                   <w:color w:val="FFFFFF" w:themeColor="background1"/>
                                 </w:rPr>
-                                <w:t>Globomatik</w:t>
-                              </w:r>
-                              <w:proofErr w:type="spellEnd"/>
-                              <w:r>
-                                <w:rPr>
-                                  <w:color w:val="FFFFFF" w:themeColor="background1"/>
-                                </w:rPr>
-                                <w:t xml:space="preserve"> para recursos humanos</w:t>
+                                <w:t>Globomatik para recursos humanos</w:t>
                               </w:r>
                             </w:sdtContent>
                           </w:sdt>
@@ -940,30 +918,16 @@
           </w:r>
         </w:p>
         <w:p>
-          <w:r>
-            <w:fldChar w:fldCharType="begin"/>
-          </w:r>
-          <w:r>
-            <w:instrText xml:space="preserve"> TOC \o "1-3" \h \z \u </w:instrText>
-          </w:r>
-          <w:r>
-            <w:fldChar w:fldCharType="separate"/>
-          </w:r>
-          <w:r>
-            <w:rPr>
-              <w:b/>
-              <w:bCs/>
-              <w:noProof/>
-            </w:rPr>
-            <w:t>No se encontraron entradas de tabla de contenido.</w:t>
-          </w:r>
-          <w:r>
-            <w:rPr>
-              <w:b/>
-              <w:bCs/>
-            </w:rPr>
-            <w:fldChar w:fldCharType="end"/>
-          </w:r>
+          <w:fldSimple w:instr=" TOC \o &quot;1-3&quot; \h \z \u ">
+            <w:r>
+              <w:rPr>
+                <w:b/>
+                <w:bCs/>
+                <w:noProof/>
+              </w:rPr>
+              <w:t>No se encontraron entradas de tabla de contenido.</w:t>
+            </w:r>
+          </w:fldSimple>
         </w:p>
       </w:sdtContent>
     </w:sdt>
@@ -997,6 +961,7 @@
         <w:t xml:space="preserve">1.- </w:t>
       </w:r>
       <w:proofErr w:type="spellStart"/>
+      <w:proofErr w:type="gramStart"/>
       <w:r>
         <w:rPr>
           <w:rFonts w:ascii="Times New Roman" w:eastAsia="Times New Roman" w:hAnsi="Times New Roman" w:cs="Times New Roman"/>
@@ -1018,7 +983,19 @@
           <w:lang w:eastAsia="es-ES"/>
           <w14:ligatures w14:val="none"/>
         </w:rPr>
-        <w:t>(Tablas)</w:t>
+        <w:t>(</w:t>
+      </w:r>
+      <w:proofErr w:type="gramEnd"/>
+      <w:r>
+        <w:rPr>
+          <w:rFonts w:ascii="Times New Roman" w:eastAsia="Times New Roman" w:hAnsi="Times New Roman" w:cs="Times New Roman"/>
+          <w:b/>
+          <w:bCs/>
+          <w:kern w:val="0"/>
+          <w:lang w:eastAsia="es-ES"/>
+          <w14:ligatures w14:val="none"/>
+        </w:rPr>
+        <w:t>Tablas)</w:t>
       </w:r>
     </w:p>
     <w:p>
@@ -6761,7 +6738,7 @@
           <w:lang w:eastAsia="es-ES"/>
           <w14:ligatures w14:val="none"/>
         </w:rPr>
-        <w:t xml:space="preserve"> para no llenar la base de </w:t>
+        <w:t xml:space="preserve"> para no llenar la base de datos de basura. Con esto, si un administrador aprueba unas vacaciones o borra </w:t>
       </w:r>
       <w:r>
         <w:rPr>
@@ -6771,7 +6748,7 @@
           <w14:ligatures w14:val="none"/>
         </w:rPr>
         <w:lastRenderedPageBreak/>
-        <w:t xml:space="preserve">datos de basura. Con esto, si un administrador aprueba unas vacaciones o borra una nómina, queda grabado a fuego en la tabla </w:t>
+        <w:t xml:space="preserve">una nómina, queda grabado a fuego en la tabla </w:t>
       </w:r>
       <w:proofErr w:type="spellStart"/>
       <w:r>
@@ -6794,6 +6771,1803 @@
           <w14:ligatures w14:val="none"/>
         </w:rPr>
         <w:t xml:space="preserve"> con la fecha, la hora, y el ID del usuario responsable .</w:t>
+      </w:r>
+    </w:p>
+    <w:p>
+      <w:pPr>
+        <w:spacing w:before="100" w:beforeAutospacing="1" w:after="100" w:afterAutospacing="1" w:line="240" w:lineRule="auto"/>
+        <w:ind w:left="720"/>
+        <w:rPr>
+          <w:rFonts w:ascii="Times New Roman" w:eastAsia="Times New Roman" w:hAnsi="Times New Roman" w:cs="Times New Roman"/>
+          <w:kern w:val="0"/>
+          <w:lang w:eastAsia="es-ES"/>
+          <w14:ligatures w14:val="none"/>
+        </w:rPr>
+      </w:pPr>
+    </w:p>
+    <w:p>
+      <w:pPr>
+        <w:spacing w:before="100" w:beforeAutospacing="1" w:after="100" w:afterAutospacing="1" w:line="240" w:lineRule="auto"/>
+        <w:outlineLvl w:val="2"/>
+        <w:rPr>
+          <w:rFonts w:ascii="Times New Roman" w:eastAsia="Times New Roman" w:hAnsi="Times New Roman" w:cs="Times New Roman"/>
+          <w:b/>
+          <w:bCs/>
+          <w:kern w:val="0"/>
+          <w:sz w:val="27"/>
+          <w:szCs w:val="27"/>
+          <w:lang w:eastAsia="es-ES"/>
+          <w14:ligatures w14:val="none"/>
+        </w:rPr>
+      </w:pPr>
+      <w:r>
+        <w:rPr>
+          <w:rFonts w:ascii="Times New Roman" w:eastAsia="Times New Roman" w:hAnsi="Times New Roman" w:cs="Times New Roman"/>
+          <w:b/>
+          <w:bCs/>
+          <w:kern w:val="0"/>
+          <w:sz w:val="27"/>
+          <w:szCs w:val="27"/>
+          <w:lang w:eastAsia="es-ES"/>
+          <w14:ligatures w14:val="none"/>
+        </w:rPr>
+        <w:t xml:space="preserve">2.- </w:t>
+      </w:r>
+      <w:proofErr w:type="spellStart"/>
+      <w:r>
+        <w:rPr>
+          <w:rFonts w:ascii="Times New Roman" w:eastAsia="Times New Roman" w:hAnsi="Times New Roman" w:cs="Times New Roman"/>
+          <w:b/>
+          <w:bCs/>
+          <w:kern w:val="0"/>
+          <w:sz w:val="27"/>
+          <w:szCs w:val="27"/>
+          <w:lang w:eastAsia="es-ES"/>
+          <w14:ligatures w14:val="none"/>
+        </w:rPr>
+        <w:t>Frontend</w:t>
+      </w:r>
+      <w:proofErr w:type="spellEnd"/>
+      <w:r>
+        <w:rPr>
+          <w:rFonts w:ascii="Times New Roman" w:eastAsia="Times New Roman" w:hAnsi="Times New Roman" w:cs="Times New Roman"/>
+          <w:b/>
+          <w:bCs/>
+          <w:kern w:val="0"/>
+          <w:sz w:val="27"/>
+          <w:szCs w:val="27"/>
+          <w:lang w:eastAsia="es-ES"/>
+          <w14:ligatures w14:val="none"/>
+        </w:rPr>
+        <w:t xml:space="preserve"> (</w:t>
+      </w:r>
+      <w:proofErr w:type="spellStart"/>
+      <w:r>
+        <w:rPr>
+          <w:rFonts w:ascii="Times New Roman" w:eastAsia="Times New Roman" w:hAnsi="Times New Roman" w:cs="Times New Roman"/>
+          <w:b/>
+          <w:bCs/>
+          <w:kern w:val="0"/>
+          <w:sz w:val="27"/>
+          <w:szCs w:val="27"/>
+          <w:lang w:eastAsia="es-ES"/>
+          <w14:ligatures w14:val="none"/>
+        </w:rPr>
+        <w:t>React</w:t>
+      </w:r>
+      <w:proofErr w:type="spellEnd"/>
+      <w:r>
+        <w:rPr>
+          <w:rFonts w:ascii="Times New Roman" w:eastAsia="Times New Roman" w:hAnsi="Times New Roman" w:cs="Times New Roman"/>
+          <w:b/>
+          <w:bCs/>
+          <w:kern w:val="0"/>
+          <w:sz w:val="27"/>
+          <w:szCs w:val="27"/>
+          <w:lang w:eastAsia="es-ES"/>
+          <w14:ligatures w14:val="none"/>
+        </w:rPr>
+        <w:t xml:space="preserve"> &amp; </w:t>
+      </w:r>
+      <w:proofErr w:type="spellStart"/>
+      <w:r>
+        <w:rPr>
+          <w:rFonts w:ascii="Times New Roman" w:eastAsia="Times New Roman" w:hAnsi="Times New Roman" w:cs="Times New Roman"/>
+          <w:b/>
+          <w:bCs/>
+          <w:kern w:val="0"/>
+          <w:sz w:val="27"/>
+          <w:szCs w:val="27"/>
+          <w:lang w:eastAsia="es-ES"/>
+          <w14:ligatures w14:val="none"/>
+        </w:rPr>
+        <w:t>Tailwind</w:t>
+      </w:r>
+      <w:proofErr w:type="spellEnd"/>
+      <w:r>
+        <w:rPr>
+          <w:rFonts w:ascii="Times New Roman" w:eastAsia="Times New Roman" w:hAnsi="Times New Roman" w:cs="Times New Roman"/>
+          <w:b/>
+          <w:bCs/>
+          <w:kern w:val="0"/>
+          <w:sz w:val="27"/>
+          <w:szCs w:val="27"/>
+          <w:lang w:eastAsia="es-ES"/>
+          <w14:ligatures w14:val="none"/>
+        </w:rPr>
+        <w:t>)</w:t>
+      </w:r>
+    </w:p>
+    <w:p>
+      <w:pPr>
+        <w:spacing w:before="100" w:beforeAutospacing="1" w:after="100" w:afterAutospacing="1" w:line="240" w:lineRule="auto"/>
+        <w:rPr>
+          <w:rFonts w:ascii="Times New Roman" w:eastAsia="Times New Roman" w:hAnsi="Times New Roman" w:cs="Times New Roman"/>
+          <w:kern w:val="0"/>
+          <w:lang w:eastAsia="es-ES"/>
+          <w14:ligatures w14:val="none"/>
+        </w:rPr>
+      </w:pPr>
+      <w:r>
+        <w:rPr>
+          <w:rFonts w:ascii="Times New Roman" w:eastAsia="Times New Roman" w:hAnsi="Times New Roman" w:cs="Times New Roman"/>
+          <w:b/>
+          <w:bCs/>
+          <w:kern w:val="0"/>
+          <w:lang w:eastAsia="es-ES"/>
+          <w14:ligatures w14:val="none"/>
+        </w:rPr>
+        <w:t xml:space="preserve">2.1.- Inicialización del </w:t>
+      </w:r>
+      <w:proofErr w:type="spellStart"/>
+      <w:r>
+        <w:rPr>
+          <w:rFonts w:ascii="Times New Roman" w:eastAsia="Times New Roman" w:hAnsi="Times New Roman" w:cs="Times New Roman"/>
+          <w:b/>
+          <w:bCs/>
+          <w:kern w:val="0"/>
+          <w:lang w:eastAsia="es-ES"/>
+          <w14:ligatures w14:val="none"/>
+        </w:rPr>
+        <w:t>Frontend</w:t>
+      </w:r>
+      <w:proofErr w:type="spellEnd"/>
+      <w:r>
+        <w:rPr>
+          <w:rFonts w:ascii="Times New Roman" w:eastAsia="Times New Roman" w:hAnsi="Times New Roman" w:cs="Times New Roman"/>
+          <w:b/>
+          <w:bCs/>
+          <w:kern w:val="0"/>
+          <w:lang w:eastAsia="es-ES"/>
+          <w14:ligatures w14:val="none"/>
+        </w:rPr>
+        <w:t xml:space="preserve"> (Vite y Axios)</w:t>
+      </w:r>
+      <w:r>
+        <w:rPr>
+          <w:rFonts w:ascii="Times New Roman" w:eastAsia="Times New Roman" w:hAnsi="Times New Roman" w:cs="Times New Roman"/>
+          <w:kern w:val="0"/>
+          <w:lang w:eastAsia="es-ES"/>
+          <w14:ligatures w14:val="none"/>
+        </w:rPr>
+        <w:t xml:space="preserve"> Para mantener la arquitectura completamente desacoplada de la API, creamos un proyecto de </w:t>
+      </w:r>
+      <w:proofErr w:type="spellStart"/>
+      <w:r>
+        <w:rPr>
+          <w:rFonts w:ascii="Times New Roman" w:eastAsia="Times New Roman" w:hAnsi="Times New Roman" w:cs="Times New Roman"/>
+          <w:kern w:val="0"/>
+          <w:lang w:eastAsia="es-ES"/>
+          <w14:ligatures w14:val="none"/>
+        </w:rPr>
+        <w:t>React</w:t>
+      </w:r>
+      <w:proofErr w:type="spellEnd"/>
+      <w:r>
+        <w:rPr>
+          <w:rFonts w:ascii="Times New Roman" w:eastAsia="Times New Roman" w:hAnsi="Times New Roman" w:cs="Times New Roman"/>
+          <w:kern w:val="0"/>
+          <w:lang w:eastAsia="es-ES"/>
+          <w14:ligatures w14:val="none"/>
+        </w:rPr>
+        <w:t xml:space="preserve"> independiente utilizando Vite (</w:t>
+      </w:r>
+      <w:proofErr w:type="spellStart"/>
+      <w:r>
+        <w:rPr>
+          <w:rFonts w:ascii="Courier New" w:eastAsia="Times New Roman" w:hAnsi="Courier New" w:cs="Courier New"/>
+          <w:kern w:val="0"/>
+          <w:sz w:val="20"/>
+          <w:szCs w:val="20"/>
+          <w:lang w:eastAsia="es-ES"/>
+          <w14:ligatures w14:val="none"/>
+        </w:rPr>
+        <w:t>npm</w:t>
+      </w:r>
+      <w:proofErr w:type="spellEnd"/>
+      <w:r>
+        <w:rPr>
+          <w:rFonts w:ascii="Courier New" w:eastAsia="Times New Roman" w:hAnsi="Courier New" w:cs="Courier New"/>
+          <w:kern w:val="0"/>
+          <w:sz w:val="20"/>
+          <w:szCs w:val="20"/>
+          <w:lang w:eastAsia="es-ES"/>
+          <w14:ligatures w14:val="none"/>
+        </w:rPr>
+        <w:t xml:space="preserve"> </w:t>
+      </w:r>
+      <w:proofErr w:type="spellStart"/>
+      <w:r>
+        <w:rPr>
+          <w:rFonts w:ascii="Courier New" w:eastAsia="Times New Roman" w:hAnsi="Courier New" w:cs="Courier New"/>
+          <w:kern w:val="0"/>
+          <w:sz w:val="20"/>
+          <w:szCs w:val="20"/>
+          <w:lang w:eastAsia="es-ES"/>
+          <w14:ligatures w14:val="none"/>
+        </w:rPr>
+        <w:t>create</w:t>
+      </w:r>
+      <w:proofErr w:type="spellEnd"/>
+      <w:r>
+        <w:rPr>
+          <w:rFonts w:ascii="Courier New" w:eastAsia="Times New Roman" w:hAnsi="Courier New" w:cs="Courier New"/>
+          <w:kern w:val="0"/>
+          <w:sz w:val="20"/>
+          <w:szCs w:val="20"/>
+          <w:lang w:eastAsia="es-ES"/>
+          <w14:ligatures w14:val="none"/>
+        </w:rPr>
+        <w:t xml:space="preserve"> </w:t>
+      </w:r>
+      <w:proofErr w:type="spellStart"/>
+      <w:r>
+        <w:rPr>
+          <w:rFonts w:ascii="Courier New" w:eastAsia="Times New Roman" w:hAnsi="Courier New" w:cs="Courier New"/>
+          <w:kern w:val="0"/>
+          <w:sz w:val="20"/>
+          <w:szCs w:val="20"/>
+          <w:lang w:eastAsia="es-ES"/>
+          <w14:ligatures w14:val="none"/>
+        </w:rPr>
+        <w:t>vite@latest</w:t>
+      </w:r>
+      <w:proofErr w:type="spellEnd"/>
+      <w:r>
+        <w:rPr>
+          <w:rFonts w:ascii="Times New Roman" w:eastAsia="Times New Roman" w:hAnsi="Times New Roman" w:cs="Times New Roman"/>
+          <w:kern w:val="0"/>
+          <w:lang w:eastAsia="es-ES"/>
+          <w14:ligatures w14:val="none"/>
+        </w:rPr>
+        <w:t xml:space="preserve">) en una carpeta separada de Laravel. Instalamos dependencias clave como </w:t>
+      </w:r>
+      <w:proofErr w:type="spellStart"/>
+      <w:r>
+        <w:rPr>
+          <w:rFonts w:ascii="Courier New" w:eastAsia="Times New Roman" w:hAnsi="Courier New" w:cs="Courier New"/>
+          <w:kern w:val="0"/>
+          <w:sz w:val="20"/>
+          <w:szCs w:val="20"/>
+          <w:lang w:eastAsia="es-ES"/>
+          <w14:ligatures w14:val="none"/>
+        </w:rPr>
+        <w:t>react</w:t>
+      </w:r>
+      <w:proofErr w:type="spellEnd"/>
+      <w:r>
+        <w:rPr>
+          <w:rFonts w:ascii="Courier New" w:eastAsia="Times New Roman" w:hAnsi="Courier New" w:cs="Courier New"/>
+          <w:kern w:val="0"/>
+          <w:sz w:val="20"/>
+          <w:szCs w:val="20"/>
+          <w:lang w:eastAsia="es-ES"/>
+          <w14:ligatures w14:val="none"/>
+        </w:rPr>
+        <w:t>-</w:t>
+      </w:r>
+      <w:proofErr w:type="spellStart"/>
+      <w:r>
+        <w:rPr>
+          <w:rFonts w:ascii="Courier New" w:eastAsia="Times New Roman" w:hAnsi="Courier New" w:cs="Courier New"/>
+          <w:kern w:val="0"/>
+          <w:sz w:val="20"/>
+          <w:szCs w:val="20"/>
+          <w:lang w:eastAsia="es-ES"/>
+          <w14:ligatures w14:val="none"/>
+        </w:rPr>
+        <w:t>router</w:t>
+      </w:r>
+      <w:proofErr w:type="spellEnd"/>
+      <w:r>
+        <w:rPr>
+          <w:rFonts w:ascii="Courier New" w:eastAsia="Times New Roman" w:hAnsi="Courier New" w:cs="Courier New"/>
+          <w:kern w:val="0"/>
+          <w:sz w:val="20"/>
+          <w:szCs w:val="20"/>
+          <w:lang w:eastAsia="es-ES"/>
+          <w14:ligatures w14:val="none"/>
+        </w:rPr>
+        <w:t>-dom</w:t>
+      </w:r>
+      <w:r>
+        <w:rPr>
+          <w:rFonts w:ascii="Times New Roman" w:eastAsia="Times New Roman" w:hAnsi="Times New Roman" w:cs="Times New Roman"/>
+          <w:kern w:val="0"/>
+          <w:lang w:eastAsia="es-ES"/>
+          <w14:ligatures w14:val="none"/>
+        </w:rPr>
+        <w:t xml:space="preserve"> y </w:t>
+      </w:r>
+      <w:proofErr w:type="spellStart"/>
+      <w:r>
+        <w:rPr>
+          <w:rFonts w:ascii="Courier New" w:eastAsia="Times New Roman" w:hAnsi="Courier New" w:cs="Courier New"/>
+          <w:kern w:val="0"/>
+          <w:sz w:val="20"/>
+          <w:szCs w:val="20"/>
+          <w:lang w:eastAsia="es-ES"/>
+          <w14:ligatures w14:val="none"/>
+        </w:rPr>
+        <w:t>axios</w:t>
+      </w:r>
+      <w:proofErr w:type="spellEnd"/>
+      <w:r>
+        <w:rPr>
+          <w:rFonts w:ascii="Times New Roman" w:eastAsia="Times New Roman" w:hAnsi="Times New Roman" w:cs="Times New Roman"/>
+          <w:kern w:val="0"/>
+          <w:lang w:eastAsia="es-ES"/>
+          <w14:ligatures w14:val="none"/>
+        </w:rPr>
+        <w:t xml:space="preserve">. Para lograr que el </w:t>
+      </w:r>
+      <w:proofErr w:type="spellStart"/>
+      <w:r>
+        <w:rPr>
+          <w:rFonts w:ascii="Times New Roman" w:eastAsia="Times New Roman" w:hAnsi="Times New Roman" w:cs="Times New Roman"/>
+          <w:kern w:val="0"/>
+          <w:lang w:eastAsia="es-ES"/>
+          <w14:ligatures w14:val="none"/>
+        </w:rPr>
+        <w:t>frontend</w:t>
+      </w:r>
+      <w:proofErr w:type="spellEnd"/>
+      <w:r>
+        <w:rPr>
+          <w:rFonts w:ascii="Times New Roman" w:eastAsia="Times New Roman" w:hAnsi="Times New Roman" w:cs="Times New Roman"/>
+          <w:kern w:val="0"/>
+          <w:lang w:eastAsia="es-ES"/>
+          <w14:ligatures w14:val="none"/>
+        </w:rPr>
+        <w:t xml:space="preserve"> se comunique correctamente con la seguridad de Laravel </w:t>
+      </w:r>
+      <w:proofErr w:type="spellStart"/>
+      <w:r>
+        <w:rPr>
+          <w:rFonts w:ascii="Times New Roman" w:eastAsia="Times New Roman" w:hAnsi="Times New Roman" w:cs="Times New Roman"/>
+          <w:kern w:val="0"/>
+          <w:lang w:eastAsia="es-ES"/>
+          <w14:ligatures w14:val="none"/>
+        </w:rPr>
+        <w:t>Sanctum</w:t>
+      </w:r>
+      <w:proofErr w:type="spellEnd"/>
+      <w:r>
+        <w:rPr>
+          <w:rFonts w:ascii="Times New Roman" w:eastAsia="Times New Roman" w:hAnsi="Times New Roman" w:cs="Times New Roman"/>
+          <w:kern w:val="0"/>
+          <w:lang w:eastAsia="es-ES"/>
+          <w14:ligatures w14:val="none"/>
+        </w:rPr>
+        <w:t xml:space="preserve">, configuramos una instancia global de Axios en la que activamos </w:t>
+      </w:r>
+      <w:proofErr w:type="spellStart"/>
+      <w:r>
+        <w:rPr>
+          <w:rFonts w:ascii="Courier New" w:eastAsia="Times New Roman" w:hAnsi="Courier New" w:cs="Courier New"/>
+          <w:kern w:val="0"/>
+          <w:sz w:val="20"/>
+          <w:szCs w:val="20"/>
+          <w:lang w:eastAsia="es-ES"/>
+          <w14:ligatures w14:val="none"/>
+        </w:rPr>
+        <w:t>withCredentials</w:t>
+      </w:r>
+      <w:proofErr w:type="spellEnd"/>
+      <w:r>
+        <w:rPr>
+          <w:rFonts w:ascii="Courier New" w:eastAsia="Times New Roman" w:hAnsi="Courier New" w:cs="Courier New"/>
+          <w:kern w:val="0"/>
+          <w:sz w:val="20"/>
+          <w:szCs w:val="20"/>
+          <w:lang w:eastAsia="es-ES"/>
+          <w14:ligatures w14:val="none"/>
+        </w:rPr>
+        <w:t>: true</w:t>
+      </w:r>
+      <w:r>
+        <w:rPr>
+          <w:rFonts w:ascii="Times New Roman" w:eastAsia="Times New Roman" w:hAnsi="Times New Roman" w:cs="Times New Roman"/>
+          <w:kern w:val="0"/>
+          <w:lang w:eastAsia="es-ES"/>
+          <w14:ligatures w14:val="none"/>
+        </w:rPr>
+        <w:t xml:space="preserve">. Además, para solucionar problemas de bloqueo del token CSRF en las versiones recientes de Axios (1.x+), añadimos la configuración crucial </w:t>
+      </w:r>
+      <w:proofErr w:type="spellStart"/>
+      <w:r>
+        <w:rPr>
+          <w:rFonts w:ascii="Courier New" w:eastAsia="Times New Roman" w:hAnsi="Courier New" w:cs="Courier New"/>
+          <w:kern w:val="0"/>
+          <w:sz w:val="20"/>
+          <w:szCs w:val="20"/>
+          <w:lang w:eastAsia="es-ES"/>
+          <w14:ligatures w14:val="none"/>
+        </w:rPr>
+        <w:t>withXSRFToken</w:t>
+      </w:r>
+      <w:proofErr w:type="spellEnd"/>
+      <w:r>
+        <w:rPr>
+          <w:rFonts w:ascii="Courier New" w:eastAsia="Times New Roman" w:hAnsi="Courier New" w:cs="Courier New"/>
+          <w:kern w:val="0"/>
+          <w:sz w:val="20"/>
+          <w:szCs w:val="20"/>
+          <w:lang w:eastAsia="es-ES"/>
+          <w14:ligatures w14:val="none"/>
+        </w:rPr>
+        <w:t>: true</w:t>
+      </w:r>
+      <w:r>
+        <w:rPr>
+          <w:rFonts w:ascii="Times New Roman" w:eastAsia="Times New Roman" w:hAnsi="Times New Roman" w:cs="Times New Roman"/>
+          <w:kern w:val="0"/>
+          <w:lang w:eastAsia="es-ES"/>
+          <w14:ligatures w14:val="none"/>
+        </w:rPr>
+        <w:t>.</w:t>
+      </w:r>
+    </w:p>
+    <w:p>
+      <w:pPr>
+        <w:spacing w:before="100" w:beforeAutospacing="1" w:after="100" w:afterAutospacing="1" w:line="240" w:lineRule="auto"/>
+        <w:rPr>
+          <w:rFonts w:ascii="Times New Roman" w:eastAsia="Times New Roman" w:hAnsi="Times New Roman" w:cs="Times New Roman"/>
+          <w:kern w:val="0"/>
+          <w:lang w:eastAsia="es-ES"/>
+          <w14:ligatures w14:val="none"/>
+        </w:rPr>
+      </w:pPr>
+      <w:r>
+        <w:rPr>
+          <w:rFonts w:ascii="Times New Roman" w:eastAsia="Times New Roman" w:hAnsi="Times New Roman" w:cs="Times New Roman"/>
+          <w:b/>
+          <w:bCs/>
+          <w:kern w:val="0"/>
+          <w:lang w:eastAsia="es-ES"/>
+          <w14:ligatures w14:val="none"/>
+        </w:rPr>
+        <w:t>2.2.- Ajustes Críticos de Autenticación (Laravel 11)</w:t>
+      </w:r>
+      <w:r>
+        <w:rPr>
+          <w:rFonts w:ascii="Times New Roman" w:eastAsia="Times New Roman" w:hAnsi="Times New Roman" w:cs="Times New Roman"/>
+          <w:kern w:val="0"/>
+          <w:lang w:eastAsia="es-ES"/>
+          <w14:ligatures w14:val="none"/>
+        </w:rPr>
+        <w:t xml:space="preserve"> Al intentar conectar Front y Back, nos topamos con las estrictas medidas de seguridad de Laravel 11. Tuvimos que realizar varios ajustes para que el </w:t>
+      </w:r>
+      <w:proofErr w:type="spellStart"/>
+      <w:r>
+        <w:rPr>
+          <w:rFonts w:ascii="Times New Roman" w:eastAsia="Times New Roman" w:hAnsi="Times New Roman" w:cs="Times New Roman"/>
+          <w:kern w:val="0"/>
+          <w:lang w:eastAsia="es-ES"/>
+          <w14:ligatures w14:val="none"/>
+        </w:rPr>
+        <w:t>login</w:t>
+      </w:r>
+      <w:proofErr w:type="spellEnd"/>
+      <w:r>
+        <w:rPr>
+          <w:rFonts w:ascii="Times New Roman" w:eastAsia="Times New Roman" w:hAnsi="Times New Roman" w:cs="Times New Roman"/>
+          <w:kern w:val="0"/>
+          <w:lang w:eastAsia="es-ES"/>
+          <w14:ligatures w14:val="none"/>
+        </w:rPr>
+        <w:t xml:space="preserve"> funcionara:</w:t>
+      </w:r>
+    </w:p>
+    <w:p>
+      <w:pPr>
+        <w:numPr>
+          <w:ilvl w:val="0"/>
+          <w:numId w:val="14"/>
+        </w:numPr>
+        <w:spacing w:before="100" w:beforeAutospacing="1" w:after="100" w:afterAutospacing="1" w:line="240" w:lineRule="auto"/>
+        <w:rPr>
+          <w:rFonts w:ascii="Times New Roman" w:eastAsia="Times New Roman" w:hAnsi="Times New Roman" w:cs="Times New Roman"/>
+          <w:kern w:val="0"/>
+          <w:lang w:eastAsia="es-ES"/>
+          <w14:ligatures w14:val="none"/>
+        </w:rPr>
+      </w:pPr>
+      <w:r>
+        <w:rPr>
+          <w:rFonts w:ascii="Times New Roman" w:eastAsia="Times New Roman" w:hAnsi="Times New Roman" w:cs="Times New Roman"/>
+          <w:b/>
+          <w:bCs/>
+          <w:kern w:val="0"/>
+          <w:lang w:eastAsia="es-ES"/>
+          <w14:ligatures w14:val="none"/>
+        </w:rPr>
+        <w:t>Login por DNI:</w:t>
+      </w:r>
+      <w:r>
+        <w:rPr>
+          <w:rFonts w:ascii="Times New Roman" w:eastAsia="Times New Roman" w:hAnsi="Times New Roman" w:cs="Times New Roman"/>
+          <w:kern w:val="0"/>
+          <w:lang w:eastAsia="es-ES"/>
+          <w14:ligatures w14:val="none"/>
+        </w:rPr>
+        <w:t xml:space="preserve"> Modificamos el </w:t>
+      </w:r>
+      <w:proofErr w:type="spellStart"/>
+      <w:r>
+        <w:rPr>
+          <w:rFonts w:ascii="Courier New" w:eastAsia="Times New Roman" w:hAnsi="Courier New" w:cs="Courier New"/>
+          <w:kern w:val="0"/>
+          <w:sz w:val="20"/>
+          <w:szCs w:val="20"/>
+          <w:lang w:eastAsia="es-ES"/>
+          <w14:ligatures w14:val="none"/>
+        </w:rPr>
+        <w:t>AuthController</w:t>
+      </w:r>
+      <w:proofErr w:type="spellEnd"/>
+      <w:r>
+        <w:rPr>
+          <w:rFonts w:ascii="Times New Roman" w:eastAsia="Times New Roman" w:hAnsi="Times New Roman" w:cs="Times New Roman"/>
+          <w:kern w:val="0"/>
+          <w:lang w:eastAsia="es-ES"/>
+          <w14:ligatures w14:val="none"/>
+        </w:rPr>
+        <w:t xml:space="preserve"> para que la autenticación se valide usando el DNI del empleado en lugar del correo electrónico, adaptándolo a los requisitos lógicos de RRHH.</w:t>
+      </w:r>
+    </w:p>
+    <w:p>
+      <w:pPr>
+        <w:numPr>
+          <w:ilvl w:val="0"/>
+          <w:numId w:val="14"/>
+        </w:numPr>
+        <w:spacing w:before="100" w:beforeAutospacing="1" w:after="100" w:afterAutospacing="1" w:line="240" w:lineRule="auto"/>
+        <w:rPr>
+          <w:rFonts w:ascii="Times New Roman" w:eastAsia="Times New Roman" w:hAnsi="Times New Roman" w:cs="Times New Roman"/>
+          <w:kern w:val="0"/>
+          <w:lang w:eastAsia="es-ES"/>
+          <w14:ligatures w14:val="none"/>
+        </w:rPr>
+      </w:pPr>
+      <w:r>
+        <w:rPr>
+          <w:rFonts w:ascii="Times New Roman" w:eastAsia="Times New Roman" w:hAnsi="Times New Roman" w:cs="Times New Roman"/>
+          <w:b/>
+          <w:bCs/>
+          <w:kern w:val="0"/>
+          <w:lang w:eastAsia="es-ES"/>
+          <w14:ligatures w14:val="none"/>
+        </w:rPr>
+        <w:t>Configuración de sesión (.</w:t>
+      </w:r>
+      <w:proofErr w:type="spellStart"/>
+      <w:r>
+        <w:rPr>
+          <w:rFonts w:ascii="Times New Roman" w:eastAsia="Times New Roman" w:hAnsi="Times New Roman" w:cs="Times New Roman"/>
+          <w:b/>
+          <w:bCs/>
+          <w:kern w:val="0"/>
+          <w:lang w:eastAsia="es-ES"/>
+          <w14:ligatures w14:val="none"/>
+        </w:rPr>
+        <w:t>env</w:t>
+      </w:r>
+      <w:proofErr w:type="spellEnd"/>
+      <w:r>
+        <w:rPr>
+          <w:rFonts w:ascii="Times New Roman" w:eastAsia="Times New Roman" w:hAnsi="Times New Roman" w:cs="Times New Roman"/>
+          <w:b/>
+          <w:bCs/>
+          <w:kern w:val="0"/>
+          <w:lang w:eastAsia="es-ES"/>
+          <w14:ligatures w14:val="none"/>
+        </w:rPr>
+        <w:t>):</w:t>
+      </w:r>
+      <w:r>
+        <w:rPr>
+          <w:rFonts w:ascii="Times New Roman" w:eastAsia="Times New Roman" w:hAnsi="Times New Roman" w:cs="Times New Roman"/>
+          <w:kern w:val="0"/>
+          <w:lang w:eastAsia="es-ES"/>
+          <w14:ligatures w14:val="none"/>
+        </w:rPr>
+        <w:t xml:space="preserve"> Ajustamos las variables para evitar que el navegador bloqueara las cookies. Establecimos </w:t>
+      </w:r>
+      <w:r>
+        <w:rPr>
+          <w:rFonts w:ascii="Courier New" w:eastAsia="Times New Roman" w:hAnsi="Courier New" w:cs="Courier New"/>
+          <w:kern w:val="0"/>
+          <w:sz w:val="20"/>
+          <w:szCs w:val="20"/>
+          <w:lang w:eastAsia="es-ES"/>
+          <w14:ligatures w14:val="none"/>
+        </w:rPr>
+        <w:t>FRONTEND_URL=http://localhost:5173</w:t>
+      </w:r>
+      <w:r>
+        <w:rPr>
+          <w:rFonts w:ascii="Times New Roman" w:eastAsia="Times New Roman" w:hAnsi="Times New Roman" w:cs="Times New Roman"/>
+          <w:kern w:val="0"/>
+          <w:lang w:eastAsia="es-ES"/>
+          <w14:ligatures w14:val="none"/>
+        </w:rPr>
+        <w:t xml:space="preserve">, </w:t>
+      </w:r>
+      <w:r>
+        <w:rPr>
+          <w:rFonts w:ascii="Courier New" w:eastAsia="Times New Roman" w:hAnsi="Courier New" w:cs="Courier New"/>
+          <w:kern w:val="0"/>
+          <w:sz w:val="20"/>
+          <w:szCs w:val="20"/>
+          <w:lang w:eastAsia="es-ES"/>
+          <w14:ligatures w14:val="none"/>
+        </w:rPr>
+        <w:t>SANCTUM_STATEFUL_DOMAINS=localhost:5173,127.0.0.1:5173</w:t>
+      </w:r>
+      <w:r>
+        <w:rPr>
+          <w:rFonts w:ascii="Times New Roman" w:eastAsia="Times New Roman" w:hAnsi="Times New Roman" w:cs="Times New Roman"/>
+          <w:kern w:val="0"/>
+          <w:lang w:eastAsia="es-ES"/>
+          <w14:ligatures w14:val="none"/>
+        </w:rPr>
+        <w:t xml:space="preserve"> y dejamos la variable </w:t>
+      </w:r>
+      <w:r>
+        <w:rPr>
+          <w:rFonts w:ascii="Courier New" w:eastAsia="Times New Roman" w:hAnsi="Courier New" w:cs="Courier New"/>
+          <w:kern w:val="0"/>
+          <w:sz w:val="20"/>
+          <w:szCs w:val="20"/>
+          <w:lang w:eastAsia="es-ES"/>
+          <w14:ligatures w14:val="none"/>
+        </w:rPr>
+        <w:t>SESSION_DOMAIN=</w:t>
+      </w:r>
+      <w:r>
+        <w:rPr>
+          <w:rFonts w:ascii="Times New Roman" w:eastAsia="Times New Roman" w:hAnsi="Times New Roman" w:cs="Times New Roman"/>
+          <w:kern w:val="0"/>
+          <w:lang w:eastAsia="es-ES"/>
+          <w14:ligatures w14:val="none"/>
+        </w:rPr>
+        <w:t xml:space="preserve"> totalmente vacía.</w:t>
+      </w:r>
+    </w:p>
+    <w:p>
+      <w:pPr>
+        <w:numPr>
+          <w:ilvl w:val="0"/>
+          <w:numId w:val="14"/>
+        </w:numPr>
+        <w:spacing w:before="100" w:beforeAutospacing="1" w:after="100" w:afterAutospacing="1" w:line="240" w:lineRule="auto"/>
+        <w:rPr>
+          <w:rFonts w:ascii="Times New Roman" w:eastAsia="Times New Roman" w:hAnsi="Times New Roman" w:cs="Times New Roman"/>
+          <w:kern w:val="0"/>
+          <w:lang w:eastAsia="es-ES"/>
+          <w14:ligatures w14:val="none"/>
+        </w:rPr>
+      </w:pPr>
+      <w:r>
+        <w:rPr>
+          <w:rFonts w:ascii="Times New Roman" w:eastAsia="Times New Roman" w:hAnsi="Times New Roman" w:cs="Times New Roman"/>
+          <w:b/>
+          <w:bCs/>
+          <w:kern w:val="0"/>
+          <w:lang w:eastAsia="es-ES"/>
+          <w14:ligatures w14:val="none"/>
+        </w:rPr>
+        <w:t xml:space="preserve">Activación de </w:t>
+      </w:r>
+      <w:proofErr w:type="spellStart"/>
+      <w:r>
+        <w:rPr>
+          <w:rFonts w:ascii="Times New Roman" w:eastAsia="Times New Roman" w:hAnsi="Times New Roman" w:cs="Times New Roman"/>
+          <w:b/>
+          <w:bCs/>
+          <w:kern w:val="0"/>
+          <w:lang w:eastAsia="es-ES"/>
+          <w14:ligatures w14:val="none"/>
+        </w:rPr>
+        <w:t>Stateful</w:t>
+      </w:r>
+      <w:proofErr w:type="spellEnd"/>
+      <w:r>
+        <w:rPr>
+          <w:rFonts w:ascii="Times New Roman" w:eastAsia="Times New Roman" w:hAnsi="Times New Roman" w:cs="Times New Roman"/>
+          <w:b/>
+          <w:bCs/>
+          <w:kern w:val="0"/>
+          <w:lang w:eastAsia="es-ES"/>
+          <w14:ligatures w14:val="none"/>
+        </w:rPr>
+        <w:t xml:space="preserve"> API:</w:t>
+      </w:r>
+      <w:r>
+        <w:rPr>
+          <w:rFonts w:ascii="Times New Roman" w:eastAsia="Times New Roman" w:hAnsi="Times New Roman" w:cs="Times New Roman"/>
+          <w:kern w:val="0"/>
+          <w:lang w:eastAsia="es-ES"/>
+          <w14:ligatures w14:val="none"/>
+        </w:rPr>
+        <w:t xml:space="preserve"> En Laravel 11, las rutas de la API vienen sin "memoria" por defecto. Lo solucionamos editando el archivo </w:t>
+      </w:r>
+      <w:proofErr w:type="spellStart"/>
+      <w:r>
+        <w:rPr>
+          <w:rFonts w:ascii="Courier New" w:eastAsia="Times New Roman" w:hAnsi="Courier New" w:cs="Courier New"/>
+          <w:kern w:val="0"/>
+          <w:sz w:val="20"/>
+          <w:szCs w:val="20"/>
+          <w:lang w:eastAsia="es-ES"/>
+          <w14:ligatures w14:val="none"/>
+        </w:rPr>
+        <w:t>bootstrap</w:t>
+      </w:r>
+      <w:proofErr w:type="spellEnd"/>
+      <w:r>
+        <w:rPr>
+          <w:rFonts w:ascii="Courier New" w:eastAsia="Times New Roman" w:hAnsi="Courier New" w:cs="Courier New"/>
+          <w:kern w:val="0"/>
+          <w:sz w:val="20"/>
+          <w:szCs w:val="20"/>
+          <w:lang w:eastAsia="es-ES"/>
+          <w14:ligatures w14:val="none"/>
+        </w:rPr>
+        <w:t>/</w:t>
+      </w:r>
+      <w:proofErr w:type="spellStart"/>
+      <w:r>
+        <w:rPr>
+          <w:rFonts w:ascii="Courier New" w:eastAsia="Times New Roman" w:hAnsi="Courier New" w:cs="Courier New"/>
+          <w:kern w:val="0"/>
+          <w:sz w:val="20"/>
+          <w:szCs w:val="20"/>
+          <w:lang w:eastAsia="es-ES"/>
+          <w14:ligatures w14:val="none"/>
+        </w:rPr>
+        <w:t>app.php</w:t>
+      </w:r>
+      <w:proofErr w:type="spellEnd"/>
+      <w:r>
+        <w:rPr>
+          <w:rFonts w:ascii="Times New Roman" w:eastAsia="Times New Roman" w:hAnsi="Times New Roman" w:cs="Times New Roman"/>
+          <w:kern w:val="0"/>
+          <w:lang w:eastAsia="es-ES"/>
+          <w14:ligatures w14:val="none"/>
+        </w:rPr>
+        <w:t xml:space="preserve"> y añadiendo </w:t>
+      </w:r>
+      <w:r>
+        <w:rPr>
+          <w:rFonts w:ascii="Courier New" w:eastAsia="Times New Roman" w:hAnsi="Courier New" w:cs="Courier New"/>
+          <w:kern w:val="0"/>
+          <w:sz w:val="20"/>
+          <w:szCs w:val="20"/>
+          <w:lang w:eastAsia="es-ES"/>
+          <w14:ligatures w14:val="none"/>
+        </w:rPr>
+        <w:t>$middleware-&gt;</w:t>
+      </w:r>
+      <w:proofErr w:type="spellStart"/>
+      <w:proofErr w:type="gramStart"/>
+      <w:r>
+        <w:rPr>
+          <w:rFonts w:ascii="Courier New" w:eastAsia="Times New Roman" w:hAnsi="Courier New" w:cs="Courier New"/>
+          <w:kern w:val="0"/>
+          <w:sz w:val="20"/>
+          <w:szCs w:val="20"/>
+          <w:lang w:eastAsia="es-ES"/>
+          <w14:ligatures w14:val="none"/>
+        </w:rPr>
+        <w:t>statefulApi</w:t>
+      </w:r>
+      <w:proofErr w:type="spellEnd"/>
+      <w:r>
+        <w:rPr>
+          <w:rFonts w:ascii="Courier New" w:eastAsia="Times New Roman" w:hAnsi="Courier New" w:cs="Courier New"/>
+          <w:kern w:val="0"/>
+          <w:sz w:val="20"/>
+          <w:szCs w:val="20"/>
+          <w:lang w:eastAsia="es-ES"/>
+          <w14:ligatures w14:val="none"/>
+        </w:rPr>
+        <w:t>(</w:t>
+      </w:r>
+      <w:proofErr w:type="gramEnd"/>
+      <w:r>
+        <w:rPr>
+          <w:rFonts w:ascii="Courier New" w:eastAsia="Times New Roman" w:hAnsi="Courier New" w:cs="Courier New"/>
+          <w:kern w:val="0"/>
+          <w:sz w:val="20"/>
+          <w:szCs w:val="20"/>
+          <w:lang w:eastAsia="es-ES"/>
+          <w14:ligatures w14:val="none"/>
+        </w:rPr>
+        <w:t>)</w:t>
+      </w:r>
+      <w:r>
+        <w:rPr>
+          <w:rFonts w:ascii="Times New Roman" w:eastAsia="Times New Roman" w:hAnsi="Times New Roman" w:cs="Times New Roman"/>
+          <w:kern w:val="0"/>
+          <w:lang w:eastAsia="es-ES"/>
+          <w14:ligatures w14:val="none"/>
+        </w:rPr>
+        <w:t xml:space="preserve"> para obligar a Laravel a recordar las cookies de sesión en las rutas API.</w:t>
+      </w:r>
+    </w:p>
+    <w:p>
+      <w:pPr>
+        <w:numPr>
+          <w:ilvl w:val="0"/>
+          <w:numId w:val="14"/>
+        </w:numPr>
+        <w:spacing w:before="100" w:beforeAutospacing="1" w:after="100" w:afterAutospacing="1" w:line="240" w:lineRule="auto"/>
+        <w:rPr>
+          <w:rFonts w:ascii="Times New Roman" w:eastAsia="Times New Roman" w:hAnsi="Times New Roman" w:cs="Times New Roman"/>
+          <w:kern w:val="0"/>
+          <w:lang w:eastAsia="es-ES"/>
+          <w14:ligatures w14:val="none"/>
+        </w:rPr>
+      </w:pPr>
+      <w:r>
+        <w:rPr>
+          <w:rFonts w:ascii="Times New Roman" w:eastAsia="Times New Roman" w:hAnsi="Times New Roman" w:cs="Times New Roman"/>
+          <w:b/>
+          <w:bCs/>
+          <w:kern w:val="0"/>
+          <w:lang w:eastAsia="es-ES"/>
+          <w14:ligatures w14:val="none"/>
+        </w:rPr>
+        <w:t>CORS:</w:t>
+      </w:r>
+      <w:r>
+        <w:rPr>
+          <w:rFonts w:ascii="Times New Roman" w:eastAsia="Times New Roman" w:hAnsi="Times New Roman" w:cs="Times New Roman"/>
+          <w:kern w:val="0"/>
+          <w:lang w:eastAsia="es-ES"/>
+          <w14:ligatures w14:val="none"/>
+        </w:rPr>
+        <w:t xml:space="preserve"> Publicamos la configuración de CORS y activamos </w:t>
+      </w:r>
+      <w:r>
+        <w:rPr>
+          <w:rFonts w:ascii="Courier New" w:eastAsia="Times New Roman" w:hAnsi="Courier New" w:cs="Courier New"/>
+          <w:kern w:val="0"/>
+          <w:sz w:val="20"/>
+          <w:szCs w:val="20"/>
+          <w:lang w:eastAsia="es-ES"/>
+          <w14:ligatures w14:val="none"/>
+        </w:rPr>
+        <w:t>'</w:t>
+      </w:r>
+      <w:proofErr w:type="spellStart"/>
+      <w:r>
+        <w:rPr>
+          <w:rFonts w:ascii="Courier New" w:eastAsia="Times New Roman" w:hAnsi="Courier New" w:cs="Courier New"/>
+          <w:kern w:val="0"/>
+          <w:sz w:val="20"/>
+          <w:szCs w:val="20"/>
+          <w:lang w:eastAsia="es-ES"/>
+          <w14:ligatures w14:val="none"/>
+        </w:rPr>
+        <w:t>supports_credentials</w:t>
+      </w:r>
+      <w:proofErr w:type="spellEnd"/>
+      <w:r>
+        <w:rPr>
+          <w:rFonts w:ascii="Courier New" w:eastAsia="Times New Roman" w:hAnsi="Courier New" w:cs="Courier New"/>
+          <w:kern w:val="0"/>
+          <w:sz w:val="20"/>
+          <w:szCs w:val="20"/>
+          <w:lang w:eastAsia="es-ES"/>
+          <w14:ligatures w14:val="none"/>
+        </w:rPr>
+        <w:t>' =&gt; true</w:t>
+      </w:r>
+      <w:r>
+        <w:rPr>
+          <w:rFonts w:ascii="Times New Roman" w:eastAsia="Times New Roman" w:hAnsi="Times New Roman" w:cs="Times New Roman"/>
+          <w:kern w:val="0"/>
+          <w:lang w:eastAsia="es-ES"/>
+          <w14:ligatures w14:val="none"/>
+        </w:rPr>
+        <w:t xml:space="preserve"> para que Laravel acepte las credenciales enviadas desde el puerto de </w:t>
+      </w:r>
+      <w:proofErr w:type="spellStart"/>
+      <w:r>
+        <w:rPr>
+          <w:rFonts w:ascii="Times New Roman" w:eastAsia="Times New Roman" w:hAnsi="Times New Roman" w:cs="Times New Roman"/>
+          <w:kern w:val="0"/>
+          <w:lang w:eastAsia="es-ES"/>
+          <w14:ligatures w14:val="none"/>
+        </w:rPr>
+        <w:t>React</w:t>
+      </w:r>
+      <w:proofErr w:type="spellEnd"/>
+      <w:r>
+        <w:rPr>
+          <w:rFonts w:ascii="Times New Roman" w:eastAsia="Times New Roman" w:hAnsi="Times New Roman" w:cs="Times New Roman"/>
+          <w:kern w:val="0"/>
+          <w:lang w:eastAsia="es-ES"/>
+          <w14:ligatures w14:val="none"/>
+        </w:rPr>
+        <w:t>.</w:t>
+      </w:r>
+    </w:p>
+    <w:p>
+      <w:pPr>
+        <w:spacing w:before="100" w:beforeAutospacing="1" w:after="100" w:afterAutospacing="1" w:line="240" w:lineRule="auto"/>
+        <w:rPr>
+          <w:rFonts w:ascii="Times New Roman" w:eastAsia="Times New Roman" w:hAnsi="Times New Roman" w:cs="Times New Roman"/>
+          <w:kern w:val="0"/>
+          <w:lang w:eastAsia="es-ES"/>
+          <w14:ligatures w14:val="none"/>
+        </w:rPr>
+      </w:pPr>
+      <w:r>
+        <w:rPr>
+          <w:rFonts w:ascii="Times New Roman" w:eastAsia="Times New Roman" w:hAnsi="Times New Roman" w:cs="Times New Roman"/>
+          <w:b/>
+          <w:bCs/>
+          <w:kern w:val="0"/>
+          <w:lang w:eastAsia="es-ES"/>
+          <w14:ligatures w14:val="none"/>
+        </w:rPr>
+        <w:t>2.3.- Arquitectura SPA, Rutas y Estado Global</w:t>
+      </w:r>
+      <w:r>
+        <w:rPr>
+          <w:rFonts w:ascii="Times New Roman" w:eastAsia="Times New Roman" w:hAnsi="Times New Roman" w:cs="Times New Roman"/>
+          <w:kern w:val="0"/>
+          <w:lang w:eastAsia="es-ES"/>
+          <w14:ligatures w14:val="none"/>
+        </w:rPr>
+        <w:t xml:space="preserve"> Para que la aplicación funcione como una SPA (</w:t>
+      </w:r>
+      <w:proofErr w:type="gramStart"/>
+      <w:r>
+        <w:rPr>
+          <w:rFonts w:ascii="Times New Roman" w:eastAsia="Times New Roman" w:hAnsi="Times New Roman" w:cs="Times New Roman"/>
+          <w:kern w:val="0"/>
+          <w:lang w:eastAsia="es-ES"/>
+          <w14:ligatures w14:val="none"/>
+        </w:rPr>
+        <w:t>Single</w:t>
+      </w:r>
+      <w:proofErr w:type="gramEnd"/>
+      <w:r>
+        <w:rPr>
+          <w:rFonts w:ascii="Times New Roman" w:eastAsia="Times New Roman" w:hAnsi="Times New Roman" w:cs="Times New Roman"/>
+          <w:kern w:val="0"/>
+          <w:lang w:eastAsia="es-ES"/>
+          <w14:ligatures w14:val="none"/>
+        </w:rPr>
+        <w:t xml:space="preserve"> Page </w:t>
+      </w:r>
+      <w:proofErr w:type="spellStart"/>
+      <w:r>
+        <w:rPr>
+          <w:rFonts w:ascii="Times New Roman" w:eastAsia="Times New Roman" w:hAnsi="Times New Roman" w:cs="Times New Roman"/>
+          <w:kern w:val="0"/>
+          <w:lang w:eastAsia="es-ES"/>
+          <w14:ligatures w14:val="none"/>
+        </w:rPr>
+        <w:t>Application</w:t>
+      </w:r>
+      <w:proofErr w:type="spellEnd"/>
+      <w:r>
+        <w:rPr>
+          <w:rFonts w:ascii="Times New Roman" w:eastAsia="Times New Roman" w:hAnsi="Times New Roman" w:cs="Times New Roman"/>
+          <w:kern w:val="0"/>
+          <w:lang w:eastAsia="es-ES"/>
+          <w14:ligatures w14:val="none"/>
+        </w:rPr>
+        <w:t>) real y no pierda la sesión del usuario al recargar la página, implementamos dos sistemas:</w:t>
+      </w:r>
+    </w:p>
+    <w:p>
+      <w:pPr>
+        <w:numPr>
+          <w:ilvl w:val="0"/>
+          <w:numId w:val="15"/>
+        </w:numPr>
+        <w:spacing w:before="100" w:beforeAutospacing="1" w:after="100" w:afterAutospacing="1" w:line="240" w:lineRule="auto"/>
+        <w:rPr>
+          <w:rFonts w:ascii="Times New Roman" w:eastAsia="Times New Roman" w:hAnsi="Times New Roman" w:cs="Times New Roman"/>
+          <w:kern w:val="0"/>
+          <w:lang w:eastAsia="es-ES"/>
+          <w14:ligatures w14:val="none"/>
+        </w:rPr>
+      </w:pPr>
+      <w:proofErr w:type="spellStart"/>
+      <w:r>
+        <w:rPr>
+          <w:rFonts w:ascii="Times New Roman" w:eastAsia="Times New Roman" w:hAnsi="Times New Roman" w:cs="Times New Roman"/>
+          <w:b/>
+          <w:bCs/>
+          <w:kern w:val="0"/>
+          <w:lang w:eastAsia="es-ES"/>
+          <w14:ligatures w14:val="none"/>
+        </w:rPr>
+        <w:t>Context</w:t>
+      </w:r>
+      <w:proofErr w:type="spellEnd"/>
+      <w:r>
+        <w:rPr>
+          <w:rFonts w:ascii="Times New Roman" w:eastAsia="Times New Roman" w:hAnsi="Times New Roman" w:cs="Times New Roman"/>
+          <w:b/>
+          <w:bCs/>
+          <w:kern w:val="0"/>
+          <w:lang w:eastAsia="es-ES"/>
+          <w14:ligatures w14:val="none"/>
+        </w:rPr>
+        <w:t xml:space="preserve"> API (</w:t>
+      </w:r>
+      <w:proofErr w:type="spellStart"/>
+      <w:r>
+        <w:rPr>
+          <w:rFonts w:ascii="Courier New" w:eastAsia="Times New Roman" w:hAnsi="Courier New" w:cs="Courier New"/>
+          <w:b/>
+          <w:bCs/>
+          <w:kern w:val="0"/>
+          <w:sz w:val="20"/>
+          <w:szCs w:val="20"/>
+          <w:lang w:eastAsia="es-ES"/>
+          <w14:ligatures w14:val="none"/>
+        </w:rPr>
+        <w:t>AuthContext</w:t>
+      </w:r>
+      <w:proofErr w:type="spellEnd"/>
+      <w:r>
+        <w:rPr>
+          <w:rFonts w:ascii="Times New Roman" w:eastAsia="Times New Roman" w:hAnsi="Times New Roman" w:cs="Times New Roman"/>
+          <w:b/>
+          <w:bCs/>
+          <w:kern w:val="0"/>
+          <w:lang w:eastAsia="es-ES"/>
+          <w14:ligatures w14:val="none"/>
+        </w:rPr>
+        <w:t>):</w:t>
+      </w:r>
+      <w:r>
+        <w:rPr>
+          <w:rFonts w:ascii="Times New Roman" w:eastAsia="Times New Roman" w:hAnsi="Times New Roman" w:cs="Times New Roman"/>
+          <w:kern w:val="0"/>
+          <w:lang w:eastAsia="es-ES"/>
+          <w14:ligatures w14:val="none"/>
+        </w:rPr>
+        <w:t xml:space="preserve"> Creamos un "cerebro global" que se encarga de preguntar a Laravel (mediante </w:t>
+      </w:r>
+      <w:r>
+        <w:rPr>
+          <w:rFonts w:ascii="Courier New" w:eastAsia="Times New Roman" w:hAnsi="Courier New" w:cs="Courier New"/>
+          <w:kern w:val="0"/>
+          <w:sz w:val="20"/>
+          <w:szCs w:val="20"/>
+          <w:lang w:eastAsia="es-ES"/>
+          <w14:ligatures w14:val="none"/>
+        </w:rPr>
+        <w:t>/api/v1/</w:t>
+      </w:r>
+      <w:proofErr w:type="spellStart"/>
+      <w:r>
+        <w:rPr>
+          <w:rFonts w:ascii="Courier New" w:eastAsia="Times New Roman" w:hAnsi="Courier New" w:cs="Courier New"/>
+          <w:kern w:val="0"/>
+          <w:sz w:val="20"/>
+          <w:szCs w:val="20"/>
+          <w:lang w:eastAsia="es-ES"/>
+          <w14:ligatures w14:val="none"/>
+        </w:rPr>
+        <w:t>auth</w:t>
+      </w:r>
+      <w:proofErr w:type="spellEnd"/>
+      <w:r>
+        <w:rPr>
+          <w:rFonts w:ascii="Courier New" w:eastAsia="Times New Roman" w:hAnsi="Courier New" w:cs="Courier New"/>
+          <w:kern w:val="0"/>
+          <w:sz w:val="20"/>
+          <w:szCs w:val="20"/>
+          <w:lang w:eastAsia="es-ES"/>
+          <w14:ligatures w14:val="none"/>
+        </w:rPr>
+        <w:t>/me</w:t>
+      </w:r>
+      <w:r>
+        <w:rPr>
+          <w:rFonts w:ascii="Times New Roman" w:eastAsia="Times New Roman" w:hAnsi="Times New Roman" w:cs="Times New Roman"/>
+          <w:kern w:val="0"/>
+          <w:lang w:eastAsia="es-ES"/>
+          <w14:ligatures w14:val="none"/>
+        </w:rPr>
+        <w:t xml:space="preserve">) si la sesión sigue activa nada más abrir la página. Guarda los datos del usuario </w:t>
+      </w:r>
+      <w:proofErr w:type="spellStart"/>
+      <w:r>
+        <w:rPr>
+          <w:rFonts w:ascii="Times New Roman" w:eastAsia="Times New Roman" w:hAnsi="Times New Roman" w:cs="Times New Roman"/>
+          <w:kern w:val="0"/>
+          <w:lang w:eastAsia="es-ES"/>
+          <w14:ligatures w14:val="none"/>
+        </w:rPr>
+        <w:t>logueado</w:t>
+      </w:r>
+      <w:proofErr w:type="spellEnd"/>
+      <w:r>
+        <w:rPr>
+          <w:rFonts w:ascii="Times New Roman" w:eastAsia="Times New Roman" w:hAnsi="Times New Roman" w:cs="Times New Roman"/>
+          <w:kern w:val="0"/>
+          <w:lang w:eastAsia="es-ES"/>
+          <w14:ligatures w14:val="none"/>
+        </w:rPr>
+        <w:t xml:space="preserve"> para que cualquier componente pueda leerlos.</w:t>
+      </w:r>
+    </w:p>
+    <w:p>
+      <w:pPr>
+        <w:numPr>
+          <w:ilvl w:val="0"/>
+          <w:numId w:val="15"/>
+        </w:numPr>
+        <w:spacing w:before="100" w:beforeAutospacing="1" w:after="100" w:afterAutospacing="1" w:line="240" w:lineRule="auto"/>
+        <w:rPr>
+          <w:rFonts w:ascii="Times New Roman" w:eastAsia="Times New Roman" w:hAnsi="Times New Roman" w:cs="Times New Roman"/>
+          <w:kern w:val="0"/>
+          <w:lang w:eastAsia="es-ES"/>
+          <w14:ligatures w14:val="none"/>
+        </w:rPr>
+      </w:pPr>
+      <w:proofErr w:type="spellStart"/>
+      <w:r>
+        <w:rPr>
+          <w:rFonts w:ascii="Times New Roman" w:eastAsia="Times New Roman" w:hAnsi="Times New Roman" w:cs="Times New Roman"/>
+          <w:b/>
+          <w:bCs/>
+          <w:kern w:val="0"/>
+          <w:lang w:eastAsia="es-ES"/>
+          <w14:ligatures w14:val="none"/>
+        </w:rPr>
+        <w:t>React</w:t>
+      </w:r>
+      <w:proofErr w:type="spellEnd"/>
+      <w:r>
+        <w:rPr>
+          <w:rFonts w:ascii="Times New Roman" w:eastAsia="Times New Roman" w:hAnsi="Times New Roman" w:cs="Times New Roman"/>
+          <w:b/>
+          <w:bCs/>
+          <w:kern w:val="0"/>
+          <w:lang w:eastAsia="es-ES"/>
+          <w14:ligatures w14:val="none"/>
+        </w:rPr>
+        <w:t xml:space="preserve"> </w:t>
+      </w:r>
+      <w:proofErr w:type="spellStart"/>
+      <w:r>
+        <w:rPr>
+          <w:rFonts w:ascii="Times New Roman" w:eastAsia="Times New Roman" w:hAnsi="Times New Roman" w:cs="Times New Roman"/>
+          <w:b/>
+          <w:bCs/>
+          <w:kern w:val="0"/>
+          <w:lang w:eastAsia="es-ES"/>
+          <w14:ligatures w14:val="none"/>
+        </w:rPr>
+        <w:t>Router</w:t>
+      </w:r>
+      <w:proofErr w:type="spellEnd"/>
+      <w:r>
+        <w:rPr>
+          <w:rFonts w:ascii="Times New Roman" w:eastAsia="Times New Roman" w:hAnsi="Times New Roman" w:cs="Times New Roman"/>
+          <w:b/>
+          <w:bCs/>
+          <w:kern w:val="0"/>
+          <w:lang w:eastAsia="es-ES"/>
+          <w14:ligatures w14:val="none"/>
+        </w:rPr>
+        <w:t>:</w:t>
+      </w:r>
+      <w:r>
+        <w:rPr>
+          <w:rFonts w:ascii="Times New Roman" w:eastAsia="Times New Roman" w:hAnsi="Times New Roman" w:cs="Times New Roman"/>
+          <w:kern w:val="0"/>
+          <w:lang w:eastAsia="es-ES"/>
+          <w14:ligatures w14:val="none"/>
+        </w:rPr>
+        <w:t xml:space="preserve"> Separamos la aplicación en vistas. Creamos rutas públicas (como el </w:t>
+      </w:r>
+      <w:r>
+        <w:rPr>
+          <w:rFonts w:ascii="Courier New" w:eastAsia="Times New Roman" w:hAnsi="Courier New" w:cs="Courier New"/>
+          <w:kern w:val="0"/>
+          <w:sz w:val="20"/>
+          <w:szCs w:val="20"/>
+          <w:lang w:eastAsia="es-ES"/>
+          <w14:ligatures w14:val="none"/>
+        </w:rPr>
+        <w:t>/</w:t>
+      </w:r>
+      <w:proofErr w:type="spellStart"/>
+      <w:r>
+        <w:rPr>
+          <w:rFonts w:ascii="Courier New" w:eastAsia="Times New Roman" w:hAnsi="Courier New" w:cs="Courier New"/>
+          <w:kern w:val="0"/>
+          <w:sz w:val="20"/>
+          <w:szCs w:val="20"/>
+          <w:lang w:eastAsia="es-ES"/>
+          <w14:ligatures w14:val="none"/>
+        </w:rPr>
+        <w:t>login</w:t>
+      </w:r>
+      <w:proofErr w:type="spellEnd"/>
+      <w:r>
+        <w:rPr>
+          <w:rFonts w:ascii="Times New Roman" w:eastAsia="Times New Roman" w:hAnsi="Times New Roman" w:cs="Times New Roman"/>
+          <w:kern w:val="0"/>
+          <w:lang w:eastAsia="es-ES"/>
+          <w14:ligatures w14:val="none"/>
+        </w:rPr>
+        <w:t xml:space="preserve">) y rutas protegidas. Para estas últimas, programamos un componente </w:t>
+      </w:r>
+      <w:proofErr w:type="spellStart"/>
+      <w:r>
+        <w:rPr>
+          <w:rFonts w:ascii="Courier New" w:eastAsia="Times New Roman" w:hAnsi="Courier New" w:cs="Courier New"/>
+          <w:kern w:val="0"/>
+          <w:sz w:val="20"/>
+          <w:szCs w:val="20"/>
+          <w:lang w:eastAsia="es-ES"/>
+          <w14:ligatures w14:val="none"/>
+        </w:rPr>
+        <w:t>ProtectedRoute</w:t>
+      </w:r>
+      <w:proofErr w:type="spellEnd"/>
+      <w:r>
+        <w:rPr>
+          <w:rFonts w:ascii="Times New Roman" w:eastAsia="Times New Roman" w:hAnsi="Times New Roman" w:cs="Times New Roman"/>
+          <w:kern w:val="0"/>
+          <w:lang w:eastAsia="es-ES"/>
+          <w14:ligatures w14:val="none"/>
+        </w:rPr>
+        <w:t xml:space="preserve"> que actúa como "guardaespaldas", expulsando al Login a cualquier usuario que intente entrar al </w:t>
+      </w:r>
+      <w:proofErr w:type="spellStart"/>
+      <w:r>
+        <w:rPr>
+          <w:rFonts w:ascii="Times New Roman" w:eastAsia="Times New Roman" w:hAnsi="Times New Roman" w:cs="Times New Roman"/>
+          <w:kern w:val="0"/>
+          <w:lang w:eastAsia="es-ES"/>
+          <w14:ligatures w14:val="none"/>
+        </w:rPr>
+        <w:t>Dashboard</w:t>
+      </w:r>
+      <w:proofErr w:type="spellEnd"/>
+      <w:r>
+        <w:rPr>
+          <w:rFonts w:ascii="Times New Roman" w:eastAsia="Times New Roman" w:hAnsi="Times New Roman" w:cs="Times New Roman"/>
+          <w:kern w:val="0"/>
+          <w:lang w:eastAsia="es-ES"/>
+          <w14:ligatures w14:val="none"/>
+        </w:rPr>
+        <w:t xml:space="preserve"> sin estar autenticado.</w:t>
+      </w:r>
+    </w:p>
+    <w:p>
+      <w:pPr>
+        <w:spacing w:before="100" w:beforeAutospacing="1" w:after="100" w:afterAutospacing="1" w:line="240" w:lineRule="auto"/>
+        <w:rPr>
+          <w:rFonts w:ascii="Times New Roman" w:eastAsia="Times New Roman" w:hAnsi="Times New Roman" w:cs="Times New Roman"/>
+          <w:kern w:val="0"/>
+          <w:lang w:eastAsia="es-ES"/>
+          <w14:ligatures w14:val="none"/>
+        </w:rPr>
+      </w:pPr>
+      <w:r>
+        <w:rPr>
+          <w:rFonts w:ascii="Times New Roman" w:eastAsia="Times New Roman" w:hAnsi="Times New Roman" w:cs="Times New Roman"/>
+          <w:b/>
+          <w:bCs/>
+          <w:kern w:val="0"/>
+          <w:lang w:eastAsia="es-ES"/>
+          <w14:ligatures w14:val="none"/>
+        </w:rPr>
+        <w:lastRenderedPageBreak/>
+        <w:t>2.4.- Diseño y Maquetación (</w:t>
+      </w:r>
+      <w:proofErr w:type="spellStart"/>
+      <w:r>
+        <w:rPr>
+          <w:rFonts w:ascii="Times New Roman" w:eastAsia="Times New Roman" w:hAnsi="Times New Roman" w:cs="Times New Roman"/>
+          <w:b/>
+          <w:bCs/>
+          <w:kern w:val="0"/>
+          <w:lang w:eastAsia="es-ES"/>
+          <w14:ligatures w14:val="none"/>
+        </w:rPr>
+        <w:t>Tailwind</w:t>
+      </w:r>
+      <w:proofErr w:type="spellEnd"/>
+      <w:r>
+        <w:rPr>
+          <w:rFonts w:ascii="Times New Roman" w:eastAsia="Times New Roman" w:hAnsi="Times New Roman" w:cs="Times New Roman"/>
+          <w:b/>
+          <w:bCs/>
+          <w:kern w:val="0"/>
+          <w:lang w:eastAsia="es-ES"/>
+          <w14:ligatures w14:val="none"/>
+        </w:rPr>
+        <w:t xml:space="preserve"> CSS y resolución de bugs)</w:t>
+      </w:r>
+      <w:r>
+        <w:rPr>
+          <w:rFonts w:ascii="Times New Roman" w:eastAsia="Times New Roman" w:hAnsi="Times New Roman" w:cs="Times New Roman"/>
+          <w:kern w:val="0"/>
+          <w:lang w:eastAsia="es-ES"/>
+          <w14:ligatures w14:val="none"/>
+        </w:rPr>
+        <w:t xml:space="preserve"> Para darle un aspecto profesional y corporativo a la aplicación, integramos </w:t>
+      </w:r>
+      <w:proofErr w:type="spellStart"/>
+      <w:r>
+        <w:rPr>
+          <w:rFonts w:ascii="Times New Roman" w:eastAsia="Times New Roman" w:hAnsi="Times New Roman" w:cs="Times New Roman"/>
+          <w:kern w:val="0"/>
+          <w:lang w:eastAsia="es-ES"/>
+          <w14:ligatures w14:val="none"/>
+        </w:rPr>
+        <w:t>Tailwind</w:t>
+      </w:r>
+      <w:proofErr w:type="spellEnd"/>
+      <w:r>
+        <w:rPr>
+          <w:rFonts w:ascii="Times New Roman" w:eastAsia="Times New Roman" w:hAnsi="Times New Roman" w:cs="Times New Roman"/>
+          <w:kern w:val="0"/>
+          <w:lang w:eastAsia="es-ES"/>
+          <w14:ligatures w14:val="none"/>
+        </w:rPr>
+        <w:t xml:space="preserve"> CSS. Durante la instalación nos encontramos con varios problemas técnicos:</w:t>
+      </w:r>
+    </w:p>
+    <w:p>
+      <w:pPr>
+        <w:numPr>
+          <w:ilvl w:val="0"/>
+          <w:numId w:val="16"/>
+        </w:numPr>
+        <w:spacing w:before="100" w:beforeAutospacing="1" w:after="100" w:afterAutospacing="1" w:line="240" w:lineRule="auto"/>
+        <w:rPr>
+          <w:rFonts w:ascii="Times New Roman" w:eastAsia="Times New Roman" w:hAnsi="Times New Roman" w:cs="Times New Roman"/>
+          <w:kern w:val="0"/>
+          <w:lang w:eastAsia="es-ES"/>
+          <w14:ligatures w14:val="none"/>
+        </w:rPr>
+      </w:pPr>
+      <w:r>
+        <w:rPr>
+          <w:rFonts w:ascii="Times New Roman" w:eastAsia="Times New Roman" w:hAnsi="Times New Roman" w:cs="Times New Roman"/>
+          <w:b/>
+          <w:bCs/>
+          <w:kern w:val="0"/>
+          <w:lang w:eastAsia="es-ES"/>
+          <w14:ligatures w14:val="none"/>
+        </w:rPr>
+        <w:t>Error de ejecutable NPM:</w:t>
+      </w:r>
+      <w:r>
+        <w:rPr>
+          <w:rFonts w:ascii="Times New Roman" w:eastAsia="Times New Roman" w:hAnsi="Times New Roman" w:cs="Times New Roman"/>
+          <w:kern w:val="0"/>
+          <w:lang w:eastAsia="es-ES"/>
+          <w14:ligatures w14:val="none"/>
+        </w:rPr>
+        <w:t xml:space="preserve"> El comando </w:t>
+      </w:r>
+      <w:proofErr w:type="spellStart"/>
+      <w:r>
+        <w:rPr>
+          <w:rFonts w:ascii="Courier New" w:eastAsia="Times New Roman" w:hAnsi="Courier New" w:cs="Courier New"/>
+          <w:kern w:val="0"/>
+          <w:sz w:val="20"/>
+          <w:szCs w:val="20"/>
+          <w:lang w:eastAsia="es-ES"/>
+          <w14:ligatures w14:val="none"/>
+        </w:rPr>
+        <w:t>npx</w:t>
+      </w:r>
+      <w:proofErr w:type="spellEnd"/>
+      <w:r>
+        <w:rPr>
+          <w:rFonts w:ascii="Courier New" w:eastAsia="Times New Roman" w:hAnsi="Courier New" w:cs="Courier New"/>
+          <w:kern w:val="0"/>
+          <w:sz w:val="20"/>
+          <w:szCs w:val="20"/>
+          <w:lang w:eastAsia="es-ES"/>
+          <w14:ligatures w14:val="none"/>
+        </w:rPr>
+        <w:t xml:space="preserve"> </w:t>
+      </w:r>
+      <w:proofErr w:type="spellStart"/>
+      <w:r>
+        <w:rPr>
+          <w:rFonts w:ascii="Courier New" w:eastAsia="Times New Roman" w:hAnsi="Courier New" w:cs="Courier New"/>
+          <w:kern w:val="0"/>
+          <w:sz w:val="20"/>
+          <w:szCs w:val="20"/>
+          <w:lang w:eastAsia="es-ES"/>
+          <w14:ligatures w14:val="none"/>
+        </w:rPr>
+        <w:t>tailwindcss</w:t>
+      </w:r>
+      <w:proofErr w:type="spellEnd"/>
+      <w:r>
+        <w:rPr>
+          <w:rFonts w:ascii="Courier New" w:eastAsia="Times New Roman" w:hAnsi="Courier New" w:cs="Courier New"/>
+          <w:kern w:val="0"/>
+          <w:sz w:val="20"/>
+          <w:szCs w:val="20"/>
+          <w:lang w:eastAsia="es-ES"/>
+          <w14:ligatures w14:val="none"/>
+        </w:rPr>
+        <w:t xml:space="preserve"> </w:t>
+      </w:r>
+      <w:proofErr w:type="spellStart"/>
+      <w:r>
+        <w:rPr>
+          <w:rFonts w:ascii="Courier New" w:eastAsia="Times New Roman" w:hAnsi="Courier New" w:cs="Courier New"/>
+          <w:kern w:val="0"/>
+          <w:sz w:val="20"/>
+          <w:szCs w:val="20"/>
+          <w:lang w:eastAsia="es-ES"/>
+          <w14:ligatures w14:val="none"/>
+        </w:rPr>
+        <w:t>init</w:t>
+      </w:r>
+      <w:proofErr w:type="spellEnd"/>
+      <w:r>
+        <w:rPr>
+          <w:rFonts w:ascii="Times New Roman" w:eastAsia="Times New Roman" w:hAnsi="Times New Roman" w:cs="Times New Roman"/>
+          <w:kern w:val="0"/>
+          <w:lang w:eastAsia="es-ES"/>
+          <w14:ligatures w14:val="none"/>
+        </w:rPr>
+        <w:t xml:space="preserve"> fallaba por la caché de NPM. Lo solucionamos creando a mano los archivos </w:t>
+      </w:r>
+      <w:r>
+        <w:rPr>
+          <w:rFonts w:ascii="Courier New" w:eastAsia="Times New Roman" w:hAnsi="Courier New" w:cs="Courier New"/>
+          <w:kern w:val="0"/>
+          <w:sz w:val="20"/>
+          <w:szCs w:val="20"/>
+          <w:lang w:eastAsia="es-ES"/>
+          <w14:ligatures w14:val="none"/>
+        </w:rPr>
+        <w:t>tailwind.config.js</w:t>
+      </w:r>
+      <w:r>
+        <w:rPr>
+          <w:rFonts w:ascii="Times New Roman" w:eastAsia="Times New Roman" w:hAnsi="Times New Roman" w:cs="Times New Roman"/>
+          <w:kern w:val="0"/>
+          <w:lang w:eastAsia="es-ES"/>
+          <w14:ligatures w14:val="none"/>
+        </w:rPr>
+        <w:t xml:space="preserve"> y </w:t>
+      </w:r>
+      <w:r>
+        <w:rPr>
+          <w:rFonts w:ascii="Courier New" w:eastAsia="Times New Roman" w:hAnsi="Courier New" w:cs="Courier New"/>
+          <w:kern w:val="0"/>
+          <w:sz w:val="20"/>
+          <w:szCs w:val="20"/>
+          <w:lang w:eastAsia="es-ES"/>
+          <w14:ligatures w14:val="none"/>
+        </w:rPr>
+        <w:t>postcss.config.js</w:t>
+      </w:r>
+      <w:r>
+        <w:rPr>
+          <w:rFonts w:ascii="Times New Roman" w:eastAsia="Times New Roman" w:hAnsi="Times New Roman" w:cs="Times New Roman"/>
+          <w:kern w:val="0"/>
+          <w:lang w:eastAsia="es-ES"/>
+          <w14:ligatures w14:val="none"/>
+        </w:rPr>
+        <w:t>.</w:t>
+      </w:r>
+    </w:p>
+    <w:p>
+      <w:pPr>
+        <w:numPr>
+          <w:ilvl w:val="0"/>
+          <w:numId w:val="16"/>
+        </w:numPr>
+        <w:spacing w:before="100" w:beforeAutospacing="1" w:after="100" w:afterAutospacing="1" w:line="240" w:lineRule="auto"/>
+        <w:rPr>
+          <w:rFonts w:ascii="Times New Roman" w:eastAsia="Times New Roman" w:hAnsi="Times New Roman" w:cs="Times New Roman"/>
+          <w:kern w:val="0"/>
+          <w:lang w:eastAsia="es-ES"/>
+          <w14:ligatures w14:val="none"/>
+        </w:rPr>
+      </w:pPr>
+      <w:r>
+        <w:rPr>
+          <w:rFonts w:ascii="Times New Roman" w:eastAsia="Times New Roman" w:hAnsi="Times New Roman" w:cs="Times New Roman"/>
+          <w:b/>
+          <w:bCs/>
+          <w:kern w:val="0"/>
+          <w:lang w:eastAsia="es-ES"/>
+          <w14:ligatures w14:val="none"/>
+        </w:rPr>
+        <w:t xml:space="preserve">Incompatibilidad </w:t>
+      </w:r>
+      <w:proofErr w:type="spellStart"/>
+      <w:r>
+        <w:rPr>
+          <w:rFonts w:ascii="Times New Roman" w:eastAsia="Times New Roman" w:hAnsi="Times New Roman" w:cs="Times New Roman"/>
+          <w:b/>
+          <w:bCs/>
+          <w:kern w:val="0"/>
+          <w:lang w:eastAsia="es-ES"/>
+          <w14:ligatures w14:val="none"/>
+        </w:rPr>
+        <w:t>Tailwind</w:t>
+      </w:r>
+      <w:proofErr w:type="spellEnd"/>
+      <w:r>
+        <w:rPr>
+          <w:rFonts w:ascii="Times New Roman" w:eastAsia="Times New Roman" w:hAnsi="Times New Roman" w:cs="Times New Roman"/>
+          <w:b/>
+          <w:bCs/>
+          <w:kern w:val="0"/>
+          <w:lang w:eastAsia="es-ES"/>
+          <w14:ligatures w14:val="none"/>
+        </w:rPr>
+        <w:t xml:space="preserve"> v4:</w:t>
+      </w:r>
+      <w:r>
+        <w:rPr>
+          <w:rFonts w:ascii="Times New Roman" w:eastAsia="Times New Roman" w:hAnsi="Times New Roman" w:cs="Times New Roman"/>
+          <w:kern w:val="0"/>
+          <w:lang w:eastAsia="es-ES"/>
+          <w14:ligatures w14:val="none"/>
+        </w:rPr>
+        <w:t xml:space="preserve"> Vite lanzaba un error de </w:t>
+      </w:r>
+      <w:proofErr w:type="spellStart"/>
+      <w:r>
+        <w:rPr>
+          <w:rFonts w:ascii="Times New Roman" w:eastAsia="Times New Roman" w:hAnsi="Times New Roman" w:cs="Times New Roman"/>
+          <w:kern w:val="0"/>
+          <w:lang w:eastAsia="es-ES"/>
+          <w14:ligatures w14:val="none"/>
+        </w:rPr>
+        <w:t>PostCSS</w:t>
+      </w:r>
+      <w:proofErr w:type="spellEnd"/>
+      <w:r>
+        <w:rPr>
+          <w:rFonts w:ascii="Times New Roman" w:eastAsia="Times New Roman" w:hAnsi="Times New Roman" w:cs="Times New Roman"/>
+          <w:kern w:val="0"/>
+          <w:lang w:eastAsia="es-ES"/>
+          <w14:ligatures w14:val="none"/>
+        </w:rPr>
+        <w:t xml:space="preserve"> al arrancar. Descubrimos que NPM nos había instalado la recientísima versión 4 de </w:t>
+      </w:r>
+      <w:proofErr w:type="spellStart"/>
+      <w:r>
+        <w:rPr>
+          <w:rFonts w:ascii="Times New Roman" w:eastAsia="Times New Roman" w:hAnsi="Times New Roman" w:cs="Times New Roman"/>
+          <w:kern w:val="0"/>
+          <w:lang w:eastAsia="es-ES"/>
+          <w14:ligatures w14:val="none"/>
+        </w:rPr>
+        <w:t>Tailwind</w:t>
+      </w:r>
+      <w:proofErr w:type="spellEnd"/>
+      <w:r>
+        <w:rPr>
+          <w:rFonts w:ascii="Times New Roman" w:eastAsia="Times New Roman" w:hAnsi="Times New Roman" w:cs="Times New Roman"/>
+          <w:kern w:val="0"/>
+          <w:lang w:eastAsia="es-ES"/>
+          <w14:ligatures w14:val="none"/>
+        </w:rPr>
+        <w:t xml:space="preserve">, la cual usa una arquitectura distinta. Lo arreglamos haciendo un </w:t>
+      </w:r>
+      <w:proofErr w:type="spellStart"/>
+      <w:r>
+        <w:rPr>
+          <w:rFonts w:ascii="Times New Roman" w:eastAsia="Times New Roman" w:hAnsi="Times New Roman" w:cs="Times New Roman"/>
+          <w:i/>
+          <w:iCs/>
+          <w:kern w:val="0"/>
+          <w:lang w:eastAsia="es-ES"/>
+          <w14:ligatures w14:val="none"/>
+        </w:rPr>
+        <w:t>downgrade</w:t>
+      </w:r>
+      <w:proofErr w:type="spellEnd"/>
+      <w:r>
+        <w:rPr>
+          <w:rFonts w:ascii="Times New Roman" w:eastAsia="Times New Roman" w:hAnsi="Times New Roman" w:cs="Times New Roman"/>
+          <w:kern w:val="0"/>
+          <w:lang w:eastAsia="es-ES"/>
+          <w14:ligatures w14:val="none"/>
+        </w:rPr>
+        <w:t xml:space="preserve"> forzado a la versión estable 3 (</w:t>
+      </w:r>
+      <w:proofErr w:type="spellStart"/>
+      <w:r>
+        <w:rPr>
+          <w:rFonts w:ascii="Courier New" w:eastAsia="Times New Roman" w:hAnsi="Courier New" w:cs="Courier New"/>
+          <w:kern w:val="0"/>
+          <w:sz w:val="20"/>
+          <w:szCs w:val="20"/>
+          <w:lang w:eastAsia="es-ES"/>
+          <w14:ligatures w14:val="none"/>
+        </w:rPr>
+        <w:t>npm</w:t>
+      </w:r>
+      <w:proofErr w:type="spellEnd"/>
+      <w:r>
+        <w:rPr>
+          <w:rFonts w:ascii="Courier New" w:eastAsia="Times New Roman" w:hAnsi="Courier New" w:cs="Courier New"/>
+          <w:kern w:val="0"/>
+          <w:sz w:val="20"/>
+          <w:szCs w:val="20"/>
+          <w:lang w:eastAsia="es-ES"/>
+          <w14:ligatures w14:val="none"/>
+        </w:rPr>
+        <w:t xml:space="preserve"> </w:t>
+      </w:r>
+      <w:proofErr w:type="spellStart"/>
+      <w:r>
+        <w:rPr>
+          <w:rFonts w:ascii="Courier New" w:eastAsia="Times New Roman" w:hAnsi="Courier New" w:cs="Courier New"/>
+          <w:kern w:val="0"/>
+          <w:sz w:val="20"/>
+          <w:szCs w:val="20"/>
+          <w:lang w:eastAsia="es-ES"/>
+          <w14:ligatures w14:val="none"/>
+        </w:rPr>
+        <w:t>install</w:t>
+      </w:r>
+      <w:proofErr w:type="spellEnd"/>
+      <w:r>
+        <w:rPr>
+          <w:rFonts w:ascii="Courier New" w:eastAsia="Times New Roman" w:hAnsi="Courier New" w:cs="Courier New"/>
+          <w:kern w:val="0"/>
+          <w:sz w:val="20"/>
+          <w:szCs w:val="20"/>
+          <w:lang w:eastAsia="es-ES"/>
+          <w14:ligatures w14:val="none"/>
+        </w:rPr>
+        <w:t xml:space="preserve"> -D </w:t>
+      </w:r>
+      <w:proofErr w:type="spellStart"/>
+      <w:r>
+        <w:rPr>
+          <w:rFonts w:ascii="Courier New" w:eastAsia="Times New Roman" w:hAnsi="Courier New" w:cs="Courier New"/>
+          <w:kern w:val="0"/>
+          <w:sz w:val="20"/>
+          <w:szCs w:val="20"/>
+          <w:lang w:eastAsia="es-ES"/>
+          <w14:ligatures w14:val="none"/>
+        </w:rPr>
+        <w:t>tailwindcss</w:t>
+      </w:r>
+      <w:proofErr w:type="spellEnd"/>
+      <w:r>
+        <w:rPr>
+          <w:rFonts w:ascii="Courier New" w:eastAsia="Times New Roman" w:hAnsi="Courier New" w:cs="Courier New"/>
+          <w:kern w:val="0"/>
+          <w:sz w:val="20"/>
+          <w:szCs w:val="20"/>
+          <w:lang w:eastAsia="es-ES"/>
+          <w14:ligatures w14:val="none"/>
+        </w:rPr>
+        <w:t>@^3.4</w:t>
+      </w:r>
+      <w:r>
+        <w:rPr>
+          <w:rFonts w:ascii="Times New Roman" w:eastAsia="Times New Roman" w:hAnsi="Times New Roman" w:cs="Times New Roman"/>
+          <w:kern w:val="0"/>
+          <w:lang w:eastAsia="es-ES"/>
+          <w14:ligatures w14:val="none"/>
+        </w:rPr>
+        <w:t>).</w:t>
+      </w:r>
+    </w:p>
+    <w:p>
+      <w:pPr>
+        <w:numPr>
+          <w:ilvl w:val="0"/>
+          <w:numId w:val="16"/>
+        </w:numPr>
+        <w:spacing w:before="100" w:beforeAutospacing="1" w:after="100" w:afterAutospacing="1" w:line="240" w:lineRule="auto"/>
+        <w:rPr>
+          <w:rFonts w:ascii="Times New Roman" w:eastAsia="Times New Roman" w:hAnsi="Times New Roman" w:cs="Times New Roman"/>
+          <w:kern w:val="0"/>
+          <w:lang w:eastAsia="es-ES"/>
+          <w14:ligatures w14:val="none"/>
+        </w:rPr>
+      </w:pPr>
+      <w:r>
+        <w:rPr>
+          <w:rFonts w:ascii="Times New Roman" w:eastAsia="Times New Roman" w:hAnsi="Times New Roman" w:cs="Times New Roman"/>
+          <w:b/>
+          <w:bCs/>
+          <w:kern w:val="0"/>
+          <w:lang w:eastAsia="es-ES"/>
+          <w14:ligatures w14:val="none"/>
+        </w:rPr>
+        <w:t>Diseño Final:</w:t>
+      </w:r>
+      <w:r>
+        <w:rPr>
+          <w:rFonts w:ascii="Times New Roman" w:eastAsia="Times New Roman" w:hAnsi="Times New Roman" w:cs="Times New Roman"/>
+          <w:kern w:val="0"/>
+          <w:lang w:eastAsia="es-ES"/>
+          <w14:ligatures w14:val="none"/>
+        </w:rPr>
+        <w:t xml:space="preserve"> Implementamos una interfaz "Premium". Creamos un Login a pantalla completa con un fondo degradado oscuro elegante y una tarjeta blanca con inputs de alto contraste. Para el </w:t>
+      </w:r>
+      <w:proofErr w:type="spellStart"/>
+      <w:r>
+        <w:rPr>
+          <w:rFonts w:ascii="Times New Roman" w:eastAsia="Times New Roman" w:hAnsi="Times New Roman" w:cs="Times New Roman"/>
+          <w:kern w:val="0"/>
+          <w:lang w:eastAsia="es-ES"/>
+          <w14:ligatures w14:val="none"/>
+        </w:rPr>
+        <w:t>Dashboard</w:t>
+      </w:r>
+      <w:proofErr w:type="spellEnd"/>
+      <w:r>
+        <w:rPr>
+          <w:rFonts w:ascii="Times New Roman" w:eastAsia="Times New Roman" w:hAnsi="Times New Roman" w:cs="Times New Roman"/>
+          <w:kern w:val="0"/>
+          <w:lang w:eastAsia="es-ES"/>
+          <w14:ligatures w14:val="none"/>
+        </w:rPr>
+        <w:t>, sustituimos el diseño básico por un panel de control avanzado con un menú lateral oscuro (</w:t>
+      </w:r>
+      <w:proofErr w:type="spellStart"/>
+      <w:r>
+        <w:rPr>
+          <w:rFonts w:ascii="Times New Roman" w:eastAsia="Times New Roman" w:hAnsi="Times New Roman" w:cs="Times New Roman"/>
+          <w:kern w:val="0"/>
+          <w:lang w:eastAsia="es-ES"/>
+          <w14:ligatures w14:val="none"/>
+        </w:rPr>
+        <w:t>Sidebar</w:t>
+      </w:r>
+      <w:proofErr w:type="spellEnd"/>
+      <w:r>
+        <w:rPr>
+          <w:rFonts w:ascii="Times New Roman" w:eastAsia="Times New Roman" w:hAnsi="Times New Roman" w:cs="Times New Roman"/>
+          <w:kern w:val="0"/>
+          <w:lang w:eastAsia="es-ES"/>
+          <w14:ligatures w14:val="none"/>
+        </w:rPr>
+        <w:t>), tarjetas redondeadas para los datos del usuario y alertas condicionales exclusivas para los administradores.</w:t>
       </w:r>
     </w:p>
     <w:p>
@@ -6965,6 +8739,304 @@
     </w:lvl>
   </w:abstractNum>
   <w:abstractNum w:abstractNumId="1" w15:restartNumberingAfterBreak="0">
+    <w:nsid w:val="02F5103A"/>
+    <w:multiLevelType w:val="multilevel"/>
+    <w:tmpl w:val="56EC198A"/>
+    <w:lvl w:ilvl="0">
+      <w:start w:val="1"/>
+      <w:numFmt w:val="bullet"/>
+      <w:lvlText w:val=""/>
+      <w:lvlJc w:val="left"/>
+      <w:pPr>
+        <w:tabs>
+          <w:tab w:val="num" w:pos="720"/>
+        </w:tabs>
+        <w:ind w:left="720" w:hanging="360"/>
+      </w:pPr>
+      <w:rPr>
+        <w:rFonts w:ascii="Symbol" w:hAnsi="Symbol" w:hint="default"/>
+        <w:sz w:val="20"/>
+      </w:rPr>
+    </w:lvl>
+    <w:lvl w:ilvl="1" w:tentative="1">
+      <w:start w:val="1"/>
+      <w:numFmt w:val="bullet"/>
+      <w:lvlText w:val="o"/>
+      <w:lvlJc w:val="left"/>
+      <w:pPr>
+        <w:tabs>
+          <w:tab w:val="num" w:pos="1440"/>
+        </w:tabs>
+        <w:ind w:left="1440" w:hanging="360"/>
+      </w:pPr>
+      <w:rPr>
+        <w:rFonts w:ascii="Courier New" w:hAnsi="Courier New" w:hint="default"/>
+        <w:sz w:val="20"/>
+      </w:rPr>
+    </w:lvl>
+    <w:lvl w:ilvl="2" w:tentative="1">
+      <w:start w:val="1"/>
+      <w:numFmt w:val="bullet"/>
+      <w:lvlText w:val=""/>
+      <w:lvlJc w:val="left"/>
+      <w:pPr>
+        <w:tabs>
+          <w:tab w:val="num" w:pos="2160"/>
+        </w:tabs>
+        <w:ind w:left="2160" w:hanging="360"/>
+      </w:pPr>
+      <w:rPr>
+        <w:rFonts w:ascii="Wingdings" w:hAnsi="Wingdings" w:hint="default"/>
+        <w:sz w:val="20"/>
+      </w:rPr>
+    </w:lvl>
+    <w:lvl w:ilvl="3" w:tentative="1">
+      <w:start w:val="1"/>
+      <w:numFmt w:val="bullet"/>
+      <w:lvlText w:val=""/>
+      <w:lvlJc w:val="left"/>
+      <w:pPr>
+        <w:tabs>
+          <w:tab w:val="num" w:pos="2880"/>
+        </w:tabs>
+        <w:ind w:left="2880" w:hanging="360"/>
+      </w:pPr>
+      <w:rPr>
+        <w:rFonts w:ascii="Wingdings" w:hAnsi="Wingdings" w:hint="default"/>
+        <w:sz w:val="20"/>
+      </w:rPr>
+    </w:lvl>
+    <w:lvl w:ilvl="4" w:tentative="1">
+      <w:start w:val="1"/>
+      <w:numFmt w:val="bullet"/>
+      <w:lvlText w:val=""/>
+      <w:lvlJc w:val="left"/>
+      <w:pPr>
+        <w:tabs>
+          <w:tab w:val="num" w:pos="3600"/>
+        </w:tabs>
+        <w:ind w:left="3600" w:hanging="360"/>
+      </w:pPr>
+      <w:rPr>
+        <w:rFonts w:ascii="Wingdings" w:hAnsi="Wingdings" w:hint="default"/>
+        <w:sz w:val="20"/>
+      </w:rPr>
+    </w:lvl>
+    <w:lvl w:ilvl="5" w:tentative="1">
+      <w:start w:val="1"/>
+      <w:numFmt w:val="bullet"/>
+      <w:lvlText w:val=""/>
+      <w:lvlJc w:val="left"/>
+      <w:pPr>
+        <w:tabs>
+          <w:tab w:val="num" w:pos="4320"/>
+        </w:tabs>
+        <w:ind w:left="4320" w:hanging="360"/>
+      </w:pPr>
+      <w:rPr>
+        <w:rFonts w:ascii="Wingdings" w:hAnsi="Wingdings" w:hint="default"/>
+        <w:sz w:val="20"/>
+      </w:rPr>
+    </w:lvl>
+    <w:lvl w:ilvl="6" w:tentative="1">
+      <w:start w:val="1"/>
+      <w:numFmt w:val="bullet"/>
+      <w:lvlText w:val=""/>
+      <w:lvlJc w:val="left"/>
+      <w:pPr>
+        <w:tabs>
+          <w:tab w:val="num" w:pos="5040"/>
+        </w:tabs>
+        <w:ind w:left="5040" w:hanging="360"/>
+      </w:pPr>
+      <w:rPr>
+        <w:rFonts w:ascii="Wingdings" w:hAnsi="Wingdings" w:hint="default"/>
+        <w:sz w:val="20"/>
+      </w:rPr>
+    </w:lvl>
+    <w:lvl w:ilvl="7" w:tentative="1">
+      <w:start w:val="1"/>
+      <w:numFmt w:val="bullet"/>
+      <w:lvlText w:val=""/>
+      <w:lvlJc w:val="left"/>
+      <w:pPr>
+        <w:tabs>
+          <w:tab w:val="num" w:pos="5760"/>
+        </w:tabs>
+        <w:ind w:left="5760" w:hanging="360"/>
+      </w:pPr>
+      <w:rPr>
+        <w:rFonts w:ascii="Wingdings" w:hAnsi="Wingdings" w:hint="default"/>
+        <w:sz w:val="20"/>
+      </w:rPr>
+    </w:lvl>
+    <w:lvl w:ilvl="8" w:tentative="1">
+      <w:start w:val="1"/>
+      <w:numFmt w:val="bullet"/>
+      <w:lvlText w:val=""/>
+      <w:lvlJc w:val="left"/>
+      <w:pPr>
+        <w:tabs>
+          <w:tab w:val="num" w:pos="6480"/>
+        </w:tabs>
+        <w:ind w:left="6480" w:hanging="360"/>
+      </w:pPr>
+      <w:rPr>
+        <w:rFonts w:ascii="Wingdings" w:hAnsi="Wingdings" w:hint="default"/>
+        <w:sz w:val="20"/>
+      </w:rPr>
+    </w:lvl>
+  </w:abstractNum>
+  <w:abstractNum w:abstractNumId="2" w15:restartNumberingAfterBreak="0">
+    <w:nsid w:val="0F9B50A5"/>
+    <w:multiLevelType w:val="multilevel"/>
+    <w:tmpl w:val="FCB095F6"/>
+    <w:lvl w:ilvl="0">
+      <w:start w:val="1"/>
+      <w:numFmt w:val="bullet"/>
+      <w:lvlText w:val=""/>
+      <w:lvlJc w:val="left"/>
+      <w:pPr>
+        <w:tabs>
+          <w:tab w:val="num" w:pos="720"/>
+        </w:tabs>
+        <w:ind w:left="720" w:hanging="360"/>
+      </w:pPr>
+      <w:rPr>
+        <w:rFonts w:ascii="Symbol" w:hAnsi="Symbol" w:hint="default"/>
+        <w:sz w:val="20"/>
+      </w:rPr>
+    </w:lvl>
+    <w:lvl w:ilvl="1" w:tentative="1">
+      <w:start w:val="1"/>
+      <w:numFmt w:val="bullet"/>
+      <w:lvlText w:val="o"/>
+      <w:lvlJc w:val="left"/>
+      <w:pPr>
+        <w:tabs>
+          <w:tab w:val="num" w:pos="1440"/>
+        </w:tabs>
+        <w:ind w:left="1440" w:hanging="360"/>
+      </w:pPr>
+      <w:rPr>
+        <w:rFonts w:ascii="Courier New" w:hAnsi="Courier New" w:hint="default"/>
+        <w:sz w:val="20"/>
+      </w:rPr>
+    </w:lvl>
+    <w:lvl w:ilvl="2" w:tentative="1">
+      <w:start w:val="1"/>
+      <w:numFmt w:val="bullet"/>
+      <w:lvlText w:val=""/>
+      <w:lvlJc w:val="left"/>
+      <w:pPr>
+        <w:tabs>
+          <w:tab w:val="num" w:pos="2160"/>
+        </w:tabs>
+        <w:ind w:left="2160" w:hanging="360"/>
+      </w:pPr>
+      <w:rPr>
+        <w:rFonts w:ascii="Wingdings" w:hAnsi="Wingdings" w:hint="default"/>
+        <w:sz w:val="20"/>
+      </w:rPr>
+    </w:lvl>
+    <w:lvl w:ilvl="3" w:tentative="1">
+      <w:start w:val="1"/>
+      <w:numFmt w:val="bullet"/>
+      <w:lvlText w:val=""/>
+      <w:lvlJc w:val="left"/>
+      <w:pPr>
+        <w:tabs>
+          <w:tab w:val="num" w:pos="2880"/>
+        </w:tabs>
+        <w:ind w:left="2880" w:hanging="360"/>
+      </w:pPr>
+      <w:rPr>
+        <w:rFonts w:ascii="Wingdings" w:hAnsi="Wingdings" w:hint="default"/>
+        <w:sz w:val="20"/>
+      </w:rPr>
+    </w:lvl>
+    <w:lvl w:ilvl="4" w:tentative="1">
+      <w:start w:val="1"/>
+      <w:numFmt w:val="bullet"/>
+      <w:lvlText w:val=""/>
+      <w:lvlJc w:val="left"/>
+      <w:pPr>
+        <w:tabs>
+          <w:tab w:val="num" w:pos="3600"/>
+        </w:tabs>
+        <w:ind w:left="3600" w:hanging="360"/>
+      </w:pPr>
+      <w:rPr>
+        <w:rFonts w:ascii="Wingdings" w:hAnsi="Wingdings" w:hint="default"/>
+        <w:sz w:val="20"/>
+      </w:rPr>
+    </w:lvl>
+    <w:lvl w:ilvl="5" w:tentative="1">
+      <w:start w:val="1"/>
+      <w:numFmt w:val="bullet"/>
+      <w:lvlText w:val=""/>
+      <w:lvlJc w:val="left"/>
+      <w:pPr>
+        <w:tabs>
+          <w:tab w:val="num" w:pos="4320"/>
+        </w:tabs>
+        <w:ind w:left="4320" w:hanging="360"/>
+      </w:pPr>
+      <w:rPr>
+        <w:rFonts w:ascii="Wingdings" w:hAnsi="Wingdings" w:hint="default"/>
+        <w:sz w:val="20"/>
+      </w:rPr>
+    </w:lvl>
+    <w:lvl w:ilvl="6" w:tentative="1">
+      <w:start w:val="1"/>
+      <w:numFmt w:val="bullet"/>
+      <w:lvlText w:val=""/>
+      <w:lvlJc w:val="left"/>
+      <w:pPr>
+        <w:tabs>
+          <w:tab w:val="num" w:pos="5040"/>
+        </w:tabs>
+        <w:ind w:left="5040" w:hanging="360"/>
+      </w:pPr>
+      <w:rPr>
+        <w:rFonts w:ascii="Wingdings" w:hAnsi="Wingdings" w:hint="default"/>
+        <w:sz w:val="20"/>
+      </w:rPr>
+    </w:lvl>
+    <w:lvl w:ilvl="7" w:tentative="1">
+      <w:start w:val="1"/>
+      <w:numFmt w:val="bullet"/>
+      <w:lvlText w:val=""/>
+      <w:lvlJc w:val="left"/>
+      <w:pPr>
+        <w:tabs>
+          <w:tab w:val="num" w:pos="5760"/>
+        </w:tabs>
+        <w:ind w:left="5760" w:hanging="360"/>
+      </w:pPr>
+      <w:rPr>
+        <w:rFonts w:ascii="Wingdings" w:hAnsi="Wingdings" w:hint="default"/>
+        <w:sz w:val="20"/>
+      </w:rPr>
+    </w:lvl>
+    <w:lvl w:ilvl="8" w:tentative="1">
+      <w:start w:val="1"/>
+      <w:numFmt w:val="bullet"/>
+      <w:lvlText w:val=""/>
+      <w:lvlJc w:val="left"/>
+      <w:pPr>
+        <w:tabs>
+          <w:tab w:val="num" w:pos="6480"/>
+        </w:tabs>
+        <w:ind w:left="6480" w:hanging="360"/>
+      </w:pPr>
+      <w:rPr>
+        <w:rFonts w:ascii="Wingdings" w:hAnsi="Wingdings" w:hint="default"/>
+        <w:sz w:val="20"/>
+      </w:rPr>
+    </w:lvl>
+  </w:abstractNum>
+  <w:abstractNum w:abstractNumId="3" w15:restartNumberingAfterBreak="0">
     <w:nsid w:val="12200342"/>
     <w:multiLevelType w:val="multilevel"/>
     <w:tmpl w:val="7632DFC4"/>
@@ -7113,7 +9185,7 @@
       </w:rPr>
     </w:lvl>
   </w:abstractNum>
-  <w:abstractNum w:abstractNumId="2" w15:restartNumberingAfterBreak="0">
+  <w:abstractNum w:abstractNumId="4" w15:restartNumberingAfterBreak="0">
     <w:nsid w:val="2379124A"/>
     <w:multiLevelType w:val="multilevel"/>
     <w:tmpl w:val="CE9A92CE"/>
@@ -7226,7 +9298,7 @@
       </w:pPr>
     </w:lvl>
   </w:abstractNum>
-  <w:abstractNum w:abstractNumId="3" w15:restartNumberingAfterBreak="0">
+  <w:abstractNum w:abstractNumId="5" w15:restartNumberingAfterBreak="0">
     <w:nsid w:val="25DE004C"/>
     <w:multiLevelType w:val="multilevel"/>
     <w:tmpl w:val="0752286C"/>
@@ -7375,7 +9447,7 @@
       </w:rPr>
     </w:lvl>
   </w:abstractNum>
-  <w:abstractNum w:abstractNumId="4" w15:restartNumberingAfterBreak="0">
+  <w:abstractNum w:abstractNumId="6" w15:restartNumberingAfterBreak="0">
     <w:nsid w:val="2AA11438"/>
     <w:multiLevelType w:val="multilevel"/>
     <w:tmpl w:val="B95A58B0"/>
@@ -7524,7 +9596,7 @@
       </w:rPr>
     </w:lvl>
   </w:abstractNum>
-  <w:abstractNum w:abstractNumId="5" w15:restartNumberingAfterBreak="0">
+  <w:abstractNum w:abstractNumId="7" w15:restartNumberingAfterBreak="0">
     <w:nsid w:val="32C56D4A"/>
     <w:multiLevelType w:val="multilevel"/>
     <w:tmpl w:val="E9FADAF4"/>
@@ -7673,7 +9745,7 @@
       </w:rPr>
     </w:lvl>
   </w:abstractNum>
-  <w:abstractNum w:abstractNumId="6" w15:restartNumberingAfterBreak="0">
+  <w:abstractNum w:abstractNumId="8" w15:restartNumberingAfterBreak="0">
     <w:nsid w:val="40DA2409"/>
     <w:multiLevelType w:val="multilevel"/>
     <w:tmpl w:val="3A98473A"/>
@@ -7822,7 +9894,7 @@
       </w:rPr>
     </w:lvl>
   </w:abstractNum>
-  <w:abstractNum w:abstractNumId="7" w15:restartNumberingAfterBreak="0">
+  <w:abstractNum w:abstractNumId="9" w15:restartNumberingAfterBreak="0">
     <w:nsid w:val="4110570B"/>
     <w:multiLevelType w:val="multilevel"/>
     <w:tmpl w:val="F620DA4E"/>
@@ -7935,7 +10007,7 @@
       </w:rPr>
     </w:lvl>
   </w:abstractNum>
-  <w:abstractNum w:abstractNumId="8" w15:restartNumberingAfterBreak="0">
+  <w:abstractNum w:abstractNumId="10" w15:restartNumberingAfterBreak="0">
     <w:nsid w:val="4E101328"/>
     <w:multiLevelType w:val="multilevel"/>
     <w:tmpl w:val="49A244B0"/>
@@ -8084,7 +10156,7 @@
       </w:rPr>
     </w:lvl>
   </w:abstractNum>
-  <w:abstractNum w:abstractNumId="9" w15:restartNumberingAfterBreak="0">
+  <w:abstractNum w:abstractNumId="11" w15:restartNumberingAfterBreak="0">
     <w:nsid w:val="59125338"/>
     <w:multiLevelType w:val="multilevel"/>
     <w:tmpl w:val="C24687FE"/>
@@ -8233,7 +10305,7 @@
       </w:rPr>
     </w:lvl>
   </w:abstractNum>
-  <w:abstractNum w:abstractNumId="10" w15:restartNumberingAfterBreak="0">
+  <w:abstractNum w:abstractNumId="12" w15:restartNumberingAfterBreak="0">
     <w:nsid w:val="5B0E6A37"/>
     <w:multiLevelType w:val="multilevel"/>
     <w:tmpl w:val="19CE6DFA"/>
@@ -8382,7 +10454,156 @@
       </w:rPr>
     </w:lvl>
   </w:abstractNum>
-  <w:abstractNum w:abstractNumId="11" w15:restartNumberingAfterBreak="0">
+  <w:abstractNum w:abstractNumId="13" w15:restartNumberingAfterBreak="0">
+    <w:nsid w:val="6AAB5D27"/>
+    <w:multiLevelType w:val="multilevel"/>
+    <w:tmpl w:val="D9A8A788"/>
+    <w:lvl w:ilvl="0">
+      <w:start w:val="1"/>
+      <w:numFmt w:val="bullet"/>
+      <w:lvlText w:val=""/>
+      <w:lvlJc w:val="left"/>
+      <w:pPr>
+        <w:tabs>
+          <w:tab w:val="num" w:pos="720"/>
+        </w:tabs>
+        <w:ind w:left="720" w:hanging="360"/>
+      </w:pPr>
+      <w:rPr>
+        <w:rFonts w:ascii="Symbol" w:hAnsi="Symbol" w:hint="default"/>
+        <w:sz w:val="20"/>
+      </w:rPr>
+    </w:lvl>
+    <w:lvl w:ilvl="1" w:tentative="1">
+      <w:start w:val="1"/>
+      <w:numFmt w:val="bullet"/>
+      <w:lvlText w:val="o"/>
+      <w:lvlJc w:val="left"/>
+      <w:pPr>
+        <w:tabs>
+          <w:tab w:val="num" w:pos="1440"/>
+        </w:tabs>
+        <w:ind w:left="1440" w:hanging="360"/>
+      </w:pPr>
+      <w:rPr>
+        <w:rFonts w:ascii="Courier New" w:hAnsi="Courier New" w:hint="default"/>
+        <w:sz w:val="20"/>
+      </w:rPr>
+    </w:lvl>
+    <w:lvl w:ilvl="2" w:tentative="1">
+      <w:start w:val="1"/>
+      <w:numFmt w:val="bullet"/>
+      <w:lvlText w:val=""/>
+      <w:lvlJc w:val="left"/>
+      <w:pPr>
+        <w:tabs>
+          <w:tab w:val="num" w:pos="2160"/>
+        </w:tabs>
+        <w:ind w:left="2160" w:hanging="360"/>
+      </w:pPr>
+      <w:rPr>
+        <w:rFonts w:ascii="Wingdings" w:hAnsi="Wingdings" w:hint="default"/>
+        <w:sz w:val="20"/>
+      </w:rPr>
+    </w:lvl>
+    <w:lvl w:ilvl="3" w:tentative="1">
+      <w:start w:val="1"/>
+      <w:numFmt w:val="bullet"/>
+      <w:lvlText w:val=""/>
+      <w:lvlJc w:val="left"/>
+      <w:pPr>
+        <w:tabs>
+          <w:tab w:val="num" w:pos="2880"/>
+        </w:tabs>
+        <w:ind w:left="2880" w:hanging="360"/>
+      </w:pPr>
+      <w:rPr>
+        <w:rFonts w:ascii="Wingdings" w:hAnsi="Wingdings" w:hint="default"/>
+        <w:sz w:val="20"/>
+      </w:rPr>
+    </w:lvl>
+    <w:lvl w:ilvl="4" w:tentative="1">
+      <w:start w:val="1"/>
+      <w:numFmt w:val="bullet"/>
+      <w:lvlText w:val=""/>
+      <w:lvlJc w:val="left"/>
+      <w:pPr>
+        <w:tabs>
+          <w:tab w:val="num" w:pos="3600"/>
+        </w:tabs>
+        <w:ind w:left="3600" w:hanging="360"/>
+      </w:pPr>
+      <w:rPr>
+        <w:rFonts w:ascii="Wingdings" w:hAnsi="Wingdings" w:hint="default"/>
+        <w:sz w:val="20"/>
+      </w:rPr>
+    </w:lvl>
+    <w:lvl w:ilvl="5" w:tentative="1">
+      <w:start w:val="1"/>
+      <w:numFmt w:val="bullet"/>
+      <w:lvlText w:val=""/>
+      <w:lvlJc w:val="left"/>
+      <w:pPr>
+        <w:tabs>
+          <w:tab w:val="num" w:pos="4320"/>
+        </w:tabs>
+        <w:ind w:left="4320" w:hanging="360"/>
+      </w:pPr>
+      <w:rPr>
+        <w:rFonts w:ascii="Wingdings" w:hAnsi="Wingdings" w:hint="default"/>
+        <w:sz w:val="20"/>
+      </w:rPr>
+    </w:lvl>
+    <w:lvl w:ilvl="6" w:tentative="1">
+      <w:start w:val="1"/>
+      <w:numFmt w:val="bullet"/>
+      <w:lvlText w:val=""/>
+      <w:lvlJc w:val="left"/>
+      <w:pPr>
+        <w:tabs>
+          <w:tab w:val="num" w:pos="5040"/>
+        </w:tabs>
+        <w:ind w:left="5040" w:hanging="360"/>
+      </w:pPr>
+      <w:rPr>
+        <w:rFonts w:ascii="Wingdings" w:hAnsi="Wingdings" w:hint="default"/>
+        <w:sz w:val="20"/>
+      </w:rPr>
+    </w:lvl>
+    <w:lvl w:ilvl="7" w:tentative="1">
+      <w:start w:val="1"/>
+      <w:numFmt w:val="bullet"/>
+      <w:lvlText w:val=""/>
+      <w:lvlJc w:val="left"/>
+      <w:pPr>
+        <w:tabs>
+          <w:tab w:val="num" w:pos="5760"/>
+        </w:tabs>
+        <w:ind w:left="5760" w:hanging="360"/>
+      </w:pPr>
+      <w:rPr>
+        <w:rFonts w:ascii="Wingdings" w:hAnsi="Wingdings" w:hint="default"/>
+        <w:sz w:val="20"/>
+      </w:rPr>
+    </w:lvl>
+    <w:lvl w:ilvl="8" w:tentative="1">
+      <w:start w:val="1"/>
+      <w:numFmt w:val="bullet"/>
+      <w:lvlText w:val=""/>
+      <w:lvlJc w:val="left"/>
+      <w:pPr>
+        <w:tabs>
+          <w:tab w:val="num" w:pos="6480"/>
+        </w:tabs>
+        <w:ind w:left="6480" w:hanging="360"/>
+      </w:pPr>
+      <w:rPr>
+        <w:rFonts w:ascii="Wingdings" w:hAnsi="Wingdings" w:hint="default"/>
+        <w:sz w:val="20"/>
+      </w:rPr>
+    </w:lvl>
+  </w:abstractNum>
+  <w:abstractNum w:abstractNumId="14" w15:restartNumberingAfterBreak="0">
     <w:nsid w:val="6F1841EA"/>
     <w:multiLevelType w:val="multilevel"/>
     <w:tmpl w:val="DAD80E12"/>
@@ -8495,7 +10716,7 @@
       </w:pPr>
     </w:lvl>
   </w:abstractNum>
-  <w:abstractNum w:abstractNumId="12" w15:restartNumberingAfterBreak="0">
+  <w:abstractNum w:abstractNumId="15" w15:restartNumberingAfterBreak="0">
     <w:nsid w:val="7B1360C6"/>
     <w:multiLevelType w:val="multilevel"/>
     <w:tmpl w:val="9F92510E"/>
@@ -8645,43 +10866,52 @@
     </w:lvl>
   </w:abstractNum>
   <w:num w:numId="1" w16cid:durableId="1220170623">
+    <w:abstractNumId w:val="9"/>
+  </w:num>
+  <w:num w:numId="2" w16cid:durableId="1101410770">
+    <w:abstractNumId w:val="12"/>
+  </w:num>
+  <w:num w:numId="3" w16cid:durableId="1872111180">
+    <w:abstractNumId w:val="3"/>
+  </w:num>
+  <w:num w:numId="4" w16cid:durableId="1164475631">
+    <w:abstractNumId w:val="4"/>
+  </w:num>
+  <w:num w:numId="5" w16cid:durableId="640699226">
     <w:abstractNumId w:val="7"/>
   </w:num>
-  <w:num w:numId="2" w16cid:durableId="1101410770">
-    <w:abstractNumId w:val="10"/>
-  </w:num>
-  <w:num w:numId="3" w16cid:durableId="1872111180">
-    <w:abstractNumId w:val="1"/>
-  </w:num>
-  <w:num w:numId="4" w16cid:durableId="1164475631">
-    <w:abstractNumId w:val="2"/>
-  </w:num>
-  <w:num w:numId="5" w16cid:durableId="640699226">
-    <w:abstractNumId w:val="5"/>
-  </w:num>
   <w:num w:numId="6" w16cid:durableId="287205536">
-    <w:abstractNumId w:val="11"/>
+    <w:abstractNumId w:val="14"/>
   </w:num>
   <w:num w:numId="7" w16cid:durableId="1356423755">
     <w:abstractNumId w:val="0"/>
   </w:num>
   <w:num w:numId="8" w16cid:durableId="2064325305">
+    <w:abstractNumId w:val="8"/>
+  </w:num>
+  <w:num w:numId="9" w16cid:durableId="1525822596">
+    <w:abstractNumId w:val="11"/>
+  </w:num>
+  <w:num w:numId="10" w16cid:durableId="2023119479">
+    <w:abstractNumId w:val="15"/>
+  </w:num>
+  <w:num w:numId="11" w16cid:durableId="961570048">
+    <w:abstractNumId w:val="10"/>
+  </w:num>
+  <w:num w:numId="12" w16cid:durableId="197085956">
+    <w:abstractNumId w:val="5"/>
+  </w:num>
+  <w:num w:numId="13" w16cid:durableId="1630092636">
     <w:abstractNumId w:val="6"/>
   </w:num>
-  <w:num w:numId="9" w16cid:durableId="1525822596">
-    <w:abstractNumId w:val="9"/>
+  <w:num w:numId="14" w16cid:durableId="1273854052">
+    <w:abstractNumId w:val="2"/>
   </w:num>
-  <w:num w:numId="10" w16cid:durableId="2023119479">
-    <w:abstractNumId w:val="12"/>
+  <w:num w:numId="15" w16cid:durableId="1327632357">
+    <w:abstractNumId w:val="13"/>
   </w:num>
-  <w:num w:numId="11" w16cid:durableId="961570048">
-    <w:abstractNumId w:val="8"/>
-  </w:num>
-  <w:num w:numId="12" w16cid:durableId="197085956">
-    <w:abstractNumId w:val="3"/>
-  </w:num>
-  <w:num w:numId="13" w16cid:durableId="1630092636">
-    <w:abstractNumId w:val="4"/>
+  <w:num w:numId="16" w16cid:durableId="333269953">
+    <w:abstractNumId w:val="1"/>
   </w:num>
 </w:numbering>
 </file>

--- a/Información de la creación del proyecto.docx
+++ b/Información de la creación del proyecto.docx
@@ -8575,6 +8575,42 @@
         <w:pStyle w:val="Ttulo1"/>
       </w:pPr>
     </w:p>
+    <w:p/>
+    <w:p/>
+    <w:p/>
+    <w:p/>
+    <w:p/>
+    <w:p/>
+    <w:p/>
+    <w:p/>
+    <w:p/>
+    <w:p/>
+    <w:p/>
+    <w:p/>
+    <w:p/>
+    <w:p>
+      <w:pPr>
+        <w:tabs>
+          <w:tab w:val="left" w:pos="6480"/>
+        </w:tabs>
+        <w:rPr>
+          <w:rFonts w:asciiTheme="majorHAnsi" w:eastAsiaTheme="majorEastAsia" w:hAnsiTheme="majorHAnsi" w:cstheme="majorBidi"/>
+          <w:color w:val="0F4761" w:themeColor="accent1" w:themeShade="BF"/>
+          <w:sz w:val="40"/>
+          <w:szCs w:val="40"/>
+        </w:rPr>
+      </w:pPr>
+      <w:r>
+        <w:rPr>
+          <w:rFonts w:asciiTheme="majorHAnsi" w:eastAsiaTheme="majorEastAsia" w:hAnsiTheme="majorHAnsi" w:cstheme="majorBidi"/>
+          <w:color w:val="0F4761" w:themeColor="accent1" w:themeShade="BF"/>
+          <w:sz w:val="40"/>
+          <w:szCs w:val="40"/>
+        </w:rPr>
+        <w:tab/>
+      </w:r>
+    </w:p>
+    <w:p/>
     <w:sectPr>
       <w:pgSz w:w="11906" w:h="16838"/>
       <w:pgMar w:top="1417" w:right="1701" w:bottom="1417" w:left="1701" w:header="708" w:footer="708" w:gutter="0"/>
